--- a/Отчет_ПР_2/Практическая работа № 2.3.docx
+++ b/Отчет_ПР_2/Практическая работа № 2.3.docx
@@ -104,7 +104,43 @@
           <w:sz w:val="36"/>
           <w:szCs w:val="36"/>
         </w:rPr>
-        <w:t>Отчет по практической работе №1.10: «</w:t>
+        <w:t>Отчет по практической работе №</w:t>
+      </w:r>
+      <w:r>
+        <w:rPr>
+          <w:rFonts w:ascii="Times New Roman" w:eastAsia="Times New Roman" w:hAnsi="Times New Roman" w:cs="Times New Roman"/>
+          <w:b/>
+          <w:sz w:val="36"/>
+          <w:szCs w:val="36"/>
+        </w:rPr>
+        <w:t>2</w:t>
+      </w:r>
+      <w:r>
+        <w:rPr>
+          <w:rFonts w:ascii="Times New Roman" w:eastAsia="Times New Roman" w:hAnsi="Times New Roman" w:cs="Times New Roman"/>
+          <w:b/>
+          <w:sz w:val="36"/>
+          <w:szCs w:val="36"/>
+        </w:rPr>
+        <w:t>.</w:t>
+      </w:r>
+      <w:r>
+        <w:rPr>
+          <w:rFonts w:ascii="Times New Roman" w:eastAsia="Times New Roman" w:hAnsi="Times New Roman" w:cs="Times New Roman"/>
+          <w:b/>
+          <w:sz w:val="36"/>
+          <w:szCs w:val="36"/>
+        </w:rPr>
+        <w:t>3</w:t>
+      </w:r>
+      <w:r>
+        <w:rPr>
+          <w:rFonts w:ascii="Times New Roman" w:eastAsia="Times New Roman" w:hAnsi="Times New Roman" w:cs="Times New Roman"/>
+          <w:b/>
+          <w:sz w:val="36"/>
+          <w:szCs w:val="36"/>
+        </w:rPr>
+        <w:t>: «</w:t>
       </w:r>
       <w:r>
         <w:rPr>
@@ -114,7 +150,7 @@
           <w:sz w:val="36"/>
           <w:szCs w:val="36"/>
         </w:rPr>
-        <w:t>SQL-запросы: выборки, фильтрация, агрегация</w:t>
+        <w:t>API каталога с фильтрацией, поиском, сортировкой</w:t>
       </w:r>
       <w:r>
         <w:rPr>
@@ -312,53 +348,54 @@
           <w:szCs w:val="28"/>
         </w:rPr>
       </w:pPr>
-      <w:proofErr w:type="spellStart"/>
       <w:r>
         <w:rPr>
           <w:rFonts w:ascii="Times New Roman" w:eastAsia="Times New Roman" w:hAnsi="Times New Roman" w:cs="Times New Roman"/>
           <w:sz w:val="28"/>
           <w:szCs w:val="28"/>
         </w:rPr>
-        <w:t>Кондыбаева</w:t>
-      </w:r>
-      <w:proofErr w:type="spellEnd"/>
-      <w:r>
+        <w:t>Кондыбаева А.Б.</w:t>
+      </w:r>
+    </w:p>
+    <w:p>
+      <w:pPr>
+        <w:spacing w:after="0" w:line="240" w:lineRule="auto"/>
         <w:rPr>
           <w:rFonts w:ascii="Times New Roman" w:eastAsia="Times New Roman" w:hAnsi="Times New Roman" w:cs="Times New Roman"/>
           <w:sz w:val="28"/>
           <w:szCs w:val="28"/>
         </w:rPr>
-        <w:t xml:space="preserve"> А.Б.</w:t>
-      </w:r>
+      </w:pPr>
     </w:p>
     <w:p>
       <w:pPr>
         <w:spacing w:after="0" w:line="240" w:lineRule="auto"/>
+        <w:jc w:val="center"/>
         <w:rPr>
           <w:rFonts w:ascii="Times New Roman" w:eastAsia="Times New Roman" w:hAnsi="Times New Roman" w:cs="Times New Roman"/>
           <w:sz w:val="28"/>
           <w:szCs w:val="28"/>
         </w:rPr>
       </w:pPr>
-    </w:p>
-    <w:p>
-      <w:pPr>
-        <w:spacing w:after="0" w:line="240" w:lineRule="auto"/>
-        <w:jc w:val="center"/>
+      <w:r>
         <w:rPr>
           <w:rFonts w:ascii="Times New Roman" w:eastAsia="Times New Roman" w:hAnsi="Times New Roman" w:cs="Times New Roman"/>
           <w:sz w:val="28"/>
           <w:szCs w:val="28"/>
         </w:rPr>
-      </w:pPr>
-      <w:r>
+        <w:tab/>
+      </w:r>
+    </w:p>
+    <w:p>
+      <w:pPr>
+        <w:spacing w:after="0" w:line="240" w:lineRule="auto"/>
+        <w:jc w:val="center"/>
         <w:rPr>
           <w:rFonts w:ascii="Times New Roman" w:eastAsia="Times New Roman" w:hAnsi="Times New Roman" w:cs="Times New Roman"/>
           <w:sz w:val="28"/>
           <w:szCs w:val="28"/>
         </w:rPr>
-        <w:tab/>
-      </w:r>
+      </w:pPr>
     </w:p>
     <w:p>
       <w:pPr>
@@ -381,27 +418,9640 @@
           <w:szCs w:val="28"/>
         </w:rPr>
       </w:pPr>
-    </w:p>
-    <w:p>
-      <w:pPr>
-        <w:spacing w:after="0" w:line="240" w:lineRule="auto"/>
-        <w:jc w:val="center"/>
+      <w:r>
         <w:rPr>
           <w:rFonts w:ascii="Times New Roman" w:eastAsia="Times New Roman" w:hAnsi="Times New Roman" w:cs="Times New Roman"/>
           <w:sz w:val="28"/>
           <w:szCs w:val="28"/>
         </w:rPr>
-      </w:pPr>
-      <w:r>
+        <w:t>Москва 2026 г.</w:t>
+      </w:r>
+    </w:p>
+    <w:p>
+      <w:pPr>
+        <w:spacing w:after="0" w:line="240" w:lineRule="auto"/>
+        <w:jc w:val="center"/>
         <w:rPr>
           <w:rFonts w:ascii="Times New Roman" w:eastAsia="Times New Roman" w:hAnsi="Times New Roman" w:cs="Times New Roman"/>
           <w:sz w:val="28"/>
           <w:szCs w:val="28"/>
         </w:rPr>
-        <w:t>Москва 2026 г.</w:t>
-      </w:r>
-    </w:p>
-    <w:p/>
+      </w:pPr>
+    </w:p>
+    <w:p>
+      <w:pPr>
+        <w:spacing w:after="0" w:line="240" w:lineRule="auto"/>
+        <w:rPr>
+          <w:rFonts w:ascii="Times New Roman" w:eastAsia="Times New Roman" w:hAnsi="Times New Roman" w:cs="Times New Roman"/>
+          <w:sz w:val="28"/>
+          <w:szCs w:val="28"/>
+        </w:rPr>
+      </w:pPr>
+      <w:r>
+        <w:rPr>
+          <w:rFonts w:ascii="Times New Roman" w:eastAsia="Times New Roman" w:hAnsi="Times New Roman" w:cs="Times New Roman"/>
+          <w:sz w:val="28"/>
+          <w:szCs w:val="28"/>
+        </w:rPr>
+        <w:lastRenderedPageBreak/>
+        <w:t>1. Листинги скрипта</w:t>
+      </w:r>
+    </w:p>
+    <w:p>
+      <w:pPr>
+        <w:shd w:val="clear" w:color="auto" w:fill="282C34"/>
+        <w:spacing w:after="0" w:line="300" w:lineRule="atLeast"/>
+        <w:rPr>
+          <w:rFonts w:ascii="Cascadia Code" w:eastAsia="Times New Roman" w:hAnsi="Cascadia Code" w:cs="Cascadia Code"/>
+          <w:color w:val="ABB2BF"/>
+          <w:sz w:val="23"/>
+          <w:szCs w:val="23"/>
+          <w:lang w:val="en-US" w:eastAsia="ru-RU"/>
+        </w:rPr>
+      </w:pPr>
+      <w:r>
+        <w:rPr>
+          <w:rFonts w:ascii="Cascadia Code" w:eastAsia="Times New Roman" w:hAnsi="Cascadia Code" w:cs="Cascadia Code"/>
+          <w:color w:val="C678DD"/>
+          <w:sz w:val="23"/>
+          <w:szCs w:val="23"/>
+          <w:lang w:val="en-US" w:eastAsia="ru-RU"/>
+        </w:rPr>
+        <w:t>import</w:t>
+      </w:r>
+      <w:r>
+        <w:rPr>
+          <w:rFonts w:ascii="Cascadia Code" w:eastAsia="Times New Roman" w:hAnsi="Cascadia Code" w:cs="Cascadia Code"/>
+          <w:color w:val="ABB2BF"/>
+          <w:sz w:val="23"/>
+          <w:szCs w:val="23"/>
+          <w:lang w:val="en-US" w:eastAsia="ru-RU"/>
+        </w:rPr>
+        <w:t xml:space="preserve"> datetime</w:t>
+      </w:r>
+    </w:p>
+    <w:p>
+      <w:pPr>
+        <w:shd w:val="clear" w:color="auto" w:fill="282C34"/>
+        <w:spacing w:after="0" w:line="300" w:lineRule="atLeast"/>
+        <w:rPr>
+          <w:rFonts w:ascii="Cascadia Code" w:eastAsia="Times New Roman" w:hAnsi="Cascadia Code" w:cs="Cascadia Code"/>
+          <w:color w:val="ABB2BF"/>
+          <w:sz w:val="23"/>
+          <w:szCs w:val="23"/>
+          <w:lang w:val="en-US" w:eastAsia="ru-RU"/>
+        </w:rPr>
+      </w:pPr>
+      <w:r>
+        <w:rPr>
+          <w:rFonts w:ascii="Cascadia Code" w:eastAsia="Times New Roman" w:hAnsi="Cascadia Code" w:cs="Cascadia Code"/>
+          <w:color w:val="C678DD"/>
+          <w:sz w:val="23"/>
+          <w:szCs w:val="23"/>
+          <w:lang w:val="en-US" w:eastAsia="ru-RU"/>
+        </w:rPr>
+        <w:t>import</w:t>
+      </w:r>
+      <w:r>
+        <w:rPr>
+          <w:rFonts w:ascii="Cascadia Code" w:eastAsia="Times New Roman" w:hAnsi="Cascadia Code" w:cs="Cascadia Code"/>
+          <w:color w:val="ABB2BF"/>
+          <w:sz w:val="23"/>
+          <w:szCs w:val="23"/>
+          <w:lang w:val="en-US" w:eastAsia="ru-RU"/>
+        </w:rPr>
+        <w:t xml:space="preserve"> json</w:t>
+      </w:r>
+    </w:p>
+    <w:p>
+      <w:pPr>
+        <w:shd w:val="clear" w:color="auto" w:fill="282C34"/>
+        <w:spacing w:after="0" w:line="300" w:lineRule="atLeast"/>
+        <w:rPr>
+          <w:rFonts w:ascii="Cascadia Code" w:eastAsia="Times New Roman" w:hAnsi="Cascadia Code" w:cs="Cascadia Code"/>
+          <w:color w:val="ABB2BF"/>
+          <w:sz w:val="23"/>
+          <w:szCs w:val="23"/>
+          <w:lang w:val="en-US" w:eastAsia="ru-RU"/>
+        </w:rPr>
+      </w:pPr>
+      <w:r>
+        <w:rPr>
+          <w:rFonts w:ascii="Cascadia Code" w:eastAsia="Times New Roman" w:hAnsi="Cascadia Code" w:cs="Cascadia Code"/>
+          <w:color w:val="C678DD"/>
+          <w:sz w:val="23"/>
+          <w:szCs w:val="23"/>
+          <w:lang w:val="en-US" w:eastAsia="ru-RU"/>
+        </w:rPr>
+        <w:t>import</w:t>
+      </w:r>
+      <w:r>
+        <w:rPr>
+          <w:rFonts w:ascii="Cascadia Code" w:eastAsia="Times New Roman" w:hAnsi="Cascadia Code" w:cs="Cascadia Code"/>
+          <w:color w:val="ABB2BF"/>
+          <w:sz w:val="23"/>
+          <w:szCs w:val="23"/>
+          <w:lang w:val="en-US" w:eastAsia="ru-RU"/>
+        </w:rPr>
+        <w:t xml:space="preserve"> mimetypes</w:t>
+      </w:r>
+    </w:p>
+    <w:p>
+      <w:pPr>
+        <w:shd w:val="clear" w:color="auto" w:fill="282C34"/>
+        <w:spacing w:after="0" w:line="300" w:lineRule="atLeast"/>
+        <w:rPr>
+          <w:rFonts w:ascii="Cascadia Code" w:eastAsia="Times New Roman" w:hAnsi="Cascadia Code" w:cs="Cascadia Code"/>
+          <w:color w:val="ABB2BF"/>
+          <w:sz w:val="23"/>
+          <w:szCs w:val="23"/>
+          <w:lang w:val="en-US" w:eastAsia="ru-RU"/>
+        </w:rPr>
+      </w:pPr>
+      <w:r>
+        <w:rPr>
+          <w:rFonts w:ascii="Cascadia Code" w:eastAsia="Times New Roman" w:hAnsi="Cascadia Code" w:cs="Cascadia Code"/>
+          <w:color w:val="C678DD"/>
+          <w:sz w:val="23"/>
+          <w:szCs w:val="23"/>
+          <w:lang w:val="en-US" w:eastAsia="ru-RU"/>
+        </w:rPr>
+        <w:t>import</w:t>
+      </w:r>
+      <w:r>
+        <w:rPr>
+          <w:rFonts w:ascii="Cascadia Code" w:eastAsia="Times New Roman" w:hAnsi="Cascadia Code" w:cs="Cascadia Code"/>
+          <w:color w:val="ABB2BF"/>
+          <w:sz w:val="23"/>
+          <w:szCs w:val="23"/>
+          <w:lang w:val="en-US" w:eastAsia="ru-RU"/>
+        </w:rPr>
+        <w:t xml:space="preserve"> os</w:t>
+      </w:r>
+    </w:p>
+    <w:p>
+      <w:pPr>
+        <w:shd w:val="clear" w:color="auto" w:fill="282C34"/>
+        <w:spacing w:after="0" w:line="300" w:lineRule="atLeast"/>
+        <w:rPr>
+          <w:rFonts w:ascii="Cascadia Code" w:eastAsia="Times New Roman" w:hAnsi="Cascadia Code" w:cs="Cascadia Code"/>
+          <w:color w:val="ABB2BF"/>
+          <w:sz w:val="23"/>
+          <w:szCs w:val="23"/>
+          <w:lang w:val="en-US" w:eastAsia="ru-RU"/>
+        </w:rPr>
+      </w:pPr>
+      <w:r>
+        <w:rPr>
+          <w:rFonts w:ascii="Cascadia Code" w:eastAsia="Times New Roman" w:hAnsi="Cascadia Code" w:cs="Cascadia Code"/>
+          <w:color w:val="C678DD"/>
+          <w:sz w:val="23"/>
+          <w:szCs w:val="23"/>
+          <w:lang w:val="en-US" w:eastAsia="ru-RU"/>
+        </w:rPr>
+        <w:t>import</w:t>
+      </w:r>
+      <w:r>
+        <w:rPr>
+          <w:rFonts w:ascii="Cascadia Code" w:eastAsia="Times New Roman" w:hAnsi="Cascadia Code" w:cs="Cascadia Code"/>
+          <w:color w:val="ABB2BF"/>
+          <w:sz w:val="23"/>
+          <w:szCs w:val="23"/>
+          <w:lang w:val="en-US" w:eastAsia="ru-RU"/>
+        </w:rPr>
+        <w:t xml:space="preserve"> sqlite3</w:t>
+      </w:r>
+    </w:p>
+    <w:p>
+      <w:pPr>
+        <w:shd w:val="clear" w:color="auto" w:fill="282C34"/>
+        <w:spacing w:after="0" w:line="300" w:lineRule="atLeast"/>
+        <w:rPr>
+          <w:rFonts w:ascii="Cascadia Code" w:eastAsia="Times New Roman" w:hAnsi="Cascadia Code" w:cs="Cascadia Code"/>
+          <w:color w:val="ABB2BF"/>
+          <w:sz w:val="23"/>
+          <w:szCs w:val="23"/>
+          <w:lang w:val="en-US" w:eastAsia="ru-RU"/>
+        </w:rPr>
+      </w:pPr>
+      <w:r>
+        <w:rPr>
+          <w:rFonts w:ascii="Cascadia Code" w:eastAsia="Times New Roman" w:hAnsi="Cascadia Code" w:cs="Cascadia Code"/>
+          <w:color w:val="C678DD"/>
+          <w:sz w:val="23"/>
+          <w:szCs w:val="23"/>
+          <w:lang w:val="en-US" w:eastAsia="ru-RU"/>
+        </w:rPr>
+        <w:t>from</w:t>
+      </w:r>
+      <w:r>
+        <w:rPr>
+          <w:rFonts w:ascii="Cascadia Code" w:eastAsia="Times New Roman" w:hAnsi="Cascadia Code" w:cs="Cascadia Code"/>
+          <w:color w:val="ABB2BF"/>
+          <w:sz w:val="23"/>
+          <w:szCs w:val="23"/>
+          <w:lang w:val="en-US" w:eastAsia="ru-RU"/>
+        </w:rPr>
+        <w:t xml:space="preserve"> http.server </w:t>
+      </w:r>
+      <w:r>
+        <w:rPr>
+          <w:rFonts w:ascii="Cascadia Code" w:eastAsia="Times New Roman" w:hAnsi="Cascadia Code" w:cs="Cascadia Code"/>
+          <w:color w:val="C678DD"/>
+          <w:sz w:val="23"/>
+          <w:szCs w:val="23"/>
+          <w:lang w:val="en-US" w:eastAsia="ru-RU"/>
+        </w:rPr>
+        <w:t>import</w:t>
+      </w:r>
+      <w:r>
+        <w:rPr>
+          <w:rFonts w:ascii="Cascadia Code" w:eastAsia="Times New Roman" w:hAnsi="Cascadia Code" w:cs="Cascadia Code"/>
+          <w:color w:val="ABB2BF"/>
+          <w:sz w:val="23"/>
+          <w:szCs w:val="23"/>
+          <w:lang w:val="en-US" w:eastAsia="ru-RU"/>
+        </w:rPr>
+        <w:t xml:space="preserve"> BaseHTTPRequestHandler, HTTPServer</w:t>
+      </w:r>
+    </w:p>
+    <w:p>
+      <w:pPr>
+        <w:shd w:val="clear" w:color="auto" w:fill="282C34"/>
+        <w:spacing w:after="0" w:line="300" w:lineRule="atLeast"/>
+        <w:rPr>
+          <w:rFonts w:ascii="Cascadia Code" w:eastAsia="Times New Roman" w:hAnsi="Cascadia Code" w:cs="Cascadia Code"/>
+          <w:color w:val="ABB2BF"/>
+          <w:sz w:val="23"/>
+          <w:szCs w:val="23"/>
+          <w:lang w:val="en-US" w:eastAsia="ru-RU"/>
+        </w:rPr>
+      </w:pPr>
+      <w:r>
+        <w:rPr>
+          <w:rFonts w:ascii="Cascadia Code" w:eastAsia="Times New Roman" w:hAnsi="Cascadia Code" w:cs="Cascadia Code"/>
+          <w:color w:val="C678DD"/>
+          <w:sz w:val="23"/>
+          <w:szCs w:val="23"/>
+          <w:lang w:val="en-US" w:eastAsia="ru-RU"/>
+        </w:rPr>
+        <w:t>from</w:t>
+      </w:r>
+      <w:r>
+        <w:rPr>
+          <w:rFonts w:ascii="Cascadia Code" w:eastAsia="Times New Roman" w:hAnsi="Cascadia Code" w:cs="Cascadia Code"/>
+          <w:color w:val="ABB2BF"/>
+          <w:sz w:val="23"/>
+          <w:szCs w:val="23"/>
+          <w:lang w:val="en-US" w:eastAsia="ru-RU"/>
+        </w:rPr>
+        <w:t xml:space="preserve"> urllib.parse </w:t>
+      </w:r>
+      <w:r>
+        <w:rPr>
+          <w:rFonts w:ascii="Cascadia Code" w:eastAsia="Times New Roman" w:hAnsi="Cascadia Code" w:cs="Cascadia Code"/>
+          <w:color w:val="C678DD"/>
+          <w:sz w:val="23"/>
+          <w:szCs w:val="23"/>
+          <w:lang w:val="en-US" w:eastAsia="ru-RU"/>
+        </w:rPr>
+        <w:t>import</w:t>
+      </w:r>
+      <w:r>
+        <w:rPr>
+          <w:rFonts w:ascii="Cascadia Code" w:eastAsia="Times New Roman" w:hAnsi="Cascadia Code" w:cs="Cascadia Code"/>
+          <w:color w:val="ABB2BF"/>
+          <w:sz w:val="23"/>
+          <w:szCs w:val="23"/>
+          <w:lang w:val="en-US" w:eastAsia="ru-RU"/>
+        </w:rPr>
+        <w:t xml:space="preserve"> parse_qs, urlparse</w:t>
+      </w:r>
+    </w:p>
+    <w:p>
+      <w:pPr>
+        <w:shd w:val="clear" w:color="auto" w:fill="282C34"/>
+        <w:spacing w:after="0" w:line="300" w:lineRule="atLeast"/>
+        <w:rPr>
+          <w:rFonts w:ascii="Cascadia Code" w:eastAsia="Times New Roman" w:hAnsi="Cascadia Code" w:cs="Cascadia Code"/>
+          <w:color w:val="ABB2BF"/>
+          <w:sz w:val="23"/>
+          <w:szCs w:val="23"/>
+          <w:lang w:val="en-US" w:eastAsia="ru-RU"/>
+        </w:rPr>
+      </w:pPr>
+    </w:p>
+    <w:p>
+      <w:pPr>
+        <w:shd w:val="clear" w:color="auto" w:fill="282C34"/>
+        <w:spacing w:after="0" w:line="300" w:lineRule="atLeast"/>
+        <w:rPr>
+          <w:rFonts w:ascii="Cascadia Code" w:eastAsia="Times New Roman" w:hAnsi="Cascadia Code" w:cs="Cascadia Code"/>
+          <w:color w:val="ABB2BF"/>
+          <w:sz w:val="23"/>
+          <w:szCs w:val="23"/>
+          <w:lang w:val="en-US" w:eastAsia="ru-RU"/>
+        </w:rPr>
+      </w:pPr>
+      <w:r>
+        <w:rPr>
+          <w:rFonts w:ascii="Cascadia Code" w:eastAsia="Times New Roman" w:hAnsi="Cascadia Code" w:cs="Cascadia Code"/>
+          <w:color w:val="ABB2BF"/>
+          <w:sz w:val="23"/>
+          <w:szCs w:val="23"/>
+          <w:lang w:val="en-US" w:eastAsia="ru-RU"/>
+        </w:rPr>
+        <w:t xml:space="preserve">BASE_DIR </w:t>
+      </w:r>
+      <w:r>
+        <w:rPr>
+          <w:rFonts w:ascii="Cascadia Code" w:eastAsia="Times New Roman" w:hAnsi="Cascadia Code" w:cs="Cascadia Code"/>
+          <w:color w:val="C678DD"/>
+          <w:sz w:val="23"/>
+          <w:szCs w:val="23"/>
+          <w:lang w:val="en-US" w:eastAsia="ru-RU"/>
+        </w:rPr>
+        <w:t>=</w:t>
+      </w:r>
+      <w:r>
+        <w:rPr>
+          <w:rFonts w:ascii="Cascadia Code" w:eastAsia="Times New Roman" w:hAnsi="Cascadia Code" w:cs="Cascadia Code"/>
+          <w:color w:val="ABB2BF"/>
+          <w:sz w:val="23"/>
+          <w:szCs w:val="23"/>
+          <w:lang w:val="en-US" w:eastAsia="ru-RU"/>
+        </w:rPr>
+        <w:t xml:space="preserve"> os.path.dirname(os.path.abspath(</w:t>
+      </w:r>
+      <w:r>
+        <w:rPr>
+          <w:rFonts w:ascii="Cascadia Code" w:eastAsia="Times New Roman" w:hAnsi="Cascadia Code" w:cs="Cascadia Code"/>
+          <w:color w:val="E06C75"/>
+          <w:sz w:val="23"/>
+          <w:szCs w:val="23"/>
+          <w:lang w:val="en-US" w:eastAsia="ru-RU"/>
+        </w:rPr>
+        <w:t>__file__</w:t>
+      </w:r>
+      <w:r>
+        <w:rPr>
+          <w:rFonts w:ascii="Cascadia Code" w:eastAsia="Times New Roman" w:hAnsi="Cascadia Code" w:cs="Cascadia Code"/>
+          <w:color w:val="ABB2BF"/>
+          <w:sz w:val="23"/>
+          <w:szCs w:val="23"/>
+          <w:lang w:val="en-US" w:eastAsia="ru-RU"/>
+        </w:rPr>
+        <w:t>))</w:t>
+      </w:r>
+    </w:p>
+    <w:p>
+      <w:pPr>
+        <w:shd w:val="clear" w:color="auto" w:fill="282C34"/>
+        <w:spacing w:after="0" w:line="300" w:lineRule="atLeast"/>
+        <w:rPr>
+          <w:rFonts w:ascii="Cascadia Code" w:eastAsia="Times New Roman" w:hAnsi="Cascadia Code" w:cs="Cascadia Code"/>
+          <w:color w:val="ABB2BF"/>
+          <w:sz w:val="23"/>
+          <w:szCs w:val="23"/>
+          <w:lang w:val="en-US" w:eastAsia="ru-RU"/>
+        </w:rPr>
+      </w:pPr>
+      <w:r>
+        <w:rPr>
+          <w:rFonts w:ascii="Cascadia Code" w:eastAsia="Times New Roman" w:hAnsi="Cascadia Code" w:cs="Cascadia Code"/>
+          <w:color w:val="ABB2BF"/>
+          <w:sz w:val="23"/>
+          <w:szCs w:val="23"/>
+          <w:lang w:val="en-US" w:eastAsia="ru-RU"/>
+        </w:rPr>
+        <w:t xml:space="preserve">STATIC_DIR </w:t>
+      </w:r>
+      <w:r>
+        <w:rPr>
+          <w:rFonts w:ascii="Cascadia Code" w:eastAsia="Times New Roman" w:hAnsi="Cascadia Code" w:cs="Cascadia Code"/>
+          <w:color w:val="C678DD"/>
+          <w:sz w:val="23"/>
+          <w:szCs w:val="23"/>
+          <w:lang w:val="en-US" w:eastAsia="ru-RU"/>
+        </w:rPr>
+        <w:t>=</w:t>
+      </w:r>
+      <w:r>
+        <w:rPr>
+          <w:rFonts w:ascii="Cascadia Code" w:eastAsia="Times New Roman" w:hAnsi="Cascadia Code" w:cs="Cascadia Code"/>
+          <w:color w:val="ABB2BF"/>
+          <w:sz w:val="23"/>
+          <w:szCs w:val="23"/>
+          <w:lang w:val="en-US" w:eastAsia="ru-RU"/>
+        </w:rPr>
+        <w:t xml:space="preserve"> os.path.realpath(os.path.join(BASE_DIR, </w:t>
+      </w:r>
+      <w:r>
+        <w:rPr>
+          <w:rFonts w:ascii="Cascadia Code" w:eastAsia="Times New Roman" w:hAnsi="Cascadia Code" w:cs="Cascadia Code"/>
+          <w:color w:val="98C379"/>
+          <w:sz w:val="23"/>
+          <w:szCs w:val="23"/>
+          <w:lang w:val="en-US" w:eastAsia="ru-RU"/>
+        </w:rPr>
+        <w:t>"static"</w:t>
+      </w:r>
+      <w:r>
+        <w:rPr>
+          <w:rFonts w:ascii="Cascadia Code" w:eastAsia="Times New Roman" w:hAnsi="Cascadia Code" w:cs="Cascadia Code"/>
+          <w:color w:val="ABB2BF"/>
+          <w:sz w:val="23"/>
+          <w:szCs w:val="23"/>
+          <w:lang w:val="en-US" w:eastAsia="ru-RU"/>
+        </w:rPr>
+        <w:t>))</w:t>
+      </w:r>
+    </w:p>
+    <w:p>
+      <w:pPr>
+        <w:shd w:val="clear" w:color="auto" w:fill="282C34"/>
+        <w:spacing w:after="0" w:line="300" w:lineRule="atLeast"/>
+        <w:rPr>
+          <w:rFonts w:ascii="Cascadia Code" w:eastAsia="Times New Roman" w:hAnsi="Cascadia Code" w:cs="Cascadia Code"/>
+          <w:color w:val="ABB2BF"/>
+          <w:sz w:val="23"/>
+          <w:szCs w:val="23"/>
+          <w:lang w:val="en-US" w:eastAsia="ru-RU"/>
+        </w:rPr>
+      </w:pPr>
+      <w:r>
+        <w:rPr>
+          <w:rFonts w:ascii="Cascadia Code" w:eastAsia="Times New Roman" w:hAnsi="Cascadia Code" w:cs="Cascadia Code"/>
+          <w:color w:val="ABB2BF"/>
+          <w:sz w:val="23"/>
+          <w:szCs w:val="23"/>
+          <w:lang w:val="en-US" w:eastAsia="ru-RU"/>
+        </w:rPr>
+        <w:t xml:space="preserve">DB_PATH </w:t>
+      </w:r>
+      <w:r>
+        <w:rPr>
+          <w:rFonts w:ascii="Cascadia Code" w:eastAsia="Times New Roman" w:hAnsi="Cascadia Code" w:cs="Cascadia Code"/>
+          <w:color w:val="C678DD"/>
+          <w:sz w:val="23"/>
+          <w:szCs w:val="23"/>
+          <w:lang w:val="en-US" w:eastAsia="ru-RU"/>
+        </w:rPr>
+        <w:t>=</w:t>
+      </w:r>
+      <w:r>
+        <w:rPr>
+          <w:rFonts w:ascii="Cascadia Code" w:eastAsia="Times New Roman" w:hAnsi="Cascadia Code" w:cs="Cascadia Code"/>
+          <w:color w:val="ABB2BF"/>
+          <w:sz w:val="23"/>
+          <w:szCs w:val="23"/>
+          <w:lang w:val="en-US" w:eastAsia="ru-RU"/>
+        </w:rPr>
+        <w:t xml:space="preserve"> os.path.join(BASE_DIR, </w:t>
+      </w:r>
+      <w:r>
+        <w:rPr>
+          <w:rFonts w:ascii="Cascadia Code" w:eastAsia="Times New Roman" w:hAnsi="Cascadia Code" w:cs="Cascadia Code"/>
+          <w:color w:val="98C379"/>
+          <w:sz w:val="23"/>
+          <w:szCs w:val="23"/>
+          <w:lang w:val="en-US" w:eastAsia="ru-RU"/>
+        </w:rPr>
+        <w:t>"shop.db"</w:t>
+      </w:r>
+      <w:r>
+        <w:rPr>
+          <w:rFonts w:ascii="Cascadia Code" w:eastAsia="Times New Roman" w:hAnsi="Cascadia Code" w:cs="Cascadia Code"/>
+          <w:color w:val="ABB2BF"/>
+          <w:sz w:val="23"/>
+          <w:szCs w:val="23"/>
+          <w:lang w:val="en-US" w:eastAsia="ru-RU"/>
+        </w:rPr>
+        <w:t>)</w:t>
+      </w:r>
+    </w:p>
+    <w:p>
+      <w:pPr>
+        <w:shd w:val="clear" w:color="auto" w:fill="282C34"/>
+        <w:spacing w:after="0" w:line="300" w:lineRule="atLeast"/>
+        <w:rPr>
+          <w:rFonts w:ascii="Cascadia Code" w:eastAsia="Times New Roman" w:hAnsi="Cascadia Code" w:cs="Cascadia Code"/>
+          <w:color w:val="ABB2BF"/>
+          <w:sz w:val="23"/>
+          <w:szCs w:val="23"/>
+          <w:lang w:val="en-US" w:eastAsia="ru-RU"/>
+        </w:rPr>
+      </w:pPr>
+      <w:r>
+        <w:rPr>
+          <w:rFonts w:ascii="Cascadia Code" w:eastAsia="Times New Roman" w:hAnsi="Cascadia Code" w:cs="Cascadia Code"/>
+          <w:color w:val="ABB2BF"/>
+          <w:sz w:val="23"/>
+          <w:szCs w:val="23"/>
+          <w:lang w:val="en-US" w:eastAsia="ru-RU"/>
+        </w:rPr>
+        <w:t xml:space="preserve">DISCOUNT </w:t>
+      </w:r>
+      <w:r>
+        <w:rPr>
+          <w:rFonts w:ascii="Cascadia Code" w:eastAsia="Times New Roman" w:hAnsi="Cascadia Code" w:cs="Cascadia Code"/>
+          <w:color w:val="C678DD"/>
+          <w:sz w:val="23"/>
+          <w:szCs w:val="23"/>
+          <w:lang w:val="en-US" w:eastAsia="ru-RU"/>
+        </w:rPr>
+        <w:t>=</w:t>
+      </w:r>
+      <w:r>
+        <w:rPr>
+          <w:rFonts w:ascii="Cascadia Code" w:eastAsia="Times New Roman" w:hAnsi="Cascadia Code" w:cs="Cascadia Code"/>
+          <w:color w:val="ABB2BF"/>
+          <w:sz w:val="23"/>
+          <w:szCs w:val="23"/>
+          <w:lang w:val="en-US" w:eastAsia="ru-RU"/>
+        </w:rPr>
+        <w:t xml:space="preserve"> </w:t>
+      </w:r>
+      <w:r>
+        <w:rPr>
+          <w:rFonts w:ascii="Cascadia Code" w:eastAsia="Times New Roman" w:hAnsi="Cascadia Code" w:cs="Cascadia Code"/>
+          <w:color w:val="AFD166"/>
+          <w:sz w:val="23"/>
+          <w:szCs w:val="23"/>
+          <w:lang w:val="en-US" w:eastAsia="ru-RU"/>
+        </w:rPr>
+        <w:t>0.25</w:t>
+      </w:r>
+    </w:p>
+    <w:p>
+      <w:pPr>
+        <w:shd w:val="clear" w:color="auto" w:fill="282C34"/>
+        <w:spacing w:after="0" w:line="300" w:lineRule="atLeast"/>
+        <w:rPr>
+          <w:rFonts w:ascii="Cascadia Code" w:eastAsia="Times New Roman" w:hAnsi="Cascadia Code" w:cs="Cascadia Code"/>
+          <w:color w:val="ABB2BF"/>
+          <w:sz w:val="23"/>
+          <w:szCs w:val="23"/>
+          <w:lang w:val="en-US" w:eastAsia="ru-RU"/>
+        </w:rPr>
+      </w:pPr>
+      <w:r>
+        <w:rPr>
+          <w:rFonts w:ascii="Cascadia Code" w:eastAsia="Times New Roman" w:hAnsi="Cascadia Code" w:cs="Cascadia Code"/>
+          <w:color w:val="ABB2BF"/>
+          <w:sz w:val="23"/>
+          <w:szCs w:val="23"/>
+          <w:lang w:val="en-US" w:eastAsia="ru-RU"/>
+        </w:rPr>
+        <w:t xml:space="preserve">LOW_STOCK </w:t>
+      </w:r>
+      <w:r>
+        <w:rPr>
+          <w:rFonts w:ascii="Cascadia Code" w:eastAsia="Times New Roman" w:hAnsi="Cascadia Code" w:cs="Cascadia Code"/>
+          <w:color w:val="C678DD"/>
+          <w:sz w:val="23"/>
+          <w:szCs w:val="23"/>
+          <w:lang w:val="en-US" w:eastAsia="ru-RU"/>
+        </w:rPr>
+        <w:t>=</w:t>
+      </w:r>
+      <w:r>
+        <w:rPr>
+          <w:rFonts w:ascii="Cascadia Code" w:eastAsia="Times New Roman" w:hAnsi="Cascadia Code" w:cs="Cascadia Code"/>
+          <w:color w:val="ABB2BF"/>
+          <w:sz w:val="23"/>
+          <w:szCs w:val="23"/>
+          <w:lang w:val="en-US" w:eastAsia="ru-RU"/>
+        </w:rPr>
+        <w:t xml:space="preserve"> </w:t>
+      </w:r>
+      <w:r>
+        <w:rPr>
+          <w:rFonts w:ascii="Cascadia Code" w:eastAsia="Times New Roman" w:hAnsi="Cascadia Code" w:cs="Cascadia Code"/>
+          <w:color w:val="AFD166"/>
+          <w:sz w:val="23"/>
+          <w:szCs w:val="23"/>
+          <w:lang w:val="en-US" w:eastAsia="ru-RU"/>
+        </w:rPr>
+        <w:t>3</w:t>
+      </w:r>
+    </w:p>
+    <w:p>
+      <w:pPr>
+        <w:shd w:val="clear" w:color="auto" w:fill="282C34"/>
+        <w:spacing w:after="0" w:line="300" w:lineRule="atLeast"/>
+        <w:rPr>
+          <w:rFonts w:ascii="Cascadia Code" w:eastAsia="Times New Roman" w:hAnsi="Cascadia Code" w:cs="Cascadia Code"/>
+          <w:color w:val="ABB2BF"/>
+          <w:sz w:val="23"/>
+          <w:szCs w:val="23"/>
+          <w:lang w:val="en-US" w:eastAsia="ru-RU"/>
+        </w:rPr>
+      </w:pPr>
+    </w:p>
+    <w:p>
+      <w:pPr>
+        <w:shd w:val="clear" w:color="auto" w:fill="282C34"/>
+        <w:spacing w:after="0" w:line="300" w:lineRule="atLeast"/>
+        <w:rPr>
+          <w:rFonts w:ascii="Cascadia Code" w:eastAsia="Times New Roman" w:hAnsi="Cascadia Code" w:cs="Cascadia Code"/>
+          <w:color w:val="ABB2BF"/>
+          <w:sz w:val="23"/>
+          <w:szCs w:val="23"/>
+          <w:lang w:val="en-US" w:eastAsia="ru-RU"/>
+        </w:rPr>
+      </w:pPr>
+      <w:r>
+        <w:rPr>
+          <w:rFonts w:ascii="Cascadia Code" w:eastAsia="Times New Roman" w:hAnsi="Cascadia Code" w:cs="Cascadia Code"/>
+          <w:color w:val="ABB2BF"/>
+          <w:sz w:val="23"/>
+          <w:szCs w:val="23"/>
+          <w:lang w:val="en-US" w:eastAsia="ru-RU"/>
+        </w:rPr>
+        <w:t>mimetypes.add_type(</w:t>
+      </w:r>
+      <w:r>
+        <w:rPr>
+          <w:rFonts w:ascii="Cascadia Code" w:eastAsia="Times New Roman" w:hAnsi="Cascadia Code" w:cs="Cascadia Code"/>
+          <w:color w:val="98C379"/>
+          <w:sz w:val="23"/>
+          <w:szCs w:val="23"/>
+          <w:lang w:val="en-US" w:eastAsia="ru-RU"/>
+        </w:rPr>
+        <w:t>"text/html"</w:t>
+      </w:r>
+      <w:r>
+        <w:rPr>
+          <w:rFonts w:ascii="Cascadia Code" w:eastAsia="Times New Roman" w:hAnsi="Cascadia Code" w:cs="Cascadia Code"/>
+          <w:color w:val="ABB2BF"/>
+          <w:sz w:val="23"/>
+          <w:szCs w:val="23"/>
+          <w:lang w:val="en-US" w:eastAsia="ru-RU"/>
+        </w:rPr>
+        <w:t xml:space="preserve">, </w:t>
+      </w:r>
+      <w:r>
+        <w:rPr>
+          <w:rFonts w:ascii="Cascadia Code" w:eastAsia="Times New Roman" w:hAnsi="Cascadia Code" w:cs="Cascadia Code"/>
+          <w:color w:val="98C379"/>
+          <w:sz w:val="23"/>
+          <w:szCs w:val="23"/>
+          <w:lang w:val="en-US" w:eastAsia="ru-RU"/>
+        </w:rPr>
+        <w:t>".html"</w:t>
+      </w:r>
+      <w:r>
+        <w:rPr>
+          <w:rFonts w:ascii="Cascadia Code" w:eastAsia="Times New Roman" w:hAnsi="Cascadia Code" w:cs="Cascadia Code"/>
+          <w:color w:val="ABB2BF"/>
+          <w:sz w:val="23"/>
+          <w:szCs w:val="23"/>
+          <w:lang w:val="en-US" w:eastAsia="ru-RU"/>
+        </w:rPr>
+        <w:t>)</w:t>
+      </w:r>
+    </w:p>
+    <w:p>
+      <w:pPr>
+        <w:shd w:val="clear" w:color="auto" w:fill="282C34"/>
+        <w:spacing w:after="0" w:line="300" w:lineRule="atLeast"/>
+        <w:rPr>
+          <w:rFonts w:ascii="Cascadia Code" w:eastAsia="Times New Roman" w:hAnsi="Cascadia Code" w:cs="Cascadia Code"/>
+          <w:color w:val="ABB2BF"/>
+          <w:sz w:val="23"/>
+          <w:szCs w:val="23"/>
+          <w:lang w:val="en-US" w:eastAsia="ru-RU"/>
+        </w:rPr>
+      </w:pPr>
+      <w:r>
+        <w:rPr>
+          <w:rFonts w:ascii="Cascadia Code" w:eastAsia="Times New Roman" w:hAnsi="Cascadia Code" w:cs="Cascadia Code"/>
+          <w:color w:val="ABB2BF"/>
+          <w:sz w:val="23"/>
+          <w:szCs w:val="23"/>
+          <w:lang w:val="en-US" w:eastAsia="ru-RU"/>
+        </w:rPr>
+        <w:t>mimetypes.add_type(</w:t>
+      </w:r>
+      <w:r>
+        <w:rPr>
+          <w:rFonts w:ascii="Cascadia Code" w:eastAsia="Times New Roman" w:hAnsi="Cascadia Code" w:cs="Cascadia Code"/>
+          <w:color w:val="98C379"/>
+          <w:sz w:val="23"/>
+          <w:szCs w:val="23"/>
+          <w:lang w:val="en-US" w:eastAsia="ru-RU"/>
+        </w:rPr>
+        <w:t>"text/css"</w:t>
+      </w:r>
+      <w:r>
+        <w:rPr>
+          <w:rFonts w:ascii="Cascadia Code" w:eastAsia="Times New Roman" w:hAnsi="Cascadia Code" w:cs="Cascadia Code"/>
+          <w:color w:val="ABB2BF"/>
+          <w:sz w:val="23"/>
+          <w:szCs w:val="23"/>
+          <w:lang w:val="en-US" w:eastAsia="ru-RU"/>
+        </w:rPr>
+        <w:t xml:space="preserve">, </w:t>
+      </w:r>
+      <w:r>
+        <w:rPr>
+          <w:rFonts w:ascii="Cascadia Code" w:eastAsia="Times New Roman" w:hAnsi="Cascadia Code" w:cs="Cascadia Code"/>
+          <w:color w:val="98C379"/>
+          <w:sz w:val="23"/>
+          <w:szCs w:val="23"/>
+          <w:lang w:val="en-US" w:eastAsia="ru-RU"/>
+        </w:rPr>
+        <w:t>".css"</w:t>
+      </w:r>
+      <w:r>
+        <w:rPr>
+          <w:rFonts w:ascii="Cascadia Code" w:eastAsia="Times New Roman" w:hAnsi="Cascadia Code" w:cs="Cascadia Code"/>
+          <w:color w:val="ABB2BF"/>
+          <w:sz w:val="23"/>
+          <w:szCs w:val="23"/>
+          <w:lang w:val="en-US" w:eastAsia="ru-RU"/>
+        </w:rPr>
+        <w:t>)</w:t>
+      </w:r>
+    </w:p>
+    <w:p>
+      <w:pPr>
+        <w:shd w:val="clear" w:color="auto" w:fill="282C34"/>
+        <w:spacing w:after="0" w:line="300" w:lineRule="atLeast"/>
+        <w:rPr>
+          <w:rFonts w:ascii="Cascadia Code" w:eastAsia="Times New Roman" w:hAnsi="Cascadia Code" w:cs="Cascadia Code"/>
+          <w:color w:val="ABB2BF"/>
+          <w:sz w:val="23"/>
+          <w:szCs w:val="23"/>
+          <w:lang w:val="en-US" w:eastAsia="ru-RU"/>
+        </w:rPr>
+      </w:pPr>
+      <w:r>
+        <w:rPr>
+          <w:rFonts w:ascii="Cascadia Code" w:eastAsia="Times New Roman" w:hAnsi="Cascadia Code" w:cs="Cascadia Code"/>
+          <w:color w:val="ABB2BF"/>
+          <w:sz w:val="23"/>
+          <w:szCs w:val="23"/>
+          <w:lang w:val="en-US" w:eastAsia="ru-RU"/>
+        </w:rPr>
+        <w:t>mimetypes.add_type(</w:t>
+      </w:r>
+      <w:r>
+        <w:rPr>
+          <w:rFonts w:ascii="Cascadia Code" w:eastAsia="Times New Roman" w:hAnsi="Cascadia Code" w:cs="Cascadia Code"/>
+          <w:color w:val="98C379"/>
+          <w:sz w:val="23"/>
+          <w:szCs w:val="23"/>
+          <w:lang w:val="en-US" w:eastAsia="ru-RU"/>
+        </w:rPr>
+        <w:t>"application/javascript"</w:t>
+      </w:r>
+      <w:r>
+        <w:rPr>
+          <w:rFonts w:ascii="Cascadia Code" w:eastAsia="Times New Roman" w:hAnsi="Cascadia Code" w:cs="Cascadia Code"/>
+          <w:color w:val="ABB2BF"/>
+          <w:sz w:val="23"/>
+          <w:szCs w:val="23"/>
+          <w:lang w:val="en-US" w:eastAsia="ru-RU"/>
+        </w:rPr>
+        <w:t xml:space="preserve">, </w:t>
+      </w:r>
+      <w:r>
+        <w:rPr>
+          <w:rFonts w:ascii="Cascadia Code" w:eastAsia="Times New Roman" w:hAnsi="Cascadia Code" w:cs="Cascadia Code"/>
+          <w:color w:val="98C379"/>
+          <w:sz w:val="23"/>
+          <w:szCs w:val="23"/>
+          <w:lang w:val="en-US" w:eastAsia="ru-RU"/>
+        </w:rPr>
+        <w:t>".js"</w:t>
+      </w:r>
+      <w:r>
+        <w:rPr>
+          <w:rFonts w:ascii="Cascadia Code" w:eastAsia="Times New Roman" w:hAnsi="Cascadia Code" w:cs="Cascadia Code"/>
+          <w:color w:val="ABB2BF"/>
+          <w:sz w:val="23"/>
+          <w:szCs w:val="23"/>
+          <w:lang w:val="en-US" w:eastAsia="ru-RU"/>
+        </w:rPr>
+        <w:t>)</w:t>
+      </w:r>
+    </w:p>
+    <w:p>
+      <w:pPr>
+        <w:shd w:val="clear" w:color="auto" w:fill="282C34"/>
+        <w:spacing w:after="0" w:line="300" w:lineRule="atLeast"/>
+        <w:rPr>
+          <w:rFonts w:ascii="Cascadia Code" w:eastAsia="Times New Roman" w:hAnsi="Cascadia Code" w:cs="Cascadia Code"/>
+          <w:color w:val="ABB2BF"/>
+          <w:sz w:val="23"/>
+          <w:szCs w:val="23"/>
+          <w:lang w:val="en-US" w:eastAsia="ru-RU"/>
+        </w:rPr>
+      </w:pPr>
+    </w:p>
+    <w:p>
+      <w:pPr>
+        <w:shd w:val="clear" w:color="auto" w:fill="282C34"/>
+        <w:spacing w:after="0" w:line="300" w:lineRule="atLeast"/>
+        <w:rPr>
+          <w:rFonts w:ascii="Cascadia Code" w:eastAsia="Times New Roman" w:hAnsi="Cascadia Code" w:cs="Cascadia Code"/>
+          <w:color w:val="ABB2BF"/>
+          <w:sz w:val="23"/>
+          <w:szCs w:val="23"/>
+          <w:lang w:val="en-US" w:eastAsia="ru-RU"/>
+        </w:rPr>
+      </w:pPr>
+      <w:r>
+        <w:rPr>
+          <w:rFonts w:ascii="Cascadia Code" w:eastAsia="Times New Roman" w:hAnsi="Cascadia Code" w:cs="Cascadia Code"/>
+          <w:color w:val="C678DD"/>
+          <w:sz w:val="23"/>
+          <w:szCs w:val="23"/>
+          <w:lang w:val="en-US" w:eastAsia="ru-RU"/>
+        </w:rPr>
+        <w:t>def</w:t>
+      </w:r>
+      <w:r>
+        <w:rPr>
+          <w:rFonts w:ascii="Cascadia Code" w:eastAsia="Times New Roman" w:hAnsi="Cascadia Code" w:cs="Cascadia Code"/>
+          <w:color w:val="ABB2BF"/>
+          <w:sz w:val="23"/>
+          <w:szCs w:val="23"/>
+          <w:lang w:val="en-US" w:eastAsia="ru-RU"/>
+        </w:rPr>
+        <w:t xml:space="preserve"> </w:t>
+      </w:r>
+      <w:r>
+        <w:rPr>
+          <w:rFonts w:ascii="Cascadia Code" w:eastAsia="Times New Roman" w:hAnsi="Cascadia Code" w:cs="Cascadia Code"/>
+          <w:color w:val="52A8FF"/>
+          <w:sz w:val="23"/>
+          <w:szCs w:val="23"/>
+          <w:lang w:val="en-US" w:eastAsia="ru-RU"/>
+        </w:rPr>
+        <w:t>db</w:t>
+      </w:r>
+      <w:r>
+        <w:rPr>
+          <w:rFonts w:ascii="Cascadia Code" w:eastAsia="Times New Roman" w:hAnsi="Cascadia Code" w:cs="Cascadia Code"/>
+          <w:color w:val="ABB2BF"/>
+          <w:sz w:val="23"/>
+          <w:szCs w:val="23"/>
+          <w:lang w:val="en-US" w:eastAsia="ru-RU"/>
+        </w:rPr>
+        <w:t>():</w:t>
+      </w:r>
+    </w:p>
+    <w:p>
+      <w:pPr>
+        <w:shd w:val="clear" w:color="auto" w:fill="282C34"/>
+        <w:spacing w:after="0" w:line="300" w:lineRule="atLeast"/>
+        <w:rPr>
+          <w:rFonts w:ascii="Cascadia Code" w:eastAsia="Times New Roman" w:hAnsi="Cascadia Code" w:cs="Cascadia Code"/>
+          <w:color w:val="ABB2BF"/>
+          <w:sz w:val="23"/>
+          <w:szCs w:val="23"/>
+          <w:lang w:val="en-US" w:eastAsia="ru-RU"/>
+        </w:rPr>
+      </w:pPr>
+      <w:r>
+        <w:rPr>
+          <w:rFonts w:ascii="Cascadia Code" w:eastAsia="Times New Roman" w:hAnsi="Cascadia Code" w:cs="Cascadia Code"/>
+          <w:color w:val="ABB2BF"/>
+          <w:sz w:val="23"/>
+          <w:szCs w:val="23"/>
+          <w:lang w:val="en-US" w:eastAsia="ru-RU"/>
+        </w:rPr>
+        <w:t xml:space="preserve">    conn </w:t>
+      </w:r>
+      <w:r>
+        <w:rPr>
+          <w:rFonts w:ascii="Cascadia Code" w:eastAsia="Times New Roman" w:hAnsi="Cascadia Code" w:cs="Cascadia Code"/>
+          <w:color w:val="C678DD"/>
+          <w:sz w:val="23"/>
+          <w:szCs w:val="23"/>
+          <w:lang w:val="en-US" w:eastAsia="ru-RU"/>
+        </w:rPr>
+        <w:t>=</w:t>
+      </w:r>
+      <w:r>
+        <w:rPr>
+          <w:rFonts w:ascii="Cascadia Code" w:eastAsia="Times New Roman" w:hAnsi="Cascadia Code" w:cs="Cascadia Code"/>
+          <w:color w:val="ABB2BF"/>
+          <w:sz w:val="23"/>
+          <w:szCs w:val="23"/>
+          <w:lang w:val="en-US" w:eastAsia="ru-RU"/>
+        </w:rPr>
+        <w:t xml:space="preserve"> sqlite3.connect(DB_PATH)</w:t>
+      </w:r>
+    </w:p>
+    <w:p>
+      <w:pPr>
+        <w:shd w:val="clear" w:color="auto" w:fill="282C34"/>
+        <w:spacing w:after="0" w:line="300" w:lineRule="atLeast"/>
+        <w:rPr>
+          <w:rFonts w:ascii="Cascadia Code" w:eastAsia="Times New Roman" w:hAnsi="Cascadia Code" w:cs="Cascadia Code"/>
+          <w:color w:val="ABB2BF"/>
+          <w:sz w:val="23"/>
+          <w:szCs w:val="23"/>
+          <w:lang w:val="en-US" w:eastAsia="ru-RU"/>
+        </w:rPr>
+      </w:pPr>
+      <w:r>
+        <w:rPr>
+          <w:rFonts w:ascii="Cascadia Code" w:eastAsia="Times New Roman" w:hAnsi="Cascadia Code" w:cs="Cascadia Code"/>
+          <w:color w:val="ABB2BF"/>
+          <w:sz w:val="23"/>
+          <w:szCs w:val="23"/>
+          <w:lang w:val="en-US" w:eastAsia="ru-RU"/>
+        </w:rPr>
+        <w:t xml:space="preserve">    conn.row_factory </w:t>
+      </w:r>
+      <w:r>
+        <w:rPr>
+          <w:rFonts w:ascii="Cascadia Code" w:eastAsia="Times New Roman" w:hAnsi="Cascadia Code" w:cs="Cascadia Code"/>
+          <w:color w:val="C678DD"/>
+          <w:sz w:val="23"/>
+          <w:szCs w:val="23"/>
+          <w:lang w:val="en-US" w:eastAsia="ru-RU"/>
+        </w:rPr>
+        <w:t>=</w:t>
+      </w:r>
+      <w:r>
+        <w:rPr>
+          <w:rFonts w:ascii="Cascadia Code" w:eastAsia="Times New Roman" w:hAnsi="Cascadia Code" w:cs="Cascadia Code"/>
+          <w:color w:val="ABB2BF"/>
+          <w:sz w:val="23"/>
+          <w:szCs w:val="23"/>
+          <w:lang w:val="en-US" w:eastAsia="ru-RU"/>
+        </w:rPr>
+        <w:t xml:space="preserve"> sqlite3.Row</w:t>
+      </w:r>
+    </w:p>
+    <w:p>
+      <w:pPr>
+        <w:shd w:val="clear" w:color="auto" w:fill="282C34"/>
+        <w:spacing w:after="0" w:line="300" w:lineRule="atLeast"/>
+        <w:rPr>
+          <w:rFonts w:ascii="Cascadia Code" w:eastAsia="Times New Roman" w:hAnsi="Cascadia Code" w:cs="Cascadia Code"/>
+          <w:color w:val="ABB2BF"/>
+          <w:sz w:val="23"/>
+          <w:szCs w:val="23"/>
+          <w:lang w:val="en-US" w:eastAsia="ru-RU"/>
+        </w:rPr>
+      </w:pPr>
+      <w:r>
+        <w:rPr>
+          <w:rFonts w:ascii="Cascadia Code" w:eastAsia="Times New Roman" w:hAnsi="Cascadia Code" w:cs="Cascadia Code"/>
+          <w:color w:val="ABB2BF"/>
+          <w:sz w:val="23"/>
+          <w:szCs w:val="23"/>
+          <w:lang w:val="en-US" w:eastAsia="ru-RU"/>
+        </w:rPr>
+        <w:t>    conn.execute(</w:t>
+      </w:r>
+      <w:r>
+        <w:rPr>
+          <w:rFonts w:ascii="Cascadia Code" w:eastAsia="Times New Roman" w:hAnsi="Cascadia Code" w:cs="Cascadia Code"/>
+          <w:color w:val="98C379"/>
+          <w:sz w:val="23"/>
+          <w:szCs w:val="23"/>
+          <w:lang w:val="en-US" w:eastAsia="ru-RU"/>
+        </w:rPr>
+        <w:t>"PRAGMA foreign_keys = ON"</w:t>
+      </w:r>
+      <w:r>
+        <w:rPr>
+          <w:rFonts w:ascii="Cascadia Code" w:eastAsia="Times New Roman" w:hAnsi="Cascadia Code" w:cs="Cascadia Code"/>
+          <w:color w:val="ABB2BF"/>
+          <w:sz w:val="23"/>
+          <w:szCs w:val="23"/>
+          <w:lang w:val="en-US" w:eastAsia="ru-RU"/>
+        </w:rPr>
+        <w:t>)</w:t>
+      </w:r>
+    </w:p>
+    <w:p>
+      <w:pPr>
+        <w:shd w:val="clear" w:color="auto" w:fill="282C34"/>
+        <w:spacing w:after="0" w:line="300" w:lineRule="atLeast"/>
+        <w:rPr>
+          <w:rFonts w:ascii="Cascadia Code" w:eastAsia="Times New Roman" w:hAnsi="Cascadia Code" w:cs="Cascadia Code"/>
+          <w:color w:val="ABB2BF"/>
+          <w:sz w:val="23"/>
+          <w:szCs w:val="23"/>
+          <w:lang w:val="en-US" w:eastAsia="ru-RU"/>
+        </w:rPr>
+      </w:pPr>
+      <w:r>
+        <w:rPr>
+          <w:rFonts w:ascii="Cascadia Code" w:eastAsia="Times New Roman" w:hAnsi="Cascadia Code" w:cs="Cascadia Code"/>
+          <w:color w:val="ABB2BF"/>
+          <w:sz w:val="23"/>
+          <w:szCs w:val="23"/>
+          <w:lang w:val="en-US" w:eastAsia="ru-RU"/>
+        </w:rPr>
+        <w:t xml:space="preserve">    </w:t>
+      </w:r>
+      <w:r>
+        <w:rPr>
+          <w:rFonts w:ascii="Cascadia Code" w:eastAsia="Times New Roman" w:hAnsi="Cascadia Code" w:cs="Cascadia Code"/>
+          <w:color w:val="C678DD"/>
+          <w:sz w:val="23"/>
+          <w:szCs w:val="23"/>
+          <w:lang w:val="en-US" w:eastAsia="ru-RU"/>
+        </w:rPr>
+        <w:t>return</w:t>
+      </w:r>
+      <w:r>
+        <w:rPr>
+          <w:rFonts w:ascii="Cascadia Code" w:eastAsia="Times New Roman" w:hAnsi="Cascadia Code" w:cs="Cascadia Code"/>
+          <w:color w:val="ABB2BF"/>
+          <w:sz w:val="23"/>
+          <w:szCs w:val="23"/>
+          <w:lang w:val="en-US" w:eastAsia="ru-RU"/>
+        </w:rPr>
+        <w:t xml:space="preserve"> conn</w:t>
+      </w:r>
+    </w:p>
+    <w:p>
+      <w:pPr>
+        <w:shd w:val="clear" w:color="auto" w:fill="282C34"/>
+        <w:spacing w:after="0" w:line="300" w:lineRule="atLeast"/>
+        <w:rPr>
+          <w:rFonts w:ascii="Cascadia Code" w:eastAsia="Times New Roman" w:hAnsi="Cascadia Code" w:cs="Cascadia Code"/>
+          <w:color w:val="ABB2BF"/>
+          <w:sz w:val="23"/>
+          <w:szCs w:val="23"/>
+          <w:lang w:val="en-US" w:eastAsia="ru-RU"/>
+        </w:rPr>
+      </w:pPr>
+    </w:p>
+    <w:p>
+      <w:pPr>
+        <w:shd w:val="clear" w:color="auto" w:fill="282C34"/>
+        <w:spacing w:after="0" w:line="300" w:lineRule="atLeast"/>
+        <w:rPr>
+          <w:rFonts w:ascii="Cascadia Code" w:eastAsia="Times New Roman" w:hAnsi="Cascadia Code" w:cs="Cascadia Code"/>
+          <w:color w:val="ABB2BF"/>
+          <w:sz w:val="23"/>
+          <w:szCs w:val="23"/>
+          <w:lang w:val="en-US" w:eastAsia="ru-RU"/>
+        </w:rPr>
+      </w:pPr>
+      <w:r>
+        <w:rPr>
+          <w:rFonts w:ascii="Cascadia Code" w:eastAsia="Times New Roman" w:hAnsi="Cascadia Code" w:cs="Cascadia Code"/>
+          <w:color w:val="C678DD"/>
+          <w:sz w:val="23"/>
+          <w:szCs w:val="23"/>
+          <w:lang w:val="en-US" w:eastAsia="ru-RU"/>
+        </w:rPr>
+        <w:t>def</w:t>
+      </w:r>
+      <w:r>
+        <w:rPr>
+          <w:rFonts w:ascii="Cascadia Code" w:eastAsia="Times New Roman" w:hAnsi="Cascadia Code" w:cs="Cascadia Code"/>
+          <w:color w:val="ABB2BF"/>
+          <w:sz w:val="23"/>
+          <w:szCs w:val="23"/>
+          <w:lang w:val="en-US" w:eastAsia="ru-RU"/>
+        </w:rPr>
+        <w:t xml:space="preserve"> </w:t>
+      </w:r>
+      <w:r>
+        <w:rPr>
+          <w:rFonts w:ascii="Cascadia Code" w:eastAsia="Times New Roman" w:hAnsi="Cascadia Code" w:cs="Cascadia Code"/>
+          <w:color w:val="52A8FF"/>
+          <w:sz w:val="23"/>
+          <w:szCs w:val="23"/>
+          <w:lang w:val="en-US" w:eastAsia="ru-RU"/>
+        </w:rPr>
+        <w:t>api_login</w:t>
+      </w:r>
+      <w:r>
+        <w:rPr>
+          <w:rFonts w:ascii="Cascadia Code" w:eastAsia="Times New Roman" w:hAnsi="Cascadia Code" w:cs="Cascadia Code"/>
+          <w:color w:val="ABB2BF"/>
+          <w:sz w:val="23"/>
+          <w:szCs w:val="23"/>
+          <w:lang w:val="en-US" w:eastAsia="ru-RU"/>
+        </w:rPr>
+        <w:t>(</w:t>
+      </w:r>
+      <w:r>
+        <w:rPr>
+          <w:rFonts w:ascii="Cascadia Code" w:eastAsia="Times New Roman" w:hAnsi="Cascadia Code" w:cs="Cascadia Code"/>
+          <w:color w:val="D19A66"/>
+          <w:sz w:val="23"/>
+          <w:szCs w:val="23"/>
+          <w:lang w:val="en-US" w:eastAsia="ru-RU"/>
+        </w:rPr>
+        <w:t>query</w:t>
+      </w:r>
+      <w:r>
+        <w:rPr>
+          <w:rFonts w:ascii="Cascadia Code" w:eastAsia="Times New Roman" w:hAnsi="Cascadia Code" w:cs="Cascadia Code"/>
+          <w:color w:val="ABB2BF"/>
+          <w:sz w:val="23"/>
+          <w:szCs w:val="23"/>
+          <w:lang w:val="en-US" w:eastAsia="ru-RU"/>
+        </w:rPr>
+        <w:t>):</w:t>
+      </w:r>
+    </w:p>
+    <w:p>
+      <w:pPr>
+        <w:shd w:val="clear" w:color="auto" w:fill="282C34"/>
+        <w:spacing w:after="0" w:line="300" w:lineRule="atLeast"/>
+        <w:rPr>
+          <w:rFonts w:ascii="Cascadia Code" w:eastAsia="Times New Roman" w:hAnsi="Cascadia Code" w:cs="Cascadia Code"/>
+          <w:color w:val="ABB2BF"/>
+          <w:sz w:val="23"/>
+          <w:szCs w:val="23"/>
+          <w:lang w:val="en-US" w:eastAsia="ru-RU"/>
+        </w:rPr>
+      </w:pPr>
+      <w:r>
+        <w:rPr>
+          <w:rFonts w:ascii="Cascadia Code" w:eastAsia="Times New Roman" w:hAnsi="Cascadia Code" w:cs="Cascadia Code"/>
+          <w:color w:val="ABB2BF"/>
+          <w:sz w:val="23"/>
+          <w:szCs w:val="23"/>
+          <w:lang w:val="en-US" w:eastAsia="ru-RU"/>
+        </w:rPr>
+        <w:t xml:space="preserve">    login </w:t>
+      </w:r>
+      <w:r>
+        <w:rPr>
+          <w:rFonts w:ascii="Cascadia Code" w:eastAsia="Times New Roman" w:hAnsi="Cascadia Code" w:cs="Cascadia Code"/>
+          <w:color w:val="C678DD"/>
+          <w:sz w:val="23"/>
+          <w:szCs w:val="23"/>
+          <w:lang w:val="en-US" w:eastAsia="ru-RU"/>
+        </w:rPr>
+        <w:t>=</w:t>
+      </w:r>
+      <w:r>
+        <w:rPr>
+          <w:rFonts w:ascii="Cascadia Code" w:eastAsia="Times New Roman" w:hAnsi="Cascadia Code" w:cs="Cascadia Code"/>
+          <w:color w:val="ABB2BF"/>
+          <w:sz w:val="23"/>
+          <w:szCs w:val="23"/>
+          <w:lang w:val="en-US" w:eastAsia="ru-RU"/>
+        </w:rPr>
+        <w:t xml:space="preserve"> query.get(</w:t>
+      </w:r>
+      <w:r>
+        <w:rPr>
+          <w:rFonts w:ascii="Cascadia Code" w:eastAsia="Times New Roman" w:hAnsi="Cascadia Code" w:cs="Cascadia Code"/>
+          <w:color w:val="98C379"/>
+          <w:sz w:val="23"/>
+          <w:szCs w:val="23"/>
+          <w:lang w:val="en-US" w:eastAsia="ru-RU"/>
+        </w:rPr>
+        <w:t>"login"</w:t>
+      </w:r>
+      <w:r>
+        <w:rPr>
+          <w:rFonts w:ascii="Cascadia Code" w:eastAsia="Times New Roman" w:hAnsi="Cascadia Code" w:cs="Cascadia Code"/>
+          <w:color w:val="ABB2BF"/>
+          <w:sz w:val="23"/>
+          <w:szCs w:val="23"/>
+          <w:lang w:val="en-US" w:eastAsia="ru-RU"/>
+        </w:rPr>
+        <w:t>, [</w:t>
+      </w:r>
+      <w:r>
+        <w:rPr>
+          <w:rFonts w:ascii="Cascadia Code" w:eastAsia="Times New Roman" w:hAnsi="Cascadia Code" w:cs="Cascadia Code"/>
+          <w:color w:val="98C379"/>
+          <w:sz w:val="23"/>
+          <w:szCs w:val="23"/>
+          <w:lang w:val="en-US" w:eastAsia="ru-RU"/>
+        </w:rPr>
+        <w:t>""</w:t>
+      </w:r>
+      <w:r>
+        <w:rPr>
+          <w:rFonts w:ascii="Cascadia Code" w:eastAsia="Times New Roman" w:hAnsi="Cascadia Code" w:cs="Cascadia Code"/>
+          <w:color w:val="ABB2BF"/>
+          <w:sz w:val="23"/>
+          <w:szCs w:val="23"/>
+          <w:lang w:val="en-US" w:eastAsia="ru-RU"/>
+        </w:rPr>
+        <w:t>])[</w:t>
+      </w:r>
+      <w:r>
+        <w:rPr>
+          <w:rFonts w:ascii="Cascadia Code" w:eastAsia="Times New Roman" w:hAnsi="Cascadia Code" w:cs="Cascadia Code"/>
+          <w:color w:val="AFD166"/>
+          <w:sz w:val="23"/>
+          <w:szCs w:val="23"/>
+          <w:lang w:val="en-US" w:eastAsia="ru-RU"/>
+        </w:rPr>
+        <w:t>0</w:t>
+      </w:r>
+      <w:r>
+        <w:rPr>
+          <w:rFonts w:ascii="Cascadia Code" w:eastAsia="Times New Roman" w:hAnsi="Cascadia Code" w:cs="Cascadia Code"/>
+          <w:color w:val="ABB2BF"/>
+          <w:sz w:val="23"/>
+          <w:szCs w:val="23"/>
+          <w:lang w:val="en-US" w:eastAsia="ru-RU"/>
+        </w:rPr>
+        <w:t>].strip()</w:t>
+      </w:r>
+    </w:p>
+    <w:p>
+      <w:pPr>
+        <w:shd w:val="clear" w:color="auto" w:fill="282C34"/>
+        <w:spacing w:after="0" w:line="300" w:lineRule="atLeast"/>
+        <w:rPr>
+          <w:rFonts w:ascii="Cascadia Code" w:eastAsia="Times New Roman" w:hAnsi="Cascadia Code" w:cs="Cascadia Code"/>
+          <w:color w:val="ABB2BF"/>
+          <w:sz w:val="23"/>
+          <w:szCs w:val="23"/>
+          <w:lang w:val="en-US" w:eastAsia="ru-RU"/>
+        </w:rPr>
+      </w:pPr>
+      <w:r>
+        <w:rPr>
+          <w:rFonts w:ascii="Cascadia Code" w:eastAsia="Times New Roman" w:hAnsi="Cascadia Code" w:cs="Cascadia Code"/>
+          <w:color w:val="ABB2BF"/>
+          <w:sz w:val="23"/>
+          <w:szCs w:val="23"/>
+          <w:lang w:val="en-US" w:eastAsia="ru-RU"/>
+        </w:rPr>
+        <w:t xml:space="preserve">    </w:t>
+      </w:r>
+      <w:r>
+        <w:rPr>
+          <w:rFonts w:ascii="Cascadia Code" w:eastAsia="Times New Roman" w:hAnsi="Cascadia Code" w:cs="Cascadia Code"/>
+          <w:color w:val="C678DD"/>
+          <w:sz w:val="23"/>
+          <w:szCs w:val="23"/>
+          <w:lang w:val="en-US" w:eastAsia="ru-RU"/>
+        </w:rPr>
+        <w:t>if</w:t>
+      </w:r>
+      <w:r>
+        <w:rPr>
+          <w:rFonts w:ascii="Cascadia Code" w:eastAsia="Times New Roman" w:hAnsi="Cascadia Code" w:cs="Cascadia Code"/>
+          <w:color w:val="ABB2BF"/>
+          <w:sz w:val="23"/>
+          <w:szCs w:val="23"/>
+          <w:lang w:val="en-US" w:eastAsia="ru-RU"/>
+        </w:rPr>
+        <w:t xml:space="preserve"> </w:t>
+      </w:r>
+      <w:r>
+        <w:rPr>
+          <w:rFonts w:ascii="Cascadia Code" w:eastAsia="Times New Roman" w:hAnsi="Cascadia Code" w:cs="Cascadia Code"/>
+          <w:color w:val="C678DD"/>
+          <w:sz w:val="23"/>
+          <w:szCs w:val="23"/>
+          <w:lang w:val="en-US" w:eastAsia="ru-RU"/>
+        </w:rPr>
+        <w:t>not</w:t>
+      </w:r>
+      <w:r>
+        <w:rPr>
+          <w:rFonts w:ascii="Cascadia Code" w:eastAsia="Times New Roman" w:hAnsi="Cascadia Code" w:cs="Cascadia Code"/>
+          <w:color w:val="ABB2BF"/>
+          <w:sz w:val="23"/>
+          <w:szCs w:val="23"/>
+          <w:lang w:val="en-US" w:eastAsia="ru-RU"/>
+        </w:rPr>
+        <w:t xml:space="preserve"> login:</w:t>
+      </w:r>
+    </w:p>
+    <w:p>
+      <w:pPr>
+        <w:shd w:val="clear" w:color="auto" w:fill="282C34"/>
+        <w:spacing w:after="0" w:line="300" w:lineRule="atLeast"/>
+        <w:rPr>
+          <w:rFonts w:ascii="Cascadia Code" w:eastAsia="Times New Roman" w:hAnsi="Cascadia Code" w:cs="Cascadia Code"/>
+          <w:color w:val="ABB2BF"/>
+          <w:sz w:val="23"/>
+          <w:szCs w:val="23"/>
+          <w:lang w:val="en-US" w:eastAsia="ru-RU"/>
+        </w:rPr>
+      </w:pPr>
+      <w:r>
+        <w:rPr>
+          <w:rFonts w:ascii="Cascadia Code" w:eastAsia="Times New Roman" w:hAnsi="Cascadia Code" w:cs="Cascadia Code"/>
+          <w:color w:val="ABB2BF"/>
+          <w:sz w:val="23"/>
+          <w:szCs w:val="23"/>
+          <w:lang w:val="en-US" w:eastAsia="ru-RU"/>
+        </w:rPr>
+        <w:t xml:space="preserve">        </w:t>
+      </w:r>
+      <w:r>
+        <w:rPr>
+          <w:rFonts w:ascii="Cascadia Code" w:eastAsia="Times New Roman" w:hAnsi="Cascadia Code" w:cs="Cascadia Code"/>
+          <w:color w:val="C678DD"/>
+          <w:sz w:val="23"/>
+          <w:szCs w:val="23"/>
+          <w:lang w:val="en-US" w:eastAsia="ru-RU"/>
+        </w:rPr>
+        <w:t>return</w:t>
+      </w:r>
+      <w:r>
+        <w:rPr>
+          <w:rFonts w:ascii="Cascadia Code" w:eastAsia="Times New Roman" w:hAnsi="Cascadia Code" w:cs="Cascadia Code"/>
+          <w:color w:val="ABB2BF"/>
+          <w:sz w:val="23"/>
+          <w:szCs w:val="23"/>
+          <w:lang w:val="en-US" w:eastAsia="ru-RU"/>
+        </w:rPr>
+        <w:t xml:space="preserve"> </w:t>
+      </w:r>
+      <w:r>
+        <w:rPr>
+          <w:rFonts w:ascii="Cascadia Code" w:eastAsia="Times New Roman" w:hAnsi="Cascadia Code" w:cs="Cascadia Code"/>
+          <w:color w:val="AFD166"/>
+          <w:sz w:val="23"/>
+          <w:szCs w:val="23"/>
+          <w:lang w:val="en-US" w:eastAsia="ru-RU"/>
+        </w:rPr>
+        <w:t>400</w:t>
+      </w:r>
+      <w:r>
+        <w:rPr>
+          <w:rFonts w:ascii="Cascadia Code" w:eastAsia="Times New Roman" w:hAnsi="Cascadia Code" w:cs="Cascadia Code"/>
+          <w:color w:val="ABB2BF"/>
+          <w:sz w:val="23"/>
+          <w:szCs w:val="23"/>
+          <w:lang w:val="en-US" w:eastAsia="ru-RU"/>
+        </w:rPr>
+        <w:t>, {</w:t>
+      </w:r>
+      <w:r>
+        <w:rPr>
+          <w:rFonts w:ascii="Cascadia Code" w:eastAsia="Times New Roman" w:hAnsi="Cascadia Code" w:cs="Cascadia Code"/>
+          <w:color w:val="98C379"/>
+          <w:sz w:val="23"/>
+          <w:szCs w:val="23"/>
+          <w:lang w:val="en-US" w:eastAsia="ru-RU"/>
+        </w:rPr>
+        <w:t>"error"</w:t>
+      </w:r>
+      <w:r>
+        <w:rPr>
+          <w:rFonts w:ascii="Cascadia Code" w:eastAsia="Times New Roman" w:hAnsi="Cascadia Code" w:cs="Cascadia Code"/>
+          <w:color w:val="ABB2BF"/>
+          <w:sz w:val="23"/>
+          <w:szCs w:val="23"/>
+          <w:lang w:val="en-US" w:eastAsia="ru-RU"/>
+        </w:rPr>
+        <w:t xml:space="preserve">: </w:t>
+      </w:r>
+      <w:r>
+        <w:rPr>
+          <w:rFonts w:ascii="Cascadia Code" w:eastAsia="Times New Roman" w:hAnsi="Cascadia Code" w:cs="Cascadia Code"/>
+          <w:color w:val="98C379"/>
+          <w:sz w:val="23"/>
+          <w:szCs w:val="23"/>
+          <w:lang w:val="en-US" w:eastAsia="ru-RU"/>
+        </w:rPr>
+        <w:t>"</w:t>
+      </w:r>
+      <w:r>
+        <w:rPr>
+          <w:rFonts w:ascii="Cascadia Code" w:eastAsia="Times New Roman" w:hAnsi="Cascadia Code" w:cs="Cascadia Code"/>
+          <w:color w:val="98C379"/>
+          <w:sz w:val="23"/>
+          <w:szCs w:val="23"/>
+          <w:lang w:eastAsia="ru-RU"/>
+        </w:rPr>
+        <w:t>Не</w:t>
+      </w:r>
+      <w:r>
+        <w:rPr>
+          <w:rFonts w:ascii="Cascadia Code" w:eastAsia="Times New Roman" w:hAnsi="Cascadia Code" w:cs="Cascadia Code"/>
+          <w:color w:val="98C379"/>
+          <w:sz w:val="23"/>
+          <w:szCs w:val="23"/>
+          <w:lang w:val="en-US" w:eastAsia="ru-RU"/>
+        </w:rPr>
+        <w:t xml:space="preserve"> </w:t>
+      </w:r>
+      <w:r>
+        <w:rPr>
+          <w:rFonts w:ascii="Cascadia Code" w:eastAsia="Times New Roman" w:hAnsi="Cascadia Code" w:cs="Cascadia Code"/>
+          <w:color w:val="98C379"/>
+          <w:sz w:val="23"/>
+          <w:szCs w:val="23"/>
+          <w:lang w:eastAsia="ru-RU"/>
+        </w:rPr>
+        <w:t>указан</w:t>
+      </w:r>
+      <w:r>
+        <w:rPr>
+          <w:rFonts w:ascii="Cascadia Code" w:eastAsia="Times New Roman" w:hAnsi="Cascadia Code" w:cs="Cascadia Code"/>
+          <w:color w:val="98C379"/>
+          <w:sz w:val="23"/>
+          <w:szCs w:val="23"/>
+          <w:lang w:val="en-US" w:eastAsia="ru-RU"/>
+        </w:rPr>
+        <w:t xml:space="preserve"> </w:t>
+      </w:r>
+      <w:r>
+        <w:rPr>
+          <w:rFonts w:ascii="Cascadia Code" w:eastAsia="Times New Roman" w:hAnsi="Cascadia Code" w:cs="Cascadia Code"/>
+          <w:color w:val="98C379"/>
+          <w:sz w:val="23"/>
+          <w:szCs w:val="23"/>
+          <w:lang w:eastAsia="ru-RU"/>
+        </w:rPr>
+        <w:t>логин</w:t>
+      </w:r>
+      <w:r>
+        <w:rPr>
+          <w:rFonts w:ascii="Cascadia Code" w:eastAsia="Times New Roman" w:hAnsi="Cascadia Code" w:cs="Cascadia Code"/>
+          <w:color w:val="98C379"/>
+          <w:sz w:val="23"/>
+          <w:szCs w:val="23"/>
+          <w:lang w:val="en-US" w:eastAsia="ru-RU"/>
+        </w:rPr>
+        <w:t>"</w:t>
+      </w:r>
+      <w:r>
+        <w:rPr>
+          <w:rFonts w:ascii="Cascadia Code" w:eastAsia="Times New Roman" w:hAnsi="Cascadia Code" w:cs="Cascadia Code"/>
+          <w:color w:val="ABB2BF"/>
+          <w:sz w:val="23"/>
+          <w:szCs w:val="23"/>
+          <w:lang w:val="en-US" w:eastAsia="ru-RU"/>
+        </w:rPr>
+        <w:t>}</w:t>
+      </w:r>
+    </w:p>
+    <w:p>
+      <w:pPr>
+        <w:shd w:val="clear" w:color="auto" w:fill="282C34"/>
+        <w:spacing w:after="0" w:line="300" w:lineRule="atLeast"/>
+        <w:rPr>
+          <w:rFonts w:ascii="Cascadia Code" w:eastAsia="Times New Roman" w:hAnsi="Cascadia Code" w:cs="Cascadia Code"/>
+          <w:color w:val="ABB2BF"/>
+          <w:sz w:val="23"/>
+          <w:szCs w:val="23"/>
+          <w:lang w:val="en-US" w:eastAsia="ru-RU"/>
+        </w:rPr>
+      </w:pPr>
+      <w:r>
+        <w:rPr>
+          <w:rFonts w:ascii="Cascadia Code" w:eastAsia="Times New Roman" w:hAnsi="Cascadia Code" w:cs="Cascadia Code"/>
+          <w:color w:val="ABB2BF"/>
+          <w:sz w:val="23"/>
+          <w:szCs w:val="23"/>
+          <w:lang w:val="en-US" w:eastAsia="ru-RU"/>
+        </w:rPr>
+        <w:t xml:space="preserve">    conn </w:t>
+      </w:r>
+      <w:r>
+        <w:rPr>
+          <w:rFonts w:ascii="Cascadia Code" w:eastAsia="Times New Roman" w:hAnsi="Cascadia Code" w:cs="Cascadia Code"/>
+          <w:color w:val="C678DD"/>
+          <w:sz w:val="23"/>
+          <w:szCs w:val="23"/>
+          <w:lang w:val="en-US" w:eastAsia="ru-RU"/>
+        </w:rPr>
+        <w:t>=</w:t>
+      </w:r>
+      <w:r>
+        <w:rPr>
+          <w:rFonts w:ascii="Cascadia Code" w:eastAsia="Times New Roman" w:hAnsi="Cascadia Code" w:cs="Cascadia Code"/>
+          <w:color w:val="ABB2BF"/>
+          <w:sz w:val="23"/>
+          <w:szCs w:val="23"/>
+          <w:lang w:val="en-US" w:eastAsia="ru-RU"/>
+        </w:rPr>
+        <w:t xml:space="preserve"> db()</w:t>
+      </w:r>
+    </w:p>
+    <w:p>
+      <w:pPr>
+        <w:shd w:val="clear" w:color="auto" w:fill="282C34"/>
+        <w:spacing w:after="0" w:line="300" w:lineRule="atLeast"/>
+        <w:rPr>
+          <w:rFonts w:ascii="Cascadia Code" w:eastAsia="Times New Roman" w:hAnsi="Cascadia Code" w:cs="Cascadia Code"/>
+          <w:color w:val="ABB2BF"/>
+          <w:sz w:val="23"/>
+          <w:szCs w:val="23"/>
+          <w:lang w:val="en-US" w:eastAsia="ru-RU"/>
+        </w:rPr>
+      </w:pPr>
+      <w:r>
+        <w:rPr>
+          <w:rFonts w:ascii="Cascadia Code" w:eastAsia="Times New Roman" w:hAnsi="Cascadia Code" w:cs="Cascadia Code"/>
+          <w:color w:val="ABB2BF"/>
+          <w:sz w:val="23"/>
+          <w:szCs w:val="23"/>
+          <w:lang w:val="en-US" w:eastAsia="ru-RU"/>
+        </w:rPr>
+        <w:t xml:space="preserve">    row </w:t>
+      </w:r>
+      <w:r>
+        <w:rPr>
+          <w:rFonts w:ascii="Cascadia Code" w:eastAsia="Times New Roman" w:hAnsi="Cascadia Code" w:cs="Cascadia Code"/>
+          <w:color w:val="C678DD"/>
+          <w:sz w:val="23"/>
+          <w:szCs w:val="23"/>
+          <w:lang w:val="en-US" w:eastAsia="ru-RU"/>
+        </w:rPr>
+        <w:t>=</w:t>
+      </w:r>
+      <w:r>
+        <w:rPr>
+          <w:rFonts w:ascii="Cascadia Code" w:eastAsia="Times New Roman" w:hAnsi="Cascadia Code" w:cs="Cascadia Code"/>
+          <w:color w:val="ABB2BF"/>
+          <w:sz w:val="23"/>
+          <w:szCs w:val="23"/>
+          <w:lang w:val="en-US" w:eastAsia="ru-RU"/>
+        </w:rPr>
+        <w:t xml:space="preserve"> conn.execute(</w:t>
+      </w:r>
+    </w:p>
+    <w:p>
+      <w:pPr>
+        <w:shd w:val="clear" w:color="auto" w:fill="282C34"/>
+        <w:spacing w:after="0" w:line="300" w:lineRule="atLeast"/>
+        <w:rPr>
+          <w:rFonts w:ascii="Cascadia Code" w:eastAsia="Times New Roman" w:hAnsi="Cascadia Code" w:cs="Cascadia Code"/>
+          <w:color w:val="ABB2BF"/>
+          <w:sz w:val="23"/>
+          <w:szCs w:val="23"/>
+          <w:lang w:val="en-US" w:eastAsia="ru-RU"/>
+        </w:rPr>
+      </w:pPr>
+      <w:r>
+        <w:rPr>
+          <w:rFonts w:ascii="Cascadia Code" w:eastAsia="Times New Roman" w:hAnsi="Cascadia Code" w:cs="Cascadia Code"/>
+          <w:color w:val="ABB2BF"/>
+          <w:sz w:val="23"/>
+          <w:szCs w:val="23"/>
+          <w:lang w:val="en-US" w:eastAsia="ru-RU"/>
+        </w:rPr>
+        <w:t xml:space="preserve">        </w:t>
+      </w:r>
+      <w:r>
+        <w:rPr>
+          <w:rFonts w:ascii="Cascadia Code" w:eastAsia="Times New Roman" w:hAnsi="Cascadia Code" w:cs="Cascadia Code"/>
+          <w:color w:val="98C379"/>
+          <w:sz w:val="23"/>
+          <w:szCs w:val="23"/>
+          <w:lang w:val="en-US" w:eastAsia="ru-RU"/>
+        </w:rPr>
+        <w:t>"SELECT u.id, u.full_name, r.name AS role FROM Users u "</w:t>
+      </w:r>
+    </w:p>
+    <w:p>
+      <w:pPr>
+        <w:shd w:val="clear" w:color="auto" w:fill="282C34"/>
+        <w:spacing w:after="0" w:line="300" w:lineRule="atLeast"/>
+        <w:rPr>
+          <w:rFonts w:ascii="Cascadia Code" w:eastAsia="Times New Roman" w:hAnsi="Cascadia Code" w:cs="Cascadia Code"/>
+          <w:color w:val="ABB2BF"/>
+          <w:sz w:val="23"/>
+          <w:szCs w:val="23"/>
+          <w:lang w:val="en-US" w:eastAsia="ru-RU"/>
+        </w:rPr>
+      </w:pPr>
+      <w:r>
+        <w:rPr>
+          <w:rFonts w:ascii="Cascadia Code" w:eastAsia="Times New Roman" w:hAnsi="Cascadia Code" w:cs="Cascadia Code"/>
+          <w:color w:val="ABB2BF"/>
+          <w:sz w:val="23"/>
+          <w:szCs w:val="23"/>
+          <w:lang w:val="en-US" w:eastAsia="ru-RU"/>
+        </w:rPr>
+        <w:t xml:space="preserve">        </w:t>
+      </w:r>
+      <w:r>
+        <w:rPr>
+          <w:rFonts w:ascii="Cascadia Code" w:eastAsia="Times New Roman" w:hAnsi="Cascadia Code" w:cs="Cascadia Code"/>
+          <w:color w:val="98C379"/>
+          <w:sz w:val="23"/>
+          <w:szCs w:val="23"/>
+          <w:lang w:val="en-US" w:eastAsia="ru-RU"/>
+        </w:rPr>
+        <w:t>"JOIN Roles r ON r.id = u.role_id WHERE u.login = ?"</w:t>
+      </w:r>
+      <w:r>
+        <w:rPr>
+          <w:rFonts w:ascii="Cascadia Code" w:eastAsia="Times New Roman" w:hAnsi="Cascadia Code" w:cs="Cascadia Code"/>
+          <w:color w:val="ABB2BF"/>
+          <w:sz w:val="23"/>
+          <w:szCs w:val="23"/>
+          <w:lang w:val="en-US" w:eastAsia="ru-RU"/>
+        </w:rPr>
+        <w:t>, (login,)).fetchone()</w:t>
+      </w:r>
+    </w:p>
+    <w:p>
+      <w:pPr>
+        <w:shd w:val="clear" w:color="auto" w:fill="282C34"/>
+        <w:spacing w:after="0" w:line="300" w:lineRule="atLeast"/>
+        <w:rPr>
+          <w:rFonts w:ascii="Cascadia Code" w:eastAsia="Times New Roman" w:hAnsi="Cascadia Code" w:cs="Cascadia Code"/>
+          <w:color w:val="ABB2BF"/>
+          <w:sz w:val="23"/>
+          <w:szCs w:val="23"/>
+          <w:lang w:val="en-US" w:eastAsia="ru-RU"/>
+        </w:rPr>
+      </w:pPr>
+      <w:r>
+        <w:rPr>
+          <w:rFonts w:ascii="Cascadia Code" w:eastAsia="Times New Roman" w:hAnsi="Cascadia Code" w:cs="Cascadia Code"/>
+          <w:color w:val="ABB2BF"/>
+          <w:sz w:val="23"/>
+          <w:szCs w:val="23"/>
+          <w:lang w:val="en-US" w:eastAsia="ru-RU"/>
+        </w:rPr>
+        <w:t>    conn.close()</w:t>
+      </w:r>
+    </w:p>
+    <w:p>
+      <w:pPr>
+        <w:shd w:val="clear" w:color="auto" w:fill="282C34"/>
+        <w:spacing w:after="0" w:line="300" w:lineRule="atLeast"/>
+        <w:rPr>
+          <w:rFonts w:ascii="Cascadia Code" w:eastAsia="Times New Roman" w:hAnsi="Cascadia Code" w:cs="Cascadia Code"/>
+          <w:color w:val="ABB2BF"/>
+          <w:sz w:val="23"/>
+          <w:szCs w:val="23"/>
+          <w:lang w:val="en-US" w:eastAsia="ru-RU"/>
+        </w:rPr>
+      </w:pPr>
+      <w:r>
+        <w:rPr>
+          <w:rFonts w:ascii="Cascadia Code" w:eastAsia="Times New Roman" w:hAnsi="Cascadia Code" w:cs="Cascadia Code"/>
+          <w:color w:val="ABB2BF"/>
+          <w:sz w:val="23"/>
+          <w:szCs w:val="23"/>
+          <w:lang w:val="en-US" w:eastAsia="ru-RU"/>
+        </w:rPr>
+        <w:t xml:space="preserve">    </w:t>
+      </w:r>
+      <w:r>
+        <w:rPr>
+          <w:rFonts w:ascii="Cascadia Code" w:eastAsia="Times New Roman" w:hAnsi="Cascadia Code" w:cs="Cascadia Code"/>
+          <w:color w:val="C678DD"/>
+          <w:sz w:val="23"/>
+          <w:szCs w:val="23"/>
+          <w:lang w:val="en-US" w:eastAsia="ru-RU"/>
+        </w:rPr>
+        <w:t>if</w:t>
+      </w:r>
+      <w:r>
+        <w:rPr>
+          <w:rFonts w:ascii="Cascadia Code" w:eastAsia="Times New Roman" w:hAnsi="Cascadia Code" w:cs="Cascadia Code"/>
+          <w:color w:val="ABB2BF"/>
+          <w:sz w:val="23"/>
+          <w:szCs w:val="23"/>
+          <w:lang w:val="en-US" w:eastAsia="ru-RU"/>
+        </w:rPr>
+        <w:t xml:space="preserve"> </w:t>
+      </w:r>
+      <w:r>
+        <w:rPr>
+          <w:rFonts w:ascii="Cascadia Code" w:eastAsia="Times New Roman" w:hAnsi="Cascadia Code" w:cs="Cascadia Code"/>
+          <w:color w:val="C678DD"/>
+          <w:sz w:val="23"/>
+          <w:szCs w:val="23"/>
+          <w:lang w:val="en-US" w:eastAsia="ru-RU"/>
+        </w:rPr>
+        <w:t>not</w:t>
+      </w:r>
+      <w:r>
+        <w:rPr>
+          <w:rFonts w:ascii="Cascadia Code" w:eastAsia="Times New Roman" w:hAnsi="Cascadia Code" w:cs="Cascadia Code"/>
+          <w:color w:val="ABB2BF"/>
+          <w:sz w:val="23"/>
+          <w:szCs w:val="23"/>
+          <w:lang w:val="en-US" w:eastAsia="ru-RU"/>
+        </w:rPr>
+        <w:t xml:space="preserve"> row:</w:t>
+      </w:r>
+    </w:p>
+    <w:p>
+      <w:pPr>
+        <w:shd w:val="clear" w:color="auto" w:fill="282C34"/>
+        <w:spacing w:after="0" w:line="300" w:lineRule="atLeast"/>
+        <w:rPr>
+          <w:rFonts w:ascii="Cascadia Code" w:eastAsia="Times New Roman" w:hAnsi="Cascadia Code" w:cs="Cascadia Code"/>
+          <w:color w:val="ABB2BF"/>
+          <w:sz w:val="23"/>
+          <w:szCs w:val="23"/>
+          <w:lang w:eastAsia="ru-RU"/>
+        </w:rPr>
+      </w:pPr>
+      <w:r>
+        <w:rPr>
+          <w:rFonts w:ascii="Cascadia Code" w:eastAsia="Times New Roman" w:hAnsi="Cascadia Code" w:cs="Cascadia Code"/>
+          <w:color w:val="ABB2BF"/>
+          <w:sz w:val="23"/>
+          <w:szCs w:val="23"/>
+          <w:lang w:val="en-US" w:eastAsia="ru-RU"/>
+        </w:rPr>
+        <w:t xml:space="preserve">        </w:t>
+      </w:r>
+      <w:r>
+        <w:rPr>
+          <w:rFonts w:ascii="Cascadia Code" w:eastAsia="Times New Roman" w:hAnsi="Cascadia Code" w:cs="Cascadia Code"/>
+          <w:color w:val="C678DD"/>
+          <w:sz w:val="23"/>
+          <w:szCs w:val="23"/>
+          <w:lang w:eastAsia="ru-RU"/>
+        </w:rPr>
+        <w:t>return</w:t>
+      </w:r>
+      <w:r>
+        <w:rPr>
+          <w:rFonts w:ascii="Cascadia Code" w:eastAsia="Times New Roman" w:hAnsi="Cascadia Code" w:cs="Cascadia Code"/>
+          <w:color w:val="ABB2BF"/>
+          <w:sz w:val="23"/>
+          <w:szCs w:val="23"/>
+          <w:lang w:eastAsia="ru-RU"/>
+        </w:rPr>
+        <w:t xml:space="preserve"> </w:t>
+      </w:r>
+      <w:r>
+        <w:rPr>
+          <w:rFonts w:ascii="Cascadia Code" w:eastAsia="Times New Roman" w:hAnsi="Cascadia Code" w:cs="Cascadia Code"/>
+          <w:color w:val="AFD166"/>
+          <w:sz w:val="23"/>
+          <w:szCs w:val="23"/>
+          <w:lang w:eastAsia="ru-RU"/>
+        </w:rPr>
+        <w:t>404</w:t>
+      </w:r>
+      <w:r>
+        <w:rPr>
+          <w:rFonts w:ascii="Cascadia Code" w:eastAsia="Times New Roman" w:hAnsi="Cascadia Code" w:cs="Cascadia Code"/>
+          <w:color w:val="ABB2BF"/>
+          <w:sz w:val="23"/>
+          <w:szCs w:val="23"/>
+          <w:lang w:eastAsia="ru-RU"/>
+        </w:rPr>
+        <w:t>, {</w:t>
+      </w:r>
+      <w:r>
+        <w:rPr>
+          <w:rFonts w:ascii="Cascadia Code" w:eastAsia="Times New Roman" w:hAnsi="Cascadia Code" w:cs="Cascadia Code"/>
+          <w:color w:val="98C379"/>
+          <w:sz w:val="23"/>
+          <w:szCs w:val="23"/>
+          <w:lang w:eastAsia="ru-RU"/>
+        </w:rPr>
+        <w:t>"error"</w:t>
+      </w:r>
+      <w:r>
+        <w:rPr>
+          <w:rFonts w:ascii="Cascadia Code" w:eastAsia="Times New Roman" w:hAnsi="Cascadia Code" w:cs="Cascadia Code"/>
+          <w:color w:val="ABB2BF"/>
+          <w:sz w:val="23"/>
+          <w:szCs w:val="23"/>
+          <w:lang w:eastAsia="ru-RU"/>
+        </w:rPr>
+        <w:t xml:space="preserve">: </w:t>
+      </w:r>
+      <w:r>
+        <w:rPr>
+          <w:rFonts w:ascii="Cascadia Code" w:eastAsia="Times New Roman" w:hAnsi="Cascadia Code" w:cs="Cascadia Code"/>
+          <w:color w:val="98C379"/>
+          <w:sz w:val="23"/>
+          <w:szCs w:val="23"/>
+          <w:lang w:eastAsia="ru-RU"/>
+        </w:rPr>
+        <w:t>"Пользователь с логином «</w:t>
+      </w:r>
+      <w:r>
+        <w:rPr>
+          <w:rFonts w:ascii="Cascadia Code" w:eastAsia="Times New Roman" w:hAnsi="Cascadia Code" w:cs="Cascadia Code"/>
+          <w:color w:val="D19A66"/>
+          <w:sz w:val="23"/>
+          <w:szCs w:val="23"/>
+          <w:lang w:eastAsia="ru-RU"/>
+        </w:rPr>
+        <w:t>{}</w:t>
+      </w:r>
+      <w:r>
+        <w:rPr>
+          <w:rFonts w:ascii="Cascadia Code" w:eastAsia="Times New Roman" w:hAnsi="Cascadia Code" w:cs="Cascadia Code"/>
+          <w:color w:val="98C379"/>
+          <w:sz w:val="23"/>
+          <w:szCs w:val="23"/>
+          <w:lang w:eastAsia="ru-RU"/>
+        </w:rPr>
+        <w:t>» не найден"</w:t>
+      </w:r>
+      <w:r>
+        <w:rPr>
+          <w:rFonts w:ascii="Cascadia Code" w:eastAsia="Times New Roman" w:hAnsi="Cascadia Code" w:cs="Cascadia Code"/>
+          <w:color w:val="ABB2BF"/>
+          <w:sz w:val="23"/>
+          <w:szCs w:val="23"/>
+          <w:lang w:eastAsia="ru-RU"/>
+        </w:rPr>
+        <w:t>.format(login)}</w:t>
+      </w:r>
+    </w:p>
+    <w:p>
+      <w:pPr>
+        <w:shd w:val="clear" w:color="auto" w:fill="282C34"/>
+        <w:spacing w:after="0" w:line="300" w:lineRule="atLeast"/>
+        <w:rPr>
+          <w:rFonts w:ascii="Cascadia Code" w:eastAsia="Times New Roman" w:hAnsi="Cascadia Code" w:cs="Cascadia Code"/>
+          <w:color w:val="ABB2BF"/>
+          <w:sz w:val="23"/>
+          <w:szCs w:val="23"/>
+          <w:lang w:val="en-US" w:eastAsia="ru-RU"/>
+        </w:rPr>
+      </w:pPr>
+      <w:r>
+        <w:rPr>
+          <w:rFonts w:ascii="Cascadia Code" w:eastAsia="Times New Roman" w:hAnsi="Cascadia Code" w:cs="Cascadia Code"/>
+          <w:color w:val="ABB2BF"/>
+          <w:sz w:val="23"/>
+          <w:szCs w:val="23"/>
+          <w:lang w:eastAsia="ru-RU"/>
+        </w:rPr>
+        <w:t xml:space="preserve">    </w:t>
+      </w:r>
+      <w:r>
+        <w:rPr>
+          <w:rFonts w:ascii="Cascadia Code" w:eastAsia="Times New Roman" w:hAnsi="Cascadia Code" w:cs="Cascadia Code"/>
+          <w:color w:val="C678DD"/>
+          <w:sz w:val="23"/>
+          <w:szCs w:val="23"/>
+          <w:lang w:val="en-US" w:eastAsia="ru-RU"/>
+        </w:rPr>
+        <w:t>return</w:t>
+      </w:r>
+      <w:r>
+        <w:rPr>
+          <w:rFonts w:ascii="Cascadia Code" w:eastAsia="Times New Roman" w:hAnsi="Cascadia Code" w:cs="Cascadia Code"/>
+          <w:color w:val="ABB2BF"/>
+          <w:sz w:val="23"/>
+          <w:szCs w:val="23"/>
+          <w:lang w:val="en-US" w:eastAsia="ru-RU"/>
+        </w:rPr>
+        <w:t xml:space="preserve"> </w:t>
+      </w:r>
+      <w:r>
+        <w:rPr>
+          <w:rFonts w:ascii="Cascadia Code" w:eastAsia="Times New Roman" w:hAnsi="Cascadia Code" w:cs="Cascadia Code"/>
+          <w:color w:val="AFD166"/>
+          <w:sz w:val="23"/>
+          <w:szCs w:val="23"/>
+          <w:lang w:val="en-US" w:eastAsia="ru-RU"/>
+        </w:rPr>
+        <w:t>200</w:t>
+      </w:r>
+      <w:r>
+        <w:rPr>
+          <w:rFonts w:ascii="Cascadia Code" w:eastAsia="Times New Roman" w:hAnsi="Cascadia Code" w:cs="Cascadia Code"/>
+          <w:color w:val="ABB2BF"/>
+          <w:sz w:val="23"/>
+          <w:szCs w:val="23"/>
+          <w:lang w:val="en-US" w:eastAsia="ru-RU"/>
+        </w:rPr>
+        <w:t xml:space="preserve">, </w:t>
+      </w:r>
+      <w:r>
+        <w:rPr>
+          <w:rFonts w:ascii="Cascadia Code" w:eastAsia="Times New Roman" w:hAnsi="Cascadia Code" w:cs="Cascadia Code"/>
+          <w:color w:val="56B6C2"/>
+          <w:sz w:val="23"/>
+          <w:szCs w:val="23"/>
+          <w:lang w:val="en-US" w:eastAsia="ru-RU"/>
+        </w:rPr>
+        <w:t>dict</w:t>
+      </w:r>
+      <w:r>
+        <w:rPr>
+          <w:rFonts w:ascii="Cascadia Code" w:eastAsia="Times New Roman" w:hAnsi="Cascadia Code" w:cs="Cascadia Code"/>
+          <w:color w:val="ABB2BF"/>
+          <w:sz w:val="23"/>
+          <w:szCs w:val="23"/>
+          <w:lang w:val="en-US" w:eastAsia="ru-RU"/>
+        </w:rPr>
+        <w:t>(row)</w:t>
+      </w:r>
+    </w:p>
+    <w:p>
+      <w:pPr>
+        <w:shd w:val="clear" w:color="auto" w:fill="282C34"/>
+        <w:spacing w:after="0" w:line="300" w:lineRule="atLeast"/>
+        <w:rPr>
+          <w:rFonts w:ascii="Cascadia Code" w:eastAsia="Times New Roman" w:hAnsi="Cascadia Code" w:cs="Cascadia Code"/>
+          <w:color w:val="ABB2BF"/>
+          <w:sz w:val="23"/>
+          <w:szCs w:val="23"/>
+          <w:lang w:val="en-US" w:eastAsia="ru-RU"/>
+        </w:rPr>
+      </w:pPr>
+    </w:p>
+    <w:p>
+      <w:pPr>
+        <w:shd w:val="clear" w:color="auto" w:fill="282C34"/>
+        <w:spacing w:after="0" w:line="300" w:lineRule="atLeast"/>
+        <w:rPr>
+          <w:rFonts w:ascii="Cascadia Code" w:eastAsia="Times New Roman" w:hAnsi="Cascadia Code" w:cs="Cascadia Code"/>
+          <w:color w:val="ABB2BF"/>
+          <w:sz w:val="23"/>
+          <w:szCs w:val="23"/>
+          <w:lang w:val="en-US" w:eastAsia="ru-RU"/>
+        </w:rPr>
+      </w:pPr>
+      <w:r>
+        <w:rPr>
+          <w:rFonts w:ascii="Cascadia Code" w:eastAsia="Times New Roman" w:hAnsi="Cascadia Code" w:cs="Cascadia Code"/>
+          <w:color w:val="C678DD"/>
+          <w:sz w:val="23"/>
+          <w:szCs w:val="23"/>
+          <w:lang w:val="en-US" w:eastAsia="ru-RU"/>
+        </w:rPr>
+        <w:t>def</w:t>
+      </w:r>
+      <w:r>
+        <w:rPr>
+          <w:rFonts w:ascii="Cascadia Code" w:eastAsia="Times New Roman" w:hAnsi="Cascadia Code" w:cs="Cascadia Code"/>
+          <w:color w:val="ABB2BF"/>
+          <w:sz w:val="23"/>
+          <w:szCs w:val="23"/>
+          <w:lang w:val="en-US" w:eastAsia="ru-RU"/>
+        </w:rPr>
+        <w:t xml:space="preserve"> </w:t>
+      </w:r>
+      <w:r>
+        <w:rPr>
+          <w:rFonts w:ascii="Cascadia Code" w:eastAsia="Times New Roman" w:hAnsi="Cascadia Code" w:cs="Cascadia Code"/>
+          <w:color w:val="52A8FF"/>
+          <w:sz w:val="23"/>
+          <w:szCs w:val="23"/>
+          <w:lang w:val="en-US" w:eastAsia="ru-RU"/>
+        </w:rPr>
+        <w:t>ordered_last_month</w:t>
+      </w:r>
+      <w:r>
+        <w:rPr>
+          <w:rFonts w:ascii="Cascadia Code" w:eastAsia="Times New Roman" w:hAnsi="Cascadia Code" w:cs="Cascadia Code"/>
+          <w:color w:val="ABB2BF"/>
+          <w:sz w:val="23"/>
+          <w:szCs w:val="23"/>
+          <w:lang w:val="en-US" w:eastAsia="ru-RU"/>
+        </w:rPr>
+        <w:t>(</w:t>
+      </w:r>
+      <w:r>
+        <w:rPr>
+          <w:rFonts w:ascii="Cascadia Code" w:eastAsia="Times New Roman" w:hAnsi="Cascadia Code" w:cs="Cascadia Code"/>
+          <w:color w:val="D19A66"/>
+          <w:sz w:val="23"/>
+          <w:szCs w:val="23"/>
+          <w:lang w:val="en-US" w:eastAsia="ru-RU"/>
+        </w:rPr>
+        <w:t>conn</w:t>
+      </w:r>
+      <w:r>
+        <w:rPr>
+          <w:rFonts w:ascii="Cascadia Code" w:eastAsia="Times New Roman" w:hAnsi="Cascadia Code" w:cs="Cascadia Code"/>
+          <w:color w:val="ABB2BF"/>
+          <w:sz w:val="23"/>
+          <w:szCs w:val="23"/>
+          <w:lang w:val="en-US" w:eastAsia="ru-RU"/>
+        </w:rPr>
+        <w:t>):</w:t>
+      </w:r>
+    </w:p>
+    <w:p>
+      <w:pPr>
+        <w:shd w:val="clear" w:color="auto" w:fill="282C34"/>
+        <w:spacing w:after="0" w:line="300" w:lineRule="atLeast"/>
+        <w:rPr>
+          <w:rFonts w:ascii="Cascadia Code" w:eastAsia="Times New Roman" w:hAnsi="Cascadia Code" w:cs="Cascadia Code"/>
+          <w:color w:val="ABB2BF"/>
+          <w:sz w:val="23"/>
+          <w:szCs w:val="23"/>
+          <w:lang w:val="en-US" w:eastAsia="ru-RU"/>
+        </w:rPr>
+      </w:pPr>
+      <w:r>
+        <w:rPr>
+          <w:rFonts w:ascii="Cascadia Code" w:eastAsia="Times New Roman" w:hAnsi="Cascadia Code" w:cs="Cascadia Code"/>
+          <w:color w:val="ABB2BF"/>
+          <w:sz w:val="23"/>
+          <w:szCs w:val="23"/>
+          <w:lang w:val="en-US" w:eastAsia="ru-RU"/>
+        </w:rPr>
+        <w:t xml:space="preserve">    first_cur </w:t>
+      </w:r>
+      <w:r>
+        <w:rPr>
+          <w:rFonts w:ascii="Cascadia Code" w:eastAsia="Times New Roman" w:hAnsi="Cascadia Code" w:cs="Cascadia Code"/>
+          <w:color w:val="C678DD"/>
+          <w:sz w:val="23"/>
+          <w:szCs w:val="23"/>
+          <w:lang w:val="en-US" w:eastAsia="ru-RU"/>
+        </w:rPr>
+        <w:t>=</w:t>
+      </w:r>
+      <w:r>
+        <w:rPr>
+          <w:rFonts w:ascii="Cascadia Code" w:eastAsia="Times New Roman" w:hAnsi="Cascadia Code" w:cs="Cascadia Code"/>
+          <w:color w:val="ABB2BF"/>
+          <w:sz w:val="23"/>
+          <w:szCs w:val="23"/>
+          <w:lang w:val="en-US" w:eastAsia="ru-RU"/>
+        </w:rPr>
+        <w:t xml:space="preserve"> datetime.date.today().replace(</w:t>
+      </w:r>
+      <w:r>
+        <w:rPr>
+          <w:rFonts w:ascii="Cascadia Code" w:eastAsia="Times New Roman" w:hAnsi="Cascadia Code" w:cs="Cascadia Code"/>
+          <w:color w:val="D19A66"/>
+          <w:sz w:val="23"/>
+          <w:szCs w:val="23"/>
+          <w:lang w:val="en-US" w:eastAsia="ru-RU"/>
+        </w:rPr>
+        <w:t>day</w:t>
+      </w:r>
+      <w:r>
+        <w:rPr>
+          <w:rFonts w:ascii="Cascadia Code" w:eastAsia="Times New Roman" w:hAnsi="Cascadia Code" w:cs="Cascadia Code"/>
+          <w:color w:val="C678DD"/>
+          <w:sz w:val="23"/>
+          <w:szCs w:val="23"/>
+          <w:lang w:val="en-US" w:eastAsia="ru-RU"/>
+        </w:rPr>
+        <w:t>=</w:t>
+      </w:r>
+      <w:r>
+        <w:rPr>
+          <w:rFonts w:ascii="Cascadia Code" w:eastAsia="Times New Roman" w:hAnsi="Cascadia Code" w:cs="Cascadia Code"/>
+          <w:color w:val="AFD166"/>
+          <w:sz w:val="23"/>
+          <w:szCs w:val="23"/>
+          <w:lang w:val="en-US" w:eastAsia="ru-RU"/>
+        </w:rPr>
+        <w:t>1</w:t>
+      </w:r>
+      <w:r>
+        <w:rPr>
+          <w:rFonts w:ascii="Cascadia Code" w:eastAsia="Times New Roman" w:hAnsi="Cascadia Code" w:cs="Cascadia Code"/>
+          <w:color w:val="ABB2BF"/>
+          <w:sz w:val="23"/>
+          <w:szCs w:val="23"/>
+          <w:lang w:val="en-US" w:eastAsia="ru-RU"/>
+        </w:rPr>
+        <w:t>)</w:t>
+      </w:r>
+    </w:p>
+    <w:p>
+      <w:pPr>
+        <w:shd w:val="clear" w:color="auto" w:fill="282C34"/>
+        <w:spacing w:after="0" w:line="300" w:lineRule="atLeast"/>
+        <w:rPr>
+          <w:rFonts w:ascii="Cascadia Code" w:eastAsia="Times New Roman" w:hAnsi="Cascadia Code" w:cs="Cascadia Code"/>
+          <w:color w:val="ABB2BF"/>
+          <w:sz w:val="23"/>
+          <w:szCs w:val="23"/>
+          <w:lang w:val="en-US" w:eastAsia="ru-RU"/>
+        </w:rPr>
+      </w:pPr>
+      <w:r>
+        <w:rPr>
+          <w:rFonts w:ascii="Cascadia Code" w:eastAsia="Times New Roman" w:hAnsi="Cascadia Code" w:cs="Cascadia Code"/>
+          <w:color w:val="ABB2BF"/>
+          <w:sz w:val="23"/>
+          <w:szCs w:val="23"/>
+          <w:lang w:val="en-US" w:eastAsia="ru-RU"/>
+        </w:rPr>
+        <w:t xml:space="preserve">    first_prev </w:t>
+      </w:r>
+      <w:r>
+        <w:rPr>
+          <w:rFonts w:ascii="Cascadia Code" w:eastAsia="Times New Roman" w:hAnsi="Cascadia Code" w:cs="Cascadia Code"/>
+          <w:color w:val="C678DD"/>
+          <w:sz w:val="23"/>
+          <w:szCs w:val="23"/>
+          <w:lang w:val="en-US" w:eastAsia="ru-RU"/>
+        </w:rPr>
+        <w:t>=</w:t>
+      </w:r>
+      <w:r>
+        <w:rPr>
+          <w:rFonts w:ascii="Cascadia Code" w:eastAsia="Times New Roman" w:hAnsi="Cascadia Code" w:cs="Cascadia Code"/>
+          <w:color w:val="ABB2BF"/>
+          <w:sz w:val="23"/>
+          <w:szCs w:val="23"/>
+          <w:lang w:val="en-US" w:eastAsia="ru-RU"/>
+        </w:rPr>
+        <w:t xml:space="preserve"> (first_cur </w:t>
+      </w:r>
+      <w:r>
+        <w:rPr>
+          <w:rFonts w:ascii="Cascadia Code" w:eastAsia="Times New Roman" w:hAnsi="Cascadia Code" w:cs="Cascadia Code"/>
+          <w:color w:val="C678DD"/>
+          <w:sz w:val="23"/>
+          <w:szCs w:val="23"/>
+          <w:lang w:val="en-US" w:eastAsia="ru-RU"/>
+        </w:rPr>
+        <w:t>-</w:t>
+      </w:r>
+      <w:r>
+        <w:rPr>
+          <w:rFonts w:ascii="Cascadia Code" w:eastAsia="Times New Roman" w:hAnsi="Cascadia Code" w:cs="Cascadia Code"/>
+          <w:color w:val="ABB2BF"/>
+          <w:sz w:val="23"/>
+          <w:szCs w:val="23"/>
+          <w:lang w:val="en-US" w:eastAsia="ru-RU"/>
+        </w:rPr>
+        <w:t xml:space="preserve"> datetime.timedelta(</w:t>
+      </w:r>
+      <w:r>
+        <w:rPr>
+          <w:rFonts w:ascii="Cascadia Code" w:eastAsia="Times New Roman" w:hAnsi="Cascadia Code" w:cs="Cascadia Code"/>
+          <w:color w:val="D19A66"/>
+          <w:sz w:val="23"/>
+          <w:szCs w:val="23"/>
+          <w:lang w:val="en-US" w:eastAsia="ru-RU"/>
+        </w:rPr>
+        <w:t>days</w:t>
+      </w:r>
+      <w:r>
+        <w:rPr>
+          <w:rFonts w:ascii="Cascadia Code" w:eastAsia="Times New Roman" w:hAnsi="Cascadia Code" w:cs="Cascadia Code"/>
+          <w:color w:val="C678DD"/>
+          <w:sz w:val="23"/>
+          <w:szCs w:val="23"/>
+          <w:lang w:val="en-US" w:eastAsia="ru-RU"/>
+        </w:rPr>
+        <w:t>=</w:t>
+      </w:r>
+      <w:r>
+        <w:rPr>
+          <w:rFonts w:ascii="Cascadia Code" w:eastAsia="Times New Roman" w:hAnsi="Cascadia Code" w:cs="Cascadia Code"/>
+          <w:color w:val="AFD166"/>
+          <w:sz w:val="23"/>
+          <w:szCs w:val="23"/>
+          <w:lang w:val="en-US" w:eastAsia="ru-RU"/>
+        </w:rPr>
+        <w:t>1</w:t>
+      </w:r>
+      <w:r>
+        <w:rPr>
+          <w:rFonts w:ascii="Cascadia Code" w:eastAsia="Times New Roman" w:hAnsi="Cascadia Code" w:cs="Cascadia Code"/>
+          <w:color w:val="ABB2BF"/>
+          <w:sz w:val="23"/>
+          <w:szCs w:val="23"/>
+          <w:lang w:val="en-US" w:eastAsia="ru-RU"/>
+        </w:rPr>
+        <w:t>)).replace(</w:t>
+      </w:r>
+      <w:r>
+        <w:rPr>
+          <w:rFonts w:ascii="Cascadia Code" w:eastAsia="Times New Roman" w:hAnsi="Cascadia Code" w:cs="Cascadia Code"/>
+          <w:color w:val="D19A66"/>
+          <w:sz w:val="23"/>
+          <w:szCs w:val="23"/>
+          <w:lang w:val="en-US" w:eastAsia="ru-RU"/>
+        </w:rPr>
+        <w:t>day</w:t>
+      </w:r>
+      <w:r>
+        <w:rPr>
+          <w:rFonts w:ascii="Cascadia Code" w:eastAsia="Times New Roman" w:hAnsi="Cascadia Code" w:cs="Cascadia Code"/>
+          <w:color w:val="C678DD"/>
+          <w:sz w:val="23"/>
+          <w:szCs w:val="23"/>
+          <w:lang w:val="en-US" w:eastAsia="ru-RU"/>
+        </w:rPr>
+        <w:t>=</w:t>
+      </w:r>
+      <w:r>
+        <w:rPr>
+          <w:rFonts w:ascii="Cascadia Code" w:eastAsia="Times New Roman" w:hAnsi="Cascadia Code" w:cs="Cascadia Code"/>
+          <w:color w:val="AFD166"/>
+          <w:sz w:val="23"/>
+          <w:szCs w:val="23"/>
+          <w:lang w:val="en-US" w:eastAsia="ru-RU"/>
+        </w:rPr>
+        <w:t>1</w:t>
+      </w:r>
+      <w:r>
+        <w:rPr>
+          <w:rFonts w:ascii="Cascadia Code" w:eastAsia="Times New Roman" w:hAnsi="Cascadia Code" w:cs="Cascadia Code"/>
+          <w:color w:val="ABB2BF"/>
+          <w:sz w:val="23"/>
+          <w:szCs w:val="23"/>
+          <w:lang w:val="en-US" w:eastAsia="ru-RU"/>
+        </w:rPr>
+        <w:t>)</w:t>
+      </w:r>
+    </w:p>
+    <w:p>
+      <w:pPr>
+        <w:shd w:val="clear" w:color="auto" w:fill="282C34"/>
+        <w:spacing w:after="0" w:line="300" w:lineRule="atLeast"/>
+        <w:rPr>
+          <w:rFonts w:ascii="Cascadia Code" w:eastAsia="Times New Roman" w:hAnsi="Cascadia Code" w:cs="Cascadia Code"/>
+          <w:color w:val="ABB2BF"/>
+          <w:sz w:val="23"/>
+          <w:szCs w:val="23"/>
+          <w:lang w:val="en-US" w:eastAsia="ru-RU"/>
+        </w:rPr>
+      </w:pPr>
+      <w:r>
+        <w:rPr>
+          <w:rFonts w:ascii="Cascadia Code" w:eastAsia="Times New Roman" w:hAnsi="Cascadia Code" w:cs="Cascadia Code"/>
+          <w:color w:val="ABB2BF"/>
+          <w:sz w:val="23"/>
+          <w:szCs w:val="23"/>
+          <w:lang w:val="en-US" w:eastAsia="ru-RU"/>
+        </w:rPr>
+        <w:t xml:space="preserve">    rows </w:t>
+      </w:r>
+      <w:r>
+        <w:rPr>
+          <w:rFonts w:ascii="Cascadia Code" w:eastAsia="Times New Roman" w:hAnsi="Cascadia Code" w:cs="Cascadia Code"/>
+          <w:color w:val="C678DD"/>
+          <w:sz w:val="23"/>
+          <w:szCs w:val="23"/>
+          <w:lang w:val="en-US" w:eastAsia="ru-RU"/>
+        </w:rPr>
+        <w:t>=</w:t>
+      </w:r>
+      <w:r>
+        <w:rPr>
+          <w:rFonts w:ascii="Cascadia Code" w:eastAsia="Times New Roman" w:hAnsi="Cascadia Code" w:cs="Cascadia Code"/>
+          <w:color w:val="ABB2BF"/>
+          <w:sz w:val="23"/>
+          <w:szCs w:val="23"/>
+          <w:lang w:val="en-US" w:eastAsia="ru-RU"/>
+        </w:rPr>
+        <w:t xml:space="preserve"> conn.execute(</w:t>
+      </w:r>
+    </w:p>
+    <w:p>
+      <w:pPr>
+        <w:shd w:val="clear" w:color="auto" w:fill="282C34"/>
+        <w:spacing w:after="0" w:line="300" w:lineRule="atLeast"/>
+        <w:rPr>
+          <w:rFonts w:ascii="Cascadia Code" w:eastAsia="Times New Roman" w:hAnsi="Cascadia Code" w:cs="Cascadia Code"/>
+          <w:color w:val="ABB2BF"/>
+          <w:sz w:val="23"/>
+          <w:szCs w:val="23"/>
+          <w:lang w:val="en-US" w:eastAsia="ru-RU"/>
+        </w:rPr>
+      </w:pPr>
+      <w:r>
+        <w:rPr>
+          <w:rFonts w:ascii="Cascadia Code" w:eastAsia="Times New Roman" w:hAnsi="Cascadia Code" w:cs="Cascadia Code"/>
+          <w:color w:val="ABB2BF"/>
+          <w:sz w:val="23"/>
+          <w:szCs w:val="23"/>
+          <w:lang w:val="en-US" w:eastAsia="ru-RU"/>
+        </w:rPr>
+        <w:t xml:space="preserve">        </w:t>
+      </w:r>
+      <w:r>
+        <w:rPr>
+          <w:rFonts w:ascii="Cascadia Code" w:eastAsia="Times New Roman" w:hAnsi="Cascadia Code" w:cs="Cascadia Code"/>
+          <w:color w:val="98C379"/>
+          <w:sz w:val="23"/>
+          <w:szCs w:val="23"/>
+          <w:lang w:val="en-US" w:eastAsia="ru-RU"/>
+        </w:rPr>
+        <w:t>"SELECT DISTINCT oi.product_id FROM OrderItems oi JOIN Orders o ON o.id = oi.order_id "</w:t>
+      </w:r>
+    </w:p>
+    <w:p>
+      <w:pPr>
+        <w:shd w:val="clear" w:color="auto" w:fill="282C34"/>
+        <w:spacing w:after="0" w:line="300" w:lineRule="atLeast"/>
+        <w:rPr>
+          <w:rFonts w:ascii="Cascadia Code" w:eastAsia="Times New Roman" w:hAnsi="Cascadia Code" w:cs="Cascadia Code"/>
+          <w:color w:val="ABB2BF"/>
+          <w:sz w:val="23"/>
+          <w:szCs w:val="23"/>
+          <w:lang w:val="en-US" w:eastAsia="ru-RU"/>
+        </w:rPr>
+      </w:pPr>
+      <w:r>
+        <w:rPr>
+          <w:rFonts w:ascii="Cascadia Code" w:eastAsia="Times New Roman" w:hAnsi="Cascadia Code" w:cs="Cascadia Code"/>
+          <w:color w:val="ABB2BF"/>
+          <w:sz w:val="23"/>
+          <w:szCs w:val="23"/>
+          <w:lang w:val="en-US" w:eastAsia="ru-RU"/>
+        </w:rPr>
+        <w:lastRenderedPageBreak/>
+        <w:t xml:space="preserve">        </w:t>
+      </w:r>
+      <w:r>
+        <w:rPr>
+          <w:rFonts w:ascii="Cascadia Code" w:eastAsia="Times New Roman" w:hAnsi="Cascadia Code" w:cs="Cascadia Code"/>
+          <w:color w:val="98C379"/>
+          <w:sz w:val="23"/>
+          <w:szCs w:val="23"/>
+          <w:lang w:val="en-US" w:eastAsia="ru-RU"/>
+        </w:rPr>
+        <w:t>"WHERE o.order_date &gt;= ? AND o.order_date &lt; ?"</w:t>
+      </w:r>
+      <w:r>
+        <w:rPr>
+          <w:rFonts w:ascii="Cascadia Code" w:eastAsia="Times New Roman" w:hAnsi="Cascadia Code" w:cs="Cascadia Code"/>
+          <w:color w:val="ABB2BF"/>
+          <w:sz w:val="23"/>
+          <w:szCs w:val="23"/>
+          <w:lang w:val="en-US" w:eastAsia="ru-RU"/>
+        </w:rPr>
+        <w:t>, (first_prev.isoformat(), first_cur.isoformat()))</w:t>
+      </w:r>
+    </w:p>
+    <w:p>
+      <w:pPr>
+        <w:shd w:val="clear" w:color="auto" w:fill="282C34"/>
+        <w:spacing w:after="0" w:line="300" w:lineRule="atLeast"/>
+        <w:rPr>
+          <w:rFonts w:ascii="Cascadia Code" w:eastAsia="Times New Roman" w:hAnsi="Cascadia Code" w:cs="Cascadia Code"/>
+          <w:color w:val="ABB2BF"/>
+          <w:sz w:val="23"/>
+          <w:szCs w:val="23"/>
+          <w:lang w:val="en-US" w:eastAsia="ru-RU"/>
+        </w:rPr>
+      </w:pPr>
+      <w:r>
+        <w:rPr>
+          <w:rFonts w:ascii="Cascadia Code" w:eastAsia="Times New Roman" w:hAnsi="Cascadia Code" w:cs="Cascadia Code"/>
+          <w:color w:val="ABB2BF"/>
+          <w:sz w:val="23"/>
+          <w:szCs w:val="23"/>
+          <w:lang w:val="en-US" w:eastAsia="ru-RU"/>
+        </w:rPr>
+        <w:t xml:space="preserve">    </w:t>
+      </w:r>
+      <w:r>
+        <w:rPr>
+          <w:rFonts w:ascii="Cascadia Code" w:eastAsia="Times New Roman" w:hAnsi="Cascadia Code" w:cs="Cascadia Code"/>
+          <w:color w:val="C678DD"/>
+          <w:sz w:val="23"/>
+          <w:szCs w:val="23"/>
+          <w:lang w:val="en-US" w:eastAsia="ru-RU"/>
+        </w:rPr>
+        <w:t>return</w:t>
+      </w:r>
+      <w:r>
+        <w:rPr>
+          <w:rFonts w:ascii="Cascadia Code" w:eastAsia="Times New Roman" w:hAnsi="Cascadia Code" w:cs="Cascadia Code"/>
+          <w:color w:val="ABB2BF"/>
+          <w:sz w:val="23"/>
+          <w:szCs w:val="23"/>
+          <w:lang w:val="en-US" w:eastAsia="ru-RU"/>
+        </w:rPr>
+        <w:t xml:space="preserve"> {r[</w:t>
+      </w:r>
+      <w:r>
+        <w:rPr>
+          <w:rFonts w:ascii="Cascadia Code" w:eastAsia="Times New Roman" w:hAnsi="Cascadia Code" w:cs="Cascadia Code"/>
+          <w:color w:val="AFD166"/>
+          <w:sz w:val="23"/>
+          <w:szCs w:val="23"/>
+          <w:lang w:val="en-US" w:eastAsia="ru-RU"/>
+        </w:rPr>
+        <w:t>0</w:t>
+      </w:r>
+      <w:r>
+        <w:rPr>
+          <w:rFonts w:ascii="Cascadia Code" w:eastAsia="Times New Roman" w:hAnsi="Cascadia Code" w:cs="Cascadia Code"/>
+          <w:color w:val="ABB2BF"/>
+          <w:sz w:val="23"/>
+          <w:szCs w:val="23"/>
+          <w:lang w:val="en-US" w:eastAsia="ru-RU"/>
+        </w:rPr>
+        <w:t xml:space="preserve">] </w:t>
+      </w:r>
+      <w:r>
+        <w:rPr>
+          <w:rFonts w:ascii="Cascadia Code" w:eastAsia="Times New Roman" w:hAnsi="Cascadia Code" w:cs="Cascadia Code"/>
+          <w:color w:val="C678DD"/>
+          <w:sz w:val="23"/>
+          <w:szCs w:val="23"/>
+          <w:lang w:val="en-US" w:eastAsia="ru-RU"/>
+        </w:rPr>
+        <w:t>for</w:t>
+      </w:r>
+      <w:r>
+        <w:rPr>
+          <w:rFonts w:ascii="Cascadia Code" w:eastAsia="Times New Roman" w:hAnsi="Cascadia Code" w:cs="Cascadia Code"/>
+          <w:color w:val="ABB2BF"/>
+          <w:sz w:val="23"/>
+          <w:szCs w:val="23"/>
+          <w:lang w:val="en-US" w:eastAsia="ru-RU"/>
+        </w:rPr>
+        <w:t xml:space="preserve"> r </w:t>
+      </w:r>
+      <w:r>
+        <w:rPr>
+          <w:rFonts w:ascii="Cascadia Code" w:eastAsia="Times New Roman" w:hAnsi="Cascadia Code" w:cs="Cascadia Code"/>
+          <w:color w:val="C678DD"/>
+          <w:sz w:val="23"/>
+          <w:szCs w:val="23"/>
+          <w:lang w:val="en-US" w:eastAsia="ru-RU"/>
+        </w:rPr>
+        <w:t>in</w:t>
+      </w:r>
+      <w:r>
+        <w:rPr>
+          <w:rFonts w:ascii="Cascadia Code" w:eastAsia="Times New Roman" w:hAnsi="Cascadia Code" w:cs="Cascadia Code"/>
+          <w:color w:val="ABB2BF"/>
+          <w:sz w:val="23"/>
+          <w:szCs w:val="23"/>
+          <w:lang w:val="en-US" w:eastAsia="ru-RU"/>
+        </w:rPr>
+        <w:t xml:space="preserve"> rows}</w:t>
+      </w:r>
+    </w:p>
+    <w:p>
+      <w:pPr>
+        <w:shd w:val="clear" w:color="auto" w:fill="282C34"/>
+        <w:spacing w:after="0" w:line="300" w:lineRule="atLeast"/>
+        <w:rPr>
+          <w:rFonts w:ascii="Cascadia Code" w:eastAsia="Times New Roman" w:hAnsi="Cascadia Code" w:cs="Cascadia Code"/>
+          <w:color w:val="ABB2BF"/>
+          <w:sz w:val="23"/>
+          <w:szCs w:val="23"/>
+          <w:lang w:val="en-US" w:eastAsia="ru-RU"/>
+        </w:rPr>
+      </w:pPr>
+    </w:p>
+    <w:p>
+      <w:pPr>
+        <w:shd w:val="clear" w:color="auto" w:fill="282C34"/>
+        <w:spacing w:after="0" w:line="300" w:lineRule="atLeast"/>
+        <w:rPr>
+          <w:rFonts w:ascii="Cascadia Code" w:eastAsia="Times New Roman" w:hAnsi="Cascadia Code" w:cs="Cascadia Code"/>
+          <w:color w:val="ABB2BF"/>
+          <w:sz w:val="23"/>
+          <w:szCs w:val="23"/>
+          <w:lang w:val="en-US" w:eastAsia="ru-RU"/>
+        </w:rPr>
+      </w:pPr>
+      <w:r>
+        <w:rPr>
+          <w:rFonts w:ascii="Cascadia Code" w:eastAsia="Times New Roman" w:hAnsi="Cascadia Code" w:cs="Cascadia Code"/>
+          <w:color w:val="C678DD"/>
+          <w:sz w:val="23"/>
+          <w:szCs w:val="23"/>
+          <w:lang w:val="en-US" w:eastAsia="ru-RU"/>
+        </w:rPr>
+        <w:t>def</w:t>
+      </w:r>
+      <w:r>
+        <w:rPr>
+          <w:rFonts w:ascii="Cascadia Code" w:eastAsia="Times New Roman" w:hAnsi="Cascadia Code" w:cs="Cascadia Code"/>
+          <w:color w:val="ABB2BF"/>
+          <w:sz w:val="23"/>
+          <w:szCs w:val="23"/>
+          <w:lang w:val="en-US" w:eastAsia="ru-RU"/>
+        </w:rPr>
+        <w:t xml:space="preserve"> </w:t>
+      </w:r>
+      <w:r>
+        <w:rPr>
+          <w:rFonts w:ascii="Cascadia Code" w:eastAsia="Times New Roman" w:hAnsi="Cascadia Code" w:cs="Cascadia Code"/>
+          <w:color w:val="52A8FF"/>
+          <w:sz w:val="23"/>
+          <w:szCs w:val="23"/>
+          <w:lang w:val="en-US" w:eastAsia="ru-RU"/>
+        </w:rPr>
+        <w:t>add_price</w:t>
+      </w:r>
+      <w:r>
+        <w:rPr>
+          <w:rFonts w:ascii="Cascadia Code" w:eastAsia="Times New Roman" w:hAnsi="Cascadia Code" w:cs="Cascadia Code"/>
+          <w:color w:val="ABB2BF"/>
+          <w:sz w:val="23"/>
+          <w:szCs w:val="23"/>
+          <w:lang w:val="en-US" w:eastAsia="ru-RU"/>
+        </w:rPr>
+        <w:t>(</w:t>
+      </w:r>
+      <w:r>
+        <w:rPr>
+          <w:rFonts w:ascii="Cascadia Code" w:eastAsia="Times New Roman" w:hAnsi="Cascadia Code" w:cs="Cascadia Code"/>
+          <w:color w:val="D19A66"/>
+          <w:sz w:val="23"/>
+          <w:szCs w:val="23"/>
+          <w:lang w:val="en-US" w:eastAsia="ru-RU"/>
+        </w:rPr>
+        <w:t>product</w:t>
+      </w:r>
+      <w:r>
+        <w:rPr>
+          <w:rFonts w:ascii="Cascadia Code" w:eastAsia="Times New Roman" w:hAnsi="Cascadia Code" w:cs="Cascadia Code"/>
+          <w:color w:val="ABB2BF"/>
+          <w:sz w:val="23"/>
+          <w:szCs w:val="23"/>
+          <w:lang w:val="en-US" w:eastAsia="ru-RU"/>
+        </w:rPr>
+        <w:t>,</w:t>
+      </w:r>
+      <w:r>
+        <w:rPr>
+          <w:rFonts w:ascii="Cascadia Code" w:eastAsia="Times New Roman" w:hAnsi="Cascadia Code" w:cs="Cascadia Code"/>
+          <w:color w:val="D19A66"/>
+          <w:sz w:val="23"/>
+          <w:szCs w:val="23"/>
+          <w:lang w:val="en-US" w:eastAsia="ru-RU"/>
+        </w:rPr>
+        <w:t xml:space="preserve"> ordered</w:t>
+      </w:r>
+      <w:r>
+        <w:rPr>
+          <w:rFonts w:ascii="Cascadia Code" w:eastAsia="Times New Roman" w:hAnsi="Cascadia Code" w:cs="Cascadia Code"/>
+          <w:color w:val="ABB2BF"/>
+          <w:sz w:val="23"/>
+          <w:szCs w:val="23"/>
+          <w:lang w:val="en-US" w:eastAsia="ru-RU"/>
+        </w:rPr>
+        <w:t>):</w:t>
+      </w:r>
+    </w:p>
+    <w:p>
+      <w:pPr>
+        <w:shd w:val="clear" w:color="auto" w:fill="282C34"/>
+        <w:spacing w:after="0" w:line="300" w:lineRule="atLeast"/>
+        <w:rPr>
+          <w:rFonts w:ascii="Cascadia Code" w:eastAsia="Times New Roman" w:hAnsi="Cascadia Code" w:cs="Cascadia Code"/>
+          <w:color w:val="ABB2BF"/>
+          <w:sz w:val="23"/>
+          <w:szCs w:val="23"/>
+          <w:lang w:val="en-US" w:eastAsia="ru-RU"/>
+        </w:rPr>
+      </w:pPr>
+      <w:r>
+        <w:rPr>
+          <w:rFonts w:ascii="Cascadia Code" w:eastAsia="Times New Roman" w:hAnsi="Cascadia Code" w:cs="Cascadia Code"/>
+          <w:color w:val="ABB2BF"/>
+          <w:sz w:val="23"/>
+          <w:szCs w:val="23"/>
+          <w:lang w:val="en-US" w:eastAsia="ru-RU"/>
+        </w:rPr>
+        <w:t xml:space="preserve">    </w:t>
+      </w:r>
+      <w:r>
+        <w:rPr>
+          <w:rFonts w:ascii="Cascadia Code" w:eastAsia="Times New Roman" w:hAnsi="Cascadia Code" w:cs="Cascadia Code"/>
+          <w:color w:val="C678DD"/>
+          <w:sz w:val="23"/>
+          <w:szCs w:val="23"/>
+          <w:lang w:val="en-US" w:eastAsia="ru-RU"/>
+        </w:rPr>
+        <w:t>if</w:t>
+      </w:r>
+      <w:r>
+        <w:rPr>
+          <w:rFonts w:ascii="Cascadia Code" w:eastAsia="Times New Roman" w:hAnsi="Cascadia Code" w:cs="Cascadia Code"/>
+          <w:color w:val="ABB2BF"/>
+          <w:sz w:val="23"/>
+          <w:szCs w:val="23"/>
+          <w:lang w:val="en-US" w:eastAsia="ru-RU"/>
+        </w:rPr>
+        <w:t xml:space="preserve"> product[</w:t>
+      </w:r>
+      <w:r>
+        <w:rPr>
+          <w:rFonts w:ascii="Cascadia Code" w:eastAsia="Times New Roman" w:hAnsi="Cascadia Code" w:cs="Cascadia Code"/>
+          <w:color w:val="98C379"/>
+          <w:sz w:val="23"/>
+          <w:szCs w:val="23"/>
+          <w:lang w:val="en-US" w:eastAsia="ru-RU"/>
+        </w:rPr>
+        <w:t>"id"</w:t>
+      </w:r>
+      <w:r>
+        <w:rPr>
+          <w:rFonts w:ascii="Cascadia Code" w:eastAsia="Times New Roman" w:hAnsi="Cascadia Code" w:cs="Cascadia Code"/>
+          <w:color w:val="ABB2BF"/>
+          <w:sz w:val="23"/>
+          <w:szCs w:val="23"/>
+          <w:lang w:val="en-US" w:eastAsia="ru-RU"/>
+        </w:rPr>
+        <w:t xml:space="preserve">] </w:t>
+      </w:r>
+      <w:r>
+        <w:rPr>
+          <w:rFonts w:ascii="Cascadia Code" w:eastAsia="Times New Roman" w:hAnsi="Cascadia Code" w:cs="Cascadia Code"/>
+          <w:color w:val="C678DD"/>
+          <w:sz w:val="23"/>
+          <w:szCs w:val="23"/>
+          <w:lang w:val="en-US" w:eastAsia="ru-RU"/>
+        </w:rPr>
+        <w:t>in</w:t>
+      </w:r>
+      <w:r>
+        <w:rPr>
+          <w:rFonts w:ascii="Cascadia Code" w:eastAsia="Times New Roman" w:hAnsi="Cascadia Code" w:cs="Cascadia Code"/>
+          <w:color w:val="ABB2BF"/>
+          <w:sz w:val="23"/>
+          <w:szCs w:val="23"/>
+          <w:lang w:val="en-US" w:eastAsia="ru-RU"/>
+        </w:rPr>
+        <w:t xml:space="preserve"> ordered:</w:t>
+      </w:r>
+    </w:p>
+    <w:p>
+      <w:pPr>
+        <w:shd w:val="clear" w:color="auto" w:fill="282C34"/>
+        <w:spacing w:after="0" w:line="300" w:lineRule="atLeast"/>
+        <w:rPr>
+          <w:rFonts w:ascii="Cascadia Code" w:eastAsia="Times New Roman" w:hAnsi="Cascadia Code" w:cs="Cascadia Code"/>
+          <w:color w:val="ABB2BF"/>
+          <w:sz w:val="23"/>
+          <w:szCs w:val="23"/>
+          <w:lang w:val="en-US" w:eastAsia="ru-RU"/>
+        </w:rPr>
+      </w:pPr>
+      <w:r>
+        <w:rPr>
+          <w:rFonts w:ascii="Cascadia Code" w:eastAsia="Times New Roman" w:hAnsi="Cascadia Code" w:cs="Cascadia Code"/>
+          <w:color w:val="ABB2BF"/>
+          <w:sz w:val="23"/>
+          <w:szCs w:val="23"/>
+          <w:lang w:val="en-US" w:eastAsia="ru-RU"/>
+        </w:rPr>
+        <w:t>        product[</w:t>
+      </w:r>
+      <w:r>
+        <w:rPr>
+          <w:rFonts w:ascii="Cascadia Code" w:eastAsia="Times New Roman" w:hAnsi="Cascadia Code" w:cs="Cascadia Code"/>
+          <w:color w:val="98C379"/>
+          <w:sz w:val="23"/>
+          <w:szCs w:val="23"/>
+          <w:lang w:val="en-US" w:eastAsia="ru-RU"/>
+        </w:rPr>
+        <w:t>"discount"</w:t>
+      </w:r>
+      <w:r>
+        <w:rPr>
+          <w:rFonts w:ascii="Cascadia Code" w:eastAsia="Times New Roman" w:hAnsi="Cascadia Code" w:cs="Cascadia Code"/>
+          <w:color w:val="ABB2BF"/>
+          <w:sz w:val="23"/>
+          <w:szCs w:val="23"/>
+          <w:lang w:val="en-US" w:eastAsia="ru-RU"/>
+        </w:rPr>
+        <w:t xml:space="preserve">] </w:t>
+      </w:r>
+      <w:r>
+        <w:rPr>
+          <w:rFonts w:ascii="Cascadia Code" w:eastAsia="Times New Roman" w:hAnsi="Cascadia Code" w:cs="Cascadia Code"/>
+          <w:color w:val="C678DD"/>
+          <w:sz w:val="23"/>
+          <w:szCs w:val="23"/>
+          <w:lang w:val="en-US" w:eastAsia="ru-RU"/>
+        </w:rPr>
+        <w:t>=</w:t>
+      </w:r>
+      <w:r>
+        <w:rPr>
+          <w:rFonts w:ascii="Cascadia Code" w:eastAsia="Times New Roman" w:hAnsi="Cascadia Code" w:cs="Cascadia Code"/>
+          <w:color w:val="ABB2BF"/>
+          <w:sz w:val="23"/>
+          <w:szCs w:val="23"/>
+          <w:lang w:val="en-US" w:eastAsia="ru-RU"/>
+        </w:rPr>
+        <w:t xml:space="preserve"> </w:t>
+      </w:r>
+      <w:r>
+        <w:rPr>
+          <w:rFonts w:ascii="Cascadia Code" w:eastAsia="Times New Roman" w:hAnsi="Cascadia Code" w:cs="Cascadia Code"/>
+          <w:color w:val="AFD166"/>
+          <w:sz w:val="23"/>
+          <w:szCs w:val="23"/>
+          <w:lang w:val="en-US" w:eastAsia="ru-RU"/>
+        </w:rPr>
+        <w:t>0</w:t>
+      </w:r>
+    </w:p>
+    <w:p>
+      <w:pPr>
+        <w:shd w:val="clear" w:color="auto" w:fill="282C34"/>
+        <w:spacing w:after="0" w:line="300" w:lineRule="atLeast"/>
+        <w:rPr>
+          <w:rFonts w:ascii="Cascadia Code" w:eastAsia="Times New Roman" w:hAnsi="Cascadia Code" w:cs="Cascadia Code"/>
+          <w:color w:val="ABB2BF"/>
+          <w:sz w:val="23"/>
+          <w:szCs w:val="23"/>
+          <w:lang w:val="en-US" w:eastAsia="ru-RU"/>
+        </w:rPr>
+      </w:pPr>
+      <w:r>
+        <w:rPr>
+          <w:rFonts w:ascii="Cascadia Code" w:eastAsia="Times New Roman" w:hAnsi="Cascadia Code" w:cs="Cascadia Code"/>
+          <w:color w:val="ABB2BF"/>
+          <w:sz w:val="23"/>
+          <w:szCs w:val="23"/>
+          <w:lang w:val="en-US" w:eastAsia="ru-RU"/>
+        </w:rPr>
+        <w:t>        product[</w:t>
+      </w:r>
+      <w:r>
+        <w:rPr>
+          <w:rFonts w:ascii="Cascadia Code" w:eastAsia="Times New Roman" w:hAnsi="Cascadia Code" w:cs="Cascadia Code"/>
+          <w:color w:val="98C379"/>
+          <w:sz w:val="23"/>
+          <w:szCs w:val="23"/>
+          <w:lang w:val="en-US" w:eastAsia="ru-RU"/>
+        </w:rPr>
+        <w:t>"price_final"</w:t>
+      </w:r>
+      <w:r>
+        <w:rPr>
+          <w:rFonts w:ascii="Cascadia Code" w:eastAsia="Times New Roman" w:hAnsi="Cascadia Code" w:cs="Cascadia Code"/>
+          <w:color w:val="ABB2BF"/>
+          <w:sz w:val="23"/>
+          <w:szCs w:val="23"/>
+          <w:lang w:val="en-US" w:eastAsia="ru-RU"/>
+        </w:rPr>
+        <w:t xml:space="preserve">] </w:t>
+      </w:r>
+      <w:r>
+        <w:rPr>
+          <w:rFonts w:ascii="Cascadia Code" w:eastAsia="Times New Roman" w:hAnsi="Cascadia Code" w:cs="Cascadia Code"/>
+          <w:color w:val="C678DD"/>
+          <w:sz w:val="23"/>
+          <w:szCs w:val="23"/>
+          <w:lang w:val="en-US" w:eastAsia="ru-RU"/>
+        </w:rPr>
+        <w:t>=</w:t>
+      </w:r>
+      <w:r>
+        <w:rPr>
+          <w:rFonts w:ascii="Cascadia Code" w:eastAsia="Times New Roman" w:hAnsi="Cascadia Code" w:cs="Cascadia Code"/>
+          <w:color w:val="ABB2BF"/>
+          <w:sz w:val="23"/>
+          <w:szCs w:val="23"/>
+          <w:lang w:val="en-US" w:eastAsia="ru-RU"/>
+        </w:rPr>
+        <w:t xml:space="preserve"> product[</w:t>
+      </w:r>
+      <w:r>
+        <w:rPr>
+          <w:rFonts w:ascii="Cascadia Code" w:eastAsia="Times New Roman" w:hAnsi="Cascadia Code" w:cs="Cascadia Code"/>
+          <w:color w:val="98C379"/>
+          <w:sz w:val="23"/>
+          <w:szCs w:val="23"/>
+          <w:lang w:val="en-US" w:eastAsia="ru-RU"/>
+        </w:rPr>
+        <w:t>"price"</w:t>
+      </w:r>
+      <w:r>
+        <w:rPr>
+          <w:rFonts w:ascii="Cascadia Code" w:eastAsia="Times New Roman" w:hAnsi="Cascadia Code" w:cs="Cascadia Code"/>
+          <w:color w:val="ABB2BF"/>
+          <w:sz w:val="23"/>
+          <w:szCs w:val="23"/>
+          <w:lang w:val="en-US" w:eastAsia="ru-RU"/>
+        </w:rPr>
+        <w:t>]</w:t>
+      </w:r>
+    </w:p>
+    <w:p>
+      <w:pPr>
+        <w:shd w:val="clear" w:color="auto" w:fill="282C34"/>
+        <w:spacing w:after="0" w:line="300" w:lineRule="atLeast"/>
+        <w:rPr>
+          <w:rFonts w:ascii="Cascadia Code" w:eastAsia="Times New Roman" w:hAnsi="Cascadia Code" w:cs="Cascadia Code"/>
+          <w:color w:val="ABB2BF"/>
+          <w:sz w:val="23"/>
+          <w:szCs w:val="23"/>
+          <w:lang w:val="en-US" w:eastAsia="ru-RU"/>
+        </w:rPr>
+      </w:pPr>
+      <w:r>
+        <w:rPr>
+          <w:rFonts w:ascii="Cascadia Code" w:eastAsia="Times New Roman" w:hAnsi="Cascadia Code" w:cs="Cascadia Code"/>
+          <w:color w:val="ABB2BF"/>
+          <w:sz w:val="23"/>
+          <w:szCs w:val="23"/>
+          <w:lang w:val="en-US" w:eastAsia="ru-RU"/>
+        </w:rPr>
+        <w:t xml:space="preserve">    </w:t>
+      </w:r>
+      <w:r>
+        <w:rPr>
+          <w:rFonts w:ascii="Cascadia Code" w:eastAsia="Times New Roman" w:hAnsi="Cascadia Code" w:cs="Cascadia Code"/>
+          <w:color w:val="C678DD"/>
+          <w:sz w:val="23"/>
+          <w:szCs w:val="23"/>
+          <w:lang w:val="en-US" w:eastAsia="ru-RU"/>
+        </w:rPr>
+        <w:t>else</w:t>
+      </w:r>
+      <w:r>
+        <w:rPr>
+          <w:rFonts w:ascii="Cascadia Code" w:eastAsia="Times New Roman" w:hAnsi="Cascadia Code" w:cs="Cascadia Code"/>
+          <w:color w:val="ABB2BF"/>
+          <w:sz w:val="23"/>
+          <w:szCs w:val="23"/>
+          <w:lang w:val="en-US" w:eastAsia="ru-RU"/>
+        </w:rPr>
+        <w:t>:</w:t>
+      </w:r>
+    </w:p>
+    <w:p>
+      <w:pPr>
+        <w:shd w:val="clear" w:color="auto" w:fill="282C34"/>
+        <w:spacing w:after="0" w:line="300" w:lineRule="atLeast"/>
+        <w:rPr>
+          <w:rFonts w:ascii="Cascadia Code" w:eastAsia="Times New Roman" w:hAnsi="Cascadia Code" w:cs="Cascadia Code"/>
+          <w:color w:val="ABB2BF"/>
+          <w:sz w:val="23"/>
+          <w:szCs w:val="23"/>
+          <w:lang w:val="en-US" w:eastAsia="ru-RU"/>
+        </w:rPr>
+      </w:pPr>
+      <w:r>
+        <w:rPr>
+          <w:rFonts w:ascii="Cascadia Code" w:eastAsia="Times New Roman" w:hAnsi="Cascadia Code" w:cs="Cascadia Code"/>
+          <w:color w:val="ABB2BF"/>
+          <w:sz w:val="23"/>
+          <w:szCs w:val="23"/>
+          <w:lang w:val="en-US" w:eastAsia="ru-RU"/>
+        </w:rPr>
+        <w:t>        product[</w:t>
+      </w:r>
+      <w:r>
+        <w:rPr>
+          <w:rFonts w:ascii="Cascadia Code" w:eastAsia="Times New Roman" w:hAnsi="Cascadia Code" w:cs="Cascadia Code"/>
+          <w:color w:val="98C379"/>
+          <w:sz w:val="23"/>
+          <w:szCs w:val="23"/>
+          <w:lang w:val="en-US" w:eastAsia="ru-RU"/>
+        </w:rPr>
+        <w:t>"discount"</w:t>
+      </w:r>
+      <w:r>
+        <w:rPr>
+          <w:rFonts w:ascii="Cascadia Code" w:eastAsia="Times New Roman" w:hAnsi="Cascadia Code" w:cs="Cascadia Code"/>
+          <w:color w:val="ABB2BF"/>
+          <w:sz w:val="23"/>
+          <w:szCs w:val="23"/>
+          <w:lang w:val="en-US" w:eastAsia="ru-RU"/>
+        </w:rPr>
+        <w:t xml:space="preserve">] </w:t>
+      </w:r>
+      <w:r>
+        <w:rPr>
+          <w:rFonts w:ascii="Cascadia Code" w:eastAsia="Times New Roman" w:hAnsi="Cascadia Code" w:cs="Cascadia Code"/>
+          <w:color w:val="C678DD"/>
+          <w:sz w:val="23"/>
+          <w:szCs w:val="23"/>
+          <w:lang w:val="en-US" w:eastAsia="ru-RU"/>
+        </w:rPr>
+        <w:t>=</w:t>
+      </w:r>
+      <w:r>
+        <w:rPr>
+          <w:rFonts w:ascii="Cascadia Code" w:eastAsia="Times New Roman" w:hAnsi="Cascadia Code" w:cs="Cascadia Code"/>
+          <w:color w:val="ABB2BF"/>
+          <w:sz w:val="23"/>
+          <w:szCs w:val="23"/>
+          <w:lang w:val="en-US" w:eastAsia="ru-RU"/>
+        </w:rPr>
+        <w:t xml:space="preserve"> </w:t>
+      </w:r>
+      <w:r>
+        <w:rPr>
+          <w:rFonts w:ascii="Cascadia Code" w:eastAsia="Times New Roman" w:hAnsi="Cascadia Code" w:cs="Cascadia Code"/>
+          <w:color w:val="56B6C2"/>
+          <w:sz w:val="23"/>
+          <w:szCs w:val="23"/>
+          <w:lang w:val="en-US" w:eastAsia="ru-RU"/>
+        </w:rPr>
+        <w:t>int</w:t>
+      </w:r>
+      <w:r>
+        <w:rPr>
+          <w:rFonts w:ascii="Cascadia Code" w:eastAsia="Times New Roman" w:hAnsi="Cascadia Code" w:cs="Cascadia Code"/>
+          <w:color w:val="ABB2BF"/>
+          <w:sz w:val="23"/>
+          <w:szCs w:val="23"/>
+          <w:lang w:val="en-US" w:eastAsia="ru-RU"/>
+        </w:rPr>
+        <w:t xml:space="preserve">(DISCOUNT </w:t>
+      </w:r>
+      <w:r>
+        <w:rPr>
+          <w:rFonts w:ascii="Cascadia Code" w:eastAsia="Times New Roman" w:hAnsi="Cascadia Code" w:cs="Cascadia Code"/>
+          <w:color w:val="C678DD"/>
+          <w:sz w:val="23"/>
+          <w:szCs w:val="23"/>
+          <w:lang w:val="en-US" w:eastAsia="ru-RU"/>
+        </w:rPr>
+        <w:t>*</w:t>
+      </w:r>
+      <w:r>
+        <w:rPr>
+          <w:rFonts w:ascii="Cascadia Code" w:eastAsia="Times New Roman" w:hAnsi="Cascadia Code" w:cs="Cascadia Code"/>
+          <w:color w:val="ABB2BF"/>
+          <w:sz w:val="23"/>
+          <w:szCs w:val="23"/>
+          <w:lang w:val="en-US" w:eastAsia="ru-RU"/>
+        </w:rPr>
+        <w:t xml:space="preserve"> </w:t>
+      </w:r>
+      <w:r>
+        <w:rPr>
+          <w:rFonts w:ascii="Cascadia Code" w:eastAsia="Times New Roman" w:hAnsi="Cascadia Code" w:cs="Cascadia Code"/>
+          <w:color w:val="AFD166"/>
+          <w:sz w:val="23"/>
+          <w:szCs w:val="23"/>
+          <w:lang w:val="en-US" w:eastAsia="ru-RU"/>
+        </w:rPr>
+        <w:t>100</w:t>
+      </w:r>
+      <w:r>
+        <w:rPr>
+          <w:rFonts w:ascii="Cascadia Code" w:eastAsia="Times New Roman" w:hAnsi="Cascadia Code" w:cs="Cascadia Code"/>
+          <w:color w:val="ABB2BF"/>
+          <w:sz w:val="23"/>
+          <w:szCs w:val="23"/>
+          <w:lang w:val="en-US" w:eastAsia="ru-RU"/>
+        </w:rPr>
+        <w:t>)</w:t>
+      </w:r>
+    </w:p>
+    <w:p>
+      <w:pPr>
+        <w:shd w:val="clear" w:color="auto" w:fill="282C34"/>
+        <w:spacing w:after="0" w:line="300" w:lineRule="atLeast"/>
+        <w:rPr>
+          <w:rFonts w:ascii="Cascadia Code" w:eastAsia="Times New Roman" w:hAnsi="Cascadia Code" w:cs="Cascadia Code"/>
+          <w:color w:val="ABB2BF"/>
+          <w:sz w:val="23"/>
+          <w:szCs w:val="23"/>
+          <w:lang w:val="en-US" w:eastAsia="ru-RU"/>
+        </w:rPr>
+      </w:pPr>
+      <w:r>
+        <w:rPr>
+          <w:rFonts w:ascii="Cascadia Code" w:eastAsia="Times New Roman" w:hAnsi="Cascadia Code" w:cs="Cascadia Code"/>
+          <w:color w:val="ABB2BF"/>
+          <w:sz w:val="23"/>
+          <w:szCs w:val="23"/>
+          <w:lang w:val="en-US" w:eastAsia="ru-RU"/>
+        </w:rPr>
+        <w:t>        product[</w:t>
+      </w:r>
+      <w:r>
+        <w:rPr>
+          <w:rFonts w:ascii="Cascadia Code" w:eastAsia="Times New Roman" w:hAnsi="Cascadia Code" w:cs="Cascadia Code"/>
+          <w:color w:val="98C379"/>
+          <w:sz w:val="23"/>
+          <w:szCs w:val="23"/>
+          <w:lang w:val="en-US" w:eastAsia="ru-RU"/>
+        </w:rPr>
+        <w:t>"price_final"</w:t>
+      </w:r>
+      <w:r>
+        <w:rPr>
+          <w:rFonts w:ascii="Cascadia Code" w:eastAsia="Times New Roman" w:hAnsi="Cascadia Code" w:cs="Cascadia Code"/>
+          <w:color w:val="ABB2BF"/>
+          <w:sz w:val="23"/>
+          <w:szCs w:val="23"/>
+          <w:lang w:val="en-US" w:eastAsia="ru-RU"/>
+        </w:rPr>
+        <w:t xml:space="preserve">] </w:t>
+      </w:r>
+      <w:r>
+        <w:rPr>
+          <w:rFonts w:ascii="Cascadia Code" w:eastAsia="Times New Roman" w:hAnsi="Cascadia Code" w:cs="Cascadia Code"/>
+          <w:color w:val="C678DD"/>
+          <w:sz w:val="23"/>
+          <w:szCs w:val="23"/>
+          <w:lang w:val="en-US" w:eastAsia="ru-RU"/>
+        </w:rPr>
+        <w:t>=</w:t>
+      </w:r>
+      <w:r>
+        <w:rPr>
+          <w:rFonts w:ascii="Cascadia Code" w:eastAsia="Times New Roman" w:hAnsi="Cascadia Code" w:cs="Cascadia Code"/>
+          <w:color w:val="ABB2BF"/>
+          <w:sz w:val="23"/>
+          <w:szCs w:val="23"/>
+          <w:lang w:val="en-US" w:eastAsia="ru-RU"/>
+        </w:rPr>
+        <w:t xml:space="preserve"> </w:t>
+      </w:r>
+      <w:r>
+        <w:rPr>
+          <w:rFonts w:ascii="Cascadia Code" w:eastAsia="Times New Roman" w:hAnsi="Cascadia Code" w:cs="Cascadia Code"/>
+          <w:color w:val="56B6C2"/>
+          <w:sz w:val="23"/>
+          <w:szCs w:val="23"/>
+          <w:lang w:val="en-US" w:eastAsia="ru-RU"/>
+        </w:rPr>
+        <w:t>round</w:t>
+      </w:r>
+      <w:r>
+        <w:rPr>
+          <w:rFonts w:ascii="Cascadia Code" w:eastAsia="Times New Roman" w:hAnsi="Cascadia Code" w:cs="Cascadia Code"/>
+          <w:color w:val="ABB2BF"/>
+          <w:sz w:val="23"/>
+          <w:szCs w:val="23"/>
+          <w:lang w:val="en-US" w:eastAsia="ru-RU"/>
+        </w:rPr>
+        <w:t>(product[</w:t>
+      </w:r>
+      <w:r>
+        <w:rPr>
+          <w:rFonts w:ascii="Cascadia Code" w:eastAsia="Times New Roman" w:hAnsi="Cascadia Code" w:cs="Cascadia Code"/>
+          <w:color w:val="98C379"/>
+          <w:sz w:val="23"/>
+          <w:szCs w:val="23"/>
+          <w:lang w:val="en-US" w:eastAsia="ru-RU"/>
+        </w:rPr>
+        <w:t>"price"</w:t>
+      </w:r>
+      <w:r>
+        <w:rPr>
+          <w:rFonts w:ascii="Cascadia Code" w:eastAsia="Times New Roman" w:hAnsi="Cascadia Code" w:cs="Cascadia Code"/>
+          <w:color w:val="ABB2BF"/>
+          <w:sz w:val="23"/>
+          <w:szCs w:val="23"/>
+          <w:lang w:val="en-US" w:eastAsia="ru-RU"/>
+        </w:rPr>
+        <w:t xml:space="preserve">] </w:t>
+      </w:r>
+      <w:r>
+        <w:rPr>
+          <w:rFonts w:ascii="Cascadia Code" w:eastAsia="Times New Roman" w:hAnsi="Cascadia Code" w:cs="Cascadia Code"/>
+          <w:color w:val="C678DD"/>
+          <w:sz w:val="23"/>
+          <w:szCs w:val="23"/>
+          <w:lang w:val="en-US" w:eastAsia="ru-RU"/>
+        </w:rPr>
+        <w:t>*</w:t>
+      </w:r>
+      <w:r>
+        <w:rPr>
+          <w:rFonts w:ascii="Cascadia Code" w:eastAsia="Times New Roman" w:hAnsi="Cascadia Code" w:cs="Cascadia Code"/>
+          <w:color w:val="ABB2BF"/>
+          <w:sz w:val="23"/>
+          <w:szCs w:val="23"/>
+          <w:lang w:val="en-US" w:eastAsia="ru-RU"/>
+        </w:rPr>
+        <w:t xml:space="preserve"> (</w:t>
+      </w:r>
+      <w:r>
+        <w:rPr>
+          <w:rFonts w:ascii="Cascadia Code" w:eastAsia="Times New Roman" w:hAnsi="Cascadia Code" w:cs="Cascadia Code"/>
+          <w:color w:val="AFD166"/>
+          <w:sz w:val="23"/>
+          <w:szCs w:val="23"/>
+          <w:lang w:val="en-US" w:eastAsia="ru-RU"/>
+        </w:rPr>
+        <w:t>1</w:t>
+      </w:r>
+      <w:r>
+        <w:rPr>
+          <w:rFonts w:ascii="Cascadia Code" w:eastAsia="Times New Roman" w:hAnsi="Cascadia Code" w:cs="Cascadia Code"/>
+          <w:color w:val="ABB2BF"/>
+          <w:sz w:val="23"/>
+          <w:szCs w:val="23"/>
+          <w:lang w:val="en-US" w:eastAsia="ru-RU"/>
+        </w:rPr>
+        <w:t xml:space="preserve"> </w:t>
+      </w:r>
+      <w:r>
+        <w:rPr>
+          <w:rFonts w:ascii="Cascadia Code" w:eastAsia="Times New Roman" w:hAnsi="Cascadia Code" w:cs="Cascadia Code"/>
+          <w:color w:val="C678DD"/>
+          <w:sz w:val="23"/>
+          <w:szCs w:val="23"/>
+          <w:lang w:val="en-US" w:eastAsia="ru-RU"/>
+        </w:rPr>
+        <w:t>-</w:t>
+      </w:r>
+      <w:r>
+        <w:rPr>
+          <w:rFonts w:ascii="Cascadia Code" w:eastAsia="Times New Roman" w:hAnsi="Cascadia Code" w:cs="Cascadia Code"/>
+          <w:color w:val="ABB2BF"/>
+          <w:sz w:val="23"/>
+          <w:szCs w:val="23"/>
+          <w:lang w:val="en-US" w:eastAsia="ru-RU"/>
+        </w:rPr>
+        <w:t xml:space="preserve"> DISCOUNT), </w:t>
+      </w:r>
+      <w:r>
+        <w:rPr>
+          <w:rFonts w:ascii="Cascadia Code" w:eastAsia="Times New Roman" w:hAnsi="Cascadia Code" w:cs="Cascadia Code"/>
+          <w:color w:val="AFD166"/>
+          <w:sz w:val="23"/>
+          <w:szCs w:val="23"/>
+          <w:lang w:val="en-US" w:eastAsia="ru-RU"/>
+        </w:rPr>
+        <w:t>2</w:t>
+      </w:r>
+      <w:r>
+        <w:rPr>
+          <w:rFonts w:ascii="Cascadia Code" w:eastAsia="Times New Roman" w:hAnsi="Cascadia Code" w:cs="Cascadia Code"/>
+          <w:color w:val="ABB2BF"/>
+          <w:sz w:val="23"/>
+          <w:szCs w:val="23"/>
+          <w:lang w:val="en-US" w:eastAsia="ru-RU"/>
+        </w:rPr>
+        <w:t>)</w:t>
+      </w:r>
+    </w:p>
+    <w:p>
+      <w:pPr>
+        <w:shd w:val="clear" w:color="auto" w:fill="282C34"/>
+        <w:spacing w:after="0" w:line="300" w:lineRule="atLeast"/>
+        <w:rPr>
+          <w:rFonts w:ascii="Cascadia Code" w:eastAsia="Times New Roman" w:hAnsi="Cascadia Code" w:cs="Cascadia Code"/>
+          <w:color w:val="ABB2BF"/>
+          <w:sz w:val="23"/>
+          <w:szCs w:val="23"/>
+          <w:lang w:val="en-US" w:eastAsia="ru-RU"/>
+        </w:rPr>
+      </w:pPr>
+    </w:p>
+    <w:p>
+      <w:pPr>
+        <w:shd w:val="clear" w:color="auto" w:fill="282C34"/>
+        <w:spacing w:after="0" w:line="300" w:lineRule="atLeast"/>
+        <w:rPr>
+          <w:rFonts w:ascii="Cascadia Code" w:eastAsia="Times New Roman" w:hAnsi="Cascadia Code" w:cs="Cascadia Code"/>
+          <w:color w:val="ABB2BF"/>
+          <w:sz w:val="23"/>
+          <w:szCs w:val="23"/>
+          <w:lang w:val="en-US" w:eastAsia="ru-RU"/>
+        </w:rPr>
+      </w:pPr>
+      <w:r>
+        <w:rPr>
+          <w:rFonts w:ascii="Cascadia Code" w:eastAsia="Times New Roman" w:hAnsi="Cascadia Code" w:cs="Cascadia Code"/>
+          <w:color w:val="C678DD"/>
+          <w:sz w:val="23"/>
+          <w:szCs w:val="23"/>
+          <w:lang w:val="en-US" w:eastAsia="ru-RU"/>
+        </w:rPr>
+        <w:t>def</w:t>
+      </w:r>
+      <w:r>
+        <w:rPr>
+          <w:rFonts w:ascii="Cascadia Code" w:eastAsia="Times New Roman" w:hAnsi="Cascadia Code" w:cs="Cascadia Code"/>
+          <w:color w:val="ABB2BF"/>
+          <w:sz w:val="23"/>
+          <w:szCs w:val="23"/>
+          <w:lang w:val="en-US" w:eastAsia="ru-RU"/>
+        </w:rPr>
+        <w:t xml:space="preserve"> </w:t>
+      </w:r>
+      <w:r>
+        <w:rPr>
+          <w:rFonts w:ascii="Cascadia Code" w:eastAsia="Times New Roman" w:hAnsi="Cascadia Code" w:cs="Cascadia Code"/>
+          <w:color w:val="52A8FF"/>
+          <w:sz w:val="23"/>
+          <w:szCs w:val="23"/>
+          <w:lang w:val="en-US" w:eastAsia="ru-RU"/>
+        </w:rPr>
+        <w:t>api_products</w:t>
+      </w:r>
+      <w:r>
+        <w:rPr>
+          <w:rFonts w:ascii="Cascadia Code" w:eastAsia="Times New Roman" w:hAnsi="Cascadia Code" w:cs="Cascadia Code"/>
+          <w:color w:val="ABB2BF"/>
+          <w:sz w:val="23"/>
+          <w:szCs w:val="23"/>
+          <w:lang w:val="en-US" w:eastAsia="ru-RU"/>
+        </w:rPr>
+        <w:t>(</w:t>
+      </w:r>
+      <w:r>
+        <w:rPr>
+          <w:rFonts w:ascii="Cascadia Code" w:eastAsia="Times New Roman" w:hAnsi="Cascadia Code" w:cs="Cascadia Code"/>
+          <w:color w:val="D19A66"/>
+          <w:sz w:val="23"/>
+          <w:szCs w:val="23"/>
+          <w:lang w:val="en-US" w:eastAsia="ru-RU"/>
+        </w:rPr>
+        <w:t>query</w:t>
+      </w:r>
+      <w:r>
+        <w:rPr>
+          <w:rFonts w:ascii="Cascadia Code" w:eastAsia="Times New Roman" w:hAnsi="Cascadia Code" w:cs="Cascadia Code"/>
+          <w:color w:val="ABB2BF"/>
+          <w:sz w:val="23"/>
+          <w:szCs w:val="23"/>
+          <w:lang w:val="en-US" w:eastAsia="ru-RU"/>
+        </w:rPr>
+        <w:t>):</w:t>
+      </w:r>
+    </w:p>
+    <w:p>
+      <w:pPr>
+        <w:shd w:val="clear" w:color="auto" w:fill="282C34"/>
+        <w:spacing w:after="0" w:line="300" w:lineRule="atLeast"/>
+        <w:rPr>
+          <w:rFonts w:ascii="Cascadia Code" w:eastAsia="Times New Roman" w:hAnsi="Cascadia Code" w:cs="Cascadia Code"/>
+          <w:color w:val="ABB2BF"/>
+          <w:sz w:val="23"/>
+          <w:szCs w:val="23"/>
+          <w:lang w:val="en-US" w:eastAsia="ru-RU"/>
+        </w:rPr>
+      </w:pPr>
+      <w:r>
+        <w:rPr>
+          <w:rFonts w:ascii="Cascadia Code" w:eastAsia="Times New Roman" w:hAnsi="Cascadia Code" w:cs="Cascadia Code"/>
+          <w:color w:val="ABB2BF"/>
+          <w:sz w:val="23"/>
+          <w:szCs w:val="23"/>
+          <w:lang w:val="en-US" w:eastAsia="ru-RU"/>
+        </w:rPr>
+        <w:t xml:space="preserve">    category </w:t>
+      </w:r>
+      <w:r>
+        <w:rPr>
+          <w:rFonts w:ascii="Cascadia Code" w:eastAsia="Times New Roman" w:hAnsi="Cascadia Code" w:cs="Cascadia Code"/>
+          <w:color w:val="C678DD"/>
+          <w:sz w:val="23"/>
+          <w:szCs w:val="23"/>
+          <w:lang w:val="en-US" w:eastAsia="ru-RU"/>
+        </w:rPr>
+        <w:t>=</w:t>
+      </w:r>
+      <w:r>
+        <w:rPr>
+          <w:rFonts w:ascii="Cascadia Code" w:eastAsia="Times New Roman" w:hAnsi="Cascadia Code" w:cs="Cascadia Code"/>
+          <w:color w:val="ABB2BF"/>
+          <w:sz w:val="23"/>
+          <w:szCs w:val="23"/>
+          <w:lang w:val="en-US" w:eastAsia="ru-RU"/>
+        </w:rPr>
+        <w:t xml:space="preserve"> query.get(</w:t>
+      </w:r>
+      <w:r>
+        <w:rPr>
+          <w:rFonts w:ascii="Cascadia Code" w:eastAsia="Times New Roman" w:hAnsi="Cascadia Code" w:cs="Cascadia Code"/>
+          <w:color w:val="98C379"/>
+          <w:sz w:val="23"/>
+          <w:szCs w:val="23"/>
+          <w:lang w:val="en-US" w:eastAsia="ru-RU"/>
+        </w:rPr>
+        <w:t>"category"</w:t>
+      </w:r>
+      <w:r>
+        <w:rPr>
+          <w:rFonts w:ascii="Cascadia Code" w:eastAsia="Times New Roman" w:hAnsi="Cascadia Code" w:cs="Cascadia Code"/>
+          <w:color w:val="ABB2BF"/>
+          <w:sz w:val="23"/>
+          <w:szCs w:val="23"/>
+          <w:lang w:val="en-US" w:eastAsia="ru-RU"/>
+        </w:rPr>
+        <w:t>, [</w:t>
+      </w:r>
+      <w:r>
+        <w:rPr>
+          <w:rFonts w:ascii="Cascadia Code" w:eastAsia="Times New Roman" w:hAnsi="Cascadia Code" w:cs="Cascadia Code"/>
+          <w:color w:val="98C379"/>
+          <w:sz w:val="23"/>
+          <w:szCs w:val="23"/>
+          <w:lang w:val="en-US" w:eastAsia="ru-RU"/>
+        </w:rPr>
+        <w:t>""</w:t>
+      </w:r>
+      <w:r>
+        <w:rPr>
+          <w:rFonts w:ascii="Cascadia Code" w:eastAsia="Times New Roman" w:hAnsi="Cascadia Code" w:cs="Cascadia Code"/>
+          <w:color w:val="ABB2BF"/>
+          <w:sz w:val="23"/>
+          <w:szCs w:val="23"/>
+          <w:lang w:val="en-US" w:eastAsia="ru-RU"/>
+        </w:rPr>
+        <w:t>])[</w:t>
+      </w:r>
+      <w:r>
+        <w:rPr>
+          <w:rFonts w:ascii="Cascadia Code" w:eastAsia="Times New Roman" w:hAnsi="Cascadia Code" w:cs="Cascadia Code"/>
+          <w:color w:val="AFD166"/>
+          <w:sz w:val="23"/>
+          <w:szCs w:val="23"/>
+          <w:lang w:val="en-US" w:eastAsia="ru-RU"/>
+        </w:rPr>
+        <w:t>0</w:t>
+      </w:r>
+      <w:r>
+        <w:rPr>
+          <w:rFonts w:ascii="Cascadia Code" w:eastAsia="Times New Roman" w:hAnsi="Cascadia Code" w:cs="Cascadia Code"/>
+          <w:color w:val="ABB2BF"/>
+          <w:sz w:val="23"/>
+          <w:szCs w:val="23"/>
+          <w:lang w:val="en-US" w:eastAsia="ru-RU"/>
+        </w:rPr>
+        <w:t>].strip()</w:t>
+      </w:r>
+    </w:p>
+    <w:p>
+      <w:pPr>
+        <w:shd w:val="clear" w:color="auto" w:fill="282C34"/>
+        <w:spacing w:after="0" w:line="300" w:lineRule="atLeast"/>
+        <w:rPr>
+          <w:rFonts w:ascii="Cascadia Code" w:eastAsia="Times New Roman" w:hAnsi="Cascadia Code" w:cs="Cascadia Code"/>
+          <w:color w:val="ABB2BF"/>
+          <w:sz w:val="23"/>
+          <w:szCs w:val="23"/>
+          <w:lang w:val="en-US" w:eastAsia="ru-RU"/>
+        </w:rPr>
+      </w:pPr>
+      <w:r>
+        <w:rPr>
+          <w:rFonts w:ascii="Cascadia Code" w:eastAsia="Times New Roman" w:hAnsi="Cascadia Code" w:cs="Cascadia Code"/>
+          <w:color w:val="ABB2BF"/>
+          <w:sz w:val="23"/>
+          <w:szCs w:val="23"/>
+          <w:lang w:val="en-US" w:eastAsia="ru-RU"/>
+        </w:rPr>
+        <w:t xml:space="preserve">    search </w:t>
+      </w:r>
+      <w:r>
+        <w:rPr>
+          <w:rFonts w:ascii="Cascadia Code" w:eastAsia="Times New Roman" w:hAnsi="Cascadia Code" w:cs="Cascadia Code"/>
+          <w:color w:val="C678DD"/>
+          <w:sz w:val="23"/>
+          <w:szCs w:val="23"/>
+          <w:lang w:val="en-US" w:eastAsia="ru-RU"/>
+        </w:rPr>
+        <w:t>=</w:t>
+      </w:r>
+      <w:r>
+        <w:rPr>
+          <w:rFonts w:ascii="Cascadia Code" w:eastAsia="Times New Roman" w:hAnsi="Cascadia Code" w:cs="Cascadia Code"/>
+          <w:color w:val="ABB2BF"/>
+          <w:sz w:val="23"/>
+          <w:szCs w:val="23"/>
+          <w:lang w:val="en-US" w:eastAsia="ru-RU"/>
+        </w:rPr>
+        <w:t xml:space="preserve"> query.get(</w:t>
+      </w:r>
+      <w:r>
+        <w:rPr>
+          <w:rFonts w:ascii="Cascadia Code" w:eastAsia="Times New Roman" w:hAnsi="Cascadia Code" w:cs="Cascadia Code"/>
+          <w:color w:val="98C379"/>
+          <w:sz w:val="23"/>
+          <w:szCs w:val="23"/>
+          <w:lang w:val="en-US" w:eastAsia="ru-RU"/>
+        </w:rPr>
+        <w:t>"search"</w:t>
+      </w:r>
+      <w:r>
+        <w:rPr>
+          <w:rFonts w:ascii="Cascadia Code" w:eastAsia="Times New Roman" w:hAnsi="Cascadia Code" w:cs="Cascadia Code"/>
+          <w:color w:val="ABB2BF"/>
+          <w:sz w:val="23"/>
+          <w:szCs w:val="23"/>
+          <w:lang w:val="en-US" w:eastAsia="ru-RU"/>
+        </w:rPr>
+        <w:t>, [</w:t>
+      </w:r>
+      <w:r>
+        <w:rPr>
+          <w:rFonts w:ascii="Cascadia Code" w:eastAsia="Times New Roman" w:hAnsi="Cascadia Code" w:cs="Cascadia Code"/>
+          <w:color w:val="98C379"/>
+          <w:sz w:val="23"/>
+          <w:szCs w:val="23"/>
+          <w:lang w:val="en-US" w:eastAsia="ru-RU"/>
+        </w:rPr>
+        <w:t>""</w:t>
+      </w:r>
+      <w:r>
+        <w:rPr>
+          <w:rFonts w:ascii="Cascadia Code" w:eastAsia="Times New Roman" w:hAnsi="Cascadia Code" w:cs="Cascadia Code"/>
+          <w:color w:val="ABB2BF"/>
+          <w:sz w:val="23"/>
+          <w:szCs w:val="23"/>
+          <w:lang w:val="en-US" w:eastAsia="ru-RU"/>
+        </w:rPr>
+        <w:t>])[</w:t>
+      </w:r>
+      <w:r>
+        <w:rPr>
+          <w:rFonts w:ascii="Cascadia Code" w:eastAsia="Times New Roman" w:hAnsi="Cascadia Code" w:cs="Cascadia Code"/>
+          <w:color w:val="AFD166"/>
+          <w:sz w:val="23"/>
+          <w:szCs w:val="23"/>
+          <w:lang w:val="en-US" w:eastAsia="ru-RU"/>
+        </w:rPr>
+        <w:t>0</w:t>
+      </w:r>
+      <w:r>
+        <w:rPr>
+          <w:rFonts w:ascii="Cascadia Code" w:eastAsia="Times New Roman" w:hAnsi="Cascadia Code" w:cs="Cascadia Code"/>
+          <w:color w:val="ABB2BF"/>
+          <w:sz w:val="23"/>
+          <w:szCs w:val="23"/>
+          <w:lang w:val="en-US" w:eastAsia="ru-RU"/>
+        </w:rPr>
+        <w:t>].strip().lower()</w:t>
+      </w:r>
+    </w:p>
+    <w:p>
+      <w:pPr>
+        <w:shd w:val="clear" w:color="auto" w:fill="282C34"/>
+        <w:spacing w:after="0" w:line="300" w:lineRule="atLeast"/>
+        <w:rPr>
+          <w:rFonts w:ascii="Cascadia Code" w:eastAsia="Times New Roman" w:hAnsi="Cascadia Code" w:cs="Cascadia Code"/>
+          <w:color w:val="ABB2BF"/>
+          <w:sz w:val="23"/>
+          <w:szCs w:val="23"/>
+          <w:lang w:val="en-US" w:eastAsia="ru-RU"/>
+        </w:rPr>
+      </w:pPr>
+      <w:r>
+        <w:rPr>
+          <w:rFonts w:ascii="Cascadia Code" w:eastAsia="Times New Roman" w:hAnsi="Cascadia Code" w:cs="Cascadia Code"/>
+          <w:color w:val="ABB2BF"/>
+          <w:sz w:val="23"/>
+          <w:szCs w:val="23"/>
+          <w:lang w:val="en-US" w:eastAsia="ru-RU"/>
+        </w:rPr>
+        <w:t xml:space="preserve">    sort </w:t>
+      </w:r>
+      <w:r>
+        <w:rPr>
+          <w:rFonts w:ascii="Cascadia Code" w:eastAsia="Times New Roman" w:hAnsi="Cascadia Code" w:cs="Cascadia Code"/>
+          <w:color w:val="C678DD"/>
+          <w:sz w:val="23"/>
+          <w:szCs w:val="23"/>
+          <w:lang w:val="en-US" w:eastAsia="ru-RU"/>
+        </w:rPr>
+        <w:t>=</w:t>
+      </w:r>
+      <w:r>
+        <w:rPr>
+          <w:rFonts w:ascii="Cascadia Code" w:eastAsia="Times New Roman" w:hAnsi="Cascadia Code" w:cs="Cascadia Code"/>
+          <w:color w:val="ABB2BF"/>
+          <w:sz w:val="23"/>
+          <w:szCs w:val="23"/>
+          <w:lang w:val="en-US" w:eastAsia="ru-RU"/>
+        </w:rPr>
+        <w:t xml:space="preserve"> query.get(</w:t>
+      </w:r>
+      <w:r>
+        <w:rPr>
+          <w:rFonts w:ascii="Cascadia Code" w:eastAsia="Times New Roman" w:hAnsi="Cascadia Code" w:cs="Cascadia Code"/>
+          <w:color w:val="98C379"/>
+          <w:sz w:val="23"/>
+          <w:szCs w:val="23"/>
+          <w:lang w:val="en-US" w:eastAsia="ru-RU"/>
+        </w:rPr>
+        <w:t>"sort"</w:t>
+      </w:r>
+      <w:r>
+        <w:rPr>
+          <w:rFonts w:ascii="Cascadia Code" w:eastAsia="Times New Roman" w:hAnsi="Cascadia Code" w:cs="Cascadia Code"/>
+          <w:color w:val="ABB2BF"/>
+          <w:sz w:val="23"/>
+          <w:szCs w:val="23"/>
+          <w:lang w:val="en-US" w:eastAsia="ru-RU"/>
+        </w:rPr>
+        <w:t>, [</w:t>
+      </w:r>
+      <w:r>
+        <w:rPr>
+          <w:rFonts w:ascii="Cascadia Code" w:eastAsia="Times New Roman" w:hAnsi="Cascadia Code" w:cs="Cascadia Code"/>
+          <w:color w:val="98C379"/>
+          <w:sz w:val="23"/>
+          <w:szCs w:val="23"/>
+          <w:lang w:val="en-US" w:eastAsia="ru-RU"/>
+        </w:rPr>
+        <w:t>""</w:t>
+      </w:r>
+      <w:r>
+        <w:rPr>
+          <w:rFonts w:ascii="Cascadia Code" w:eastAsia="Times New Roman" w:hAnsi="Cascadia Code" w:cs="Cascadia Code"/>
+          <w:color w:val="ABB2BF"/>
+          <w:sz w:val="23"/>
+          <w:szCs w:val="23"/>
+          <w:lang w:val="en-US" w:eastAsia="ru-RU"/>
+        </w:rPr>
+        <w:t>])[</w:t>
+      </w:r>
+      <w:r>
+        <w:rPr>
+          <w:rFonts w:ascii="Cascadia Code" w:eastAsia="Times New Roman" w:hAnsi="Cascadia Code" w:cs="Cascadia Code"/>
+          <w:color w:val="AFD166"/>
+          <w:sz w:val="23"/>
+          <w:szCs w:val="23"/>
+          <w:lang w:val="en-US" w:eastAsia="ru-RU"/>
+        </w:rPr>
+        <w:t>0</w:t>
+      </w:r>
+      <w:r>
+        <w:rPr>
+          <w:rFonts w:ascii="Cascadia Code" w:eastAsia="Times New Roman" w:hAnsi="Cascadia Code" w:cs="Cascadia Code"/>
+          <w:color w:val="ABB2BF"/>
+          <w:sz w:val="23"/>
+          <w:szCs w:val="23"/>
+          <w:lang w:val="en-US" w:eastAsia="ru-RU"/>
+        </w:rPr>
+        <w:t>].strip()</w:t>
+      </w:r>
+    </w:p>
+    <w:p>
+      <w:pPr>
+        <w:shd w:val="clear" w:color="auto" w:fill="282C34"/>
+        <w:spacing w:after="0" w:line="300" w:lineRule="atLeast"/>
+        <w:rPr>
+          <w:rFonts w:ascii="Cascadia Code" w:eastAsia="Times New Roman" w:hAnsi="Cascadia Code" w:cs="Cascadia Code"/>
+          <w:color w:val="ABB2BF"/>
+          <w:sz w:val="23"/>
+          <w:szCs w:val="23"/>
+          <w:lang w:val="en-US" w:eastAsia="ru-RU"/>
+        </w:rPr>
+      </w:pPr>
+      <w:r>
+        <w:rPr>
+          <w:rFonts w:ascii="Cascadia Code" w:eastAsia="Times New Roman" w:hAnsi="Cascadia Code" w:cs="Cascadia Code"/>
+          <w:color w:val="ABB2BF"/>
+          <w:sz w:val="23"/>
+          <w:szCs w:val="23"/>
+          <w:lang w:val="en-US" w:eastAsia="ru-RU"/>
+        </w:rPr>
+        <w:t xml:space="preserve">    </w:t>
+      </w:r>
+      <w:r>
+        <w:rPr>
+          <w:rFonts w:ascii="Cascadia Code" w:eastAsia="Times New Roman" w:hAnsi="Cascadia Code" w:cs="Cascadia Code"/>
+          <w:color w:val="C678DD"/>
+          <w:sz w:val="23"/>
+          <w:szCs w:val="23"/>
+          <w:lang w:val="en-US" w:eastAsia="ru-RU"/>
+        </w:rPr>
+        <w:t>if</w:t>
+      </w:r>
+      <w:r>
+        <w:rPr>
+          <w:rFonts w:ascii="Cascadia Code" w:eastAsia="Times New Roman" w:hAnsi="Cascadia Code" w:cs="Cascadia Code"/>
+          <w:color w:val="ABB2BF"/>
+          <w:sz w:val="23"/>
+          <w:szCs w:val="23"/>
+          <w:lang w:val="en-US" w:eastAsia="ru-RU"/>
+        </w:rPr>
+        <w:t xml:space="preserve"> sort </w:t>
+      </w:r>
+      <w:r>
+        <w:rPr>
+          <w:rFonts w:ascii="Cascadia Code" w:eastAsia="Times New Roman" w:hAnsi="Cascadia Code" w:cs="Cascadia Code"/>
+          <w:color w:val="C678DD"/>
+          <w:sz w:val="23"/>
+          <w:szCs w:val="23"/>
+          <w:lang w:val="en-US" w:eastAsia="ru-RU"/>
+        </w:rPr>
+        <w:t>not</w:t>
+      </w:r>
+      <w:r>
+        <w:rPr>
+          <w:rFonts w:ascii="Cascadia Code" w:eastAsia="Times New Roman" w:hAnsi="Cascadia Code" w:cs="Cascadia Code"/>
+          <w:color w:val="ABB2BF"/>
+          <w:sz w:val="23"/>
+          <w:szCs w:val="23"/>
+          <w:lang w:val="en-US" w:eastAsia="ru-RU"/>
+        </w:rPr>
+        <w:t xml:space="preserve"> </w:t>
+      </w:r>
+      <w:r>
+        <w:rPr>
+          <w:rFonts w:ascii="Cascadia Code" w:eastAsia="Times New Roman" w:hAnsi="Cascadia Code" w:cs="Cascadia Code"/>
+          <w:color w:val="C678DD"/>
+          <w:sz w:val="23"/>
+          <w:szCs w:val="23"/>
+          <w:lang w:val="en-US" w:eastAsia="ru-RU"/>
+        </w:rPr>
+        <w:t>in</w:t>
+      </w:r>
+      <w:r>
+        <w:rPr>
+          <w:rFonts w:ascii="Cascadia Code" w:eastAsia="Times New Roman" w:hAnsi="Cascadia Code" w:cs="Cascadia Code"/>
+          <w:color w:val="ABB2BF"/>
+          <w:sz w:val="23"/>
+          <w:szCs w:val="23"/>
+          <w:lang w:val="en-US" w:eastAsia="ru-RU"/>
+        </w:rPr>
+        <w:t xml:space="preserve"> (</w:t>
+      </w:r>
+      <w:r>
+        <w:rPr>
+          <w:rFonts w:ascii="Cascadia Code" w:eastAsia="Times New Roman" w:hAnsi="Cascadia Code" w:cs="Cascadia Code"/>
+          <w:color w:val="98C379"/>
+          <w:sz w:val="23"/>
+          <w:szCs w:val="23"/>
+          <w:lang w:val="en-US" w:eastAsia="ru-RU"/>
+        </w:rPr>
+        <w:t>""</w:t>
+      </w:r>
+      <w:r>
+        <w:rPr>
+          <w:rFonts w:ascii="Cascadia Code" w:eastAsia="Times New Roman" w:hAnsi="Cascadia Code" w:cs="Cascadia Code"/>
+          <w:color w:val="ABB2BF"/>
+          <w:sz w:val="23"/>
+          <w:szCs w:val="23"/>
+          <w:lang w:val="en-US" w:eastAsia="ru-RU"/>
+        </w:rPr>
+        <w:t xml:space="preserve">, </w:t>
+      </w:r>
+      <w:r>
+        <w:rPr>
+          <w:rFonts w:ascii="Cascadia Code" w:eastAsia="Times New Roman" w:hAnsi="Cascadia Code" w:cs="Cascadia Code"/>
+          <w:color w:val="98C379"/>
+          <w:sz w:val="23"/>
+          <w:szCs w:val="23"/>
+          <w:lang w:val="en-US" w:eastAsia="ru-RU"/>
+        </w:rPr>
+        <w:t>"price_asc"</w:t>
+      </w:r>
+      <w:r>
+        <w:rPr>
+          <w:rFonts w:ascii="Cascadia Code" w:eastAsia="Times New Roman" w:hAnsi="Cascadia Code" w:cs="Cascadia Code"/>
+          <w:color w:val="ABB2BF"/>
+          <w:sz w:val="23"/>
+          <w:szCs w:val="23"/>
+          <w:lang w:val="en-US" w:eastAsia="ru-RU"/>
+        </w:rPr>
+        <w:t xml:space="preserve">, </w:t>
+      </w:r>
+      <w:r>
+        <w:rPr>
+          <w:rFonts w:ascii="Cascadia Code" w:eastAsia="Times New Roman" w:hAnsi="Cascadia Code" w:cs="Cascadia Code"/>
+          <w:color w:val="98C379"/>
+          <w:sz w:val="23"/>
+          <w:szCs w:val="23"/>
+          <w:lang w:val="en-US" w:eastAsia="ru-RU"/>
+        </w:rPr>
+        <w:t>"price_desc"</w:t>
+      </w:r>
+      <w:r>
+        <w:rPr>
+          <w:rFonts w:ascii="Cascadia Code" w:eastAsia="Times New Roman" w:hAnsi="Cascadia Code" w:cs="Cascadia Code"/>
+          <w:color w:val="ABB2BF"/>
+          <w:sz w:val="23"/>
+          <w:szCs w:val="23"/>
+          <w:lang w:val="en-US" w:eastAsia="ru-RU"/>
+        </w:rPr>
+        <w:t>):</w:t>
+      </w:r>
+    </w:p>
+    <w:p>
+      <w:pPr>
+        <w:shd w:val="clear" w:color="auto" w:fill="282C34"/>
+        <w:spacing w:after="0" w:line="300" w:lineRule="atLeast"/>
+        <w:rPr>
+          <w:rFonts w:ascii="Cascadia Code" w:eastAsia="Times New Roman" w:hAnsi="Cascadia Code" w:cs="Cascadia Code"/>
+          <w:color w:val="ABB2BF"/>
+          <w:sz w:val="23"/>
+          <w:szCs w:val="23"/>
+          <w:lang w:val="en-US" w:eastAsia="ru-RU"/>
+        </w:rPr>
+      </w:pPr>
+      <w:r>
+        <w:rPr>
+          <w:rFonts w:ascii="Cascadia Code" w:eastAsia="Times New Roman" w:hAnsi="Cascadia Code" w:cs="Cascadia Code"/>
+          <w:color w:val="ABB2BF"/>
+          <w:sz w:val="23"/>
+          <w:szCs w:val="23"/>
+          <w:lang w:val="en-US" w:eastAsia="ru-RU"/>
+        </w:rPr>
+        <w:t xml:space="preserve">        </w:t>
+      </w:r>
+      <w:r>
+        <w:rPr>
+          <w:rFonts w:ascii="Cascadia Code" w:eastAsia="Times New Roman" w:hAnsi="Cascadia Code" w:cs="Cascadia Code"/>
+          <w:color w:val="C678DD"/>
+          <w:sz w:val="23"/>
+          <w:szCs w:val="23"/>
+          <w:lang w:val="en-US" w:eastAsia="ru-RU"/>
+        </w:rPr>
+        <w:t>return</w:t>
+      </w:r>
+      <w:r>
+        <w:rPr>
+          <w:rFonts w:ascii="Cascadia Code" w:eastAsia="Times New Roman" w:hAnsi="Cascadia Code" w:cs="Cascadia Code"/>
+          <w:color w:val="ABB2BF"/>
+          <w:sz w:val="23"/>
+          <w:szCs w:val="23"/>
+          <w:lang w:val="en-US" w:eastAsia="ru-RU"/>
+        </w:rPr>
+        <w:t xml:space="preserve"> </w:t>
+      </w:r>
+      <w:r>
+        <w:rPr>
+          <w:rFonts w:ascii="Cascadia Code" w:eastAsia="Times New Roman" w:hAnsi="Cascadia Code" w:cs="Cascadia Code"/>
+          <w:color w:val="AFD166"/>
+          <w:sz w:val="23"/>
+          <w:szCs w:val="23"/>
+          <w:lang w:val="en-US" w:eastAsia="ru-RU"/>
+        </w:rPr>
+        <w:t>400</w:t>
+      </w:r>
+      <w:r>
+        <w:rPr>
+          <w:rFonts w:ascii="Cascadia Code" w:eastAsia="Times New Roman" w:hAnsi="Cascadia Code" w:cs="Cascadia Code"/>
+          <w:color w:val="ABB2BF"/>
+          <w:sz w:val="23"/>
+          <w:szCs w:val="23"/>
+          <w:lang w:val="en-US" w:eastAsia="ru-RU"/>
+        </w:rPr>
+        <w:t>, {</w:t>
+      </w:r>
+      <w:r>
+        <w:rPr>
+          <w:rFonts w:ascii="Cascadia Code" w:eastAsia="Times New Roman" w:hAnsi="Cascadia Code" w:cs="Cascadia Code"/>
+          <w:color w:val="98C379"/>
+          <w:sz w:val="23"/>
+          <w:szCs w:val="23"/>
+          <w:lang w:val="en-US" w:eastAsia="ru-RU"/>
+        </w:rPr>
+        <w:t>"error"</w:t>
+      </w:r>
+      <w:r>
+        <w:rPr>
+          <w:rFonts w:ascii="Cascadia Code" w:eastAsia="Times New Roman" w:hAnsi="Cascadia Code" w:cs="Cascadia Code"/>
+          <w:color w:val="ABB2BF"/>
+          <w:sz w:val="23"/>
+          <w:szCs w:val="23"/>
+          <w:lang w:val="en-US" w:eastAsia="ru-RU"/>
+        </w:rPr>
+        <w:t xml:space="preserve">: </w:t>
+      </w:r>
+      <w:r>
+        <w:rPr>
+          <w:rFonts w:ascii="Cascadia Code" w:eastAsia="Times New Roman" w:hAnsi="Cascadia Code" w:cs="Cascadia Code"/>
+          <w:color w:val="98C379"/>
+          <w:sz w:val="23"/>
+          <w:szCs w:val="23"/>
+          <w:lang w:val="en-US" w:eastAsia="ru-RU"/>
+        </w:rPr>
+        <w:t>"</w:t>
+      </w:r>
+      <w:r>
+        <w:rPr>
+          <w:rFonts w:ascii="Cascadia Code" w:eastAsia="Times New Roman" w:hAnsi="Cascadia Code" w:cs="Cascadia Code"/>
+          <w:color w:val="98C379"/>
+          <w:sz w:val="23"/>
+          <w:szCs w:val="23"/>
+          <w:lang w:eastAsia="ru-RU"/>
+        </w:rPr>
+        <w:t>Недопустимое</w:t>
+      </w:r>
+      <w:r>
+        <w:rPr>
+          <w:rFonts w:ascii="Cascadia Code" w:eastAsia="Times New Roman" w:hAnsi="Cascadia Code" w:cs="Cascadia Code"/>
+          <w:color w:val="98C379"/>
+          <w:sz w:val="23"/>
+          <w:szCs w:val="23"/>
+          <w:lang w:val="en-US" w:eastAsia="ru-RU"/>
+        </w:rPr>
+        <w:t xml:space="preserve"> </w:t>
+      </w:r>
+      <w:r>
+        <w:rPr>
+          <w:rFonts w:ascii="Cascadia Code" w:eastAsia="Times New Roman" w:hAnsi="Cascadia Code" w:cs="Cascadia Code"/>
+          <w:color w:val="98C379"/>
+          <w:sz w:val="23"/>
+          <w:szCs w:val="23"/>
+          <w:lang w:eastAsia="ru-RU"/>
+        </w:rPr>
+        <w:t>значение</w:t>
+      </w:r>
+      <w:r>
+        <w:rPr>
+          <w:rFonts w:ascii="Cascadia Code" w:eastAsia="Times New Roman" w:hAnsi="Cascadia Code" w:cs="Cascadia Code"/>
+          <w:color w:val="98C379"/>
+          <w:sz w:val="23"/>
+          <w:szCs w:val="23"/>
+          <w:lang w:val="en-US" w:eastAsia="ru-RU"/>
+        </w:rPr>
+        <w:t xml:space="preserve"> sort: "</w:t>
+      </w:r>
+      <w:r>
+        <w:rPr>
+          <w:rFonts w:ascii="Cascadia Code" w:eastAsia="Times New Roman" w:hAnsi="Cascadia Code" w:cs="Cascadia Code"/>
+          <w:color w:val="ABB2BF"/>
+          <w:sz w:val="23"/>
+          <w:szCs w:val="23"/>
+          <w:lang w:val="en-US" w:eastAsia="ru-RU"/>
+        </w:rPr>
+        <w:t xml:space="preserve"> </w:t>
+      </w:r>
+      <w:r>
+        <w:rPr>
+          <w:rFonts w:ascii="Cascadia Code" w:eastAsia="Times New Roman" w:hAnsi="Cascadia Code" w:cs="Cascadia Code"/>
+          <w:color w:val="C678DD"/>
+          <w:sz w:val="23"/>
+          <w:szCs w:val="23"/>
+          <w:lang w:val="en-US" w:eastAsia="ru-RU"/>
+        </w:rPr>
+        <w:t>+</w:t>
+      </w:r>
+      <w:r>
+        <w:rPr>
+          <w:rFonts w:ascii="Cascadia Code" w:eastAsia="Times New Roman" w:hAnsi="Cascadia Code" w:cs="Cascadia Code"/>
+          <w:color w:val="ABB2BF"/>
+          <w:sz w:val="23"/>
+          <w:szCs w:val="23"/>
+          <w:lang w:val="en-US" w:eastAsia="ru-RU"/>
+        </w:rPr>
+        <w:t xml:space="preserve"> sort}</w:t>
+      </w:r>
+    </w:p>
+    <w:p>
+      <w:pPr>
+        <w:shd w:val="clear" w:color="auto" w:fill="282C34"/>
+        <w:spacing w:after="0" w:line="300" w:lineRule="atLeast"/>
+        <w:rPr>
+          <w:rFonts w:ascii="Cascadia Code" w:eastAsia="Times New Roman" w:hAnsi="Cascadia Code" w:cs="Cascadia Code"/>
+          <w:color w:val="ABB2BF"/>
+          <w:sz w:val="23"/>
+          <w:szCs w:val="23"/>
+          <w:lang w:val="en-US" w:eastAsia="ru-RU"/>
+        </w:rPr>
+      </w:pPr>
+      <w:r>
+        <w:rPr>
+          <w:rFonts w:ascii="Cascadia Code" w:eastAsia="Times New Roman" w:hAnsi="Cascadia Code" w:cs="Cascadia Code"/>
+          <w:color w:val="ABB2BF"/>
+          <w:sz w:val="23"/>
+          <w:szCs w:val="23"/>
+          <w:lang w:val="en-US" w:eastAsia="ru-RU"/>
+        </w:rPr>
+        <w:t xml:space="preserve">    sql </w:t>
+      </w:r>
+      <w:r>
+        <w:rPr>
+          <w:rFonts w:ascii="Cascadia Code" w:eastAsia="Times New Roman" w:hAnsi="Cascadia Code" w:cs="Cascadia Code"/>
+          <w:color w:val="C678DD"/>
+          <w:sz w:val="23"/>
+          <w:szCs w:val="23"/>
+          <w:lang w:val="en-US" w:eastAsia="ru-RU"/>
+        </w:rPr>
+        <w:t>=</w:t>
+      </w:r>
+      <w:r>
+        <w:rPr>
+          <w:rFonts w:ascii="Cascadia Code" w:eastAsia="Times New Roman" w:hAnsi="Cascadia Code" w:cs="Cascadia Code"/>
+          <w:color w:val="ABB2BF"/>
+          <w:sz w:val="23"/>
+          <w:szCs w:val="23"/>
+          <w:lang w:val="en-US" w:eastAsia="ru-RU"/>
+        </w:rPr>
+        <w:t xml:space="preserve"> (</w:t>
+      </w:r>
+      <w:r>
+        <w:rPr>
+          <w:rFonts w:ascii="Cascadia Code" w:eastAsia="Times New Roman" w:hAnsi="Cascadia Code" w:cs="Cascadia Code"/>
+          <w:color w:val="98C379"/>
+          <w:sz w:val="23"/>
+          <w:szCs w:val="23"/>
+          <w:lang w:val="en-US" w:eastAsia="ru-RU"/>
+        </w:rPr>
+        <w:t>"SELECT p.id, p.name, c.name AS category, m.name AS manufacturer, p.description, "</w:t>
+      </w:r>
+    </w:p>
+    <w:p>
+      <w:pPr>
+        <w:shd w:val="clear" w:color="auto" w:fill="282C34"/>
+        <w:spacing w:after="0" w:line="300" w:lineRule="atLeast"/>
+        <w:rPr>
+          <w:rFonts w:ascii="Cascadia Code" w:eastAsia="Times New Roman" w:hAnsi="Cascadia Code" w:cs="Cascadia Code"/>
+          <w:color w:val="ABB2BF"/>
+          <w:sz w:val="23"/>
+          <w:szCs w:val="23"/>
+          <w:lang w:val="en-US" w:eastAsia="ru-RU"/>
+        </w:rPr>
+      </w:pPr>
+      <w:r>
+        <w:rPr>
+          <w:rFonts w:ascii="Cascadia Code" w:eastAsia="Times New Roman" w:hAnsi="Cascadia Code" w:cs="Cascadia Code"/>
+          <w:color w:val="ABB2BF"/>
+          <w:sz w:val="23"/>
+          <w:szCs w:val="23"/>
+          <w:lang w:val="en-US" w:eastAsia="ru-RU"/>
+        </w:rPr>
+        <w:t>           </w:t>
+      </w:r>
+      <w:r>
+        <w:rPr>
+          <w:rFonts w:ascii="Cascadia Code" w:eastAsia="Times New Roman" w:hAnsi="Cascadia Code" w:cs="Cascadia Code"/>
+          <w:color w:val="98C379"/>
+          <w:sz w:val="23"/>
+          <w:szCs w:val="23"/>
+          <w:lang w:val="en-US" w:eastAsia="ru-RU"/>
+        </w:rPr>
+        <w:t>"p.price, p.image, "</w:t>
+      </w:r>
+    </w:p>
+    <w:p>
+      <w:pPr>
+        <w:shd w:val="clear" w:color="auto" w:fill="282C34"/>
+        <w:spacing w:after="0" w:line="300" w:lineRule="atLeast"/>
+        <w:rPr>
+          <w:rFonts w:ascii="Cascadia Code" w:eastAsia="Times New Roman" w:hAnsi="Cascadia Code" w:cs="Cascadia Code"/>
+          <w:color w:val="ABB2BF"/>
+          <w:sz w:val="23"/>
+          <w:szCs w:val="23"/>
+          <w:lang w:val="en-US" w:eastAsia="ru-RU"/>
+        </w:rPr>
+      </w:pPr>
+      <w:r>
+        <w:rPr>
+          <w:rFonts w:ascii="Cascadia Code" w:eastAsia="Times New Roman" w:hAnsi="Cascadia Code" w:cs="Cascadia Code"/>
+          <w:color w:val="ABB2BF"/>
+          <w:sz w:val="23"/>
+          <w:szCs w:val="23"/>
+          <w:lang w:val="en-US" w:eastAsia="ru-RU"/>
+        </w:rPr>
+        <w:t>           </w:t>
+      </w:r>
+      <w:r>
+        <w:rPr>
+          <w:rFonts w:ascii="Cascadia Code" w:eastAsia="Times New Roman" w:hAnsi="Cascadia Code" w:cs="Cascadia Code"/>
+          <w:color w:val="98C379"/>
+          <w:sz w:val="23"/>
+          <w:szCs w:val="23"/>
+          <w:lang w:val="en-US" w:eastAsia="ru-RU"/>
+        </w:rPr>
+        <w:t>"COALESCE((SELECT SUM(s.quantity) FROM Stock s WHERE s.product_id = p.id), 0) AS stock "</w:t>
+      </w:r>
+    </w:p>
+    <w:p>
+      <w:pPr>
+        <w:shd w:val="clear" w:color="auto" w:fill="282C34"/>
+        <w:spacing w:after="0" w:line="300" w:lineRule="atLeast"/>
+        <w:rPr>
+          <w:rFonts w:ascii="Cascadia Code" w:eastAsia="Times New Roman" w:hAnsi="Cascadia Code" w:cs="Cascadia Code"/>
+          <w:color w:val="ABB2BF"/>
+          <w:sz w:val="23"/>
+          <w:szCs w:val="23"/>
+          <w:lang w:val="en-US" w:eastAsia="ru-RU"/>
+        </w:rPr>
+      </w:pPr>
+      <w:r>
+        <w:rPr>
+          <w:rFonts w:ascii="Cascadia Code" w:eastAsia="Times New Roman" w:hAnsi="Cascadia Code" w:cs="Cascadia Code"/>
+          <w:color w:val="ABB2BF"/>
+          <w:sz w:val="23"/>
+          <w:szCs w:val="23"/>
+          <w:lang w:val="en-US" w:eastAsia="ru-RU"/>
+        </w:rPr>
+        <w:t>           </w:t>
+      </w:r>
+      <w:r>
+        <w:rPr>
+          <w:rFonts w:ascii="Cascadia Code" w:eastAsia="Times New Roman" w:hAnsi="Cascadia Code" w:cs="Cascadia Code"/>
+          <w:color w:val="98C379"/>
+          <w:sz w:val="23"/>
+          <w:szCs w:val="23"/>
+          <w:lang w:val="en-US" w:eastAsia="ru-RU"/>
+        </w:rPr>
+        <w:t>"FROM Products p "</w:t>
+      </w:r>
+    </w:p>
+    <w:p>
+      <w:pPr>
+        <w:shd w:val="clear" w:color="auto" w:fill="282C34"/>
+        <w:spacing w:after="0" w:line="300" w:lineRule="atLeast"/>
+        <w:rPr>
+          <w:rFonts w:ascii="Cascadia Code" w:eastAsia="Times New Roman" w:hAnsi="Cascadia Code" w:cs="Cascadia Code"/>
+          <w:color w:val="ABB2BF"/>
+          <w:sz w:val="23"/>
+          <w:szCs w:val="23"/>
+          <w:lang w:val="en-US" w:eastAsia="ru-RU"/>
+        </w:rPr>
+      </w:pPr>
+      <w:r>
+        <w:rPr>
+          <w:rFonts w:ascii="Cascadia Code" w:eastAsia="Times New Roman" w:hAnsi="Cascadia Code" w:cs="Cascadia Code"/>
+          <w:color w:val="ABB2BF"/>
+          <w:sz w:val="23"/>
+          <w:szCs w:val="23"/>
+          <w:lang w:val="en-US" w:eastAsia="ru-RU"/>
+        </w:rPr>
+        <w:t>           </w:t>
+      </w:r>
+      <w:r>
+        <w:rPr>
+          <w:rFonts w:ascii="Cascadia Code" w:eastAsia="Times New Roman" w:hAnsi="Cascadia Code" w:cs="Cascadia Code"/>
+          <w:color w:val="98C379"/>
+          <w:sz w:val="23"/>
+          <w:szCs w:val="23"/>
+          <w:lang w:val="en-US" w:eastAsia="ru-RU"/>
+        </w:rPr>
+        <w:t>"JOIN Categories c ON c.id = p.category_id "</w:t>
+      </w:r>
+    </w:p>
+    <w:p>
+      <w:pPr>
+        <w:shd w:val="clear" w:color="auto" w:fill="282C34"/>
+        <w:spacing w:after="0" w:line="300" w:lineRule="atLeast"/>
+        <w:rPr>
+          <w:rFonts w:ascii="Cascadia Code" w:eastAsia="Times New Roman" w:hAnsi="Cascadia Code" w:cs="Cascadia Code"/>
+          <w:color w:val="ABB2BF"/>
+          <w:sz w:val="23"/>
+          <w:szCs w:val="23"/>
+          <w:lang w:val="en-US" w:eastAsia="ru-RU"/>
+        </w:rPr>
+      </w:pPr>
+      <w:r>
+        <w:rPr>
+          <w:rFonts w:ascii="Cascadia Code" w:eastAsia="Times New Roman" w:hAnsi="Cascadia Code" w:cs="Cascadia Code"/>
+          <w:color w:val="ABB2BF"/>
+          <w:sz w:val="23"/>
+          <w:szCs w:val="23"/>
+          <w:lang w:val="en-US" w:eastAsia="ru-RU"/>
+        </w:rPr>
+        <w:t>           </w:t>
+      </w:r>
+      <w:r>
+        <w:rPr>
+          <w:rFonts w:ascii="Cascadia Code" w:eastAsia="Times New Roman" w:hAnsi="Cascadia Code" w:cs="Cascadia Code"/>
+          <w:color w:val="98C379"/>
+          <w:sz w:val="23"/>
+          <w:szCs w:val="23"/>
+          <w:lang w:val="en-US" w:eastAsia="ru-RU"/>
+        </w:rPr>
+        <w:t>"JOIN Manufacturers m ON m.id = p.manufacturer_id"</w:t>
+      </w:r>
+      <w:r>
+        <w:rPr>
+          <w:rFonts w:ascii="Cascadia Code" w:eastAsia="Times New Roman" w:hAnsi="Cascadia Code" w:cs="Cascadia Code"/>
+          <w:color w:val="ABB2BF"/>
+          <w:sz w:val="23"/>
+          <w:szCs w:val="23"/>
+          <w:lang w:val="en-US" w:eastAsia="ru-RU"/>
+        </w:rPr>
+        <w:t>)</w:t>
+      </w:r>
+    </w:p>
+    <w:p>
+      <w:pPr>
+        <w:shd w:val="clear" w:color="auto" w:fill="282C34"/>
+        <w:spacing w:after="0" w:line="300" w:lineRule="atLeast"/>
+        <w:rPr>
+          <w:rFonts w:ascii="Cascadia Code" w:eastAsia="Times New Roman" w:hAnsi="Cascadia Code" w:cs="Cascadia Code"/>
+          <w:color w:val="ABB2BF"/>
+          <w:sz w:val="23"/>
+          <w:szCs w:val="23"/>
+          <w:lang w:val="en-US" w:eastAsia="ru-RU"/>
+        </w:rPr>
+      </w:pPr>
+      <w:r>
+        <w:rPr>
+          <w:rFonts w:ascii="Cascadia Code" w:eastAsia="Times New Roman" w:hAnsi="Cascadia Code" w:cs="Cascadia Code"/>
+          <w:color w:val="ABB2BF"/>
+          <w:sz w:val="23"/>
+          <w:szCs w:val="23"/>
+          <w:lang w:val="en-US" w:eastAsia="ru-RU"/>
+        </w:rPr>
+        <w:t xml:space="preserve">    params </w:t>
+      </w:r>
+      <w:r>
+        <w:rPr>
+          <w:rFonts w:ascii="Cascadia Code" w:eastAsia="Times New Roman" w:hAnsi="Cascadia Code" w:cs="Cascadia Code"/>
+          <w:color w:val="C678DD"/>
+          <w:sz w:val="23"/>
+          <w:szCs w:val="23"/>
+          <w:lang w:val="en-US" w:eastAsia="ru-RU"/>
+        </w:rPr>
+        <w:t>=</w:t>
+      </w:r>
+      <w:r>
+        <w:rPr>
+          <w:rFonts w:ascii="Cascadia Code" w:eastAsia="Times New Roman" w:hAnsi="Cascadia Code" w:cs="Cascadia Code"/>
+          <w:color w:val="ABB2BF"/>
+          <w:sz w:val="23"/>
+          <w:szCs w:val="23"/>
+          <w:lang w:val="en-US" w:eastAsia="ru-RU"/>
+        </w:rPr>
+        <w:t xml:space="preserve"> []</w:t>
+      </w:r>
+    </w:p>
+    <w:p>
+      <w:pPr>
+        <w:shd w:val="clear" w:color="auto" w:fill="282C34"/>
+        <w:spacing w:after="0" w:line="300" w:lineRule="atLeast"/>
+        <w:rPr>
+          <w:rFonts w:ascii="Cascadia Code" w:eastAsia="Times New Roman" w:hAnsi="Cascadia Code" w:cs="Cascadia Code"/>
+          <w:color w:val="ABB2BF"/>
+          <w:sz w:val="23"/>
+          <w:szCs w:val="23"/>
+          <w:lang w:val="en-US" w:eastAsia="ru-RU"/>
+        </w:rPr>
+      </w:pPr>
+      <w:r>
+        <w:rPr>
+          <w:rFonts w:ascii="Cascadia Code" w:eastAsia="Times New Roman" w:hAnsi="Cascadia Code" w:cs="Cascadia Code"/>
+          <w:color w:val="ABB2BF"/>
+          <w:sz w:val="23"/>
+          <w:szCs w:val="23"/>
+          <w:lang w:val="en-US" w:eastAsia="ru-RU"/>
+        </w:rPr>
+        <w:t xml:space="preserve">    </w:t>
+      </w:r>
+      <w:r>
+        <w:rPr>
+          <w:rFonts w:ascii="Cascadia Code" w:eastAsia="Times New Roman" w:hAnsi="Cascadia Code" w:cs="Cascadia Code"/>
+          <w:color w:val="C678DD"/>
+          <w:sz w:val="23"/>
+          <w:szCs w:val="23"/>
+          <w:lang w:val="en-US" w:eastAsia="ru-RU"/>
+        </w:rPr>
+        <w:t>if</w:t>
+      </w:r>
+      <w:r>
+        <w:rPr>
+          <w:rFonts w:ascii="Cascadia Code" w:eastAsia="Times New Roman" w:hAnsi="Cascadia Code" w:cs="Cascadia Code"/>
+          <w:color w:val="ABB2BF"/>
+          <w:sz w:val="23"/>
+          <w:szCs w:val="23"/>
+          <w:lang w:val="en-US" w:eastAsia="ru-RU"/>
+        </w:rPr>
+        <w:t xml:space="preserve"> category:</w:t>
+      </w:r>
+    </w:p>
+    <w:p>
+      <w:pPr>
+        <w:shd w:val="clear" w:color="auto" w:fill="282C34"/>
+        <w:spacing w:after="0" w:line="300" w:lineRule="atLeast"/>
+        <w:rPr>
+          <w:rFonts w:ascii="Cascadia Code" w:eastAsia="Times New Roman" w:hAnsi="Cascadia Code" w:cs="Cascadia Code"/>
+          <w:color w:val="ABB2BF"/>
+          <w:sz w:val="23"/>
+          <w:szCs w:val="23"/>
+          <w:lang w:val="en-US" w:eastAsia="ru-RU"/>
+        </w:rPr>
+      </w:pPr>
+      <w:r>
+        <w:rPr>
+          <w:rFonts w:ascii="Cascadia Code" w:eastAsia="Times New Roman" w:hAnsi="Cascadia Code" w:cs="Cascadia Code"/>
+          <w:color w:val="ABB2BF"/>
+          <w:sz w:val="23"/>
+          <w:szCs w:val="23"/>
+          <w:lang w:val="en-US" w:eastAsia="ru-RU"/>
+        </w:rPr>
+        <w:t xml:space="preserve">        sql </w:t>
+      </w:r>
+      <w:r>
+        <w:rPr>
+          <w:rFonts w:ascii="Cascadia Code" w:eastAsia="Times New Roman" w:hAnsi="Cascadia Code" w:cs="Cascadia Code"/>
+          <w:color w:val="C678DD"/>
+          <w:sz w:val="23"/>
+          <w:szCs w:val="23"/>
+          <w:lang w:val="en-US" w:eastAsia="ru-RU"/>
+        </w:rPr>
+        <w:t>+=</w:t>
+      </w:r>
+      <w:r>
+        <w:rPr>
+          <w:rFonts w:ascii="Cascadia Code" w:eastAsia="Times New Roman" w:hAnsi="Cascadia Code" w:cs="Cascadia Code"/>
+          <w:color w:val="ABB2BF"/>
+          <w:sz w:val="23"/>
+          <w:szCs w:val="23"/>
+          <w:lang w:val="en-US" w:eastAsia="ru-RU"/>
+        </w:rPr>
+        <w:t xml:space="preserve"> </w:t>
+      </w:r>
+      <w:r>
+        <w:rPr>
+          <w:rFonts w:ascii="Cascadia Code" w:eastAsia="Times New Roman" w:hAnsi="Cascadia Code" w:cs="Cascadia Code"/>
+          <w:color w:val="98C379"/>
+          <w:sz w:val="23"/>
+          <w:szCs w:val="23"/>
+          <w:lang w:val="en-US" w:eastAsia="ru-RU"/>
+        </w:rPr>
+        <w:t>" WHERE c.name = ?"</w:t>
+      </w:r>
+    </w:p>
+    <w:p>
+      <w:pPr>
+        <w:shd w:val="clear" w:color="auto" w:fill="282C34"/>
+        <w:spacing w:after="0" w:line="300" w:lineRule="atLeast"/>
+        <w:rPr>
+          <w:rFonts w:ascii="Cascadia Code" w:eastAsia="Times New Roman" w:hAnsi="Cascadia Code" w:cs="Cascadia Code"/>
+          <w:color w:val="ABB2BF"/>
+          <w:sz w:val="23"/>
+          <w:szCs w:val="23"/>
+          <w:lang w:val="en-US" w:eastAsia="ru-RU"/>
+        </w:rPr>
+      </w:pPr>
+      <w:r>
+        <w:rPr>
+          <w:rFonts w:ascii="Cascadia Code" w:eastAsia="Times New Roman" w:hAnsi="Cascadia Code" w:cs="Cascadia Code"/>
+          <w:color w:val="ABB2BF"/>
+          <w:sz w:val="23"/>
+          <w:szCs w:val="23"/>
+          <w:lang w:val="en-US" w:eastAsia="ru-RU"/>
+        </w:rPr>
+        <w:t>        params.append(category)</w:t>
+      </w:r>
+    </w:p>
+    <w:p>
+      <w:pPr>
+        <w:shd w:val="clear" w:color="auto" w:fill="282C34"/>
+        <w:spacing w:after="0" w:line="300" w:lineRule="atLeast"/>
+        <w:rPr>
+          <w:rFonts w:ascii="Cascadia Code" w:eastAsia="Times New Roman" w:hAnsi="Cascadia Code" w:cs="Cascadia Code"/>
+          <w:color w:val="ABB2BF"/>
+          <w:sz w:val="23"/>
+          <w:szCs w:val="23"/>
+          <w:lang w:val="en-US" w:eastAsia="ru-RU"/>
+        </w:rPr>
+      </w:pPr>
+      <w:r>
+        <w:rPr>
+          <w:rFonts w:ascii="Cascadia Code" w:eastAsia="Times New Roman" w:hAnsi="Cascadia Code" w:cs="Cascadia Code"/>
+          <w:color w:val="ABB2BF"/>
+          <w:sz w:val="23"/>
+          <w:szCs w:val="23"/>
+          <w:lang w:val="en-US" w:eastAsia="ru-RU"/>
+        </w:rPr>
+        <w:t xml:space="preserve">    conn </w:t>
+      </w:r>
+      <w:r>
+        <w:rPr>
+          <w:rFonts w:ascii="Cascadia Code" w:eastAsia="Times New Roman" w:hAnsi="Cascadia Code" w:cs="Cascadia Code"/>
+          <w:color w:val="C678DD"/>
+          <w:sz w:val="23"/>
+          <w:szCs w:val="23"/>
+          <w:lang w:val="en-US" w:eastAsia="ru-RU"/>
+        </w:rPr>
+        <w:t>=</w:t>
+      </w:r>
+      <w:r>
+        <w:rPr>
+          <w:rFonts w:ascii="Cascadia Code" w:eastAsia="Times New Roman" w:hAnsi="Cascadia Code" w:cs="Cascadia Code"/>
+          <w:color w:val="ABB2BF"/>
+          <w:sz w:val="23"/>
+          <w:szCs w:val="23"/>
+          <w:lang w:val="en-US" w:eastAsia="ru-RU"/>
+        </w:rPr>
+        <w:t xml:space="preserve"> db()</w:t>
+      </w:r>
+    </w:p>
+    <w:p>
+      <w:pPr>
+        <w:shd w:val="clear" w:color="auto" w:fill="282C34"/>
+        <w:spacing w:after="0" w:line="300" w:lineRule="atLeast"/>
+        <w:rPr>
+          <w:rFonts w:ascii="Cascadia Code" w:eastAsia="Times New Roman" w:hAnsi="Cascadia Code" w:cs="Cascadia Code"/>
+          <w:color w:val="ABB2BF"/>
+          <w:sz w:val="23"/>
+          <w:szCs w:val="23"/>
+          <w:lang w:val="en-US" w:eastAsia="ru-RU"/>
+        </w:rPr>
+      </w:pPr>
+      <w:r>
+        <w:rPr>
+          <w:rFonts w:ascii="Cascadia Code" w:eastAsia="Times New Roman" w:hAnsi="Cascadia Code" w:cs="Cascadia Code"/>
+          <w:color w:val="ABB2BF"/>
+          <w:sz w:val="23"/>
+          <w:szCs w:val="23"/>
+          <w:lang w:val="en-US" w:eastAsia="ru-RU"/>
+        </w:rPr>
+        <w:t xml:space="preserve">    products </w:t>
+      </w:r>
+      <w:r>
+        <w:rPr>
+          <w:rFonts w:ascii="Cascadia Code" w:eastAsia="Times New Roman" w:hAnsi="Cascadia Code" w:cs="Cascadia Code"/>
+          <w:color w:val="C678DD"/>
+          <w:sz w:val="23"/>
+          <w:szCs w:val="23"/>
+          <w:lang w:val="en-US" w:eastAsia="ru-RU"/>
+        </w:rPr>
+        <w:t>=</w:t>
+      </w:r>
+      <w:r>
+        <w:rPr>
+          <w:rFonts w:ascii="Cascadia Code" w:eastAsia="Times New Roman" w:hAnsi="Cascadia Code" w:cs="Cascadia Code"/>
+          <w:color w:val="ABB2BF"/>
+          <w:sz w:val="23"/>
+          <w:szCs w:val="23"/>
+          <w:lang w:val="en-US" w:eastAsia="ru-RU"/>
+        </w:rPr>
+        <w:t xml:space="preserve"> [</w:t>
+      </w:r>
+      <w:r>
+        <w:rPr>
+          <w:rFonts w:ascii="Cascadia Code" w:eastAsia="Times New Roman" w:hAnsi="Cascadia Code" w:cs="Cascadia Code"/>
+          <w:color w:val="56B6C2"/>
+          <w:sz w:val="23"/>
+          <w:szCs w:val="23"/>
+          <w:lang w:val="en-US" w:eastAsia="ru-RU"/>
+        </w:rPr>
+        <w:t>dict</w:t>
+      </w:r>
+      <w:r>
+        <w:rPr>
+          <w:rFonts w:ascii="Cascadia Code" w:eastAsia="Times New Roman" w:hAnsi="Cascadia Code" w:cs="Cascadia Code"/>
+          <w:color w:val="ABB2BF"/>
+          <w:sz w:val="23"/>
+          <w:szCs w:val="23"/>
+          <w:lang w:val="en-US" w:eastAsia="ru-RU"/>
+        </w:rPr>
+        <w:t xml:space="preserve">(r) </w:t>
+      </w:r>
+      <w:r>
+        <w:rPr>
+          <w:rFonts w:ascii="Cascadia Code" w:eastAsia="Times New Roman" w:hAnsi="Cascadia Code" w:cs="Cascadia Code"/>
+          <w:color w:val="C678DD"/>
+          <w:sz w:val="23"/>
+          <w:szCs w:val="23"/>
+          <w:lang w:val="en-US" w:eastAsia="ru-RU"/>
+        </w:rPr>
+        <w:t>for</w:t>
+      </w:r>
+      <w:r>
+        <w:rPr>
+          <w:rFonts w:ascii="Cascadia Code" w:eastAsia="Times New Roman" w:hAnsi="Cascadia Code" w:cs="Cascadia Code"/>
+          <w:color w:val="ABB2BF"/>
+          <w:sz w:val="23"/>
+          <w:szCs w:val="23"/>
+          <w:lang w:val="en-US" w:eastAsia="ru-RU"/>
+        </w:rPr>
+        <w:t xml:space="preserve"> r </w:t>
+      </w:r>
+      <w:r>
+        <w:rPr>
+          <w:rFonts w:ascii="Cascadia Code" w:eastAsia="Times New Roman" w:hAnsi="Cascadia Code" w:cs="Cascadia Code"/>
+          <w:color w:val="C678DD"/>
+          <w:sz w:val="23"/>
+          <w:szCs w:val="23"/>
+          <w:lang w:val="en-US" w:eastAsia="ru-RU"/>
+        </w:rPr>
+        <w:t>in</w:t>
+      </w:r>
+      <w:r>
+        <w:rPr>
+          <w:rFonts w:ascii="Cascadia Code" w:eastAsia="Times New Roman" w:hAnsi="Cascadia Code" w:cs="Cascadia Code"/>
+          <w:color w:val="ABB2BF"/>
+          <w:sz w:val="23"/>
+          <w:szCs w:val="23"/>
+          <w:lang w:val="en-US" w:eastAsia="ru-RU"/>
+        </w:rPr>
+        <w:t xml:space="preserve"> conn.execute(sql </w:t>
+      </w:r>
+      <w:r>
+        <w:rPr>
+          <w:rFonts w:ascii="Cascadia Code" w:eastAsia="Times New Roman" w:hAnsi="Cascadia Code" w:cs="Cascadia Code"/>
+          <w:color w:val="C678DD"/>
+          <w:sz w:val="23"/>
+          <w:szCs w:val="23"/>
+          <w:lang w:val="en-US" w:eastAsia="ru-RU"/>
+        </w:rPr>
+        <w:t>+</w:t>
+      </w:r>
+      <w:r>
+        <w:rPr>
+          <w:rFonts w:ascii="Cascadia Code" w:eastAsia="Times New Roman" w:hAnsi="Cascadia Code" w:cs="Cascadia Code"/>
+          <w:color w:val="ABB2BF"/>
+          <w:sz w:val="23"/>
+          <w:szCs w:val="23"/>
+          <w:lang w:val="en-US" w:eastAsia="ru-RU"/>
+        </w:rPr>
+        <w:t xml:space="preserve"> </w:t>
+      </w:r>
+      <w:r>
+        <w:rPr>
+          <w:rFonts w:ascii="Cascadia Code" w:eastAsia="Times New Roman" w:hAnsi="Cascadia Code" w:cs="Cascadia Code"/>
+          <w:color w:val="98C379"/>
+          <w:sz w:val="23"/>
+          <w:szCs w:val="23"/>
+          <w:lang w:val="en-US" w:eastAsia="ru-RU"/>
+        </w:rPr>
+        <w:t>" ORDER BY p.id"</w:t>
+      </w:r>
+      <w:r>
+        <w:rPr>
+          <w:rFonts w:ascii="Cascadia Code" w:eastAsia="Times New Roman" w:hAnsi="Cascadia Code" w:cs="Cascadia Code"/>
+          <w:color w:val="ABB2BF"/>
+          <w:sz w:val="23"/>
+          <w:szCs w:val="23"/>
+          <w:lang w:val="en-US" w:eastAsia="ru-RU"/>
+        </w:rPr>
+        <w:t>, params)]</w:t>
+      </w:r>
+    </w:p>
+    <w:p>
+      <w:pPr>
+        <w:shd w:val="clear" w:color="auto" w:fill="282C34"/>
+        <w:spacing w:after="0" w:line="300" w:lineRule="atLeast"/>
+        <w:rPr>
+          <w:rFonts w:ascii="Cascadia Code" w:eastAsia="Times New Roman" w:hAnsi="Cascadia Code" w:cs="Cascadia Code"/>
+          <w:color w:val="ABB2BF"/>
+          <w:sz w:val="23"/>
+          <w:szCs w:val="23"/>
+          <w:lang w:val="en-US" w:eastAsia="ru-RU"/>
+        </w:rPr>
+      </w:pPr>
+      <w:r>
+        <w:rPr>
+          <w:rFonts w:ascii="Cascadia Code" w:eastAsia="Times New Roman" w:hAnsi="Cascadia Code" w:cs="Cascadia Code"/>
+          <w:color w:val="ABB2BF"/>
+          <w:sz w:val="23"/>
+          <w:szCs w:val="23"/>
+          <w:lang w:val="en-US" w:eastAsia="ru-RU"/>
+        </w:rPr>
+        <w:t xml:space="preserve">    ordered </w:t>
+      </w:r>
+      <w:r>
+        <w:rPr>
+          <w:rFonts w:ascii="Cascadia Code" w:eastAsia="Times New Roman" w:hAnsi="Cascadia Code" w:cs="Cascadia Code"/>
+          <w:color w:val="C678DD"/>
+          <w:sz w:val="23"/>
+          <w:szCs w:val="23"/>
+          <w:lang w:val="en-US" w:eastAsia="ru-RU"/>
+        </w:rPr>
+        <w:t>=</w:t>
+      </w:r>
+      <w:r>
+        <w:rPr>
+          <w:rFonts w:ascii="Cascadia Code" w:eastAsia="Times New Roman" w:hAnsi="Cascadia Code" w:cs="Cascadia Code"/>
+          <w:color w:val="ABB2BF"/>
+          <w:sz w:val="23"/>
+          <w:szCs w:val="23"/>
+          <w:lang w:val="en-US" w:eastAsia="ru-RU"/>
+        </w:rPr>
+        <w:t xml:space="preserve"> ordered_last_month(conn)</w:t>
+      </w:r>
+    </w:p>
+    <w:p>
+      <w:pPr>
+        <w:shd w:val="clear" w:color="auto" w:fill="282C34"/>
+        <w:spacing w:after="0" w:line="300" w:lineRule="atLeast"/>
+        <w:rPr>
+          <w:rFonts w:ascii="Cascadia Code" w:eastAsia="Times New Roman" w:hAnsi="Cascadia Code" w:cs="Cascadia Code"/>
+          <w:color w:val="ABB2BF"/>
+          <w:sz w:val="23"/>
+          <w:szCs w:val="23"/>
+          <w:lang w:val="en-US" w:eastAsia="ru-RU"/>
+        </w:rPr>
+      </w:pPr>
+      <w:r>
+        <w:rPr>
+          <w:rFonts w:ascii="Cascadia Code" w:eastAsia="Times New Roman" w:hAnsi="Cascadia Code" w:cs="Cascadia Code"/>
+          <w:color w:val="ABB2BF"/>
+          <w:sz w:val="23"/>
+          <w:szCs w:val="23"/>
+          <w:lang w:val="en-US" w:eastAsia="ru-RU"/>
+        </w:rPr>
+        <w:t>    conn.close()</w:t>
+      </w:r>
+    </w:p>
+    <w:p>
+      <w:pPr>
+        <w:shd w:val="clear" w:color="auto" w:fill="282C34"/>
+        <w:spacing w:after="0" w:line="300" w:lineRule="atLeast"/>
+        <w:rPr>
+          <w:rFonts w:ascii="Cascadia Code" w:eastAsia="Times New Roman" w:hAnsi="Cascadia Code" w:cs="Cascadia Code"/>
+          <w:color w:val="ABB2BF"/>
+          <w:sz w:val="23"/>
+          <w:szCs w:val="23"/>
+          <w:lang w:val="en-US" w:eastAsia="ru-RU"/>
+        </w:rPr>
+      </w:pPr>
+      <w:r>
+        <w:rPr>
+          <w:rFonts w:ascii="Cascadia Code" w:eastAsia="Times New Roman" w:hAnsi="Cascadia Code" w:cs="Cascadia Code"/>
+          <w:color w:val="ABB2BF"/>
+          <w:sz w:val="23"/>
+          <w:szCs w:val="23"/>
+          <w:lang w:val="en-US" w:eastAsia="ru-RU"/>
+        </w:rPr>
+        <w:t xml:space="preserve">    </w:t>
+      </w:r>
+      <w:r>
+        <w:rPr>
+          <w:rFonts w:ascii="Cascadia Code" w:eastAsia="Times New Roman" w:hAnsi="Cascadia Code" w:cs="Cascadia Code"/>
+          <w:color w:val="C678DD"/>
+          <w:sz w:val="23"/>
+          <w:szCs w:val="23"/>
+          <w:lang w:val="en-US" w:eastAsia="ru-RU"/>
+        </w:rPr>
+        <w:t>if</w:t>
+      </w:r>
+      <w:r>
+        <w:rPr>
+          <w:rFonts w:ascii="Cascadia Code" w:eastAsia="Times New Roman" w:hAnsi="Cascadia Code" w:cs="Cascadia Code"/>
+          <w:color w:val="ABB2BF"/>
+          <w:sz w:val="23"/>
+          <w:szCs w:val="23"/>
+          <w:lang w:val="en-US" w:eastAsia="ru-RU"/>
+        </w:rPr>
+        <w:t xml:space="preserve"> search:</w:t>
+      </w:r>
+    </w:p>
+    <w:p>
+      <w:pPr>
+        <w:shd w:val="clear" w:color="auto" w:fill="282C34"/>
+        <w:spacing w:after="0" w:line="300" w:lineRule="atLeast"/>
+        <w:rPr>
+          <w:rFonts w:ascii="Cascadia Code" w:eastAsia="Times New Roman" w:hAnsi="Cascadia Code" w:cs="Cascadia Code"/>
+          <w:color w:val="ABB2BF"/>
+          <w:sz w:val="23"/>
+          <w:szCs w:val="23"/>
+          <w:lang w:val="en-US" w:eastAsia="ru-RU"/>
+        </w:rPr>
+      </w:pPr>
+      <w:r>
+        <w:rPr>
+          <w:rFonts w:ascii="Cascadia Code" w:eastAsia="Times New Roman" w:hAnsi="Cascadia Code" w:cs="Cascadia Code"/>
+          <w:color w:val="ABB2BF"/>
+          <w:sz w:val="23"/>
+          <w:szCs w:val="23"/>
+          <w:lang w:val="en-US" w:eastAsia="ru-RU"/>
+        </w:rPr>
+        <w:t xml:space="preserve">        products </w:t>
+      </w:r>
+      <w:r>
+        <w:rPr>
+          <w:rFonts w:ascii="Cascadia Code" w:eastAsia="Times New Roman" w:hAnsi="Cascadia Code" w:cs="Cascadia Code"/>
+          <w:color w:val="C678DD"/>
+          <w:sz w:val="23"/>
+          <w:szCs w:val="23"/>
+          <w:lang w:val="en-US" w:eastAsia="ru-RU"/>
+        </w:rPr>
+        <w:t>=</w:t>
+      </w:r>
+      <w:r>
+        <w:rPr>
+          <w:rFonts w:ascii="Cascadia Code" w:eastAsia="Times New Roman" w:hAnsi="Cascadia Code" w:cs="Cascadia Code"/>
+          <w:color w:val="ABB2BF"/>
+          <w:sz w:val="23"/>
+          <w:szCs w:val="23"/>
+          <w:lang w:val="en-US" w:eastAsia="ru-RU"/>
+        </w:rPr>
+        <w:t xml:space="preserve"> [p </w:t>
+      </w:r>
+      <w:r>
+        <w:rPr>
+          <w:rFonts w:ascii="Cascadia Code" w:eastAsia="Times New Roman" w:hAnsi="Cascadia Code" w:cs="Cascadia Code"/>
+          <w:color w:val="C678DD"/>
+          <w:sz w:val="23"/>
+          <w:szCs w:val="23"/>
+          <w:lang w:val="en-US" w:eastAsia="ru-RU"/>
+        </w:rPr>
+        <w:t>for</w:t>
+      </w:r>
+      <w:r>
+        <w:rPr>
+          <w:rFonts w:ascii="Cascadia Code" w:eastAsia="Times New Roman" w:hAnsi="Cascadia Code" w:cs="Cascadia Code"/>
+          <w:color w:val="ABB2BF"/>
+          <w:sz w:val="23"/>
+          <w:szCs w:val="23"/>
+          <w:lang w:val="en-US" w:eastAsia="ru-RU"/>
+        </w:rPr>
+        <w:t xml:space="preserve"> p </w:t>
+      </w:r>
+      <w:r>
+        <w:rPr>
+          <w:rFonts w:ascii="Cascadia Code" w:eastAsia="Times New Roman" w:hAnsi="Cascadia Code" w:cs="Cascadia Code"/>
+          <w:color w:val="C678DD"/>
+          <w:sz w:val="23"/>
+          <w:szCs w:val="23"/>
+          <w:lang w:val="en-US" w:eastAsia="ru-RU"/>
+        </w:rPr>
+        <w:t>in</w:t>
+      </w:r>
+      <w:r>
+        <w:rPr>
+          <w:rFonts w:ascii="Cascadia Code" w:eastAsia="Times New Roman" w:hAnsi="Cascadia Code" w:cs="Cascadia Code"/>
+          <w:color w:val="ABB2BF"/>
+          <w:sz w:val="23"/>
+          <w:szCs w:val="23"/>
+          <w:lang w:val="en-US" w:eastAsia="ru-RU"/>
+        </w:rPr>
+        <w:t xml:space="preserve"> products </w:t>
+      </w:r>
+      <w:r>
+        <w:rPr>
+          <w:rFonts w:ascii="Cascadia Code" w:eastAsia="Times New Roman" w:hAnsi="Cascadia Code" w:cs="Cascadia Code"/>
+          <w:color w:val="C678DD"/>
+          <w:sz w:val="23"/>
+          <w:szCs w:val="23"/>
+          <w:lang w:val="en-US" w:eastAsia="ru-RU"/>
+        </w:rPr>
+        <w:t>if</w:t>
+      </w:r>
+      <w:r>
+        <w:rPr>
+          <w:rFonts w:ascii="Cascadia Code" w:eastAsia="Times New Roman" w:hAnsi="Cascadia Code" w:cs="Cascadia Code"/>
+          <w:color w:val="ABB2BF"/>
+          <w:sz w:val="23"/>
+          <w:szCs w:val="23"/>
+          <w:lang w:val="en-US" w:eastAsia="ru-RU"/>
+        </w:rPr>
+        <w:t xml:space="preserve"> search </w:t>
+      </w:r>
+      <w:r>
+        <w:rPr>
+          <w:rFonts w:ascii="Cascadia Code" w:eastAsia="Times New Roman" w:hAnsi="Cascadia Code" w:cs="Cascadia Code"/>
+          <w:color w:val="C678DD"/>
+          <w:sz w:val="23"/>
+          <w:szCs w:val="23"/>
+          <w:lang w:val="en-US" w:eastAsia="ru-RU"/>
+        </w:rPr>
+        <w:t>in</w:t>
+      </w:r>
+      <w:r>
+        <w:rPr>
+          <w:rFonts w:ascii="Cascadia Code" w:eastAsia="Times New Roman" w:hAnsi="Cascadia Code" w:cs="Cascadia Code"/>
+          <w:color w:val="ABB2BF"/>
+          <w:sz w:val="23"/>
+          <w:szCs w:val="23"/>
+          <w:lang w:val="en-US" w:eastAsia="ru-RU"/>
+        </w:rPr>
+        <w:t xml:space="preserve"> p[</w:t>
+      </w:r>
+      <w:r>
+        <w:rPr>
+          <w:rFonts w:ascii="Cascadia Code" w:eastAsia="Times New Roman" w:hAnsi="Cascadia Code" w:cs="Cascadia Code"/>
+          <w:color w:val="98C379"/>
+          <w:sz w:val="23"/>
+          <w:szCs w:val="23"/>
+          <w:lang w:val="en-US" w:eastAsia="ru-RU"/>
+        </w:rPr>
+        <w:t>"name"</w:t>
+      </w:r>
+      <w:r>
+        <w:rPr>
+          <w:rFonts w:ascii="Cascadia Code" w:eastAsia="Times New Roman" w:hAnsi="Cascadia Code" w:cs="Cascadia Code"/>
+          <w:color w:val="ABB2BF"/>
+          <w:sz w:val="23"/>
+          <w:szCs w:val="23"/>
+          <w:lang w:val="en-US" w:eastAsia="ru-RU"/>
+        </w:rPr>
+        <w:t>].lower()]</w:t>
+      </w:r>
+    </w:p>
+    <w:p>
+      <w:pPr>
+        <w:shd w:val="clear" w:color="auto" w:fill="282C34"/>
+        <w:spacing w:after="0" w:line="300" w:lineRule="atLeast"/>
+        <w:rPr>
+          <w:rFonts w:ascii="Cascadia Code" w:eastAsia="Times New Roman" w:hAnsi="Cascadia Code" w:cs="Cascadia Code"/>
+          <w:color w:val="ABB2BF"/>
+          <w:sz w:val="23"/>
+          <w:szCs w:val="23"/>
+          <w:lang w:val="en-US" w:eastAsia="ru-RU"/>
+        </w:rPr>
+      </w:pPr>
+      <w:r>
+        <w:rPr>
+          <w:rFonts w:ascii="Cascadia Code" w:eastAsia="Times New Roman" w:hAnsi="Cascadia Code" w:cs="Cascadia Code"/>
+          <w:color w:val="ABB2BF"/>
+          <w:sz w:val="23"/>
+          <w:szCs w:val="23"/>
+          <w:lang w:val="en-US" w:eastAsia="ru-RU"/>
+        </w:rPr>
+        <w:t xml:space="preserve">    </w:t>
+      </w:r>
+      <w:r>
+        <w:rPr>
+          <w:rFonts w:ascii="Cascadia Code" w:eastAsia="Times New Roman" w:hAnsi="Cascadia Code" w:cs="Cascadia Code"/>
+          <w:color w:val="C678DD"/>
+          <w:sz w:val="23"/>
+          <w:szCs w:val="23"/>
+          <w:lang w:val="en-US" w:eastAsia="ru-RU"/>
+        </w:rPr>
+        <w:t>for</w:t>
+      </w:r>
+      <w:r>
+        <w:rPr>
+          <w:rFonts w:ascii="Cascadia Code" w:eastAsia="Times New Roman" w:hAnsi="Cascadia Code" w:cs="Cascadia Code"/>
+          <w:color w:val="ABB2BF"/>
+          <w:sz w:val="23"/>
+          <w:szCs w:val="23"/>
+          <w:lang w:val="en-US" w:eastAsia="ru-RU"/>
+        </w:rPr>
+        <w:t xml:space="preserve"> p </w:t>
+      </w:r>
+      <w:r>
+        <w:rPr>
+          <w:rFonts w:ascii="Cascadia Code" w:eastAsia="Times New Roman" w:hAnsi="Cascadia Code" w:cs="Cascadia Code"/>
+          <w:color w:val="C678DD"/>
+          <w:sz w:val="23"/>
+          <w:szCs w:val="23"/>
+          <w:lang w:val="en-US" w:eastAsia="ru-RU"/>
+        </w:rPr>
+        <w:t>in</w:t>
+      </w:r>
+      <w:r>
+        <w:rPr>
+          <w:rFonts w:ascii="Cascadia Code" w:eastAsia="Times New Roman" w:hAnsi="Cascadia Code" w:cs="Cascadia Code"/>
+          <w:color w:val="ABB2BF"/>
+          <w:sz w:val="23"/>
+          <w:szCs w:val="23"/>
+          <w:lang w:val="en-US" w:eastAsia="ru-RU"/>
+        </w:rPr>
+        <w:t xml:space="preserve"> products:</w:t>
+      </w:r>
+    </w:p>
+    <w:p>
+      <w:pPr>
+        <w:shd w:val="clear" w:color="auto" w:fill="282C34"/>
+        <w:spacing w:after="0" w:line="300" w:lineRule="atLeast"/>
+        <w:rPr>
+          <w:rFonts w:ascii="Cascadia Code" w:eastAsia="Times New Roman" w:hAnsi="Cascadia Code" w:cs="Cascadia Code"/>
+          <w:color w:val="ABB2BF"/>
+          <w:sz w:val="23"/>
+          <w:szCs w:val="23"/>
+          <w:lang w:val="en-US" w:eastAsia="ru-RU"/>
+        </w:rPr>
+      </w:pPr>
+      <w:r>
+        <w:rPr>
+          <w:rFonts w:ascii="Cascadia Code" w:eastAsia="Times New Roman" w:hAnsi="Cascadia Code" w:cs="Cascadia Code"/>
+          <w:color w:val="ABB2BF"/>
+          <w:sz w:val="23"/>
+          <w:szCs w:val="23"/>
+          <w:lang w:val="en-US" w:eastAsia="ru-RU"/>
+        </w:rPr>
+        <w:t>        add_price(p, ordered)</w:t>
+      </w:r>
+    </w:p>
+    <w:p>
+      <w:pPr>
+        <w:shd w:val="clear" w:color="auto" w:fill="282C34"/>
+        <w:spacing w:after="0" w:line="300" w:lineRule="atLeast"/>
+        <w:rPr>
+          <w:rFonts w:ascii="Cascadia Code" w:eastAsia="Times New Roman" w:hAnsi="Cascadia Code" w:cs="Cascadia Code"/>
+          <w:color w:val="ABB2BF"/>
+          <w:sz w:val="23"/>
+          <w:szCs w:val="23"/>
+          <w:lang w:val="en-US" w:eastAsia="ru-RU"/>
+        </w:rPr>
+      </w:pPr>
+      <w:r>
+        <w:rPr>
+          <w:rFonts w:ascii="Cascadia Code" w:eastAsia="Times New Roman" w:hAnsi="Cascadia Code" w:cs="Cascadia Code"/>
+          <w:color w:val="ABB2BF"/>
+          <w:sz w:val="23"/>
+          <w:szCs w:val="23"/>
+          <w:lang w:val="en-US" w:eastAsia="ru-RU"/>
+        </w:rPr>
+        <w:t>        p[</w:t>
+      </w:r>
+      <w:r>
+        <w:rPr>
+          <w:rFonts w:ascii="Cascadia Code" w:eastAsia="Times New Roman" w:hAnsi="Cascadia Code" w:cs="Cascadia Code"/>
+          <w:color w:val="98C379"/>
+          <w:sz w:val="23"/>
+          <w:szCs w:val="23"/>
+          <w:lang w:val="en-US" w:eastAsia="ru-RU"/>
+        </w:rPr>
+        <w:t>"stock_level"</w:t>
+      </w:r>
+      <w:r>
+        <w:rPr>
+          <w:rFonts w:ascii="Cascadia Code" w:eastAsia="Times New Roman" w:hAnsi="Cascadia Code" w:cs="Cascadia Code"/>
+          <w:color w:val="ABB2BF"/>
+          <w:sz w:val="23"/>
+          <w:szCs w:val="23"/>
+          <w:lang w:val="en-US" w:eastAsia="ru-RU"/>
+        </w:rPr>
+        <w:t xml:space="preserve">] </w:t>
+      </w:r>
+      <w:r>
+        <w:rPr>
+          <w:rFonts w:ascii="Cascadia Code" w:eastAsia="Times New Roman" w:hAnsi="Cascadia Code" w:cs="Cascadia Code"/>
+          <w:color w:val="C678DD"/>
+          <w:sz w:val="23"/>
+          <w:szCs w:val="23"/>
+          <w:lang w:val="en-US" w:eastAsia="ru-RU"/>
+        </w:rPr>
+        <w:t>=</w:t>
+      </w:r>
+      <w:r>
+        <w:rPr>
+          <w:rFonts w:ascii="Cascadia Code" w:eastAsia="Times New Roman" w:hAnsi="Cascadia Code" w:cs="Cascadia Code"/>
+          <w:color w:val="ABB2BF"/>
+          <w:sz w:val="23"/>
+          <w:szCs w:val="23"/>
+          <w:lang w:val="en-US" w:eastAsia="ru-RU"/>
+        </w:rPr>
+        <w:t xml:space="preserve"> </w:t>
+      </w:r>
+      <w:r>
+        <w:rPr>
+          <w:rFonts w:ascii="Cascadia Code" w:eastAsia="Times New Roman" w:hAnsi="Cascadia Code" w:cs="Cascadia Code"/>
+          <w:color w:val="98C379"/>
+          <w:sz w:val="23"/>
+          <w:szCs w:val="23"/>
+          <w:lang w:val="en-US" w:eastAsia="ru-RU"/>
+        </w:rPr>
+        <w:t>"</w:t>
+      </w:r>
+      <w:r>
+        <w:rPr>
+          <w:rFonts w:ascii="Cascadia Code" w:eastAsia="Times New Roman" w:hAnsi="Cascadia Code" w:cs="Cascadia Code"/>
+          <w:color w:val="98C379"/>
+          <w:sz w:val="23"/>
+          <w:szCs w:val="23"/>
+          <w:lang w:eastAsia="ru-RU"/>
+        </w:rPr>
+        <w:t>мало</w:t>
+      </w:r>
+      <w:r>
+        <w:rPr>
+          <w:rFonts w:ascii="Cascadia Code" w:eastAsia="Times New Roman" w:hAnsi="Cascadia Code" w:cs="Cascadia Code"/>
+          <w:color w:val="98C379"/>
+          <w:sz w:val="23"/>
+          <w:szCs w:val="23"/>
+          <w:lang w:val="en-US" w:eastAsia="ru-RU"/>
+        </w:rPr>
+        <w:t>"</w:t>
+      </w:r>
+      <w:r>
+        <w:rPr>
+          <w:rFonts w:ascii="Cascadia Code" w:eastAsia="Times New Roman" w:hAnsi="Cascadia Code" w:cs="Cascadia Code"/>
+          <w:color w:val="ABB2BF"/>
+          <w:sz w:val="23"/>
+          <w:szCs w:val="23"/>
+          <w:lang w:val="en-US" w:eastAsia="ru-RU"/>
+        </w:rPr>
+        <w:t xml:space="preserve"> </w:t>
+      </w:r>
+      <w:r>
+        <w:rPr>
+          <w:rFonts w:ascii="Cascadia Code" w:eastAsia="Times New Roman" w:hAnsi="Cascadia Code" w:cs="Cascadia Code"/>
+          <w:color w:val="C678DD"/>
+          <w:sz w:val="23"/>
+          <w:szCs w:val="23"/>
+          <w:lang w:val="en-US" w:eastAsia="ru-RU"/>
+        </w:rPr>
+        <w:t>if</w:t>
+      </w:r>
+      <w:r>
+        <w:rPr>
+          <w:rFonts w:ascii="Cascadia Code" w:eastAsia="Times New Roman" w:hAnsi="Cascadia Code" w:cs="Cascadia Code"/>
+          <w:color w:val="ABB2BF"/>
+          <w:sz w:val="23"/>
+          <w:szCs w:val="23"/>
+          <w:lang w:val="en-US" w:eastAsia="ru-RU"/>
+        </w:rPr>
+        <w:t xml:space="preserve"> p[</w:t>
+      </w:r>
+      <w:r>
+        <w:rPr>
+          <w:rFonts w:ascii="Cascadia Code" w:eastAsia="Times New Roman" w:hAnsi="Cascadia Code" w:cs="Cascadia Code"/>
+          <w:color w:val="98C379"/>
+          <w:sz w:val="23"/>
+          <w:szCs w:val="23"/>
+          <w:lang w:val="en-US" w:eastAsia="ru-RU"/>
+        </w:rPr>
+        <w:t>"stock"</w:t>
+      </w:r>
+      <w:r>
+        <w:rPr>
+          <w:rFonts w:ascii="Cascadia Code" w:eastAsia="Times New Roman" w:hAnsi="Cascadia Code" w:cs="Cascadia Code"/>
+          <w:color w:val="ABB2BF"/>
+          <w:sz w:val="23"/>
+          <w:szCs w:val="23"/>
+          <w:lang w:val="en-US" w:eastAsia="ru-RU"/>
+        </w:rPr>
+        <w:t xml:space="preserve">] </w:t>
+      </w:r>
+      <w:r>
+        <w:rPr>
+          <w:rFonts w:ascii="Cascadia Code" w:eastAsia="Times New Roman" w:hAnsi="Cascadia Code" w:cs="Cascadia Code"/>
+          <w:color w:val="C678DD"/>
+          <w:sz w:val="23"/>
+          <w:szCs w:val="23"/>
+          <w:lang w:val="en-US" w:eastAsia="ru-RU"/>
+        </w:rPr>
+        <w:t>&lt;=</w:t>
+      </w:r>
+      <w:r>
+        <w:rPr>
+          <w:rFonts w:ascii="Cascadia Code" w:eastAsia="Times New Roman" w:hAnsi="Cascadia Code" w:cs="Cascadia Code"/>
+          <w:color w:val="ABB2BF"/>
+          <w:sz w:val="23"/>
+          <w:szCs w:val="23"/>
+          <w:lang w:val="en-US" w:eastAsia="ru-RU"/>
+        </w:rPr>
+        <w:t xml:space="preserve"> LOW_STOCK </w:t>
+      </w:r>
+      <w:r>
+        <w:rPr>
+          <w:rFonts w:ascii="Cascadia Code" w:eastAsia="Times New Roman" w:hAnsi="Cascadia Code" w:cs="Cascadia Code"/>
+          <w:color w:val="C678DD"/>
+          <w:sz w:val="23"/>
+          <w:szCs w:val="23"/>
+          <w:lang w:val="en-US" w:eastAsia="ru-RU"/>
+        </w:rPr>
+        <w:t>else</w:t>
+      </w:r>
+      <w:r>
+        <w:rPr>
+          <w:rFonts w:ascii="Cascadia Code" w:eastAsia="Times New Roman" w:hAnsi="Cascadia Code" w:cs="Cascadia Code"/>
+          <w:color w:val="ABB2BF"/>
+          <w:sz w:val="23"/>
+          <w:szCs w:val="23"/>
+          <w:lang w:val="en-US" w:eastAsia="ru-RU"/>
+        </w:rPr>
+        <w:t xml:space="preserve"> </w:t>
+      </w:r>
+      <w:r>
+        <w:rPr>
+          <w:rFonts w:ascii="Cascadia Code" w:eastAsia="Times New Roman" w:hAnsi="Cascadia Code" w:cs="Cascadia Code"/>
+          <w:color w:val="98C379"/>
+          <w:sz w:val="23"/>
+          <w:szCs w:val="23"/>
+          <w:lang w:val="en-US" w:eastAsia="ru-RU"/>
+        </w:rPr>
+        <w:t>"</w:t>
+      </w:r>
+      <w:r>
+        <w:rPr>
+          <w:rFonts w:ascii="Cascadia Code" w:eastAsia="Times New Roman" w:hAnsi="Cascadia Code" w:cs="Cascadia Code"/>
+          <w:color w:val="98C379"/>
+          <w:sz w:val="23"/>
+          <w:szCs w:val="23"/>
+          <w:lang w:eastAsia="ru-RU"/>
+        </w:rPr>
+        <w:t>много</w:t>
+      </w:r>
+      <w:r>
+        <w:rPr>
+          <w:rFonts w:ascii="Cascadia Code" w:eastAsia="Times New Roman" w:hAnsi="Cascadia Code" w:cs="Cascadia Code"/>
+          <w:color w:val="98C379"/>
+          <w:sz w:val="23"/>
+          <w:szCs w:val="23"/>
+          <w:lang w:val="en-US" w:eastAsia="ru-RU"/>
+        </w:rPr>
+        <w:t>"</w:t>
+      </w:r>
+    </w:p>
+    <w:p>
+      <w:pPr>
+        <w:shd w:val="clear" w:color="auto" w:fill="282C34"/>
+        <w:spacing w:after="0" w:line="300" w:lineRule="atLeast"/>
+        <w:rPr>
+          <w:rFonts w:ascii="Cascadia Code" w:eastAsia="Times New Roman" w:hAnsi="Cascadia Code" w:cs="Cascadia Code"/>
+          <w:color w:val="ABB2BF"/>
+          <w:sz w:val="23"/>
+          <w:szCs w:val="23"/>
+          <w:lang w:val="en-US" w:eastAsia="ru-RU"/>
+        </w:rPr>
+      </w:pPr>
+      <w:r>
+        <w:rPr>
+          <w:rFonts w:ascii="Cascadia Code" w:eastAsia="Times New Roman" w:hAnsi="Cascadia Code" w:cs="Cascadia Code"/>
+          <w:color w:val="ABB2BF"/>
+          <w:sz w:val="23"/>
+          <w:szCs w:val="23"/>
+          <w:lang w:val="en-US" w:eastAsia="ru-RU"/>
+        </w:rPr>
+        <w:t xml:space="preserve">    </w:t>
+      </w:r>
+      <w:r>
+        <w:rPr>
+          <w:rFonts w:ascii="Cascadia Code" w:eastAsia="Times New Roman" w:hAnsi="Cascadia Code" w:cs="Cascadia Code"/>
+          <w:color w:val="C678DD"/>
+          <w:sz w:val="23"/>
+          <w:szCs w:val="23"/>
+          <w:lang w:val="en-US" w:eastAsia="ru-RU"/>
+        </w:rPr>
+        <w:t>if</w:t>
+      </w:r>
+      <w:r>
+        <w:rPr>
+          <w:rFonts w:ascii="Cascadia Code" w:eastAsia="Times New Roman" w:hAnsi="Cascadia Code" w:cs="Cascadia Code"/>
+          <w:color w:val="ABB2BF"/>
+          <w:sz w:val="23"/>
+          <w:szCs w:val="23"/>
+          <w:lang w:val="en-US" w:eastAsia="ru-RU"/>
+        </w:rPr>
+        <w:t xml:space="preserve"> sort:</w:t>
+      </w:r>
+    </w:p>
+    <w:p>
+      <w:pPr>
+        <w:shd w:val="clear" w:color="auto" w:fill="282C34"/>
+        <w:spacing w:after="0" w:line="300" w:lineRule="atLeast"/>
+        <w:rPr>
+          <w:rFonts w:ascii="Cascadia Code" w:eastAsia="Times New Roman" w:hAnsi="Cascadia Code" w:cs="Cascadia Code"/>
+          <w:color w:val="ABB2BF"/>
+          <w:sz w:val="23"/>
+          <w:szCs w:val="23"/>
+          <w:lang w:val="en-US" w:eastAsia="ru-RU"/>
+        </w:rPr>
+      </w:pPr>
+      <w:r>
+        <w:rPr>
+          <w:rFonts w:ascii="Cascadia Code" w:eastAsia="Times New Roman" w:hAnsi="Cascadia Code" w:cs="Cascadia Code"/>
+          <w:color w:val="ABB2BF"/>
+          <w:sz w:val="23"/>
+          <w:szCs w:val="23"/>
+          <w:lang w:val="en-US" w:eastAsia="ru-RU"/>
+        </w:rPr>
+        <w:t>        products.sort(</w:t>
+      </w:r>
+      <w:r>
+        <w:rPr>
+          <w:rFonts w:ascii="Cascadia Code" w:eastAsia="Times New Roman" w:hAnsi="Cascadia Code" w:cs="Cascadia Code"/>
+          <w:color w:val="D19A66"/>
+          <w:sz w:val="23"/>
+          <w:szCs w:val="23"/>
+          <w:lang w:val="en-US" w:eastAsia="ru-RU"/>
+        </w:rPr>
+        <w:t>key</w:t>
+      </w:r>
+      <w:r>
+        <w:rPr>
+          <w:rFonts w:ascii="Cascadia Code" w:eastAsia="Times New Roman" w:hAnsi="Cascadia Code" w:cs="Cascadia Code"/>
+          <w:color w:val="C678DD"/>
+          <w:sz w:val="23"/>
+          <w:szCs w:val="23"/>
+          <w:lang w:val="en-US" w:eastAsia="ru-RU"/>
+        </w:rPr>
+        <w:t>=lambda</w:t>
+      </w:r>
+      <w:r>
+        <w:rPr>
+          <w:rFonts w:ascii="Cascadia Code" w:eastAsia="Times New Roman" w:hAnsi="Cascadia Code" w:cs="Cascadia Code"/>
+          <w:color w:val="ABB2BF"/>
+          <w:sz w:val="23"/>
+          <w:szCs w:val="23"/>
+          <w:lang w:val="en-US" w:eastAsia="ru-RU"/>
+        </w:rPr>
+        <w:t xml:space="preserve"> </w:t>
+      </w:r>
+      <w:r>
+        <w:rPr>
+          <w:rFonts w:ascii="Cascadia Code" w:eastAsia="Times New Roman" w:hAnsi="Cascadia Code" w:cs="Cascadia Code"/>
+          <w:color w:val="D19A66"/>
+          <w:sz w:val="23"/>
+          <w:szCs w:val="23"/>
+          <w:lang w:val="en-US" w:eastAsia="ru-RU"/>
+        </w:rPr>
+        <w:t>p</w:t>
+      </w:r>
+      <w:r>
+        <w:rPr>
+          <w:rFonts w:ascii="Cascadia Code" w:eastAsia="Times New Roman" w:hAnsi="Cascadia Code" w:cs="Cascadia Code"/>
+          <w:color w:val="ABB2BF"/>
+          <w:sz w:val="23"/>
+          <w:szCs w:val="23"/>
+          <w:lang w:val="en-US" w:eastAsia="ru-RU"/>
+        </w:rPr>
+        <w:t>: p[</w:t>
+      </w:r>
+      <w:r>
+        <w:rPr>
+          <w:rFonts w:ascii="Cascadia Code" w:eastAsia="Times New Roman" w:hAnsi="Cascadia Code" w:cs="Cascadia Code"/>
+          <w:color w:val="98C379"/>
+          <w:sz w:val="23"/>
+          <w:szCs w:val="23"/>
+          <w:lang w:val="en-US" w:eastAsia="ru-RU"/>
+        </w:rPr>
+        <w:t>"price_final"</w:t>
+      </w:r>
+      <w:r>
+        <w:rPr>
+          <w:rFonts w:ascii="Cascadia Code" w:eastAsia="Times New Roman" w:hAnsi="Cascadia Code" w:cs="Cascadia Code"/>
+          <w:color w:val="ABB2BF"/>
+          <w:sz w:val="23"/>
+          <w:szCs w:val="23"/>
+          <w:lang w:val="en-US" w:eastAsia="ru-RU"/>
+        </w:rPr>
+        <w:t xml:space="preserve">], </w:t>
+      </w:r>
+      <w:r>
+        <w:rPr>
+          <w:rFonts w:ascii="Cascadia Code" w:eastAsia="Times New Roman" w:hAnsi="Cascadia Code" w:cs="Cascadia Code"/>
+          <w:color w:val="D19A66"/>
+          <w:sz w:val="23"/>
+          <w:szCs w:val="23"/>
+          <w:lang w:val="en-US" w:eastAsia="ru-RU"/>
+        </w:rPr>
+        <w:t>reverse</w:t>
+      </w:r>
+      <w:r>
+        <w:rPr>
+          <w:rFonts w:ascii="Cascadia Code" w:eastAsia="Times New Roman" w:hAnsi="Cascadia Code" w:cs="Cascadia Code"/>
+          <w:color w:val="C678DD"/>
+          <w:sz w:val="23"/>
+          <w:szCs w:val="23"/>
+          <w:lang w:val="en-US" w:eastAsia="ru-RU"/>
+        </w:rPr>
+        <w:t>=</w:t>
+      </w:r>
+      <w:r>
+        <w:rPr>
+          <w:rFonts w:ascii="Cascadia Code" w:eastAsia="Times New Roman" w:hAnsi="Cascadia Code" w:cs="Cascadia Code"/>
+          <w:color w:val="ABB2BF"/>
+          <w:sz w:val="23"/>
+          <w:szCs w:val="23"/>
+          <w:lang w:val="en-US" w:eastAsia="ru-RU"/>
+        </w:rPr>
+        <w:t xml:space="preserve">(sort </w:t>
+      </w:r>
+      <w:r>
+        <w:rPr>
+          <w:rFonts w:ascii="Cascadia Code" w:eastAsia="Times New Roman" w:hAnsi="Cascadia Code" w:cs="Cascadia Code"/>
+          <w:color w:val="C678DD"/>
+          <w:sz w:val="23"/>
+          <w:szCs w:val="23"/>
+          <w:lang w:val="en-US" w:eastAsia="ru-RU"/>
+        </w:rPr>
+        <w:t>==</w:t>
+      </w:r>
+      <w:r>
+        <w:rPr>
+          <w:rFonts w:ascii="Cascadia Code" w:eastAsia="Times New Roman" w:hAnsi="Cascadia Code" w:cs="Cascadia Code"/>
+          <w:color w:val="ABB2BF"/>
+          <w:sz w:val="23"/>
+          <w:szCs w:val="23"/>
+          <w:lang w:val="en-US" w:eastAsia="ru-RU"/>
+        </w:rPr>
+        <w:t xml:space="preserve"> </w:t>
+      </w:r>
+      <w:r>
+        <w:rPr>
+          <w:rFonts w:ascii="Cascadia Code" w:eastAsia="Times New Roman" w:hAnsi="Cascadia Code" w:cs="Cascadia Code"/>
+          <w:color w:val="98C379"/>
+          <w:sz w:val="23"/>
+          <w:szCs w:val="23"/>
+          <w:lang w:val="en-US" w:eastAsia="ru-RU"/>
+        </w:rPr>
+        <w:t>"price_desc"</w:t>
+      </w:r>
+      <w:r>
+        <w:rPr>
+          <w:rFonts w:ascii="Cascadia Code" w:eastAsia="Times New Roman" w:hAnsi="Cascadia Code" w:cs="Cascadia Code"/>
+          <w:color w:val="ABB2BF"/>
+          <w:sz w:val="23"/>
+          <w:szCs w:val="23"/>
+          <w:lang w:val="en-US" w:eastAsia="ru-RU"/>
+        </w:rPr>
+        <w:t>))</w:t>
+      </w:r>
+    </w:p>
+    <w:p>
+      <w:pPr>
+        <w:shd w:val="clear" w:color="auto" w:fill="282C34"/>
+        <w:spacing w:after="0" w:line="300" w:lineRule="atLeast"/>
+        <w:rPr>
+          <w:rFonts w:ascii="Cascadia Code" w:eastAsia="Times New Roman" w:hAnsi="Cascadia Code" w:cs="Cascadia Code"/>
+          <w:color w:val="ABB2BF"/>
+          <w:sz w:val="23"/>
+          <w:szCs w:val="23"/>
+          <w:lang w:val="en-US" w:eastAsia="ru-RU"/>
+        </w:rPr>
+      </w:pPr>
+      <w:r>
+        <w:rPr>
+          <w:rFonts w:ascii="Cascadia Code" w:eastAsia="Times New Roman" w:hAnsi="Cascadia Code" w:cs="Cascadia Code"/>
+          <w:color w:val="ABB2BF"/>
+          <w:sz w:val="23"/>
+          <w:szCs w:val="23"/>
+          <w:lang w:val="en-US" w:eastAsia="ru-RU"/>
+        </w:rPr>
+        <w:t xml:space="preserve">    </w:t>
+      </w:r>
+      <w:r>
+        <w:rPr>
+          <w:rFonts w:ascii="Cascadia Code" w:eastAsia="Times New Roman" w:hAnsi="Cascadia Code" w:cs="Cascadia Code"/>
+          <w:color w:val="C678DD"/>
+          <w:sz w:val="23"/>
+          <w:szCs w:val="23"/>
+          <w:lang w:val="en-US" w:eastAsia="ru-RU"/>
+        </w:rPr>
+        <w:t>return</w:t>
+      </w:r>
+      <w:r>
+        <w:rPr>
+          <w:rFonts w:ascii="Cascadia Code" w:eastAsia="Times New Roman" w:hAnsi="Cascadia Code" w:cs="Cascadia Code"/>
+          <w:color w:val="ABB2BF"/>
+          <w:sz w:val="23"/>
+          <w:szCs w:val="23"/>
+          <w:lang w:val="en-US" w:eastAsia="ru-RU"/>
+        </w:rPr>
+        <w:t xml:space="preserve"> </w:t>
+      </w:r>
+      <w:r>
+        <w:rPr>
+          <w:rFonts w:ascii="Cascadia Code" w:eastAsia="Times New Roman" w:hAnsi="Cascadia Code" w:cs="Cascadia Code"/>
+          <w:color w:val="AFD166"/>
+          <w:sz w:val="23"/>
+          <w:szCs w:val="23"/>
+          <w:lang w:val="en-US" w:eastAsia="ru-RU"/>
+        </w:rPr>
+        <w:t>200</w:t>
+      </w:r>
+      <w:r>
+        <w:rPr>
+          <w:rFonts w:ascii="Cascadia Code" w:eastAsia="Times New Roman" w:hAnsi="Cascadia Code" w:cs="Cascadia Code"/>
+          <w:color w:val="ABB2BF"/>
+          <w:sz w:val="23"/>
+          <w:szCs w:val="23"/>
+          <w:lang w:val="en-US" w:eastAsia="ru-RU"/>
+        </w:rPr>
+        <w:t>, products</w:t>
+      </w:r>
+    </w:p>
+    <w:p>
+      <w:pPr>
+        <w:shd w:val="clear" w:color="auto" w:fill="282C34"/>
+        <w:spacing w:after="0" w:line="300" w:lineRule="atLeast"/>
+        <w:rPr>
+          <w:rFonts w:ascii="Cascadia Code" w:eastAsia="Times New Roman" w:hAnsi="Cascadia Code" w:cs="Cascadia Code"/>
+          <w:color w:val="ABB2BF"/>
+          <w:sz w:val="23"/>
+          <w:szCs w:val="23"/>
+          <w:lang w:val="en-US" w:eastAsia="ru-RU"/>
+        </w:rPr>
+      </w:pPr>
+    </w:p>
+    <w:p>
+      <w:pPr>
+        <w:shd w:val="clear" w:color="auto" w:fill="282C34"/>
+        <w:spacing w:after="0" w:line="300" w:lineRule="atLeast"/>
+        <w:rPr>
+          <w:rFonts w:ascii="Cascadia Code" w:eastAsia="Times New Roman" w:hAnsi="Cascadia Code" w:cs="Cascadia Code"/>
+          <w:color w:val="ABB2BF"/>
+          <w:sz w:val="23"/>
+          <w:szCs w:val="23"/>
+          <w:lang w:val="en-US" w:eastAsia="ru-RU"/>
+        </w:rPr>
+      </w:pPr>
+      <w:r>
+        <w:rPr>
+          <w:rFonts w:ascii="Cascadia Code" w:eastAsia="Times New Roman" w:hAnsi="Cascadia Code" w:cs="Cascadia Code"/>
+          <w:color w:val="C678DD"/>
+          <w:sz w:val="23"/>
+          <w:szCs w:val="23"/>
+          <w:lang w:val="en-US" w:eastAsia="ru-RU"/>
+        </w:rPr>
+        <w:lastRenderedPageBreak/>
+        <w:t>class</w:t>
+      </w:r>
+      <w:r>
+        <w:rPr>
+          <w:rFonts w:ascii="Cascadia Code" w:eastAsia="Times New Roman" w:hAnsi="Cascadia Code" w:cs="Cascadia Code"/>
+          <w:color w:val="E5C07B"/>
+          <w:sz w:val="23"/>
+          <w:szCs w:val="23"/>
+          <w:lang w:val="en-US" w:eastAsia="ru-RU"/>
+        </w:rPr>
+        <w:t xml:space="preserve"> Handler(BaseHTTPRequestHandler)</w:t>
+      </w:r>
+      <w:r>
+        <w:rPr>
+          <w:rFonts w:ascii="Cascadia Code" w:eastAsia="Times New Roman" w:hAnsi="Cascadia Code" w:cs="Cascadia Code"/>
+          <w:color w:val="ABB2BF"/>
+          <w:sz w:val="23"/>
+          <w:szCs w:val="23"/>
+          <w:lang w:val="en-US" w:eastAsia="ru-RU"/>
+        </w:rPr>
+        <w:t>:</w:t>
+      </w:r>
+    </w:p>
+    <w:p>
+      <w:pPr>
+        <w:shd w:val="clear" w:color="auto" w:fill="282C34"/>
+        <w:spacing w:after="0" w:line="300" w:lineRule="atLeast"/>
+        <w:rPr>
+          <w:rFonts w:ascii="Cascadia Code" w:eastAsia="Times New Roman" w:hAnsi="Cascadia Code" w:cs="Cascadia Code"/>
+          <w:color w:val="ABB2BF"/>
+          <w:sz w:val="23"/>
+          <w:szCs w:val="23"/>
+          <w:lang w:val="en-US" w:eastAsia="ru-RU"/>
+        </w:rPr>
+      </w:pPr>
+      <w:r>
+        <w:rPr>
+          <w:rFonts w:ascii="Cascadia Code" w:eastAsia="Times New Roman" w:hAnsi="Cascadia Code" w:cs="Cascadia Code"/>
+          <w:color w:val="ABB2BF"/>
+          <w:sz w:val="23"/>
+          <w:szCs w:val="23"/>
+          <w:lang w:val="en-US" w:eastAsia="ru-RU"/>
+        </w:rPr>
+        <w:t xml:space="preserve">    </w:t>
+      </w:r>
+      <w:r>
+        <w:rPr>
+          <w:rFonts w:ascii="Cascadia Code" w:eastAsia="Times New Roman" w:hAnsi="Cascadia Code" w:cs="Cascadia Code"/>
+          <w:color w:val="C678DD"/>
+          <w:sz w:val="23"/>
+          <w:szCs w:val="23"/>
+          <w:lang w:val="en-US" w:eastAsia="ru-RU"/>
+        </w:rPr>
+        <w:t>def</w:t>
+      </w:r>
+      <w:r>
+        <w:rPr>
+          <w:rFonts w:ascii="Cascadia Code" w:eastAsia="Times New Roman" w:hAnsi="Cascadia Code" w:cs="Cascadia Code"/>
+          <w:color w:val="ABB2BF"/>
+          <w:sz w:val="23"/>
+          <w:szCs w:val="23"/>
+          <w:lang w:val="en-US" w:eastAsia="ru-RU"/>
+        </w:rPr>
+        <w:t xml:space="preserve"> </w:t>
+      </w:r>
+      <w:r>
+        <w:rPr>
+          <w:rFonts w:ascii="Cascadia Code" w:eastAsia="Times New Roman" w:hAnsi="Cascadia Code" w:cs="Cascadia Code"/>
+          <w:color w:val="52A8FF"/>
+          <w:sz w:val="23"/>
+          <w:szCs w:val="23"/>
+          <w:lang w:val="en-US" w:eastAsia="ru-RU"/>
+        </w:rPr>
+        <w:t>send_json</w:t>
+      </w:r>
+      <w:r>
+        <w:rPr>
+          <w:rFonts w:ascii="Cascadia Code" w:eastAsia="Times New Roman" w:hAnsi="Cascadia Code" w:cs="Cascadia Code"/>
+          <w:color w:val="ABB2BF"/>
+          <w:sz w:val="23"/>
+          <w:szCs w:val="23"/>
+          <w:lang w:val="en-US" w:eastAsia="ru-RU"/>
+        </w:rPr>
+        <w:t>(</w:t>
+      </w:r>
+      <w:r>
+        <w:rPr>
+          <w:rFonts w:ascii="Cascadia Code" w:eastAsia="Times New Roman" w:hAnsi="Cascadia Code" w:cs="Cascadia Code"/>
+          <w:color w:val="D19A66"/>
+          <w:sz w:val="23"/>
+          <w:szCs w:val="23"/>
+          <w:lang w:val="en-US" w:eastAsia="ru-RU"/>
+        </w:rPr>
+        <w:t>self</w:t>
+      </w:r>
+      <w:r>
+        <w:rPr>
+          <w:rFonts w:ascii="Cascadia Code" w:eastAsia="Times New Roman" w:hAnsi="Cascadia Code" w:cs="Cascadia Code"/>
+          <w:color w:val="ABB2BF"/>
+          <w:sz w:val="23"/>
+          <w:szCs w:val="23"/>
+          <w:lang w:val="en-US" w:eastAsia="ru-RU"/>
+        </w:rPr>
+        <w:t>,</w:t>
+      </w:r>
+      <w:r>
+        <w:rPr>
+          <w:rFonts w:ascii="Cascadia Code" w:eastAsia="Times New Roman" w:hAnsi="Cascadia Code" w:cs="Cascadia Code"/>
+          <w:color w:val="D19A66"/>
+          <w:sz w:val="23"/>
+          <w:szCs w:val="23"/>
+          <w:lang w:val="en-US" w:eastAsia="ru-RU"/>
+        </w:rPr>
+        <w:t xml:space="preserve"> status</w:t>
+      </w:r>
+      <w:r>
+        <w:rPr>
+          <w:rFonts w:ascii="Cascadia Code" w:eastAsia="Times New Roman" w:hAnsi="Cascadia Code" w:cs="Cascadia Code"/>
+          <w:color w:val="ABB2BF"/>
+          <w:sz w:val="23"/>
+          <w:szCs w:val="23"/>
+          <w:lang w:val="en-US" w:eastAsia="ru-RU"/>
+        </w:rPr>
+        <w:t>,</w:t>
+      </w:r>
+      <w:r>
+        <w:rPr>
+          <w:rFonts w:ascii="Cascadia Code" w:eastAsia="Times New Roman" w:hAnsi="Cascadia Code" w:cs="Cascadia Code"/>
+          <w:color w:val="D19A66"/>
+          <w:sz w:val="23"/>
+          <w:szCs w:val="23"/>
+          <w:lang w:val="en-US" w:eastAsia="ru-RU"/>
+        </w:rPr>
+        <w:t xml:space="preserve"> data</w:t>
+      </w:r>
+      <w:r>
+        <w:rPr>
+          <w:rFonts w:ascii="Cascadia Code" w:eastAsia="Times New Roman" w:hAnsi="Cascadia Code" w:cs="Cascadia Code"/>
+          <w:color w:val="ABB2BF"/>
+          <w:sz w:val="23"/>
+          <w:szCs w:val="23"/>
+          <w:lang w:val="en-US" w:eastAsia="ru-RU"/>
+        </w:rPr>
+        <w:t>):</w:t>
+      </w:r>
+    </w:p>
+    <w:p>
+      <w:pPr>
+        <w:shd w:val="clear" w:color="auto" w:fill="282C34"/>
+        <w:spacing w:after="0" w:line="300" w:lineRule="atLeast"/>
+        <w:rPr>
+          <w:rFonts w:ascii="Cascadia Code" w:eastAsia="Times New Roman" w:hAnsi="Cascadia Code" w:cs="Cascadia Code"/>
+          <w:color w:val="ABB2BF"/>
+          <w:sz w:val="23"/>
+          <w:szCs w:val="23"/>
+          <w:lang w:val="en-US" w:eastAsia="ru-RU"/>
+        </w:rPr>
+      </w:pPr>
+      <w:r>
+        <w:rPr>
+          <w:rFonts w:ascii="Cascadia Code" w:eastAsia="Times New Roman" w:hAnsi="Cascadia Code" w:cs="Cascadia Code"/>
+          <w:color w:val="ABB2BF"/>
+          <w:sz w:val="23"/>
+          <w:szCs w:val="23"/>
+          <w:lang w:val="en-US" w:eastAsia="ru-RU"/>
+        </w:rPr>
+        <w:t xml:space="preserve">        body </w:t>
+      </w:r>
+      <w:r>
+        <w:rPr>
+          <w:rFonts w:ascii="Cascadia Code" w:eastAsia="Times New Roman" w:hAnsi="Cascadia Code" w:cs="Cascadia Code"/>
+          <w:color w:val="C678DD"/>
+          <w:sz w:val="23"/>
+          <w:szCs w:val="23"/>
+          <w:lang w:val="en-US" w:eastAsia="ru-RU"/>
+        </w:rPr>
+        <w:t>=</w:t>
+      </w:r>
+      <w:r>
+        <w:rPr>
+          <w:rFonts w:ascii="Cascadia Code" w:eastAsia="Times New Roman" w:hAnsi="Cascadia Code" w:cs="Cascadia Code"/>
+          <w:color w:val="ABB2BF"/>
+          <w:sz w:val="23"/>
+          <w:szCs w:val="23"/>
+          <w:lang w:val="en-US" w:eastAsia="ru-RU"/>
+        </w:rPr>
+        <w:t xml:space="preserve"> json.dumps(data, </w:t>
+      </w:r>
+      <w:r>
+        <w:rPr>
+          <w:rFonts w:ascii="Cascadia Code" w:eastAsia="Times New Roman" w:hAnsi="Cascadia Code" w:cs="Cascadia Code"/>
+          <w:color w:val="D19A66"/>
+          <w:sz w:val="23"/>
+          <w:szCs w:val="23"/>
+          <w:lang w:val="en-US" w:eastAsia="ru-RU"/>
+        </w:rPr>
+        <w:t>ensure_ascii</w:t>
+      </w:r>
+      <w:r>
+        <w:rPr>
+          <w:rFonts w:ascii="Cascadia Code" w:eastAsia="Times New Roman" w:hAnsi="Cascadia Code" w:cs="Cascadia Code"/>
+          <w:color w:val="C678DD"/>
+          <w:sz w:val="23"/>
+          <w:szCs w:val="23"/>
+          <w:lang w:val="en-US" w:eastAsia="ru-RU"/>
+        </w:rPr>
+        <w:t>=</w:t>
+      </w:r>
+      <w:r>
+        <w:rPr>
+          <w:rFonts w:ascii="Cascadia Code" w:eastAsia="Times New Roman" w:hAnsi="Cascadia Code" w:cs="Cascadia Code"/>
+          <w:color w:val="D19A66"/>
+          <w:sz w:val="23"/>
+          <w:szCs w:val="23"/>
+          <w:lang w:val="en-US" w:eastAsia="ru-RU"/>
+        </w:rPr>
+        <w:t>False</w:t>
+      </w:r>
+      <w:r>
+        <w:rPr>
+          <w:rFonts w:ascii="Cascadia Code" w:eastAsia="Times New Roman" w:hAnsi="Cascadia Code" w:cs="Cascadia Code"/>
+          <w:color w:val="ABB2BF"/>
+          <w:sz w:val="23"/>
+          <w:szCs w:val="23"/>
+          <w:lang w:val="en-US" w:eastAsia="ru-RU"/>
+        </w:rPr>
+        <w:t>).encode(</w:t>
+      </w:r>
+      <w:r>
+        <w:rPr>
+          <w:rFonts w:ascii="Cascadia Code" w:eastAsia="Times New Roman" w:hAnsi="Cascadia Code" w:cs="Cascadia Code"/>
+          <w:color w:val="98C379"/>
+          <w:sz w:val="23"/>
+          <w:szCs w:val="23"/>
+          <w:lang w:val="en-US" w:eastAsia="ru-RU"/>
+        </w:rPr>
+        <w:t>"utf-8"</w:t>
+      </w:r>
+      <w:r>
+        <w:rPr>
+          <w:rFonts w:ascii="Cascadia Code" w:eastAsia="Times New Roman" w:hAnsi="Cascadia Code" w:cs="Cascadia Code"/>
+          <w:color w:val="ABB2BF"/>
+          <w:sz w:val="23"/>
+          <w:szCs w:val="23"/>
+          <w:lang w:val="en-US" w:eastAsia="ru-RU"/>
+        </w:rPr>
+        <w:t>)</w:t>
+      </w:r>
+    </w:p>
+    <w:p>
+      <w:pPr>
+        <w:shd w:val="clear" w:color="auto" w:fill="282C34"/>
+        <w:spacing w:after="0" w:line="300" w:lineRule="atLeast"/>
+        <w:rPr>
+          <w:rFonts w:ascii="Cascadia Code" w:eastAsia="Times New Roman" w:hAnsi="Cascadia Code" w:cs="Cascadia Code"/>
+          <w:color w:val="ABB2BF"/>
+          <w:sz w:val="23"/>
+          <w:szCs w:val="23"/>
+          <w:lang w:val="en-US" w:eastAsia="ru-RU"/>
+        </w:rPr>
+      </w:pPr>
+      <w:r>
+        <w:rPr>
+          <w:rFonts w:ascii="Cascadia Code" w:eastAsia="Times New Roman" w:hAnsi="Cascadia Code" w:cs="Cascadia Code"/>
+          <w:color w:val="ABB2BF"/>
+          <w:sz w:val="23"/>
+          <w:szCs w:val="23"/>
+          <w:lang w:val="en-US" w:eastAsia="ru-RU"/>
+        </w:rPr>
+        <w:t xml:space="preserve">        </w:t>
+      </w:r>
+      <w:r>
+        <w:rPr>
+          <w:rFonts w:ascii="Cascadia Code" w:eastAsia="Times New Roman" w:hAnsi="Cascadia Code" w:cs="Cascadia Code"/>
+          <w:color w:val="E06C75"/>
+          <w:sz w:val="23"/>
+          <w:szCs w:val="23"/>
+          <w:lang w:val="en-US" w:eastAsia="ru-RU"/>
+        </w:rPr>
+        <w:t>self</w:t>
+      </w:r>
+      <w:r>
+        <w:rPr>
+          <w:rFonts w:ascii="Cascadia Code" w:eastAsia="Times New Roman" w:hAnsi="Cascadia Code" w:cs="Cascadia Code"/>
+          <w:color w:val="ABB2BF"/>
+          <w:sz w:val="23"/>
+          <w:szCs w:val="23"/>
+          <w:lang w:val="en-US" w:eastAsia="ru-RU"/>
+        </w:rPr>
+        <w:t>.send_response(status)</w:t>
+      </w:r>
+    </w:p>
+    <w:p>
+      <w:pPr>
+        <w:shd w:val="clear" w:color="auto" w:fill="282C34"/>
+        <w:spacing w:after="0" w:line="300" w:lineRule="atLeast"/>
+        <w:rPr>
+          <w:rFonts w:ascii="Cascadia Code" w:eastAsia="Times New Roman" w:hAnsi="Cascadia Code" w:cs="Cascadia Code"/>
+          <w:color w:val="ABB2BF"/>
+          <w:sz w:val="23"/>
+          <w:szCs w:val="23"/>
+          <w:lang w:val="en-US" w:eastAsia="ru-RU"/>
+        </w:rPr>
+      </w:pPr>
+      <w:r>
+        <w:rPr>
+          <w:rFonts w:ascii="Cascadia Code" w:eastAsia="Times New Roman" w:hAnsi="Cascadia Code" w:cs="Cascadia Code"/>
+          <w:color w:val="ABB2BF"/>
+          <w:sz w:val="23"/>
+          <w:szCs w:val="23"/>
+          <w:lang w:val="en-US" w:eastAsia="ru-RU"/>
+        </w:rPr>
+        <w:t xml:space="preserve">        </w:t>
+      </w:r>
+      <w:r>
+        <w:rPr>
+          <w:rFonts w:ascii="Cascadia Code" w:eastAsia="Times New Roman" w:hAnsi="Cascadia Code" w:cs="Cascadia Code"/>
+          <w:color w:val="E06C75"/>
+          <w:sz w:val="23"/>
+          <w:szCs w:val="23"/>
+          <w:lang w:val="en-US" w:eastAsia="ru-RU"/>
+        </w:rPr>
+        <w:t>self</w:t>
+      </w:r>
+      <w:r>
+        <w:rPr>
+          <w:rFonts w:ascii="Cascadia Code" w:eastAsia="Times New Roman" w:hAnsi="Cascadia Code" w:cs="Cascadia Code"/>
+          <w:color w:val="ABB2BF"/>
+          <w:sz w:val="23"/>
+          <w:szCs w:val="23"/>
+          <w:lang w:val="en-US" w:eastAsia="ru-RU"/>
+        </w:rPr>
+        <w:t>.send_header(</w:t>
+      </w:r>
+      <w:r>
+        <w:rPr>
+          <w:rFonts w:ascii="Cascadia Code" w:eastAsia="Times New Roman" w:hAnsi="Cascadia Code" w:cs="Cascadia Code"/>
+          <w:color w:val="98C379"/>
+          <w:sz w:val="23"/>
+          <w:szCs w:val="23"/>
+          <w:lang w:val="en-US" w:eastAsia="ru-RU"/>
+        </w:rPr>
+        <w:t>"Content-Type"</w:t>
+      </w:r>
+      <w:r>
+        <w:rPr>
+          <w:rFonts w:ascii="Cascadia Code" w:eastAsia="Times New Roman" w:hAnsi="Cascadia Code" w:cs="Cascadia Code"/>
+          <w:color w:val="ABB2BF"/>
+          <w:sz w:val="23"/>
+          <w:szCs w:val="23"/>
+          <w:lang w:val="en-US" w:eastAsia="ru-RU"/>
+        </w:rPr>
+        <w:t xml:space="preserve">, </w:t>
+      </w:r>
+      <w:r>
+        <w:rPr>
+          <w:rFonts w:ascii="Cascadia Code" w:eastAsia="Times New Roman" w:hAnsi="Cascadia Code" w:cs="Cascadia Code"/>
+          <w:color w:val="98C379"/>
+          <w:sz w:val="23"/>
+          <w:szCs w:val="23"/>
+          <w:lang w:val="en-US" w:eastAsia="ru-RU"/>
+        </w:rPr>
+        <w:t>"application/json; charset=utf-8"</w:t>
+      </w:r>
+      <w:r>
+        <w:rPr>
+          <w:rFonts w:ascii="Cascadia Code" w:eastAsia="Times New Roman" w:hAnsi="Cascadia Code" w:cs="Cascadia Code"/>
+          <w:color w:val="ABB2BF"/>
+          <w:sz w:val="23"/>
+          <w:szCs w:val="23"/>
+          <w:lang w:val="en-US" w:eastAsia="ru-RU"/>
+        </w:rPr>
+        <w:t>)</w:t>
+      </w:r>
+    </w:p>
+    <w:p>
+      <w:pPr>
+        <w:shd w:val="clear" w:color="auto" w:fill="282C34"/>
+        <w:spacing w:after="0" w:line="300" w:lineRule="atLeast"/>
+        <w:rPr>
+          <w:rFonts w:ascii="Cascadia Code" w:eastAsia="Times New Roman" w:hAnsi="Cascadia Code" w:cs="Cascadia Code"/>
+          <w:color w:val="ABB2BF"/>
+          <w:sz w:val="23"/>
+          <w:szCs w:val="23"/>
+          <w:lang w:val="en-US" w:eastAsia="ru-RU"/>
+        </w:rPr>
+      </w:pPr>
+      <w:r>
+        <w:rPr>
+          <w:rFonts w:ascii="Cascadia Code" w:eastAsia="Times New Roman" w:hAnsi="Cascadia Code" w:cs="Cascadia Code"/>
+          <w:color w:val="ABB2BF"/>
+          <w:sz w:val="23"/>
+          <w:szCs w:val="23"/>
+          <w:lang w:val="en-US" w:eastAsia="ru-RU"/>
+        </w:rPr>
+        <w:t xml:space="preserve">        </w:t>
+      </w:r>
+      <w:r>
+        <w:rPr>
+          <w:rFonts w:ascii="Cascadia Code" w:eastAsia="Times New Roman" w:hAnsi="Cascadia Code" w:cs="Cascadia Code"/>
+          <w:color w:val="E06C75"/>
+          <w:sz w:val="23"/>
+          <w:szCs w:val="23"/>
+          <w:lang w:val="en-US" w:eastAsia="ru-RU"/>
+        </w:rPr>
+        <w:t>self</w:t>
+      </w:r>
+      <w:r>
+        <w:rPr>
+          <w:rFonts w:ascii="Cascadia Code" w:eastAsia="Times New Roman" w:hAnsi="Cascadia Code" w:cs="Cascadia Code"/>
+          <w:color w:val="ABB2BF"/>
+          <w:sz w:val="23"/>
+          <w:szCs w:val="23"/>
+          <w:lang w:val="en-US" w:eastAsia="ru-RU"/>
+        </w:rPr>
+        <w:t>.send_header(</w:t>
+      </w:r>
+      <w:r>
+        <w:rPr>
+          <w:rFonts w:ascii="Cascadia Code" w:eastAsia="Times New Roman" w:hAnsi="Cascadia Code" w:cs="Cascadia Code"/>
+          <w:color w:val="98C379"/>
+          <w:sz w:val="23"/>
+          <w:szCs w:val="23"/>
+          <w:lang w:val="en-US" w:eastAsia="ru-RU"/>
+        </w:rPr>
+        <w:t>"Content-Length"</w:t>
+      </w:r>
+      <w:r>
+        <w:rPr>
+          <w:rFonts w:ascii="Cascadia Code" w:eastAsia="Times New Roman" w:hAnsi="Cascadia Code" w:cs="Cascadia Code"/>
+          <w:color w:val="ABB2BF"/>
+          <w:sz w:val="23"/>
+          <w:szCs w:val="23"/>
+          <w:lang w:val="en-US" w:eastAsia="ru-RU"/>
+        </w:rPr>
+        <w:t xml:space="preserve">, </w:t>
+      </w:r>
+      <w:r>
+        <w:rPr>
+          <w:rFonts w:ascii="Cascadia Code" w:eastAsia="Times New Roman" w:hAnsi="Cascadia Code" w:cs="Cascadia Code"/>
+          <w:color w:val="56B6C2"/>
+          <w:sz w:val="23"/>
+          <w:szCs w:val="23"/>
+          <w:lang w:val="en-US" w:eastAsia="ru-RU"/>
+        </w:rPr>
+        <w:t>str</w:t>
+      </w:r>
+      <w:r>
+        <w:rPr>
+          <w:rFonts w:ascii="Cascadia Code" w:eastAsia="Times New Roman" w:hAnsi="Cascadia Code" w:cs="Cascadia Code"/>
+          <w:color w:val="ABB2BF"/>
+          <w:sz w:val="23"/>
+          <w:szCs w:val="23"/>
+          <w:lang w:val="en-US" w:eastAsia="ru-RU"/>
+        </w:rPr>
+        <w:t>(</w:t>
+      </w:r>
+      <w:r>
+        <w:rPr>
+          <w:rFonts w:ascii="Cascadia Code" w:eastAsia="Times New Roman" w:hAnsi="Cascadia Code" w:cs="Cascadia Code"/>
+          <w:color w:val="56B6C2"/>
+          <w:sz w:val="23"/>
+          <w:szCs w:val="23"/>
+          <w:lang w:val="en-US" w:eastAsia="ru-RU"/>
+        </w:rPr>
+        <w:t>len</w:t>
+      </w:r>
+      <w:r>
+        <w:rPr>
+          <w:rFonts w:ascii="Cascadia Code" w:eastAsia="Times New Roman" w:hAnsi="Cascadia Code" w:cs="Cascadia Code"/>
+          <w:color w:val="ABB2BF"/>
+          <w:sz w:val="23"/>
+          <w:szCs w:val="23"/>
+          <w:lang w:val="en-US" w:eastAsia="ru-RU"/>
+        </w:rPr>
+        <w:t>(body)))</w:t>
+      </w:r>
+    </w:p>
+    <w:p>
+      <w:pPr>
+        <w:shd w:val="clear" w:color="auto" w:fill="282C34"/>
+        <w:spacing w:after="0" w:line="300" w:lineRule="atLeast"/>
+        <w:rPr>
+          <w:rFonts w:ascii="Cascadia Code" w:eastAsia="Times New Roman" w:hAnsi="Cascadia Code" w:cs="Cascadia Code"/>
+          <w:color w:val="ABB2BF"/>
+          <w:sz w:val="23"/>
+          <w:szCs w:val="23"/>
+          <w:lang w:val="en-US" w:eastAsia="ru-RU"/>
+        </w:rPr>
+      </w:pPr>
+      <w:r>
+        <w:rPr>
+          <w:rFonts w:ascii="Cascadia Code" w:eastAsia="Times New Roman" w:hAnsi="Cascadia Code" w:cs="Cascadia Code"/>
+          <w:color w:val="ABB2BF"/>
+          <w:sz w:val="23"/>
+          <w:szCs w:val="23"/>
+          <w:lang w:val="en-US" w:eastAsia="ru-RU"/>
+        </w:rPr>
+        <w:t xml:space="preserve">        </w:t>
+      </w:r>
+      <w:r>
+        <w:rPr>
+          <w:rFonts w:ascii="Cascadia Code" w:eastAsia="Times New Roman" w:hAnsi="Cascadia Code" w:cs="Cascadia Code"/>
+          <w:color w:val="E06C75"/>
+          <w:sz w:val="23"/>
+          <w:szCs w:val="23"/>
+          <w:lang w:val="en-US" w:eastAsia="ru-RU"/>
+        </w:rPr>
+        <w:t>self</w:t>
+      </w:r>
+      <w:r>
+        <w:rPr>
+          <w:rFonts w:ascii="Cascadia Code" w:eastAsia="Times New Roman" w:hAnsi="Cascadia Code" w:cs="Cascadia Code"/>
+          <w:color w:val="ABB2BF"/>
+          <w:sz w:val="23"/>
+          <w:szCs w:val="23"/>
+          <w:lang w:val="en-US" w:eastAsia="ru-RU"/>
+        </w:rPr>
+        <w:t>.end_headers()</w:t>
+      </w:r>
+    </w:p>
+    <w:p>
+      <w:pPr>
+        <w:shd w:val="clear" w:color="auto" w:fill="282C34"/>
+        <w:spacing w:after="0" w:line="300" w:lineRule="atLeast"/>
+        <w:rPr>
+          <w:rFonts w:ascii="Cascadia Code" w:eastAsia="Times New Roman" w:hAnsi="Cascadia Code" w:cs="Cascadia Code"/>
+          <w:color w:val="ABB2BF"/>
+          <w:sz w:val="23"/>
+          <w:szCs w:val="23"/>
+          <w:lang w:val="en-US" w:eastAsia="ru-RU"/>
+        </w:rPr>
+      </w:pPr>
+      <w:r>
+        <w:rPr>
+          <w:rFonts w:ascii="Cascadia Code" w:eastAsia="Times New Roman" w:hAnsi="Cascadia Code" w:cs="Cascadia Code"/>
+          <w:color w:val="ABB2BF"/>
+          <w:sz w:val="23"/>
+          <w:szCs w:val="23"/>
+          <w:lang w:val="en-US" w:eastAsia="ru-RU"/>
+        </w:rPr>
+        <w:t xml:space="preserve">        </w:t>
+      </w:r>
+      <w:r>
+        <w:rPr>
+          <w:rFonts w:ascii="Cascadia Code" w:eastAsia="Times New Roman" w:hAnsi="Cascadia Code" w:cs="Cascadia Code"/>
+          <w:color w:val="E06C75"/>
+          <w:sz w:val="23"/>
+          <w:szCs w:val="23"/>
+          <w:lang w:val="en-US" w:eastAsia="ru-RU"/>
+        </w:rPr>
+        <w:t>self</w:t>
+      </w:r>
+      <w:r>
+        <w:rPr>
+          <w:rFonts w:ascii="Cascadia Code" w:eastAsia="Times New Roman" w:hAnsi="Cascadia Code" w:cs="Cascadia Code"/>
+          <w:color w:val="ABB2BF"/>
+          <w:sz w:val="23"/>
+          <w:szCs w:val="23"/>
+          <w:lang w:val="en-US" w:eastAsia="ru-RU"/>
+        </w:rPr>
+        <w:t>.wfile.write(body)</w:t>
+      </w:r>
+    </w:p>
+    <w:p>
+      <w:pPr>
+        <w:shd w:val="clear" w:color="auto" w:fill="282C34"/>
+        <w:spacing w:after="0" w:line="300" w:lineRule="atLeast"/>
+        <w:rPr>
+          <w:rFonts w:ascii="Cascadia Code" w:eastAsia="Times New Roman" w:hAnsi="Cascadia Code" w:cs="Cascadia Code"/>
+          <w:color w:val="ABB2BF"/>
+          <w:sz w:val="23"/>
+          <w:szCs w:val="23"/>
+          <w:lang w:val="en-US" w:eastAsia="ru-RU"/>
+        </w:rPr>
+      </w:pPr>
+    </w:p>
+    <w:p>
+      <w:pPr>
+        <w:shd w:val="clear" w:color="auto" w:fill="282C34"/>
+        <w:spacing w:after="0" w:line="300" w:lineRule="atLeast"/>
+        <w:rPr>
+          <w:rFonts w:ascii="Cascadia Code" w:eastAsia="Times New Roman" w:hAnsi="Cascadia Code" w:cs="Cascadia Code"/>
+          <w:color w:val="ABB2BF"/>
+          <w:sz w:val="23"/>
+          <w:szCs w:val="23"/>
+          <w:lang w:val="en-US" w:eastAsia="ru-RU"/>
+        </w:rPr>
+      </w:pPr>
+      <w:r>
+        <w:rPr>
+          <w:rFonts w:ascii="Cascadia Code" w:eastAsia="Times New Roman" w:hAnsi="Cascadia Code" w:cs="Cascadia Code"/>
+          <w:color w:val="ABB2BF"/>
+          <w:sz w:val="23"/>
+          <w:szCs w:val="23"/>
+          <w:lang w:val="en-US" w:eastAsia="ru-RU"/>
+        </w:rPr>
+        <w:t xml:space="preserve">    </w:t>
+      </w:r>
+      <w:r>
+        <w:rPr>
+          <w:rFonts w:ascii="Cascadia Code" w:eastAsia="Times New Roman" w:hAnsi="Cascadia Code" w:cs="Cascadia Code"/>
+          <w:color w:val="C678DD"/>
+          <w:sz w:val="23"/>
+          <w:szCs w:val="23"/>
+          <w:lang w:val="en-US" w:eastAsia="ru-RU"/>
+        </w:rPr>
+        <w:t>def</w:t>
+      </w:r>
+      <w:r>
+        <w:rPr>
+          <w:rFonts w:ascii="Cascadia Code" w:eastAsia="Times New Roman" w:hAnsi="Cascadia Code" w:cs="Cascadia Code"/>
+          <w:color w:val="ABB2BF"/>
+          <w:sz w:val="23"/>
+          <w:szCs w:val="23"/>
+          <w:lang w:val="en-US" w:eastAsia="ru-RU"/>
+        </w:rPr>
+        <w:t xml:space="preserve"> </w:t>
+      </w:r>
+      <w:r>
+        <w:rPr>
+          <w:rFonts w:ascii="Cascadia Code" w:eastAsia="Times New Roman" w:hAnsi="Cascadia Code" w:cs="Cascadia Code"/>
+          <w:color w:val="52A8FF"/>
+          <w:sz w:val="23"/>
+          <w:szCs w:val="23"/>
+          <w:lang w:val="en-US" w:eastAsia="ru-RU"/>
+        </w:rPr>
+        <w:t>do_GET</w:t>
+      </w:r>
+      <w:r>
+        <w:rPr>
+          <w:rFonts w:ascii="Cascadia Code" w:eastAsia="Times New Roman" w:hAnsi="Cascadia Code" w:cs="Cascadia Code"/>
+          <w:color w:val="ABB2BF"/>
+          <w:sz w:val="23"/>
+          <w:szCs w:val="23"/>
+          <w:lang w:val="en-US" w:eastAsia="ru-RU"/>
+        </w:rPr>
+        <w:t>(</w:t>
+      </w:r>
+      <w:r>
+        <w:rPr>
+          <w:rFonts w:ascii="Cascadia Code" w:eastAsia="Times New Roman" w:hAnsi="Cascadia Code" w:cs="Cascadia Code"/>
+          <w:color w:val="D19A66"/>
+          <w:sz w:val="23"/>
+          <w:szCs w:val="23"/>
+          <w:lang w:val="en-US" w:eastAsia="ru-RU"/>
+        </w:rPr>
+        <w:t>self</w:t>
+      </w:r>
+      <w:r>
+        <w:rPr>
+          <w:rFonts w:ascii="Cascadia Code" w:eastAsia="Times New Roman" w:hAnsi="Cascadia Code" w:cs="Cascadia Code"/>
+          <w:color w:val="ABB2BF"/>
+          <w:sz w:val="23"/>
+          <w:szCs w:val="23"/>
+          <w:lang w:val="en-US" w:eastAsia="ru-RU"/>
+        </w:rPr>
+        <w:t>):</w:t>
+      </w:r>
+    </w:p>
+    <w:p>
+      <w:pPr>
+        <w:shd w:val="clear" w:color="auto" w:fill="282C34"/>
+        <w:spacing w:after="0" w:line="300" w:lineRule="atLeast"/>
+        <w:rPr>
+          <w:rFonts w:ascii="Cascadia Code" w:eastAsia="Times New Roman" w:hAnsi="Cascadia Code" w:cs="Cascadia Code"/>
+          <w:color w:val="ABB2BF"/>
+          <w:sz w:val="23"/>
+          <w:szCs w:val="23"/>
+          <w:lang w:val="en-US" w:eastAsia="ru-RU"/>
+        </w:rPr>
+      </w:pPr>
+      <w:r>
+        <w:rPr>
+          <w:rFonts w:ascii="Cascadia Code" w:eastAsia="Times New Roman" w:hAnsi="Cascadia Code" w:cs="Cascadia Code"/>
+          <w:color w:val="ABB2BF"/>
+          <w:sz w:val="23"/>
+          <w:szCs w:val="23"/>
+          <w:lang w:val="en-US" w:eastAsia="ru-RU"/>
+        </w:rPr>
+        <w:t xml:space="preserve">        url </w:t>
+      </w:r>
+      <w:r>
+        <w:rPr>
+          <w:rFonts w:ascii="Cascadia Code" w:eastAsia="Times New Roman" w:hAnsi="Cascadia Code" w:cs="Cascadia Code"/>
+          <w:color w:val="C678DD"/>
+          <w:sz w:val="23"/>
+          <w:szCs w:val="23"/>
+          <w:lang w:val="en-US" w:eastAsia="ru-RU"/>
+        </w:rPr>
+        <w:t>=</w:t>
+      </w:r>
+      <w:r>
+        <w:rPr>
+          <w:rFonts w:ascii="Cascadia Code" w:eastAsia="Times New Roman" w:hAnsi="Cascadia Code" w:cs="Cascadia Code"/>
+          <w:color w:val="ABB2BF"/>
+          <w:sz w:val="23"/>
+          <w:szCs w:val="23"/>
+          <w:lang w:val="en-US" w:eastAsia="ru-RU"/>
+        </w:rPr>
+        <w:t xml:space="preserve"> urlparse(</w:t>
+      </w:r>
+      <w:r>
+        <w:rPr>
+          <w:rFonts w:ascii="Cascadia Code" w:eastAsia="Times New Roman" w:hAnsi="Cascadia Code" w:cs="Cascadia Code"/>
+          <w:color w:val="E06C75"/>
+          <w:sz w:val="23"/>
+          <w:szCs w:val="23"/>
+          <w:lang w:val="en-US" w:eastAsia="ru-RU"/>
+        </w:rPr>
+        <w:t>self</w:t>
+      </w:r>
+      <w:r>
+        <w:rPr>
+          <w:rFonts w:ascii="Cascadia Code" w:eastAsia="Times New Roman" w:hAnsi="Cascadia Code" w:cs="Cascadia Code"/>
+          <w:color w:val="ABB2BF"/>
+          <w:sz w:val="23"/>
+          <w:szCs w:val="23"/>
+          <w:lang w:val="en-US" w:eastAsia="ru-RU"/>
+        </w:rPr>
+        <w:t>.path)</w:t>
+      </w:r>
+    </w:p>
+    <w:p>
+      <w:pPr>
+        <w:shd w:val="clear" w:color="auto" w:fill="282C34"/>
+        <w:spacing w:after="0" w:line="300" w:lineRule="atLeast"/>
+        <w:rPr>
+          <w:rFonts w:ascii="Cascadia Code" w:eastAsia="Times New Roman" w:hAnsi="Cascadia Code" w:cs="Cascadia Code"/>
+          <w:color w:val="ABB2BF"/>
+          <w:sz w:val="23"/>
+          <w:szCs w:val="23"/>
+          <w:lang w:val="en-US" w:eastAsia="ru-RU"/>
+        </w:rPr>
+      </w:pPr>
+      <w:r>
+        <w:rPr>
+          <w:rFonts w:ascii="Cascadia Code" w:eastAsia="Times New Roman" w:hAnsi="Cascadia Code" w:cs="Cascadia Code"/>
+          <w:color w:val="ABB2BF"/>
+          <w:sz w:val="23"/>
+          <w:szCs w:val="23"/>
+          <w:lang w:val="en-US" w:eastAsia="ru-RU"/>
+        </w:rPr>
+        <w:t xml:space="preserve">        query </w:t>
+      </w:r>
+      <w:r>
+        <w:rPr>
+          <w:rFonts w:ascii="Cascadia Code" w:eastAsia="Times New Roman" w:hAnsi="Cascadia Code" w:cs="Cascadia Code"/>
+          <w:color w:val="C678DD"/>
+          <w:sz w:val="23"/>
+          <w:szCs w:val="23"/>
+          <w:lang w:val="en-US" w:eastAsia="ru-RU"/>
+        </w:rPr>
+        <w:t>=</w:t>
+      </w:r>
+      <w:r>
+        <w:rPr>
+          <w:rFonts w:ascii="Cascadia Code" w:eastAsia="Times New Roman" w:hAnsi="Cascadia Code" w:cs="Cascadia Code"/>
+          <w:color w:val="ABB2BF"/>
+          <w:sz w:val="23"/>
+          <w:szCs w:val="23"/>
+          <w:lang w:val="en-US" w:eastAsia="ru-RU"/>
+        </w:rPr>
+        <w:t xml:space="preserve"> parse_qs(url.query)</w:t>
+      </w:r>
+    </w:p>
+    <w:p>
+      <w:pPr>
+        <w:shd w:val="clear" w:color="auto" w:fill="282C34"/>
+        <w:spacing w:after="0" w:line="300" w:lineRule="atLeast"/>
+        <w:rPr>
+          <w:rFonts w:ascii="Cascadia Code" w:eastAsia="Times New Roman" w:hAnsi="Cascadia Code" w:cs="Cascadia Code"/>
+          <w:color w:val="ABB2BF"/>
+          <w:sz w:val="23"/>
+          <w:szCs w:val="23"/>
+          <w:lang w:val="en-US" w:eastAsia="ru-RU"/>
+        </w:rPr>
+      </w:pPr>
+      <w:r>
+        <w:rPr>
+          <w:rFonts w:ascii="Cascadia Code" w:eastAsia="Times New Roman" w:hAnsi="Cascadia Code" w:cs="Cascadia Code"/>
+          <w:color w:val="ABB2BF"/>
+          <w:sz w:val="23"/>
+          <w:szCs w:val="23"/>
+          <w:lang w:val="en-US" w:eastAsia="ru-RU"/>
+        </w:rPr>
+        <w:t xml:space="preserve">        </w:t>
+      </w:r>
+      <w:r>
+        <w:rPr>
+          <w:rFonts w:ascii="Cascadia Code" w:eastAsia="Times New Roman" w:hAnsi="Cascadia Code" w:cs="Cascadia Code"/>
+          <w:color w:val="C678DD"/>
+          <w:sz w:val="23"/>
+          <w:szCs w:val="23"/>
+          <w:lang w:val="en-US" w:eastAsia="ru-RU"/>
+        </w:rPr>
+        <w:t>if</w:t>
+      </w:r>
+      <w:r>
+        <w:rPr>
+          <w:rFonts w:ascii="Cascadia Code" w:eastAsia="Times New Roman" w:hAnsi="Cascadia Code" w:cs="Cascadia Code"/>
+          <w:color w:val="ABB2BF"/>
+          <w:sz w:val="23"/>
+          <w:szCs w:val="23"/>
+          <w:lang w:val="en-US" w:eastAsia="ru-RU"/>
+        </w:rPr>
+        <w:t xml:space="preserve"> url.path </w:t>
+      </w:r>
+      <w:r>
+        <w:rPr>
+          <w:rFonts w:ascii="Cascadia Code" w:eastAsia="Times New Roman" w:hAnsi="Cascadia Code" w:cs="Cascadia Code"/>
+          <w:color w:val="C678DD"/>
+          <w:sz w:val="23"/>
+          <w:szCs w:val="23"/>
+          <w:lang w:val="en-US" w:eastAsia="ru-RU"/>
+        </w:rPr>
+        <w:t>==</w:t>
+      </w:r>
+      <w:r>
+        <w:rPr>
+          <w:rFonts w:ascii="Cascadia Code" w:eastAsia="Times New Roman" w:hAnsi="Cascadia Code" w:cs="Cascadia Code"/>
+          <w:color w:val="ABB2BF"/>
+          <w:sz w:val="23"/>
+          <w:szCs w:val="23"/>
+          <w:lang w:val="en-US" w:eastAsia="ru-RU"/>
+        </w:rPr>
+        <w:t xml:space="preserve"> </w:t>
+      </w:r>
+      <w:r>
+        <w:rPr>
+          <w:rFonts w:ascii="Cascadia Code" w:eastAsia="Times New Roman" w:hAnsi="Cascadia Code" w:cs="Cascadia Code"/>
+          <w:color w:val="98C379"/>
+          <w:sz w:val="23"/>
+          <w:szCs w:val="23"/>
+          <w:lang w:val="en-US" w:eastAsia="ru-RU"/>
+        </w:rPr>
+        <w:t>"/api/login"</w:t>
+      </w:r>
+      <w:r>
+        <w:rPr>
+          <w:rFonts w:ascii="Cascadia Code" w:eastAsia="Times New Roman" w:hAnsi="Cascadia Code" w:cs="Cascadia Code"/>
+          <w:color w:val="ABB2BF"/>
+          <w:sz w:val="23"/>
+          <w:szCs w:val="23"/>
+          <w:lang w:val="en-US" w:eastAsia="ru-RU"/>
+        </w:rPr>
+        <w:t>:</w:t>
+      </w:r>
+    </w:p>
+    <w:p>
+      <w:pPr>
+        <w:shd w:val="clear" w:color="auto" w:fill="282C34"/>
+        <w:spacing w:after="0" w:line="300" w:lineRule="atLeast"/>
+        <w:rPr>
+          <w:rFonts w:ascii="Cascadia Code" w:eastAsia="Times New Roman" w:hAnsi="Cascadia Code" w:cs="Cascadia Code"/>
+          <w:color w:val="ABB2BF"/>
+          <w:sz w:val="23"/>
+          <w:szCs w:val="23"/>
+          <w:lang w:val="en-US" w:eastAsia="ru-RU"/>
+        </w:rPr>
+      </w:pPr>
+      <w:r>
+        <w:rPr>
+          <w:rFonts w:ascii="Cascadia Code" w:eastAsia="Times New Roman" w:hAnsi="Cascadia Code" w:cs="Cascadia Code"/>
+          <w:color w:val="ABB2BF"/>
+          <w:sz w:val="23"/>
+          <w:szCs w:val="23"/>
+          <w:lang w:val="en-US" w:eastAsia="ru-RU"/>
+        </w:rPr>
+        <w:t xml:space="preserve">            </w:t>
+      </w:r>
+      <w:r>
+        <w:rPr>
+          <w:rFonts w:ascii="Cascadia Code" w:eastAsia="Times New Roman" w:hAnsi="Cascadia Code" w:cs="Cascadia Code"/>
+          <w:color w:val="E06C75"/>
+          <w:sz w:val="23"/>
+          <w:szCs w:val="23"/>
+          <w:lang w:val="en-US" w:eastAsia="ru-RU"/>
+        </w:rPr>
+        <w:t>self</w:t>
+      </w:r>
+      <w:r>
+        <w:rPr>
+          <w:rFonts w:ascii="Cascadia Code" w:eastAsia="Times New Roman" w:hAnsi="Cascadia Code" w:cs="Cascadia Code"/>
+          <w:color w:val="ABB2BF"/>
+          <w:sz w:val="23"/>
+          <w:szCs w:val="23"/>
+          <w:lang w:val="en-US" w:eastAsia="ru-RU"/>
+        </w:rPr>
+        <w:t>.send_json(</w:t>
+      </w:r>
+      <w:r>
+        <w:rPr>
+          <w:rFonts w:ascii="Cascadia Code" w:eastAsia="Times New Roman" w:hAnsi="Cascadia Code" w:cs="Cascadia Code"/>
+          <w:color w:val="C678DD"/>
+          <w:sz w:val="23"/>
+          <w:szCs w:val="23"/>
+          <w:lang w:val="en-US" w:eastAsia="ru-RU"/>
+        </w:rPr>
+        <w:t>*</w:t>
+      </w:r>
+      <w:r>
+        <w:rPr>
+          <w:rFonts w:ascii="Cascadia Code" w:eastAsia="Times New Roman" w:hAnsi="Cascadia Code" w:cs="Cascadia Code"/>
+          <w:color w:val="ABB2BF"/>
+          <w:sz w:val="23"/>
+          <w:szCs w:val="23"/>
+          <w:lang w:val="en-US" w:eastAsia="ru-RU"/>
+        </w:rPr>
+        <w:t>api_login(query))</w:t>
+      </w:r>
+    </w:p>
+    <w:p>
+      <w:pPr>
+        <w:shd w:val="clear" w:color="auto" w:fill="282C34"/>
+        <w:spacing w:after="0" w:line="300" w:lineRule="atLeast"/>
+        <w:rPr>
+          <w:rFonts w:ascii="Cascadia Code" w:eastAsia="Times New Roman" w:hAnsi="Cascadia Code" w:cs="Cascadia Code"/>
+          <w:color w:val="ABB2BF"/>
+          <w:sz w:val="23"/>
+          <w:szCs w:val="23"/>
+          <w:lang w:val="en-US" w:eastAsia="ru-RU"/>
+        </w:rPr>
+      </w:pPr>
+      <w:r>
+        <w:rPr>
+          <w:rFonts w:ascii="Cascadia Code" w:eastAsia="Times New Roman" w:hAnsi="Cascadia Code" w:cs="Cascadia Code"/>
+          <w:color w:val="ABB2BF"/>
+          <w:sz w:val="23"/>
+          <w:szCs w:val="23"/>
+          <w:lang w:val="en-US" w:eastAsia="ru-RU"/>
+        </w:rPr>
+        <w:t xml:space="preserve">        </w:t>
+      </w:r>
+      <w:r>
+        <w:rPr>
+          <w:rFonts w:ascii="Cascadia Code" w:eastAsia="Times New Roman" w:hAnsi="Cascadia Code" w:cs="Cascadia Code"/>
+          <w:color w:val="C678DD"/>
+          <w:sz w:val="23"/>
+          <w:szCs w:val="23"/>
+          <w:lang w:val="en-US" w:eastAsia="ru-RU"/>
+        </w:rPr>
+        <w:t>elif</w:t>
+      </w:r>
+      <w:r>
+        <w:rPr>
+          <w:rFonts w:ascii="Cascadia Code" w:eastAsia="Times New Roman" w:hAnsi="Cascadia Code" w:cs="Cascadia Code"/>
+          <w:color w:val="ABB2BF"/>
+          <w:sz w:val="23"/>
+          <w:szCs w:val="23"/>
+          <w:lang w:val="en-US" w:eastAsia="ru-RU"/>
+        </w:rPr>
+        <w:t xml:space="preserve"> url.path </w:t>
+      </w:r>
+      <w:r>
+        <w:rPr>
+          <w:rFonts w:ascii="Cascadia Code" w:eastAsia="Times New Roman" w:hAnsi="Cascadia Code" w:cs="Cascadia Code"/>
+          <w:color w:val="C678DD"/>
+          <w:sz w:val="23"/>
+          <w:szCs w:val="23"/>
+          <w:lang w:val="en-US" w:eastAsia="ru-RU"/>
+        </w:rPr>
+        <w:t>==</w:t>
+      </w:r>
+      <w:r>
+        <w:rPr>
+          <w:rFonts w:ascii="Cascadia Code" w:eastAsia="Times New Roman" w:hAnsi="Cascadia Code" w:cs="Cascadia Code"/>
+          <w:color w:val="ABB2BF"/>
+          <w:sz w:val="23"/>
+          <w:szCs w:val="23"/>
+          <w:lang w:val="en-US" w:eastAsia="ru-RU"/>
+        </w:rPr>
+        <w:t xml:space="preserve"> </w:t>
+      </w:r>
+      <w:r>
+        <w:rPr>
+          <w:rFonts w:ascii="Cascadia Code" w:eastAsia="Times New Roman" w:hAnsi="Cascadia Code" w:cs="Cascadia Code"/>
+          <w:color w:val="98C379"/>
+          <w:sz w:val="23"/>
+          <w:szCs w:val="23"/>
+          <w:lang w:val="en-US" w:eastAsia="ru-RU"/>
+        </w:rPr>
+        <w:t>"/api/products"</w:t>
+      </w:r>
+      <w:r>
+        <w:rPr>
+          <w:rFonts w:ascii="Cascadia Code" w:eastAsia="Times New Roman" w:hAnsi="Cascadia Code" w:cs="Cascadia Code"/>
+          <w:color w:val="ABB2BF"/>
+          <w:sz w:val="23"/>
+          <w:szCs w:val="23"/>
+          <w:lang w:val="en-US" w:eastAsia="ru-RU"/>
+        </w:rPr>
+        <w:t>:</w:t>
+      </w:r>
+    </w:p>
+    <w:p>
+      <w:pPr>
+        <w:shd w:val="clear" w:color="auto" w:fill="282C34"/>
+        <w:spacing w:after="0" w:line="300" w:lineRule="atLeast"/>
+        <w:rPr>
+          <w:rFonts w:ascii="Cascadia Code" w:eastAsia="Times New Roman" w:hAnsi="Cascadia Code" w:cs="Cascadia Code"/>
+          <w:color w:val="ABB2BF"/>
+          <w:sz w:val="23"/>
+          <w:szCs w:val="23"/>
+          <w:lang w:val="en-US" w:eastAsia="ru-RU"/>
+        </w:rPr>
+      </w:pPr>
+      <w:r>
+        <w:rPr>
+          <w:rFonts w:ascii="Cascadia Code" w:eastAsia="Times New Roman" w:hAnsi="Cascadia Code" w:cs="Cascadia Code"/>
+          <w:color w:val="ABB2BF"/>
+          <w:sz w:val="23"/>
+          <w:szCs w:val="23"/>
+          <w:lang w:val="en-US" w:eastAsia="ru-RU"/>
+        </w:rPr>
+        <w:t xml:space="preserve">            </w:t>
+      </w:r>
+      <w:r>
+        <w:rPr>
+          <w:rFonts w:ascii="Cascadia Code" w:eastAsia="Times New Roman" w:hAnsi="Cascadia Code" w:cs="Cascadia Code"/>
+          <w:color w:val="E06C75"/>
+          <w:sz w:val="23"/>
+          <w:szCs w:val="23"/>
+          <w:lang w:val="en-US" w:eastAsia="ru-RU"/>
+        </w:rPr>
+        <w:t>self</w:t>
+      </w:r>
+      <w:r>
+        <w:rPr>
+          <w:rFonts w:ascii="Cascadia Code" w:eastAsia="Times New Roman" w:hAnsi="Cascadia Code" w:cs="Cascadia Code"/>
+          <w:color w:val="ABB2BF"/>
+          <w:sz w:val="23"/>
+          <w:szCs w:val="23"/>
+          <w:lang w:val="en-US" w:eastAsia="ru-RU"/>
+        </w:rPr>
+        <w:t>.send_json(</w:t>
+      </w:r>
+      <w:r>
+        <w:rPr>
+          <w:rFonts w:ascii="Cascadia Code" w:eastAsia="Times New Roman" w:hAnsi="Cascadia Code" w:cs="Cascadia Code"/>
+          <w:color w:val="C678DD"/>
+          <w:sz w:val="23"/>
+          <w:szCs w:val="23"/>
+          <w:lang w:val="en-US" w:eastAsia="ru-RU"/>
+        </w:rPr>
+        <w:t>*</w:t>
+      </w:r>
+      <w:r>
+        <w:rPr>
+          <w:rFonts w:ascii="Cascadia Code" w:eastAsia="Times New Roman" w:hAnsi="Cascadia Code" w:cs="Cascadia Code"/>
+          <w:color w:val="ABB2BF"/>
+          <w:sz w:val="23"/>
+          <w:szCs w:val="23"/>
+          <w:lang w:val="en-US" w:eastAsia="ru-RU"/>
+        </w:rPr>
+        <w:t>api_products(query))</w:t>
+      </w:r>
+    </w:p>
+    <w:p>
+      <w:pPr>
+        <w:shd w:val="clear" w:color="auto" w:fill="282C34"/>
+        <w:spacing w:after="0" w:line="300" w:lineRule="atLeast"/>
+        <w:rPr>
+          <w:rFonts w:ascii="Cascadia Code" w:eastAsia="Times New Roman" w:hAnsi="Cascadia Code" w:cs="Cascadia Code"/>
+          <w:color w:val="ABB2BF"/>
+          <w:sz w:val="23"/>
+          <w:szCs w:val="23"/>
+          <w:lang w:val="en-US" w:eastAsia="ru-RU"/>
+        </w:rPr>
+      </w:pPr>
+      <w:r>
+        <w:rPr>
+          <w:rFonts w:ascii="Cascadia Code" w:eastAsia="Times New Roman" w:hAnsi="Cascadia Code" w:cs="Cascadia Code"/>
+          <w:color w:val="ABB2BF"/>
+          <w:sz w:val="23"/>
+          <w:szCs w:val="23"/>
+          <w:lang w:val="en-US" w:eastAsia="ru-RU"/>
+        </w:rPr>
+        <w:t xml:space="preserve">        </w:t>
+      </w:r>
+      <w:r>
+        <w:rPr>
+          <w:rFonts w:ascii="Cascadia Code" w:eastAsia="Times New Roman" w:hAnsi="Cascadia Code" w:cs="Cascadia Code"/>
+          <w:color w:val="C678DD"/>
+          <w:sz w:val="23"/>
+          <w:szCs w:val="23"/>
+          <w:lang w:val="en-US" w:eastAsia="ru-RU"/>
+        </w:rPr>
+        <w:t>else</w:t>
+      </w:r>
+      <w:r>
+        <w:rPr>
+          <w:rFonts w:ascii="Cascadia Code" w:eastAsia="Times New Roman" w:hAnsi="Cascadia Code" w:cs="Cascadia Code"/>
+          <w:color w:val="ABB2BF"/>
+          <w:sz w:val="23"/>
+          <w:szCs w:val="23"/>
+          <w:lang w:val="en-US" w:eastAsia="ru-RU"/>
+        </w:rPr>
+        <w:t>:</w:t>
+      </w:r>
+    </w:p>
+    <w:p>
+      <w:pPr>
+        <w:shd w:val="clear" w:color="auto" w:fill="282C34"/>
+        <w:spacing w:after="0" w:line="300" w:lineRule="atLeast"/>
+        <w:rPr>
+          <w:rFonts w:ascii="Cascadia Code" w:eastAsia="Times New Roman" w:hAnsi="Cascadia Code" w:cs="Cascadia Code"/>
+          <w:color w:val="ABB2BF"/>
+          <w:sz w:val="23"/>
+          <w:szCs w:val="23"/>
+          <w:lang w:val="en-US" w:eastAsia="ru-RU"/>
+        </w:rPr>
+      </w:pPr>
+      <w:r>
+        <w:rPr>
+          <w:rFonts w:ascii="Cascadia Code" w:eastAsia="Times New Roman" w:hAnsi="Cascadia Code" w:cs="Cascadia Code"/>
+          <w:color w:val="ABB2BF"/>
+          <w:sz w:val="23"/>
+          <w:szCs w:val="23"/>
+          <w:lang w:val="en-US" w:eastAsia="ru-RU"/>
+        </w:rPr>
+        <w:t xml:space="preserve">            </w:t>
+      </w:r>
+      <w:r>
+        <w:rPr>
+          <w:rFonts w:ascii="Cascadia Code" w:eastAsia="Times New Roman" w:hAnsi="Cascadia Code" w:cs="Cascadia Code"/>
+          <w:color w:val="E06C75"/>
+          <w:sz w:val="23"/>
+          <w:szCs w:val="23"/>
+          <w:lang w:val="en-US" w:eastAsia="ru-RU"/>
+        </w:rPr>
+        <w:t>self</w:t>
+      </w:r>
+      <w:r>
+        <w:rPr>
+          <w:rFonts w:ascii="Cascadia Code" w:eastAsia="Times New Roman" w:hAnsi="Cascadia Code" w:cs="Cascadia Code"/>
+          <w:color w:val="ABB2BF"/>
+          <w:sz w:val="23"/>
+          <w:szCs w:val="23"/>
+          <w:lang w:val="en-US" w:eastAsia="ru-RU"/>
+        </w:rPr>
+        <w:t>.send_static(url.path)</w:t>
+      </w:r>
+    </w:p>
+    <w:p>
+      <w:pPr>
+        <w:shd w:val="clear" w:color="auto" w:fill="282C34"/>
+        <w:spacing w:after="0" w:line="300" w:lineRule="atLeast"/>
+        <w:rPr>
+          <w:rFonts w:ascii="Cascadia Code" w:eastAsia="Times New Roman" w:hAnsi="Cascadia Code" w:cs="Cascadia Code"/>
+          <w:color w:val="ABB2BF"/>
+          <w:sz w:val="23"/>
+          <w:szCs w:val="23"/>
+          <w:lang w:val="en-US" w:eastAsia="ru-RU"/>
+        </w:rPr>
+      </w:pPr>
+    </w:p>
+    <w:p>
+      <w:pPr>
+        <w:shd w:val="clear" w:color="auto" w:fill="282C34"/>
+        <w:spacing w:after="0" w:line="300" w:lineRule="atLeast"/>
+        <w:rPr>
+          <w:rFonts w:ascii="Cascadia Code" w:eastAsia="Times New Roman" w:hAnsi="Cascadia Code" w:cs="Cascadia Code"/>
+          <w:color w:val="ABB2BF"/>
+          <w:sz w:val="23"/>
+          <w:szCs w:val="23"/>
+          <w:lang w:val="en-US" w:eastAsia="ru-RU"/>
+        </w:rPr>
+      </w:pPr>
+      <w:r>
+        <w:rPr>
+          <w:rFonts w:ascii="Cascadia Code" w:eastAsia="Times New Roman" w:hAnsi="Cascadia Code" w:cs="Cascadia Code"/>
+          <w:color w:val="ABB2BF"/>
+          <w:sz w:val="23"/>
+          <w:szCs w:val="23"/>
+          <w:lang w:val="en-US" w:eastAsia="ru-RU"/>
+        </w:rPr>
+        <w:t xml:space="preserve">    </w:t>
+      </w:r>
+      <w:r>
+        <w:rPr>
+          <w:rFonts w:ascii="Cascadia Code" w:eastAsia="Times New Roman" w:hAnsi="Cascadia Code" w:cs="Cascadia Code"/>
+          <w:color w:val="C678DD"/>
+          <w:sz w:val="23"/>
+          <w:szCs w:val="23"/>
+          <w:lang w:val="en-US" w:eastAsia="ru-RU"/>
+        </w:rPr>
+        <w:t>def</w:t>
+      </w:r>
+      <w:r>
+        <w:rPr>
+          <w:rFonts w:ascii="Cascadia Code" w:eastAsia="Times New Roman" w:hAnsi="Cascadia Code" w:cs="Cascadia Code"/>
+          <w:color w:val="ABB2BF"/>
+          <w:sz w:val="23"/>
+          <w:szCs w:val="23"/>
+          <w:lang w:val="en-US" w:eastAsia="ru-RU"/>
+        </w:rPr>
+        <w:t xml:space="preserve"> </w:t>
+      </w:r>
+      <w:r>
+        <w:rPr>
+          <w:rFonts w:ascii="Cascadia Code" w:eastAsia="Times New Roman" w:hAnsi="Cascadia Code" w:cs="Cascadia Code"/>
+          <w:color w:val="52A8FF"/>
+          <w:sz w:val="23"/>
+          <w:szCs w:val="23"/>
+          <w:lang w:val="en-US" w:eastAsia="ru-RU"/>
+        </w:rPr>
+        <w:t>send_static</w:t>
+      </w:r>
+      <w:r>
+        <w:rPr>
+          <w:rFonts w:ascii="Cascadia Code" w:eastAsia="Times New Roman" w:hAnsi="Cascadia Code" w:cs="Cascadia Code"/>
+          <w:color w:val="ABB2BF"/>
+          <w:sz w:val="23"/>
+          <w:szCs w:val="23"/>
+          <w:lang w:val="en-US" w:eastAsia="ru-RU"/>
+        </w:rPr>
+        <w:t>(</w:t>
+      </w:r>
+      <w:r>
+        <w:rPr>
+          <w:rFonts w:ascii="Cascadia Code" w:eastAsia="Times New Roman" w:hAnsi="Cascadia Code" w:cs="Cascadia Code"/>
+          <w:color w:val="D19A66"/>
+          <w:sz w:val="23"/>
+          <w:szCs w:val="23"/>
+          <w:lang w:val="en-US" w:eastAsia="ru-RU"/>
+        </w:rPr>
+        <w:t>self</w:t>
+      </w:r>
+      <w:r>
+        <w:rPr>
+          <w:rFonts w:ascii="Cascadia Code" w:eastAsia="Times New Roman" w:hAnsi="Cascadia Code" w:cs="Cascadia Code"/>
+          <w:color w:val="ABB2BF"/>
+          <w:sz w:val="23"/>
+          <w:szCs w:val="23"/>
+          <w:lang w:val="en-US" w:eastAsia="ru-RU"/>
+        </w:rPr>
+        <w:t>,</w:t>
+      </w:r>
+      <w:r>
+        <w:rPr>
+          <w:rFonts w:ascii="Cascadia Code" w:eastAsia="Times New Roman" w:hAnsi="Cascadia Code" w:cs="Cascadia Code"/>
+          <w:color w:val="D19A66"/>
+          <w:sz w:val="23"/>
+          <w:szCs w:val="23"/>
+          <w:lang w:val="en-US" w:eastAsia="ru-RU"/>
+        </w:rPr>
+        <w:t xml:space="preserve"> path</w:t>
+      </w:r>
+      <w:r>
+        <w:rPr>
+          <w:rFonts w:ascii="Cascadia Code" w:eastAsia="Times New Roman" w:hAnsi="Cascadia Code" w:cs="Cascadia Code"/>
+          <w:color w:val="ABB2BF"/>
+          <w:sz w:val="23"/>
+          <w:szCs w:val="23"/>
+          <w:lang w:val="en-US" w:eastAsia="ru-RU"/>
+        </w:rPr>
+        <w:t>):</w:t>
+      </w:r>
+    </w:p>
+    <w:p>
+      <w:pPr>
+        <w:shd w:val="clear" w:color="auto" w:fill="282C34"/>
+        <w:spacing w:after="0" w:line="300" w:lineRule="atLeast"/>
+        <w:rPr>
+          <w:rFonts w:ascii="Cascadia Code" w:eastAsia="Times New Roman" w:hAnsi="Cascadia Code" w:cs="Cascadia Code"/>
+          <w:color w:val="ABB2BF"/>
+          <w:sz w:val="23"/>
+          <w:szCs w:val="23"/>
+          <w:lang w:val="en-US" w:eastAsia="ru-RU"/>
+        </w:rPr>
+      </w:pPr>
+      <w:r>
+        <w:rPr>
+          <w:rFonts w:ascii="Cascadia Code" w:eastAsia="Times New Roman" w:hAnsi="Cascadia Code" w:cs="Cascadia Code"/>
+          <w:color w:val="ABB2BF"/>
+          <w:sz w:val="23"/>
+          <w:szCs w:val="23"/>
+          <w:lang w:val="en-US" w:eastAsia="ru-RU"/>
+        </w:rPr>
+        <w:t xml:space="preserve">        </w:t>
+      </w:r>
+      <w:r>
+        <w:rPr>
+          <w:rFonts w:ascii="Cascadia Code" w:eastAsia="Times New Roman" w:hAnsi="Cascadia Code" w:cs="Cascadia Code"/>
+          <w:color w:val="C678DD"/>
+          <w:sz w:val="23"/>
+          <w:szCs w:val="23"/>
+          <w:lang w:val="en-US" w:eastAsia="ru-RU"/>
+        </w:rPr>
+        <w:t>if</w:t>
+      </w:r>
+      <w:r>
+        <w:rPr>
+          <w:rFonts w:ascii="Cascadia Code" w:eastAsia="Times New Roman" w:hAnsi="Cascadia Code" w:cs="Cascadia Code"/>
+          <w:color w:val="ABB2BF"/>
+          <w:sz w:val="23"/>
+          <w:szCs w:val="23"/>
+          <w:lang w:val="en-US" w:eastAsia="ru-RU"/>
+        </w:rPr>
+        <w:t xml:space="preserve"> path </w:t>
+      </w:r>
+      <w:r>
+        <w:rPr>
+          <w:rFonts w:ascii="Cascadia Code" w:eastAsia="Times New Roman" w:hAnsi="Cascadia Code" w:cs="Cascadia Code"/>
+          <w:color w:val="C678DD"/>
+          <w:sz w:val="23"/>
+          <w:szCs w:val="23"/>
+          <w:lang w:val="en-US" w:eastAsia="ru-RU"/>
+        </w:rPr>
+        <w:t>==</w:t>
+      </w:r>
+      <w:r>
+        <w:rPr>
+          <w:rFonts w:ascii="Cascadia Code" w:eastAsia="Times New Roman" w:hAnsi="Cascadia Code" w:cs="Cascadia Code"/>
+          <w:color w:val="ABB2BF"/>
+          <w:sz w:val="23"/>
+          <w:szCs w:val="23"/>
+          <w:lang w:val="en-US" w:eastAsia="ru-RU"/>
+        </w:rPr>
+        <w:t xml:space="preserve"> </w:t>
+      </w:r>
+      <w:r>
+        <w:rPr>
+          <w:rFonts w:ascii="Cascadia Code" w:eastAsia="Times New Roman" w:hAnsi="Cascadia Code" w:cs="Cascadia Code"/>
+          <w:color w:val="98C379"/>
+          <w:sz w:val="23"/>
+          <w:szCs w:val="23"/>
+          <w:lang w:val="en-US" w:eastAsia="ru-RU"/>
+        </w:rPr>
+        <w:t>"/"</w:t>
+      </w:r>
+      <w:r>
+        <w:rPr>
+          <w:rFonts w:ascii="Cascadia Code" w:eastAsia="Times New Roman" w:hAnsi="Cascadia Code" w:cs="Cascadia Code"/>
+          <w:color w:val="ABB2BF"/>
+          <w:sz w:val="23"/>
+          <w:szCs w:val="23"/>
+          <w:lang w:val="en-US" w:eastAsia="ru-RU"/>
+        </w:rPr>
+        <w:t>:</w:t>
+      </w:r>
+    </w:p>
+    <w:p>
+      <w:pPr>
+        <w:shd w:val="clear" w:color="auto" w:fill="282C34"/>
+        <w:spacing w:after="0" w:line="300" w:lineRule="atLeast"/>
+        <w:rPr>
+          <w:rFonts w:ascii="Cascadia Code" w:eastAsia="Times New Roman" w:hAnsi="Cascadia Code" w:cs="Cascadia Code"/>
+          <w:color w:val="ABB2BF"/>
+          <w:sz w:val="23"/>
+          <w:szCs w:val="23"/>
+          <w:lang w:val="en-US" w:eastAsia="ru-RU"/>
+        </w:rPr>
+      </w:pPr>
+      <w:r>
+        <w:rPr>
+          <w:rFonts w:ascii="Cascadia Code" w:eastAsia="Times New Roman" w:hAnsi="Cascadia Code" w:cs="Cascadia Code"/>
+          <w:color w:val="ABB2BF"/>
+          <w:sz w:val="23"/>
+          <w:szCs w:val="23"/>
+          <w:lang w:val="en-US" w:eastAsia="ru-RU"/>
+        </w:rPr>
+        <w:t xml:space="preserve">            path </w:t>
+      </w:r>
+      <w:r>
+        <w:rPr>
+          <w:rFonts w:ascii="Cascadia Code" w:eastAsia="Times New Roman" w:hAnsi="Cascadia Code" w:cs="Cascadia Code"/>
+          <w:color w:val="C678DD"/>
+          <w:sz w:val="23"/>
+          <w:szCs w:val="23"/>
+          <w:lang w:val="en-US" w:eastAsia="ru-RU"/>
+        </w:rPr>
+        <w:t>=</w:t>
+      </w:r>
+      <w:r>
+        <w:rPr>
+          <w:rFonts w:ascii="Cascadia Code" w:eastAsia="Times New Roman" w:hAnsi="Cascadia Code" w:cs="Cascadia Code"/>
+          <w:color w:val="ABB2BF"/>
+          <w:sz w:val="23"/>
+          <w:szCs w:val="23"/>
+          <w:lang w:val="en-US" w:eastAsia="ru-RU"/>
+        </w:rPr>
+        <w:t xml:space="preserve"> </w:t>
+      </w:r>
+      <w:r>
+        <w:rPr>
+          <w:rFonts w:ascii="Cascadia Code" w:eastAsia="Times New Roman" w:hAnsi="Cascadia Code" w:cs="Cascadia Code"/>
+          <w:color w:val="98C379"/>
+          <w:sz w:val="23"/>
+          <w:szCs w:val="23"/>
+          <w:lang w:val="en-US" w:eastAsia="ru-RU"/>
+        </w:rPr>
+        <w:t>"/index.html"</w:t>
+      </w:r>
+    </w:p>
+    <w:p>
+      <w:pPr>
+        <w:shd w:val="clear" w:color="auto" w:fill="282C34"/>
+        <w:spacing w:after="0" w:line="300" w:lineRule="atLeast"/>
+        <w:rPr>
+          <w:rFonts w:ascii="Cascadia Code" w:eastAsia="Times New Roman" w:hAnsi="Cascadia Code" w:cs="Cascadia Code"/>
+          <w:color w:val="ABB2BF"/>
+          <w:sz w:val="23"/>
+          <w:szCs w:val="23"/>
+          <w:lang w:val="en-US" w:eastAsia="ru-RU"/>
+        </w:rPr>
+      </w:pPr>
+      <w:r>
+        <w:rPr>
+          <w:rFonts w:ascii="Cascadia Code" w:eastAsia="Times New Roman" w:hAnsi="Cascadia Code" w:cs="Cascadia Code"/>
+          <w:color w:val="ABB2BF"/>
+          <w:sz w:val="23"/>
+          <w:szCs w:val="23"/>
+          <w:lang w:val="en-US" w:eastAsia="ru-RU"/>
+        </w:rPr>
+        <w:t xml:space="preserve">        file_path </w:t>
+      </w:r>
+      <w:r>
+        <w:rPr>
+          <w:rFonts w:ascii="Cascadia Code" w:eastAsia="Times New Roman" w:hAnsi="Cascadia Code" w:cs="Cascadia Code"/>
+          <w:color w:val="C678DD"/>
+          <w:sz w:val="23"/>
+          <w:szCs w:val="23"/>
+          <w:lang w:val="en-US" w:eastAsia="ru-RU"/>
+        </w:rPr>
+        <w:t>=</w:t>
+      </w:r>
+      <w:r>
+        <w:rPr>
+          <w:rFonts w:ascii="Cascadia Code" w:eastAsia="Times New Roman" w:hAnsi="Cascadia Code" w:cs="Cascadia Code"/>
+          <w:color w:val="ABB2BF"/>
+          <w:sz w:val="23"/>
+          <w:szCs w:val="23"/>
+          <w:lang w:val="en-US" w:eastAsia="ru-RU"/>
+        </w:rPr>
+        <w:t xml:space="preserve"> os.path.realpath(os.path.join(STATIC_DIR, path.lstrip(</w:t>
+      </w:r>
+      <w:r>
+        <w:rPr>
+          <w:rFonts w:ascii="Cascadia Code" w:eastAsia="Times New Roman" w:hAnsi="Cascadia Code" w:cs="Cascadia Code"/>
+          <w:color w:val="98C379"/>
+          <w:sz w:val="23"/>
+          <w:szCs w:val="23"/>
+          <w:lang w:val="en-US" w:eastAsia="ru-RU"/>
+        </w:rPr>
+        <w:t>"/"</w:t>
+      </w:r>
+      <w:r>
+        <w:rPr>
+          <w:rFonts w:ascii="Cascadia Code" w:eastAsia="Times New Roman" w:hAnsi="Cascadia Code" w:cs="Cascadia Code"/>
+          <w:color w:val="ABB2BF"/>
+          <w:sz w:val="23"/>
+          <w:szCs w:val="23"/>
+          <w:lang w:val="en-US" w:eastAsia="ru-RU"/>
+        </w:rPr>
+        <w:t>)))</w:t>
+      </w:r>
+    </w:p>
+    <w:p>
+      <w:pPr>
+        <w:shd w:val="clear" w:color="auto" w:fill="282C34"/>
+        <w:spacing w:after="0" w:line="300" w:lineRule="atLeast"/>
+        <w:rPr>
+          <w:rFonts w:ascii="Cascadia Code" w:eastAsia="Times New Roman" w:hAnsi="Cascadia Code" w:cs="Cascadia Code"/>
+          <w:color w:val="ABB2BF"/>
+          <w:sz w:val="23"/>
+          <w:szCs w:val="23"/>
+          <w:lang w:val="en-US" w:eastAsia="ru-RU"/>
+        </w:rPr>
+      </w:pPr>
+      <w:r>
+        <w:rPr>
+          <w:rFonts w:ascii="Cascadia Code" w:eastAsia="Times New Roman" w:hAnsi="Cascadia Code" w:cs="Cascadia Code"/>
+          <w:color w:val="ABB2BF"/>
+          <w:sz w:val="23"/>
+          <w:szCs w:val="23"/>
+          <w:lang w:val="en-US" w:eastAsia="ru-RU"/>
+        </w:rPr>
+        <w:t xml:space="preserve">        </w:t>
+      </w:r>
+      <w:r>
+        <w:rPr>
+          <w:rFonts w:ascii="Cascadia Code" w:eastAsia="Times New Roman" w:hAnsi="Cascadia Code" w:cs="Cascadia Code"/>
+          <w:color w:val="C678DD"/>
+          <w:sz w:val="23"/>
+          <w:szCs w:val="23"/>
+          <w:lang w:val="en-US" w:eastAsia="ru-RU"/>
+        </w:rPr>
+        <w:t>if</w:t>
+      </w:r>
+      <w:r>
+        <w:rPr>
+          <w:rFonts w:ascii="Cascadia Code" w:eastAsia="Times New Roman" w:hAnsi="Cascadia Code" w:cs="Cascadia Code"/>
+          <w:color w:val="ABB2BF"/>
+          <w:sz w:val="23"/>
+          <w:szCs w:val="23"/>
+          <w:lang w:val="en-US" w:eastAsia="ru-RU"/>
+        </w:rPr>
+        <w:t xml:space="preserve"> </w:t>
+      </w:r>
+      <w:r>
+        <w:rPr>
+          <w:rFonts w:ascii="Cascadia Code" w:eastAsia="Times New Roman" w:hAnsi="Cascadia Code" w:cs="Cascadia Code"/>
+          <w:color w:val="C678DD"/>
+          <w:sz w:val="23"/>
+          <w:szCs w:val="23"/>
+          <w:lang w:val="en-US" w:eastAsia="ru-RU"/>
+        </w:rPr>
+        <w:t>not</w:t>
+      </w:r>
+      <w:r>
+        <w:rPr>
+          <w:rFonts w:ascii="Cascadia Code" w:eastAsia="Times New Roman" w:hAnsi="Cascadia Code" w:cs="Cascadia Code"/>
+          <w:color w:val="ABB2BF"/>
+          <w:sz w:val="23"/>
+          <w:szCs w:val="23"/>
+          <w:lang w:val="en-US" w:eastAsia="ru-RU"/>
+        </w:rPr>
+        <w:t xml:space="preserve"> file_path.startswith(STATIC_DIR </w:t>
+      </w:r>
+      <w:r>
+        <w:rPr>
+          <w:rFonts w:ascii="Cascadia Code" w:eastAsia="Times New Roman" w:hAnsi="Cascadia Code" w:cs="Cascadia Code"/>
+          <w:color w:val="C678DD"/>
+          <w:sz w:val="23"/>
+          <w:szCs w:val="23"/>
+          <w:lang w:val="en-US" w:eastAsia="ru-RU"/>
+        </w:rPr>
+        <w:t>+</w:t>
+      </w:r>
+      <w:r>
+        <w:rPr>
+          <w:rFonts w:ascii="Cascadia Code" w:eastAsia="Times New Roman" w:hAnsi="Cascadia Code" w:cs="Cascadia Code"/>
+          <w:color w:val="ABB2BF"/>
+          <w:sz w:val="23"/>
+          <w:szCs w:val="23"/>
+          <w:lang w:val="en-US" w:eastAsia="ru-RU"/>
+        </w:rPr>
+        <w:t xml:space="preserve"> os.sep) </w:t>
+      </w:r>
+      <w:r>
+        <w:rPr>
+          <w:rFonts w:ascii="Cascadia Code" w:eastAsia="Times New Roman" w:hAnsi="Cascadia Code" w:cs="Cascadia Code"/>
+          <w:color w:val="C678DD"/>
+          <w:sz w:val="23"/>
+          <w:szCs w:val="23"/>
+          <w:lang w:val="en-US" w:eastAsia="ru-RU"/>
+        </w:rPr>
+        <w:t>or</w:t>
+      </w:r>
+      <w:r>
+        <w:rPr>
+          <w:rFonts w:ascii="Cascadia Code" w:eastAsia="Times New Roman" w:hAnsi="Cascadia Code" w:cs="Cascadia Code"/>
+          <w:color w:val="ABB2BF"/>
+          <w:sz w:val="23"/>
+          <w:szCs w:val="23"/>
+          <w:lang w:val="en-US" w:eastAsia="ru-RU"/>
+        </w:rPr>
+        <w:t xml:space="preserve"> </w:t>
+      </w:r>
+      <w:r>
+        <w:rPr>
+          <w:rFonts w:ascii="Cascadia Code" w:eastAsia="Times New Roman" w:hAnsi="Cascadia Code" w:cs="Cascadia Code"/>
+          <w:color w:val="C678DD"/>
+          <w:sz w:val="23"/>
+          <w:szCs w:val="23"/>
+          <w:lang w:val="en-US" w:eastAsia="ru-RU"/>
+        </w:rPr>
+        <w:t>not</w:t>
+      </w:r>
+      <w:r>
+        <w:rPr>
+          <w:rFonts w:ascii="Cascadia Code" w:eastAsia="Times New Roman" w:hAnsi="Cascadia Code" w:cs="Cascadia Code"/>
+          <w:color w:val="ABB2BF"/>
+          <w:sz w:val="23"/>
+          <w:szCs w:val="23"/>
+          <w:lang w:val="en-US" w:eastAsia="ru-RU"/>
+        </w:rPr>
+        <w:t xml:space="preserve"> os.path.isfile(file_path):</w:t>
+      </w:r>
+    </w:p>
+    <w:p>
+      <w:pPr>
+        <w:shd w:val="clear" w:color="auto" w:fill="282C34"/>
+        <w:spacing w:after="0" w:line="300" w:lineRule="atLeast"/>
+        <w:rPr>
+          <w:rFonts w:ascii="Cascadia Code" w:eastAsia="Times New Roman" w:hAnsi="Cascadia Code" w:cs="Cascadia Code"/>
+          <w:color w:val="ABB2BF"/>
+          <w:sz w:val="23"/>
+          <w:szCs w:val="23"/>
+          <w:lang w:val="en-US" w:eastAsia="ru-RU"/>
+        </w:rPr>
+      </w:pPr>
+      <w:r>
+        <w:rPr>
+          <w:rFonts w:ascii="Cascadia Code" w:eastAsia="Times New Roman" w:hAnsi="Cascadia Code" w:cs="Cascadia Code"/>
+          <w:color w:val="ABB2BF"/>
+          <w:sz w:val="23"/>
+          <w:szCs w:val="23"/>
+          <w:lang w:val="en-US" w:eastAsia="ru-RU"/>
+        </w:rPr>
+        <w:t xml:space="preserve">            </w:t>
+      </w:r>
+      <w:r>
+        <w:rPr>
+          <w:rFonts w:ascii="Cascadia Code" w:eastAsia="Times New Roman" w:hAnsi="Cascadia Code" w:cs="Cascadia Code"/>
+          <w:color w:val="E06C75"/>
+          <w:sz w:val="23"/>
+          <w:szCs w:val="23"/>
+          <w:lang w:val="en-US" w:eastAsia="ru-RU"/>
+        </w:rPr>
+        <w:t>self</w:t>
+      </w:r>
+      <w:r>
+        <w:rPr>
+          <w:rFonts w:ascii="Cascadia Code" w:eastAsia="Times New Roman" w:hAnsi="Cascadia Code" w:cs="Cascadia Code"/>
+          <w:color w:val="ABB2BF"/>
+          <w:sz w:val="23"/>
+          <w:szCs w:val="23"/>
+          <w:lang w:val="en-US" w:eastAsia="ru-RU"/>
+        </w:rPr>
+        <w:t>.send_json(</w:t>
+      </w:r>
+      <w:r>
+        <w:rPr>
+          <w:rFonts w:ascii="Cascadia Code" w:eastAsia="Times New Roman" w:hAnsi="Cascadia Code" w:cs="Cascadia Code"/>
+          <w:color w:val="AFD166"/>
+          <w:sz w:val="23"/>
+          <w:szCs w:val="23"/>
+          <w:lang w:val="en-US" w:eastAsia="ru-RU"/>
+        </w:rPr>
+        <w:t>404</w:t>
+      </w:r>
+      <w:r>
+        <w:rPr>
+          <w:rFonts w:ascii="Cascadia Code" w:eastAsia="Times New Roman" w:hAnsi="Cascadia Code" w:cs="Cascadia Code"/>
+          <w:color w:val="ABB2BF"/>
+          <w:sz w:val="23"/>
+          <w:szCs w:val="23"/>
+          <w:lang w:val="en-US" w:eastAsia="ru-RU"/>
+        </w:rPr>
+        <w:t>, {</w:t>
+      </w:r>
+      <w:r>
+        <w:rPr>
+          <w:rFonts w:ascii="Cascadia Code" w:eastAsia="Times New Roman" w:hAnsi="Cascadia Code" w:cs="Cascadia Code"/>
+          <w:color w:val="98C379"/>
+          <w:sz w:val="23"/>
+          <w:szCs w:val="23"/>
+          <w:lang w:val="en-US" w:eastAsia="ru-RU"/>
+        </w:rPr>
+        <w:t>"error"</w:t>
+      </w:r>
+      <w:r>
+        <w:rPr>
+          <w:rFonts w:ascii="Cascadia Code" w:eastAsia="Times New Roman" w:hAnsi="Cascadia Code" w:cs="Cascadia Code"/>
+          <w:color w:val="ABB2BF"/>
+          <w:sz w:val="23"/>
+          <w:szCs w:val="23"/>
+          <w:lang w:val="en-US" w:eastAsia="ru-RU"/>
+        </w:rPr>
+        <w:t xml:space="preserve">: </w:t>
+      </w:r>
+      <w:r>
+        <w:rPr>
+          <w:rFonts w:ascii="Cascadia Code" w:eastAsia="Times New Roman" w:hAnsi="Cascadia Code" w:cs="Cascadia Code"/>
+          <w:color w:val="98C379"/>
+          <w:sz w:val="23"/>
+          <w:szCs w:val="23"/>
+          <w:lang w:val="en-US" w:eastAsia="ru-RU"/>
+        </w:rPr>
+        <w:t>"</w:t>
+      </w:r>
+      <w:r>
+        <w:rPr>
+          <w:rFonts w:ascii="Cascadia Code" w:eastAsia="Times New Roman" w:hAnsi="Cascadia Code" w:cs="Cascadia Code"/>
+          <w:color w:val="98C379"/>
+          <w:sz w:val="23"/>
+          <w:szCs w:val="23"/>
+          <w:lang w:eastAsia="ru-RU"/>
+        </w:rPr>
+        <w:t>Файл</w:t>
+      </w:r>
+      <w:r>
+        <w:rPr>
+          <w:rFonts w:ascii="Cascadia Code" w:eastAsia="Times New Roman" w:hAnsi="Cascadia Code" w:cs="Cascadia Code"/>
+          <w:color w:val="98C379"/>
+          <w:sz w:val="23"/>
+          <w:szCs w:val="23"/>
+          <w:lang w:val="en-US" w:eastAsia="ru-RU"/>
+        </w:rPr>
+        <w:t xml:space="preserve"> </w:t>
+      </w:r>
+      <w:r>
+        <w:rPr>
+          <w:rFonts w:ascii="Cascadia Code" w:eastAsia="Times New Roman" w:hAnsi="Cascadia Code" w:cs="Cascadia Code"/>
+          <w:color w:val="98C379"/>
+          <w:sz w:val="23"/>
+          <w:szCs w:val="23"/>
+          <w:lang w:eastAsia="ru-RU"/>
+        </w:rPr>
+        <w:t>не</w:t>
+      </w:r>
+      <w:r>
+        <w:rPr>
+          <w:rFonts w:ascii="Cascadia Code" w:eastAsia="Times New Roman" w:hAnsi="Cascadia Code" w:cs="Cascadia Code"/>
+          <w:color w:val="98C379"/>
+          <w:sz w:val="23"/>
+          <w:szCs w:val="23"/>
+          <w:lang w:val="en-US" w:eastAsia="ru-RU"/>
+        </w:rPr>
+        <w:t xml:space="preserve"> </w:t>
+      </w:r>
+      <w:r>
+        <w:rPr>
+          <w:rFonts w:ascii="Cascadia Code" w:eastAsia="Times New Roman" w:hAnsi="Cascadia Code" w:cs="Cascadia Code"/>
+          <w:color w:val="98C379"/>
+          <w:sz w:val="23"/>
+          <w:szCs w:val="23"/>
+          <w:lang w:eastAsia="ru-RU"/>
+        </w:rPr>
+        <w:t>найден</w:t>
+      </w:r>
+      <w:r>
+        <w:rPr>
+          <w:rFonts w:ascii="Cascadia Code" w:eastAsia="Times New Roman" w:hAnsi="Cascadia Code" w:cs="Cascadia Code"/>
+          <w:color w:val="98C379"/>
+          <w:sz w:val="23"/>
+          <w:szCs w:val="23"/>
+          <w:lang w:val="en-US" w:eastAsia="ru-RU"/>
+        </w:rPr>
+        <w:t>: "</w:t>
+      </w:r>
+      <w:r>
+        <w:rPr>
+          <w:rFonts w:ascii="Cascadia Code" w:eastAsia="Times New Roman" w:hAnsi="Cascadia Code" w:cs="Cascadia Code"/>
+          <w:color w:val="ABB2BF"/>
+          <w:sz w:val="23"/>
+          <w:szCs w:val="23"/>
+          <w:lang w:val="en-US" w:eastAsia="ru-RU"/>
+        </w:rPr>
+        <w:t xml:space="preserve"> </w:t>
+      </w:r>
+      <w:r>
+        <w:rPr>
+          <w:rFonts w:ascii="Cascadia Code" w:eastAsia="Times New Roman" w:hAnsi="Cascadia Code" w:cs="Cascadia Code"/>
+          <w:color w:val="C678DD"/>
+          <w:sz w:val="23"/>
+          <w:szCs w:val="23"/>
+          <w:lang w:val="en-US" w:eastAsia="ru-RU"/>
+        </w:rPr>
+        <w:t>+</w:t>
+      </w:r>
+      <w:r>
+        <w:rPr>
+          <w:rFonts w:ascii="Cascadia Code" w:eastAsia="Times New Roman" w:hAnsi="Cascadia Code" w:cs="Cascadia Code"/>
+          <w:color w:val="ABB2BF"/>
+          <w:sz w:val="23"/>
+          <w:szCs w:val="23"/>
+          <w:lang w:val="en-US" w:eastAsia="ru-RU"/>
+        </w:rPr>
+        <w:t xml:space="preserve"> path})</w:t>
+      </w:r>
+    </w:p>
+    <w:p>
+      <w:pPr>
+        <w:shd w:val="clear" w:color="auto" w:fill="282C34"/>
+        <w:spacing w:after="0" w:line="300" w:lineRule="atLeast"/>
+        <w:rPr>
+          <w:rFonts w:ascii="Cascadia Code" w:eastAsia="Times New Roman" w:hAnsi="Cascadia Code" w:cs="Cascadia Code"/>
+          <w:color w:val="ABB2BF"/>
+          <w:sz w:val="23"/>
+          <w:szCs w:val="23"/>
+          <w:lang w:val="en-US" w:eastAsia="ru-RU"/>
+        </w:rPr>
+      </w:pPr>
+      <w:r>
+        <w:rPr>
+          <w:rFonts w:ascii="Cascadia Code" w:eastAsia="Times New Roman" w:hAnsi="Cascadia Code" w:cs="Cascadia Code"/>
+          <w:color w:val="ABB2BF"/>
+          <w:sz w:val="23"/>
+          <w:szCs w:val="23"/>
+          <w:lang w:val="en-US" w:eastAsia="ru-RU"/>
+        </w:rPr>
+        <w:t xml:space="preserve">            </w:t>
+      </w:r>
+      <w:r>
+        <w:rPr>
+          <w:rFonts w:ascii="Cascadia Code" w:eastAsia="Times New Roman" w:hAnsi="Cascadia Code" w:cs="Cascadia Code"/>
+          <w:color w:val="C678DD"/>
+          <w:sz w:val="23"/>
+          <w:szCs w:val="23"/>
+          <w:lang w:val="en-US" w:eastAsia="ru-RU"/>
+        </w:rPr>
+        <w:t>return</w:t>
+      </w:r>
+    </w:p>
+    <w:p>
+      <w:pPr>
+        <w:shd w:val="clear" w:color="auto" w:fill="282C34"/>
+        <w:spacing w:after="0" w:line="300" w:lineRule="atLeast"/>
+        <w:rPr>
+          <w:rFonts w:ascii="Cascadia Code" w:eastAsia="Times New Roman" w:hAnsi="Cascadia Code" w:cs="Cascadia Code"/>
+          <w:color w:val="ABB2BF"/>
+          <w:sz w:val="23"/>
+          <w:szCs w:val="23"/>
+          <w:lang w:val="en-US" w:eastAsia="ru-RU"/>
+        </w:rPr>
+      </w:pPr>
+      <w:r>
+        <w:rPr>
+          <w:rFonts w:ascii="Cascadia Code" w:eastAsia="Times New Roman" w:hAnsi="Cascadia Code" w:cs="Cascadia Code"/>
+          <w:color w:val="ABB2BF"/>
+          <w:sz w:val="23"/>
+          <w:szCs w:val="23"/>
+          <w:lang w:val="en-US" w:eastAsia="ru-RU"/>
+        </w:rPr>
+        <w:t xml:space="preserve">        content_type </w:t>
+      </w:r>
+      <w:r>
+        <w:rPr>
+          <w:rFonts w:ascii="Cascadia Code" w:eastAsia="Times New Roman" w:hAnsi="Cascadia Code" w:cs="Cascadia Code"/>
+          <w:color w:val="C678DD"/>
+          <w:sz w:val="23"/>
+          <w:szCs w:val="23"/>
+          <w:lang w:val="en-US" w:eastAsia="ru-RU"/>
+        </w:rPr>
+        <w:t>=</w:t>
+      </w:r>
+      <w:r>
+        <w:rPr>
+          <w:rFonts w:ascii="Cascadia Code" w:eastAsia="Times New Roman" w:hAnsi="Cascadia Code" w:cs="Cascadia Code"/>
+          <w:color w:val="ABB2BF"/>
+          <w:sz w:val="23"/>
+          <w:szCs w:val="23"/>
+          <w:lang w:val="en-US" w:eastAsia="ru-RU"/>
+        </w:rPr>
+        <w:t xml:space="preserve"> mimetypes.guess_type(file_path)[</w:t>
+      </w:r>
+      <w:r>
+        <w:rPr>
+          <w:rFonts w:ascii="Cascadia Code" w:eastAsia="Times New Roman" w:hAnsi="Cascadia Code" w:cs="Cascadia Code"/>
+          <w:color w:val="AFD166"/>
+          <w:sz w:val="23"/>
+          <w:szCs w:val="23"/>
+          <w:lang w:val="en-US" w:eastAsia="ru-RU"/>
+        </w:rPr>
+        <w:t>0</w:t>
+      </w:r>
+      <w:r>
+        <w:rPr>
+          <w:rFonts w:ascii="Cascadia Code" w:eastAsia="Times New Roman" w:hAnsi="Cascadia Code" w:cs="Cascadia Code"/>
+          <w:color w:val="ABB2BF"/>
+          <w:sz w:val="23"/>
+          <w:szCs w:val="23"/>
+          <w:lang w:val="en-US" w:eastAsia="ru-RU"/>
+        </w:rPr>
+        <w:t xml:space="preserve">] </w:t>
+      </w:r>
+      <w:r>
+        <w:rPr>
+          <w:rFonts w:ascii="Cascadia Code" w:eastAsia="Times New Roman" w:hAnsi="Cascadia Code" w:cs="Cascadia Code"/>
+          <w:color w:val="C678DD"/>
+          <w:sz w:val="23"/>
+          <w:szCs w:val="23"/>
+          <w:lang w:val="en-US" w:eastAsia="ru-RU"/>
+        </w:rPr>
+        <w:t>or</w:t>
+      </w:r>
+      <w:r>
+        <w:rPr>
+          <w:rFonts w:ascii="Cascadia Code" w:eastAsia="Times New Roman" w:hAnsi="Cascadia Code" w:cs="Cascadia Code"/>
+          <w:color w:val="ABB2BF"/>
+          <w:sz w:val="23"/>
+          <w:szCs w:val="23"/>
+          <w:lang w:val="en-US" w:eastAsia="ru-RU"/>
+        </w:rPr>
+        <w:t xml:space="preserve"> </w:t>
+      </w:r>
+      <w:r>
+        <w:rPr>
+          <w:rFonts w:ascii="Cascadia Code" w:eastAsia="Times New Roman" w:hAnsi="Cascadia Code" w:cs="Cascadia Code"/>
+          <w:color w:val="98C379"/>
+          <w:sz w:val="23"/>
+          <w:szCs w:val="23"/>
+          <w:lang w:val="en-US" w:eastAsia="ru-RU"/>
+        </w:rPr>
+        <w:t>"application/octet-stream"</w:t>
+      </w:r>
+    </w:p>
+    <w:p>
+      <w:pPr>
+        <w:shd w:val="clear" w:color="auto" w:fill="282C34"/>
+        <w:spacing w:after="0" w:line="300" w:lineRule="atLeast"/>
+        <w:rPr>
+          <w:rFonts w:ascii="Cascadia Code" w:eastAsia="Times New Roman" w:hAnsi="Cascadia Code" w:cs="Cascadia Code"/>
+          <w:color w:val="ABB2BF"/>
+          <w:sz w:val="23"/>
+          <w:szCs w:val="23"/>
+          <w:lang w:val="en-US" w:eastAsia="ru-RU"/>
+        </w:rPr>
+      </w:pPr>
+      <w:r>
+        <w:rPr>
+          <w:rFonts w:ascii="Cascadia Code" w:eastAsia="Times New Roman" w:hAnsi="Cascadia Code" w:cs="Cascadia Code"/>
+          <w:color w:val="ABB2BF"/>
+          <w:sz w:val="23"/>
+          <w:szCs w:val="23"/>
+          <w:lang w:val="en-US" w:eastAsia="ru-RU"/>
+        </w:rPr>
+        <w:t xml:space="preserve">        </w:t>
+      </w:r>
+      <w:r>
+        <w:rPr>
+          <w:rFonts w:ascii="Cascadia Code" w:eastAsia="Times New Roman" w:hAnsi="Cascadia Code" w:cs="Cascadia Code"/>
+          <w:color w:val="C678DD"/>
+          <w:sz w:val="23"/>
+          <w:szCs w:val="23"/>
+          <w:lang w:val="en-US" w:eastAsia="ru-RU"/>
+        </w:rPr>
+        <w:t>if</w:t>
+      </w:r>
+      <w:r>
+        <w:rPr>
+          <w:rFonts w:ascii="Cascadia Code" w:eastAsia="Times New Roman" w:hAnsi="Cascadia Code" w:cs="Cascadia Code"/>
+          <w:color w:val="ABB2BF"/>
+          <w:sz w:val="23"/>
+          <w:szCs w:val="23"/>
+          <w:lang w:val="en-US" w:eastAsia="ru-RU"/>
+        </w:rPr>
+        <w:t xml:space="preserve"> content_type.startswith(</w:t>
+      </w:r>
+      <w:r>
+        <w:rPr>
+          <w:rFonts w:ascii="Cascadia Code" w:eastAsia="Times New Roman" w:hAnsi="Cascadia Code" w:cs="Cascadia Code"/>
+          <w:color w:val="98C379"/>
+          <w:sz w:val="23"/>
+          <w:szCs w:val="23"/>
+          <w:lang w:val="en-US" w:eastAsia="ru-RU"/>
+        </w:rPr>
+        <w:t>"text/"</w:t>
+      </w:r>
+      <w:r>
+        <w:rPr>
+          <w:rFonts w:ascii="Cascadia Code" w:eastAsia="Times New Roman" w:hAnsi="Cascadia Code" w:cs="Cascadia Code"/>
+          <w:color w:val="ABB2BF"/>
+          <w:sz w:val="23"/>
+          <w:szCs w:val="23"/>
+          <w:lang w:val="en-US" w:eastAsia="ru-RU"/>
+        </w:rPr>
+        <w:t xml:space="preserve">) </w:t>
+      </w:r>
+      <w:r>
+        <w:rPr>
+          <w:rFonts w:ascii="Cascadia Code" w:eastAsia="Times New Roman" w:hAnsi="Cascadia Code" w:cs="Cascadia Code"/>
+          <w:color w:val="C678DD"/>
+          <w:sz w:val="23"/>
+          <w:szCs w:val="23"/>
+          <w:lang w:val="en-US" w:eastAsia="ru-RU"/>
+        </w:rPr>
+        <w:t>or</w:t>
+      </w:r>
+      <w:r>
+        <w:rPr>
+          <w:rFonts w:ascii="Cascadia Code" w:eastAsia="Times New Roman" w:hAnsi="Cascadia Code" w:cs="Cascadia Code"/>
+          <w:color w:val="ABB2BF"/>
+          <w:sz w:val="23"/>
+          <w:szCs w:val="23"/>
+          <w:lang w:val="en-US" w:eastAsia="ru-RU"/>
+        </w:rPr>
+        <w:t xml:space="preserve"> content_type </w:t>
+      </w:r>
+      <w:r>
+        <w:rPr>
+          <w:rFonts w:ascii="Cascadia Code" w:eastAsia="Times New Roman" w:hAnsi="Cascadia Code" w:cs="Cascadia Code"/>
+          <w:color w:val="C678DD"/>
+          <w:sz w:val="23"/>
+          <w:szCs w:val="23"/>
+          <w:lang w:val="en-US" w:eastAsia="ru-RU"/>
+        </w:rPr>
+        <w:t>==</w:t>
+      </w:r>
+      <w:r>
+        <w:rPr>
+          <w:rFonts w:ascii="Cascadia Code" w:eastAsia="Times New Roman" w:hAnsi="Cascadia Code" w:cs="Cascadia Code"/>
+          <w:color w:val="ABB2BF"/>
+          <w:sz w:val="23"/>
+          <w:szCs w:val="23"/>
+          <w:lang w:val="en-US" w:eastAsia="ru-RU"/>
+        </w:rPr>
+        <w:t xml:space="preserve"> </w:t>
+      </w:r>
+      <w:r>
+        <w:rPr>
+          <w:rFonts w:ascii="Cascadia Code" w:eastAsia="Times New Roman" w:hAnsi="Cascadia Code" w:cs="Cascadia Code"/>
+          <w:color w:val="98C379"/>
+          <w:sz w:val="23"/>
+          <w:szCs w:val="23"/>
+          <w:lang w:val="en-US" w:eastAsia="ru-RU"/>
+        </w:rPr>
+        <w:t>"application/javascript"</w:t>
+      </w:r>
+      <w:r>
+        <w:rPr>
+          <w:rFonts w:ascii="Cascadia Code" w:eastAsia="Times New Roman" w:hAnsi="Cascadia Code" w:cs="Cascadia Code"/>
+          <w:color w:val="ABB2BF"/>
+          <w:sz w:val="23"/>
+          <w:szCs w:val="23"/>
+          <w:lang w:val="en-US" w:eastAsia="ru-RU"/>
+        </w:rPr>
+        <w:t>:</w:t>
+      </w:r>
+    </w:p>
+    <w:p>
+      <w:pPr>
+        <w:shd w:val="clear" w:color="auto" w:fill="282C34"/>
+        <w:spacing w:after="0" w:line="300" w:lineRule="atLeast"/>
+        <w:rPr>
+          <w:rFonts w:ascii="Cascadia Code" w:eastAsia="Times New Roman" w:hAnsi="Cascadia Code" w:cs="Cascadia Code"/>
+          <w:color w:val="ABB2BF"/>
+          <w:sz w:val="23"/>
+          <w:szCs w:val="23"/>
+          <w:lang w:val="en-US" w:eastAsia="ru-RU"/>
+        </w:rPr>
+      </w:pPr>
+      <w:r>
+        <w:rPr>
+          <w:rFonts w:ascii="Cascadia Code" w:eastAsia="Times New Roman" w:hAnsi="Cascadia Code" w:cs="Cascadia Code"/>
+          <w:color w:val="ABB2BF"/>
+          <w:sz w:val="23"/>
+          <w:szCs w:val="23"/>
+          <w:lang w:val="en-US" w:eastAsia="ru-RU"/>
+        </w:rPr>
+        <w:t xml:space="preserve">            content_type </w:t>
+      </w:r>
+      <w:r>
+        <w:rPr>
+          <w:rFonts w:ascii="Cascadia Code" w:eastAsia="Times New Roman" w:hAnsi="Cascadia Code" w:cs="Cascadia Code"/>
+          <w:color w:val="C678DD"/>
+          <w:sz w:val="23"/>
+          <w:szCs w:val="23"/>
+          <w:lang w:val="en-US" w:eastAsia="ru-RU"/>
+        </w:rPr>
+        <w:t>+=</w:t>
+      </w:r>
+      <w:r>
+        <w:rPr>
+          <w:rFonts w:ascii="Cascadia Code" w:eastAsia="Times New Roman" w:hAnsi="Cascadia Code" w:cs="Cascadia Code"/>
+          <w:color w:val="ABB2BF"/>
+          <w:sz w:val="23"/>
+          <w:szCs w:val="23"/>
+          <w:lang w:val="en-US" w:eastAsia="ru-RU"/>
+        </w:rPr>
+        <w:t xml:space="preserve"> </w:t>
+      </w:r>
+      <w:r>
+        <w:rPr>
+          <w:rFonts w:ascii="Cascadia Code" w:eastAsia="Times New Roman" w:hAnsi="Cascadia Code" w:cs="Cascadia Code"/>
+          <w:color w:val="98C379"/>
+          <w:sz w:val="23"/>
+          <w:szCs w:val="23"/>
+          <w:lang w:val="en-US" w:eastAsia="ru-RU"/>
+        </w:rPr>
+        <w:t>"; charset=utf-8"</w:t>
+      </w:r>
+    </w:p>
+    <w:p>
+      <w:pPr>
+        <w:shd w:val="clear" w:color="auto" w:fill="282C34"/>
+        <w:spacing w:after="0" w:line="300" w:lineRule="atLeast"/>
+        <w:rPr>
+          <w:rFonts w:ascii="Cascadia Code" w:eastAsia="Times New Roman" w:hAnsi="Cascadia Code" w:cs="Cascadia Code"/>
+          <w:color w:val="ABB2BF"/>
+          <w:sz w:val="23"/>
+          <w:szCs w:val="23"/>
+          <w:lang w:val="en-US" w:eastAsia="ru-RU"/>
+        </w:rPr>
+      </w:pPr>
+      <w:r>
+        <w:rPr>
+          <w:rFonts w:ascii="Cascadia Code" w:eastAsia="Times New Roman" w:hAnsi="Cascadia Code" w:cs="Cascadia Code"/>
+          <w:color w:val="ABB2BF"/>
+          <w:sz w:val="23"/>
+          <w:szCs w:val="23"/>
+          <w:lang w:val="en-US" w:eastAsia="ru-RU"/>
+        </w:rPr>
+        <w:t xml:space="preserve">        </w:t>
+      </w:r>
+      <w:r>
+        <w:rPr>
+          <w:rFonts w:ascii="Cascadia Code" w:eastAsia="Times New Roman" w:hAnsi="Cascadia Code" w:cs="Cascadia Code"/>
+          <w:color w:val="C678DD"/>
+          <w:sz w:val="23"/>
+          <w:szCs w:val="23"/>
+          <w:lang w:val="en-US" w:eastAsia="ru-RU"/>
+        </w:rPr>
+        <w:t>with</w:t>
+      </w:r>
+      <w:r>
+        <w:rPr>
+          <w:rFonts w:ascii="Cascadia Code" w:eastAsia="Times New Roman" w:hAnsi="Cascadia Code" w:cs="Cascadia Code"/>
+          <w:color w:val="ABB2BF"/>
+          <w:sz w:val="23"/>
+          <w:szCs w:val="23"/>
+          <w:lang w:val="en-US" w:eastAsia="ru-RU"/>
+        </w:rPr>
+        <w:t xml:space="preserve"> </w:t>
+      </w:r>
+      <w:r>
+        <w:rPr>
+          <w:rFonts w:ascii="Cascadia Code" w:eastAsia="Times New Roman" w:hAnsi="Cascadia Code" w:cs="Cascadia Code"/>
+          <w:color w:val="56B6C2"/>
+          <w:sz w:val="23"/>
+          <w:szCs w:val="23"/>
+          <w:lang w:val="en-US" w:eastAsia="ru-RU"/>
+        </w:rPr>
+        <w:t>open</w:t>
+      </w:r>
+      <w:r>
+        <w:rPr>
+          <w:rFonts w:ascii="Cascadia Code" w:eastAsia="Times New Roman" w:hAnsi="Cascadia Code" w:cs="Cascadia Code"/>
+          <w:color w:val="ABB2BF"/>
+          <w:sz w:val="23"/>
+          <w:szCs w:val="23"/>
+          <w:lang w:val="en-US" w:eastAsia="ru-RU"/>
+        </w:rPr>
+        <w:t xml:space="preserve">(file_path, </w:t>
+      </w:r>
+      <w:r>
+        <w:rPr>
+          <w:rFonts w:ascii="Cascadia Code" w:eastAsia="Times New Roman" w:hAnsi="Cascadia Code" w:cs="Cascadia Code"/>
+          <w:color w:val="98C379"/>
+          <w:sz w:val="23"/>
+          <w:szCs w:val="23"/>
+          <w:lang w:val="en-US" w:eastAsia="ru-RU"/>
+        </w:rPr>
+        <w:t>"rb"</w:t>
+      </w:r>
+      <w:r>
+        <w:rPr>
+          <w:rFonts w:ascii="Cascadia Code" w:eastAsia="Times New Roman" w:hAnsi="Cascadia Code" w:cs="Cascadia Code"/>
+          <w:color w:val="ABB2BF"/>
+          <w:sz w:val="23"/>
+          <w:szCs w:val="23"/>
+          <w:lang w:val="en-US" w:eastAsia="ru-RU"/>
+        </w:rPr>
+        <w:t xml:space="preserve">) </w:t>
+      </w:r>
+      <w:r>
+        <w:rPr>
+          <w:rFonts w:ascii="Cascadia Code" w:eastAsia="Times New Roman" w:hAnsi="Cascadia Code" w:cs="Cascadia Code"/>
+          <w:color w:val="C678DD"/>
+          <w:sz w:val="23"/>
+          <w:szCs w:val="23"/>
+          <w:lang w:val="en-US" w:eastAsia="ru-RU"/>
+        </w:rPr>
+        <w:t>as</w:t>
+      </w:r>
+      <w:r>
+        <w:rPr>
+          <w:rFonts w:ascii="Cascadia Code" w:eastAsia="Times New Roman" w:hAnsi="Cascadia Code" w:cs="Cascadia Code"/>
+          <w:color w:val="ABB2BF"/>
+          <w:sz w:val="23"/>
+          <w:szCs w:val="23"/>
+          <w:lang w:val="en-US" w:eastAsia="ru-RU"/>
+        </w:rPr>
+        <w:t xml:space="preserve"> f:</w:t>
+      </w:r>
+    </w:p>
+    <w:p>
+      <w:pPr>
+        <w:shd w:val="clear" w:color="auto" w:fill="282C34"/>
+        <w:spacing w:after="0" w:line="300" w:lineRule="atLeast"/>
+        <w:rPr>
+          <w:rFonts w:ascii="Cascadia Code" w:eastAsia="Times New Roman" w:hAnsi="Cascadia Code" w:cs="Cascadia Code"/>
+          <w:color w:val="ABB2BF"/>
+          <w:sz w:val="23"/>
+          <w:szCs w:val="23"/>
+          <w:lang w:val="en-US" w:eastAsia="ru-RU"/>
+        </w:rPr>
+      </w:pPr>
+      <w:r>
+        <w:rPr>
+          <w:rFonts w:ascii="Cascadia Code" w:eastAsia="Times New Roman" w:hAnsi="Cascadia Code" w:cs="Cascadia Code"/>
+          <w:color w:val="ABB2BF"/>
+          <w:sz w:val="23"/>
+          <w:szCs w:val="23"/>
+          <w:lang w:val="en-US" w:eastAsia="ru-RU"/>
+        </w:rPr>
+        <w:t xml:space="preserve">            data </w:t>
+      </w:r>
+      <w:r>
+        <w:rPr>
+          <w:rFonts w:ascii="Cascadia Code" w:eastAsia="Times New Roman" w:hAnsi="Cascadia Code" w:cs="Cascadia Code"/>
+          <w:color w:val="C678DD"/>
+          <w:sz w:val="23"/>
+          <w:szCs w:val="23"/>
+          <w:lang w:val="en-US" w:eastAsia="ru-RU"/>
+        </w:rPr>
+        <w:t>=</w:t>
+      </w:r>
+      <w:r>
+        <w:rPr>
+          <w:rFonts w:ascii="Cascadia Code" w:eastAsia="Times New Roman" w:hAnsi="Cascadia Code" w:cs="Cascadia Code"/>
+          <w:color w:val="ABB2BF"/>
+          <w:sz w:val="23"/>
+          <w:szCs w:val="23"/>
+          <w:lang w:val="en-US" w:eastAsia="ru-RU"/>
+        </w:rPr>
+        <w:t xml:space="preserve"> f.read()</w:t>
+      </w:r>
+    </w:p>
+    <w:p>
+      <w:pPr>
+        <w:shd w:val="clear" w:color="auto" w:fill="282C34"/>
+        <w:spacing w:after="0" w:line="300" w:lineRule="atLeast"/>
+        <w:rPr>
+          <w:rFonts w:ascii="Cascadia Code" w:eastAsia="Times New Roman" w:hAnsi="Cascadia Code" w:cs="Cascadia Code"/>
+          <w:color w:val="ABB2BF"/>
+          <w:sz w:val="23"/>
+          <w:szCs w:val="23"/>
+          <w:lang w:val="en-US" w:eastAsia="ru-RU"/>
+        </w:rPr>
+      </w:pPr>
+      <w:r>
+        <w:rPr>
+          <w:rFonts w:ascii="Cascadia Code" w:eastAsia="Times New Roman" w:hAnsi="Cascadia Code" w:cs="Cascadia Code"/>
+          <w:color w:val="ABB2BF"/>
+          <w:sz w:val="23"/>
+          <w:szCs w:val="23"/>
+          <w:lang w:val="en-US" w:eastAsia="ru-RU"/>
+        </w:rPr>
+        <w:t xml:space="preserve">        </w:t>
+      </w:r>
+      <w:r>
+        <w:rPr>
+          <w:rFonts w:ascii="Cascadia Code" w:eastAsia="Times New Roman" w:hAnsi="Cascadia Code" w:cs="Cascadia Code"/>
+          <w:color w:val="E06C75"/>
+          <w:sz w:val="23"/>
+          <w:szCs w:val="23"/>
+          <w:lang w:val="en-US" w:eastAsia="ru-RU"/>
+        </w:rPr>
+        <w:t>self</w:t>
+      </w:r>
+      <w:r>
+        <w:rPr>
+          <w:rFonts w:ascii="Cascadia Code" w:eastAsia="Times New Roman" w:hAnsi="Cascadia Code" w:cs="Cascadia Code"/>
+          <w:color w:val="ABB2BF"/>
+          <w:sz w:val="23"/>
+          <w:szCs w:val="23"/>
+          <w:lang w:val="en-US" w:eastAsia="ru-RU"/>
+        </w:rPr>
+        <w:t>.send_response(</w:t>
+      </w:r>
+      <w:r>
+        <w:rPr>
+          <w:rFonts w:ascii="Cascadia Code" w:eastAsia="Times New Roman" w:hAnsi="Cascadia Code" w:cs="Cascadia Code"/>
+          <w:color w:val="AFD166"/>
+          <w:sz w:val="23"/>
+          <w:szCs w:val="23"/>
+          <w:lang w:val="en-US" w:eastAsia="ru-RU"/>
+        </w:rPr>
+        <w:t>200</w:t>
+      </w:r>
+      <w:r>
+        <w:rPr>
+          <w:rFonts w:ascii="Cascadia Code" w:eastAsia="Times New Roman" w:hAnsi="Cascadia Code" w:cs="Cascadia Code"/>
+          <w:color w:val="ABB2BF"/>
+          <w:sz w:val="23"/>
+          <w:szCs w:val="23"/>
+          <w:lang w:val="en-US" w:eastAsia="ru-RU"/>
+        </w:rPr>
+        <w:t>)</w:t>
+      </w:r>
+    </w:p>
+    <w:p>
+      <w:pPr>
+        <w:shd w:val="clear" w:color="auto" w:fill="282C34"/>
+        <w:spacing w:after="0" w:line="300" w:lineRule="atLeast"/>
+        <w:rPr>
+          <w:rFonts w:ascii="Cascadia Code" w:eastAsia="Times New Roman" w:hAnsi="Cascadia Code" w:cs="Cascadia Code"/>
+          <w:color w:val="ABB2BF"/>
+          <w:sz w:val="23"/>
+          <w:szCs w:val="23"/>
+          <w:lang w:val="en-US" w:eastAsia="ru-RU"/>
+        </w:rPr>
+      </w:pPr>
+      <w:r>
+        <w:rPr>
+          <w:rFonts w:ascii="Cascadia Code" w:eastAsia="Times New Roman" w:hAnsi="Cascadia Code" w:cs="Cascadia Code"/>
+          <w:color w:val="ABB2BF"/>
+          <w:sz w:val="23"/>
+          <w:szCs w:val="23"/>
+          <w:lang w:val="en-US" w:eastAsia="ru-RU"/>
+        </w:rPr>
+        <w:t xml:space="preserve">        </w:t>
+      </w:r>
+      <w:r>
+        <w:rPr>
+          <w:rFonts w:ascii="Cascadia Code" w:eastAsia="Times New Roman" w:hAnsi="Cascadia Code" w:cs="Cascadia Code"/>
+          <w:color w:val="E06C75"/>
+          <w:sz w:val="23"/>
+          <w:szCs w:val="23"/>
+          <w:lang w:val="en-US" w:eastAsia="ru-RU"/>
+        </w:rPr>
+        <w:t>self</w:t>
+      </w:r>
+      <w:r>
+        <w:rPr>
+          <w:rFonts w:ascii="Cascadia Code" w:eastAsia="Times New Roman" w:hAnsi="Cascadia Code" w:cs="Cascadia Code"/>
+          <w:color w:val="ABB2BF"/>
+          <w:sz w:val="23"/>
+          <w:szCs w:val="23"/>
+          <w:lang w:val="en-US" w:eastAsia="ru-RU"/>
+        </w:rPr>
+        <w:t>.send_header(</w:t>
+      </w:r>
+      <w:r>
+        <w:rPr>
+          <w:rFonts w:ascii="Cascadia Code" w:eastAsia="Times New Roman" w:hAnsi="Cascadia Code" w:cs="Cascadia Code"/>
+          <w:color w:val="98C379"/>
+          <w:sz w:val="23"/>
+          <w:szCs w:val="23"/>
+          <w:lang w:val="en-US" w:eastAsia="ru-RU"/>
+        </w:rPr>
+        <w:t>"Content-Type"</w:t>
+      </w:r>
+      <w:r>
+        <w:rPr>
+          <w:rFonts w:ascii="Cascadia Code" w:eastAsia="Times New Roman" w:hAnsi="Cascadia Code" w:cs="Cascadia Code"/>
+          <w:color w:val="ABB2BF"/>
+          <w:sz w:val="23"/>
+          <w:szCs w:val="23"/>
+          <w:lang w:val="en-US" w:eastAsia="ru-RU"/>
+        </w:rPr>
+        <w:t>, content_type)</w:t>
+      </w:r>
+    </w:p>
+    <w:p>
+      <w:pPr>
+        <w:shd w:val="clear" w:color="auto" w:fill="282C34"/>
+        <w:spacing w:after="0" w:line="300" w:lineRule="atLeast"/>
+        <w:rPr>
+          <w:rFonts w:ascii="Cascadia Code" w:eastAsia="Times New Roman" w:hAnsi="Cascadia Code" w:cs="Cascadia Code"/>
+          <w:color w:val="ABB2BF"/>
+          <w:sz w:val="23"/>
+          <w:szCs w:val="23"/>
+          <w:lang w:val="en-US" w:eastAsia="ru-RU"/>
+        </w:rPr>
+      </w:pPr>
+      <w:r>
+        <w:rPr>
+          <w:rFonts w:ascii="Cascadia Code" w:eastAsia="Times New Roman" w:hAnsi="Cascadia Code" w:cs="Cascadia Code"/>
+          <w:color w:val="ABB2BF"/>
+          <w:sz w:val="23"/>
+          <w:szCs w:val="23"/>
+          <w:lang w:val="en-US" w:eastAsia="ru-RU"/>
+        </w:rPr>
+        <w:t xml:space="preserve">        </w:t>
+      </w:r>
+      <w:r>
+        <w:rPr>
+          <w:rFonts w:ascii="Cascadia Code" w:eastAsia="Times New Roman" w:hAnsi="Cascadia Code" w:cs="Cascadia Code"/>
+          <w:color w:val="E06C75"/>
+          <w:sz w:val="23"/>
+          <w:szCs w:val="23"/>
+          <w:lang w:val="en-US" w:eastAsia="ru-RU"/>
+        </w:rPr>
+        <w:t>self</w:t>
+      </w:r>
+      <w:r>
+        <w:rPr>
+          <w:rFonts w:ascii="Cascadia Code" w:eastAsia="Times New Roman" w:hAnsi="Cascadia Code" w:cs="Cascadia Code"/>
+          <w:color w:val="ABB2BF"/>
+          <w:sz w:val="23"/>
+          <w:szCs w:val="23"/>
+          <w:lang w:val="en-US" w:eastAsia="ru-RU"/>
+        </w:rPr>
+        <w:t>.send_header(</w:t>
+      </w:r>
+      <w:r>
+        <w:rPr>
+          <w:rFonts w:ascii="Cascadia Code" w:eastAsia="Times New Roman" w:hAnsi="Cascadia Code" w:cs="Cascadia Code"/>
+          <w:color w:val="98C379"/>
+          <w:sz w:val="23"/>
+          <w:szCs w:val="23"/>
+          <w:lang w:val="en-US" w:eastAsia="ru-RU"/>
+        </w:rPr>
+        <w:t>"Content-Length"</w:t>
+      </w:r>
+      <w:r>
+        <w:rPr>
+          <w:rFonts w:ascii="Cascadia Code" w:eastAsia="Times New Roman" w:hAnsi="Cascadia Code" w:cs="Cascadia Code"/>
+          <w:color w:val="ABB2BF"/>
+          <w:sz w:val="23"/>
+          <w:szCs w:val="23"/>
+          <w:lang w:val="en-US" w:eastAsia="ru-RU"/>
+        </w:rPr>
+        <w:t xml:space="preserve">, </w:t>
+      </w:r>
+      <w:r>
+        <w:rPr>
+          <w:rFonts w:ascii="Cascadia Code" w:eastAsia="Times New Roman" w:hAnsi="Cascadia Code" w:cs="Cascadia Code"/>
+          <w:color w:val="56B6C2"/>
+          <w:sz w:val="23"/>
+          <w:szCs w:val="23"/>
+          <w:lang w:val="en-US" w:eastAsia="ru-RU"/>
+        </w:rPr>
+        <w:t>str</w:t>
+      </w:r>
+      <w:r>
+        <w:rPr>
+          <w:rFonts w:ascii="Cascadia Code" w:eastAsia="Times New Roman" w:hAnsi="Cascadia Code" w:cs="Cascadia Code"/>
+          <w:color w:val="ABB2BF"/>
+          <w:sz w:val="23"/>
+          <w:szCs w:val="23"/>
+          <w:lang w:val="en-US" w:eastAsia="ru-RU"/>
+        </w:rPr>
+        <w:t>(</w:t>
+      </w:r>
+      <w:r>
+        <w:rPr>
+          <w:rFonts w:ascii="Cascadia Code" w:eastAsia="Times New Roman" w:hAnsi="Cascadia Code" w:cs="Cascadia Code"/>
+          <w:color w:val="56B6C2"/>
+          <w:sz w:val="23"/>
+          <w:szCs w:val="23"/>
+          <w:lang w:val="en-US" w:eastAsia="ru-RU"/>
+        </w:rPr>
+        <w:t>len</w:t>
+      </w:r>
+      <w:r>
+        <w:rPr>
+          <w:rFonts w:ascii="Cascadia Code" w:eastAsia="Times New Roman" w:hAnsi="Cascadia Code" w:cs="Cascadia Code"/>
+          <w:color w:val="ABB2BF"/>
+          <w:sz w:val="23"/>
+          <w:szCs w:val="23"/>
+          <w:lang w:val="en-US" w:eastAsia="ru-RU"/>
+        </w:rPr>
+        <w:t>(data)))</w:t>
+      </w:r>
+    </w:p>
+    <w:p>
+      <w:pPr>
+        <w:shd w:val="clear" w:color="auto" w:fill="282C34"/>
+        <w:spacing w:after="0" w:line="300" w:lineRule="atLeast"/>
+        <w:rPr>
+          <w:rFonts w:ascii="Cascadia Code" w:eastAsia="Times New Roman" w:hAnsi="Cascadia Code" w:cs="Cascadia Code"/>
+          <w:color w:val="ABB2BF"/>
+          <w:sz w:val="23"/>
+          <w:szCs w:val="23"/>
+          <w:lang w:val="en-US" w:eastAsia="ru-RU"/>
+        </w:rPr>
+      </w:pPr>
+      <w:r>
+        <w:rPr>
+          <w:rFonts w:ascii="Cascadia Code" w:eastAsia="Times New Roman" w:hAnsi="Cascadia Code" w:cs="Cascadia Code"/>
+          <w:color w:val="ABB2BF"/>
+          <w:sz w:val="23"/>
+          <w:szCs w:val="23"/>
+          <w:lang w:val="en-US" w:eastAsia="ru-RU"/>
+        </w:rPr>
+        <w:t xml:space="preserve">        </w:t>
+      </w:r>
+      <w:r>
+        <w:rPr>
+          <w:rFonts w:ascii="Cascadia Code" w:eastAsia="Times New Roman" w:hAnsi="Cascadia Code" w:cs="Cascadia Code"/>
+          <w:color w:val="E06C75"/>
+          <w:sz w:val="23"/>
+          <w:szCs w:val="23"/>
+          <w:lang w:val="en-US" w:eastAsia="ru-RU"/>
+        </w:rPr>
+        <w:t>self</w:t>
+      </w:r>
+      <w:r>
+        <w:rPr>
+          <w:rFonts w:ascii="Cascadia Code" w:eastAsia="Times New Roman" w:hAnsi="Cascadia Code" w:cs="Cascadia Code"/>
+          <w:color w:val="ABB2BF"/>
+          <w:sz w:val="23"/>
+          <w:szCs w:val="23"/>
+          <w:lang w:val="en-US" w:eastAsia="ru-RU"/>
+        </w:rPr>
+        <w:t>.end_headers()</w:t>
+      </w:r>
+    </w:p>
+    <w:p>
+      <w:pPr>
+        <w:shd w:val="clear" w:color="auto" w:fill="282C34"/>
+        <w:spacing w:after="0" w:line="300" w:lineRule="atLeast"/>
+        <w:rPr>
+          <w:rFonts w:ascii="Cascadia Code" w:eastAsia="Times New Roman" w:hAnsi="Cascadia Code" w:cs="Cascadia Code"/>
+          <w:color w:val="ABB2BF"/>
+          <w:sz w:val="23"/>
+          <w:szCs w:val="23"/>
+          <w:lang w:val="en-US" w:eastAsia="ru-RU"/>
+        </w:rPr>
+      </w:pPr>
+      <w:r>
+        <w:rPr>
+          <w:rFonts w:ascii="Cascadia Code" w:eastAsia="Times New Roman" w:hAnsi="Cascadia Code" w:cs="Cascadia Code"/>
+          <w:color w:val="ABB2BF"/>
+          <w:sz w:val="23"/>
+          <w:szCs w:val="23"/>
+          <w:lang w:val="en-US" w:eastAsia="ru-RU"/>
+        </w:rPr>
+        <w:t xml:space="preserve">        </w:t>
+      </w:r>
+      <w:r>
+        <w:rPr>
+          <w:rFonts w:ascii="Cascadia Code" w:eastAsia="Times New Roman" w:hAnsi="Cascadia Code" w:cs="Cascadia Code"/>
+          <w:color w:val="E06C75"/>
+          <w:sz w:val="23"/>
+          <w:szCs w:val="23"/>
+          <w:lang w:val="en-US" w:eastAsia="ru-RU"/>
+        </w:rPr>
+        <w:t>self</w:t>
+      </w:r>
+      <w:r>
+        <w:rPr>
+          <w:rFonts w:ascii="Cascadia Code" w:eastAsia="Times New Roman" w:hAnsi="Cascadia Code" w:cs="Cascadia Code"/>
+          <w:color w:val="ABB2BF"/>
+          <w:sz w:val="23"/>
+          <w:szCs w:val="23"/>
+          <w:lang w:val="en-US" w:eastAsia="ru-RU"/>
+        </w:rPr>
+        <w:t>.wfile.write(data)</w:t>
+      </w:r>
+    </w:p>
+    <w:p>
+      <w:pPr>
+        <w:shd w:val="clear" w:color="auto" w:fill="282C34"/>
+        <w:spacing w:after="0" w:line="300" w:lineRule="atLeast"/>
+        <w:rPr>
+          <w:rFonts w:ascii="Cascadia Code" w:eastAsia="Times New Roman" w:hAnsi="Cascadia Code" w:cs="Cascadia Code"/>
+          <w:color w:val="ABB2BF"/>
+          <w:sz w:val="23"/>
+          <w:szCs w:val="23"/>
+          <w:lang w:val="en-US" w:eastAsia="ru-RU"/>
+        </w:rPr>
+      </w:pPr>
+    </w:p>
+    <w:p>
+      <w:pPr>
+        <w:shd w:val="clear" w:color="auto" w:fill="282C34"/>
+        <w:spacing w:after="0" w:line="300" w:lineRule="atLeast"/>
+        <w:rPr>
+          <w:rFonts w:ascii="Cascadia Code" w:eastAsia="Times New Roman" w:hAnsi="Cascadia Code" w:cs="Cascadia Code"/>
+          <w:color w:val="ABB2BF"/>
+          <w:sz w:val="23"/>
+          <w:szCs w:val="23"/>
+          <w:lang w:val="en-US" w:eastAsia="ru-RU"/>
+        </w:rPr>
+      </w:pPr>
+      <w:r>
+        <w:rPr>
+          <w:rFonts w:ascii="Cascadia Code" w:eastAsia="Times New Roman" w:hAnsi="Cascadia Code" w:cs="Cascadia Code"/>
+          <w:color w:val="ABB2BF"/>
+          <w:sz w:val="23"/>
+          <w:szCs w:val="23"/>
+          <w:lang w:val="en-US" w:eastAsia="ru-RU"/>
+        </w:rPr>
+        <w:t xml:space="preserve">    </w:t>
+      </w:r>
+      <w:r>
+        <w:rPr>
+          <w:rFonts w:ascii="Cascadia Code" w:eastAsia="Times New Roman" w:hAnsi="Cascadia Code" w:cs="Cascadia Code"/>
+          <w:color w:val="C678DD"/>
+          <w:sz w:val="23"/>
+          <w:szCs w:val="23"/>
+          <w:lang w:val="en-US" w:eastAsia="ru-RU"/>
+        </w:rPr>
+        <w:t>def</w:t>
+      </w:r>
+      <w:r>
+        <w:rPr>
+          <w:rFonts w:ascii="Cascadia Code" w:eastAsia="Times New Roman" w:hAnsi="Cascadia Code" w:cs="Cascadia Code"/>
+          <w:color w:val="ABB2BF"/>
+          <w:sz w:val="23"/>
+          <w:szCs w:val="23"/>
+          <w:lang w:val="en-US" w:eastAsia="ru-RU"/>
+        </w:rPr>
+        <w:t xml:space="preserve"> </w:t>
+      </w:r>
+      <w:r>
+        <w:rPr>
+          <w:rFonts w:ascii="Cascadia Code" w:eastAsia="Times New Roman" w:hAnsi="Cascadia Code" w:cs="Cascadia Code"/>
+          <w:color w:val="52A8FF"/>
+          <w:sz w:val="23"/>
+          <w:szCs w:val="23"/>
+          <w:lang w:val="en-US" w:eastAsia="ru-RU"/>
+        </w:rPr>
+        <w:t>do_POST</w:t>
+      </w:r>
+      <w:r>
+        <w:rPr>
+          <w:rFonts w:ascii="Cascadia Code" w:eastAsia="Times New Roman" w:hAnsi="Cascadia Code" w:cs="Cascadia Code"/>
+          <w:color w:val="ABB2BF"/>
+          <w:sz w:val="23"/>
+          <w:szCs w:val="23"/>
+          <w:lang w:val="en-US" w:eastAsia="ru-RU"/>
+        </w:rPr>
+        <w:t>(</w:t>
+      </w:r>
+      <w:r>
+        <w:rPr>
+          <w:rFonts w:ascii="Cascadia Code" w:eastAsia="Times New Roman" w:hAnsi="Cascadia Code" w:cs="Cascadia Code"/>
+          <w:color w:val="D19A66"/>
+          <w:sz w:val="23"/>
+          <w:szCs w:val="23"/>
+          <w:lang w:val="en-US" w:eastAsia="ru-RU"/>
+        </w:rPr>
+        <w:t>self</w:t>
+      </w:r>
+      <w:r>
+        <w:rPr>
+          <w:rFonts w:ascii="Cascadia Code" w:eastAsia="Times New Roman" w:hAnsi="Cascadia Code" w:cs="Cascadia Code"/>
+          <w:color w:val="ABB2BF"/>
+          <w:sz w:val="23"/>
+          <w:szCs w:val="23"/>
+          <w:lang w:val="en-US" w:eastAsia="ru-RU"/>
+        </w:rPr>
+        <w:t>):</w:t>
+      </w:r>
+    </w:p>
+    <w:p>
+      <w:pPr>
+        <w:shd w:val="clear" w:color="auto" w:fill="282C34"/>
+        <w:spacing w:after="0" w:line="300" w:lineRule="atLeast"/>
+        <w:rPr>
+          <w:rFonts w:ascii="Cascadia Code" w:eastAsia="Times New Roman" w:hAnsi="Cascadia Code" w:cs="Cascadia Code"/>
+          <w:color w:val="ABB2BF"/>
+          <w:sz w:val="23"/>
+          <w:szCs w:val="23"/>
+          <w:lang w:val="en-US" w:eastAsia="ru-RU"/>
+        </w:rPr>
+      </w:pPr>
+      <w:r>
+        <w:rPr>
+          <w:rFonts w:ascii="Cascadia Code" w:eastAsia="Times New Roman" w:hAnsi="Cascadia Code" w:cs="Cascadia Code"/>
+          <w:color w:val="ABB2BF"/>
+          <w:sz w:val="23"/>
+          <w:szCs w:val="23"/>
+          <w:lang w:val="en-US" w:eastAsia="ru-RU"/>
+        </w:rPr>
+        <w:t xml:space="preserve">        path </w:t>
+      </w:r>
+      <w:r>
+        <w:rPr>
+          <w:rFonts w:ascii="Cascadia Code" w:eastAsia="Times New Roman" w:hAnsi="Cascadia Code" w:cs="Cascadia Code"/>
+          <w:color w:val="C678DD"/>
+          <w:sz w:val="23"/>
+          <w:szCs w:val="23"/>
+          <w:lang w:val="en-US" w:eastAsia="ru-RU"/>
+        </w:rPr>
+        <w:t>=</w:t>
+      </w:r>
+      <w:r>
+        <w:rPr>
+          <w:rFonts w:ascii="Cascadia Code" w:eastAsia="Times New Roman" w:hAnsi="Cascadia Code" w:cs="Cascadia Code"/>
+          <w:color w:val="ABB2BF"/>
+          <w:sz w:val="23"/>
+          <w:szCs w:val="23"/>
+          <w:lang w:val="en-US" w:eastAsia="ru-RU"/>
+        </w:rPr>
+        <w:t xml:space="preserve"> urlparse(</w:t>
+      </w:r>
+      <w:r>
+        <w:rPr>
+          <w:rFonts w:ascii="Cascadia Code" w:eastAsia="Times New Roman" w:hAnsi="Cascadia Code" w:cs="Cascadia Code"/>
+          <w:color w:val="E06C75"/>
+          <w:sz w:val="23"/>
+          <w:szCs w:val="23"/>
+          <w:lang w:val="en-US" w:eastAsia="ru-RU"/>
+        </w:rPr>
+        <w:t>self</w:t>
+      </w:r>
+      <w:r>
+        <w:rPr>
+          <w:rFonts w:ascii="Cascadia Code" w:eastAsia="Times New Roman" w:hAnsi="Cascadia Code" w:cs="Cascadia Code"/>
+          <w:color w:val="ABB2BF"/>
+          <w:sz w:val="23"/>
+          <w:szCs w:val="23"/>
+          <w:lang w:val="en-US" w:eastAsia="ru-RU"/>
+        </w:rPr>
+        <w:t>.path).path</w:t>
+      </w:r>
+    </w:p>
+    <w:p>
+      <w:pPr>
+        <w:shd w:val="clear" w:color="auto" w:fill="282C34"/>
+        <w:spacing w:after="0" w:line="300" w:lineRule="atLeast"/>
+        <w:rPr>
+          <w:rFonts w:ascii="Cascadia Code" w:eastAsia="Times New Roman" w:hAnsi="Cascadia Code" w:cs="Cascadia Code"/>
+          <w:color w:val="ABB2BF"/>
+          <w:sz w:val="23"/>
+          <w:szCs w:val="23"/>
+          <w:lang w:val="en-US" w:eastAsia="ru-RU"/>
+        </w:rPr>
+      </w:pPr>
+      <w:r>
+        <w:rPr>
+          <w:rFonts w:ascii="Cascadia Code" w:eastAsia="Times New Roman" w:hAnsi="Cascadia Code" w:cs="Cascadia Code"/>
+          <w:color w:val="ABB2BF"/>
+          <w:sz w:val="23"/>
+          <w:szCs w:val="23"/>
+          <w:lang w:val="en-US" w:eastAsia="ru-RU"/>
+        </w:rPr>
+        <w:t xml:space="preserve">        </w:t>
+      </w:r>
+      <w:r>
+        <w:rPr>
+          <w:rFonts w:ascii="Cascadia Code" w:eastAsia="Times New Roman" w:hAnsi="Cascadia Code" w:cs="Cascadia Code"/>
+          <w:color w:val="C678DD"/>
+          <w:sz w:val="23"/>
+          <w:szCs w:val="23"/>
+          <w:lang w:val="en-US" w:eastAsia="ru-RU"/>
+        </w:rPr>
+        <w:t>if</w:t>
+      </w:r>
+      <w:r>
+        <w:rPr>
+          <w:rFonts w:ascii="Cascadia Code" w:eastAsia="Times New Roman" w:hAnsi="Cascadia Code" w:cs="Cascadia Code"/>
+          <w:color w:val="ABB2BF"/>
+          <w:sz w:val="23"/>
+          <w:szCs w:val="23"/>
+          <w:lang w:val="en-US" w:eastAsia="ru-RU"/>
+        </w:rPr>
+        <w:t xml:space="preserve"> path </w:t>
+      </w:r>
+      <w:r>
+        <w:rPr>
+          <w:rFonts w:ascii="Cascadia Code" w:eastAsia="Times New Roman" w:hAnsi="Cascadia Code" w:cs="Cascadia Code"/>
+          <w:color w:val="C678DD"/>
+          <w:sz w:val="23"/>
+          <w:szCs w:val="23"/>
+          <w:lang w:val="en-US" w:eastAsia="ru-RU"/>
+        </w:rPr>
+        <w:t>!=</w:t>
+      </w:r>
+      <w:r>
+        <w:rPr>
+          <w:rFonts w:ascii="Cascadia Code" w:eastAsia="Times New Roman" w:hAnsi="Cascadia Code" w:cs="Cascadia Code"/>
+          <w:color w:val="ABB2BF"/>
+          <w:sz w:val="23"/>
+          <w:szCs w:val="23"/>
+          <w:lang w:val="en-US" w:eastAsia="ru-RU"/>
+        </w:rPr>
+        <w:t xml:space="preserve"> </w:t>
+      </w:r>
+      <w:r>
+        <w:rPr>
+          <w:rFonts w:ascii="Cascadia Code" w:eastAsia="Times New Roman" w:hAnsi="Cascadia Code" w:cs="Cascadia Code"/>
+          <w:color w:val="98C379"/>
+          <w:sz w:val="23"/>
+          <w:szCs w:val="23"/>
+          <w:lang w:val="en-US" w:eastAsia="ru-RU"/>
+        </w:rPr>
+        <w:t>"/api/echo"</w:t>
+      </w:r>
+      <w:r>
+        <w:rPr>
+          <w:rFonts w:ascii="Cascadia Code" w:eastAsia="Times New Roman" w:hAnsi="Cascadia Code" w:cs="Cascadia Code"/>
+          <w:color w:val="ABB2BF"/>
+          <w:sz w:val="23"/>
+          <w:szCs w:val="23"/>
+          <w:lang w:val="en-US" w:eastAsia="ru-RU"/>
+        </w:rPr>
+        <w:t>:</w:t>
+      </w:r>
+    </w:p>
+    <w:p>
+      <w:pPr>
+        <w:shd w:val="clear" w:color="auto" w:fill="282C34"/>
+        <w:spacing w:after="0" w:line="300" w:lineRule="atLeast"/>
+        <w:rPr>
+          <w:rFonts w:ascii="Cascadia Code" w:eastAsia="Times New Roman" w:hAnsi="Cascadia Code" w:cs="Cascadia Code"/>
+          <w:color w:val="ABB2BF"/>
+          <w:sz w:val="23"/>
+          <w:szCs w:val="23"/>
+          <w:lang w:val="en-US" w:eastAsia="ru-RU"/>
+        </w:rPr>
+      </w:pPr>
+      <w:r>
+        <w:rPr>
+          <w:rFonts w:ascii="Cascadia Code" w:eastAsia="Times New Roman" w:hAnsi="Cascadia Code" w:cs="Cascadia Code"/>
+          <w:color w:val="ABB2BF"/>
+          <w:sz w:val="23"/>
+          <w:szCs w:val="23"/>
+          <w:lang w:val="en-US" w:eastAsia="ru-RU"/>
+        </w:rPr>
+        <w:t xml:space="preserve">            </w:t>
+      </w:r>
+      <w:r>
+        <w:rPr>
+          <w:rFonts w:ascii="Cascadia Code" w:eastAsia="Times New Roman" w:hAnsi="Cascadia Code" w:cs="Cascadia Code"/>
+          <w:color w:val="E06C75"/>
+          <w:sz w:val="23"/>
+          <w:szCs w:val="23"/>
+          <w:lang w:val="en-US" w:eastAsia="ru-RU"/>
+        </w:rPr>
+        <w:t>self</w:t>
+      </w:r>
+      <w:r>
+        <w:rPr>
+          <w:rFonts w:ascii="Cascadia Code" w:eastAsia="Times New Roman" w:hAnsi="Cascadia Code" w:cs="Cascadia Code"/>
+          <w:color w:val="ABB2BF"/>
+          <w:sz w:val="23"/>
+          <w:szCs w:val="23"/>
+          <w:lang w:val="en-US" w:eastAsia="ru-RU"/>
+        </w:rPr>
+        <w:t>.send_json(</w:t>
+      </w:r>
+      <w:r>
+        <w:rPr>
+          <w:rFonts w:ascii="Cascadia Code" w:eastAsia="Times New Roman" w:hAnsi="Cascadia Code" w:cs="Cascadia Code"/>
+          <w:color w:val="AFD166"/>
+          <w:sz w:val="23"/>
+          <w:szCs w:val="23"/>
+          <w:lang w:val="en-US" w:eastAsia="ru-RU"/>
+        </w:rPr>
+        <w:t>404</w:t>
+      </w:r>
+      <w:r>
+        <w:rPr>
+          <w:rFonts w:ascii="Cascadia Code" w:eastAsia="Times New Roman" w:hAnsi="Cascadia Code" w:cs="Cascadia Code"/>
+          <w:color w:val="ABB2BF"/>
+          <w:sz w:val="23"/>
+          <w:szCs w:val="23"/>
+          <w:lang w:val="en-US" w:eastAsia="ru-RU"/>
+        </w:rPr>
+        <w:t>, {</w:t>
+      </w:r>
+      <w:r>
+        <w:rPr>
+          <w:rFonts w:ascii="Cascadia Code" w:eastAsia="Times New Roman" w:hAnsi="Cascadia Code" w:cs="Cascadia Code"/>
+          <w:color w:val="98C379"/>
+          <w:sz w:val="23"/>
+          <w:szCs w:val="23"/>
+          <w:lang w:val="en-US" w:eastAsia="ru-RU"/>
+        </w:rPr>
+        <w:t>"error"</w:t>
+      </w:r>
+      <w:r>
+        <w:rPr>
+          <w:rFonts w:ascii="Cascadia Code" w:eastAsia="Times New Roman" w:hAnsi="Cascadia Code" w:cs="Cascadia Code"/>
+          <w:color w:val="ABB2BF"/>
+          <w:sz w:val="23"/>
+          <w:szCs w:val="23"/>
+          <w:lang w:val="en-US" w:eastAsia="ru-RU"/>
+        </w:rPr>
+        <w:t xml:space="preserve">: </w:t>
+      </w:r>
+      <w:r>
+        <w:rPr>
+          <w:rFonts w:ascii="Cascadia Code" w:eastAsia="Times New Roman" w:hAnsi="Cascadia Code" w:cs="Cascadia Code"/>
+          <w:color w:val="98C379"/>
+          <w:sz w:val="23"/>
+          <w:szCs w:val="23"/>
+          <w:lang w:val="en-US" w:eastAsia="ru-RU"/>
+        </w:rPr>
+        <w:t>"</w:t>
+      </w:r>
+      <w:r>
+        <w:rPr>
+          <w:rFonts w:ascii="Cascadia Code" w:eastAsia="Times New Roman" w:hAnsi="Cascadia Code" w:cs="Cascadia Code"/>
+          <w:color w:val="98C379"/>
+          <w:sz w:val="23"/>
+          <w:szCs w:val="23"/>
+          <w:lang w:eastAsia="ru-RU"/>
+        </w:rPr>
+        <w:t>Неизвестный</w:t>
+      </w:r>
+      <w:r>
+        <w:rPr>
+          <w:rFonts w:ascii="Cascadia Code" w:eastAsia="Times New Roman" w:hAnsi="Cascadia Code" w:cs="Cascadia Code"/>
+          <w:color w:val="98C379"/>
+          <w:sz w:val="23"/>
+          <w:szCs w:val="23"/>
+          <w:lang w:val="en-US" w:eastAsia="ru-RU"/>
+        </w:rPr>
+        <w:t xml:space="preserve"> </w:t>
+      </w:r>
+      <w:r>
+        <w:rPr>
+          <w:rFonts w:ascii="Cascadia Code" w:eastAsia="Times New Roman" w:hAnsi="Cascadia Code" w:cs="Cascadia Code"/>
+          <w:color w:val="98C379"/>
+          <w:sz w:val="23"/>
+          <w:szCs w:val="23"/>
+          <w:lang w:eastAsia="ru-RU"/>
+        </w:rPr>
+        <w:t>метод</w:t>
+      </w:r>
+      <w:r>
+        <w:rPr>
+          <w:rFonts w:ascii="Cascadia Code" w:eastAsia="Times New Roman" w:hAnsi="Cascadia Code" w:cs="Cascadia Code"/>
+          <w:color w:val="98C379"/>
+          <w:sz w:val="23"/>
+          <w:szCs w:val="23"/>
+          <w:lang w:val="en-US" w:eastAsia="ru-RU"/>
+        </w:rPr>
+        <w:t xml:space="preserve"> API: "</w:t>
+      </w:r>
+      <w:r>
+        <w:rPr>
+          <w:rFonts w:ascii="Cascadia Code" w:eastAsia="Times New Roman" w:hAnsi="Cascadia Code" w:cs="Cascadia Code"/>
+          <w:color w:val="ABB2BF"/>
+          <w:sz w:val="23"/>
+          <w:szCs w:val="23"/>
+          <w:lang w:val="en-US" w:eastAsia="ru-RU"/>
+        </w:rPr>
+        <w:t xml:space="preserve"> </w:t>
+      </w:r>
+      <w:r>
+        <w:rPr>
+          <w:rFonts w:ascii="Cascadia Code" w:eastAsia="Times New Roman" w:hAnsi="Cascadia Code" w:cs="Cascadia Code"/>
+          <w:color w:val="C678DD"/>
+          <w:sz w:val="23"/>
+          <w:szCs w:val="23"/>
+          <w:lang w:val="en-US" w:eastAsia="ru-RU"/>
+        </w:rPr>
+        <w:t>+</w:t>
+      </w:r>
+      <w:r>
+        <w:rPr>
+          <w:rFonts w:ascii="Cascadia Code" w:eastAsia="Times New Roman" w:hAnsi="Cascadia Code" w:cs="Cascadia Code"/>
+          <w:color w:val="ABB2BF"/>
+          <w:sz w:val="23"/>
+          <w:szCs w:val="23"/>
+          <w:lang w:val="en-US" w:eastAsia="ru-RU"/>
+        </w:rPr>
+        <w:t xml:space="preserve"> path})</w:t>
+      </w:r>
+    </w:p>
+    <w:p>
+      <w:pPr>
+        <w:shd w:val="clear" w:color="auto" w:fill="282C34"/>
+        <w:spacing w:after="0" w:line="300" w:lineRule="atLeast"/>
+        <w:rPr>
+          <w:rFonts w:ascii="Cascadia Code" w:eastAsia="Times New Roman" w:hAnsi="Cascadia Code" w:cs="Cascadia Code"/>
+          <w:color w:val="ABB2BF"/>
+          <w:sz w:val="23"/>
+          <w:szCs w:val="23"/>
+          <w:lang w:eastAsia="ru-RU"/>
+        </w:rPr>
+      </w:pPr>
+      <w:r>
+        <w:rPr>
+          <w:rFonts w:ascii="Cascadia Code" w:eastAsia="Times New Roman" w:hAnsi="Cascadia Code" w:cs="Cascadia Code"/>
+          <w:color w:val="ABB2BF"/>
+          <w:sz w:val="23"/>
+          <w:szCs w:val="23"/>
+          <w:lang w:val="en-US" w:eastAsia="ru-RU"/>
+        </w:rPr>
+        <w:t xml:space="preserve">            </w:t>
+      </w:r>
+      <w:r>
+        <w:rPr>
+          <w:rFonts w:ascii="Cascadia Code" w:eastAsia="Times New Roman" w:hAnsi="Cascadia Code" w:cs="Cascadia Code"/>
+          <w:color w:val="C678DD"/>
+          <w:sz w:val="23"/>
+          <w:szCs w:val="23"/>
+          <w:lang w:eastAsia="ru-RU"/>
+        </w:rPr>
+        <w:t>return</w:t>
+      </w:r>
+    </w:p>
+    <w:p>
+      <w:pPr>
+        <w:shd w:val="clear" w:color="auto" w:fill="282C34"/>
+        <w:spacing w:after="0" w:line="300" w:lineRule="atLeast"/>
+        <w:rPr>
+          <w:rFonts w:ascii="Cascadia Code" w:eastAsia="Times New Roman" w:hAnsi="Cascadia Code" w:cs="Cascadia Code"/>
+          <w:color w:val="ABB2BF"/>
+          <w:sz w:val="23"/>
+          <w:szCs w:val="23"/>
+          <w:lang w:val="en-US" w:eastAsia="ru-RU"/>
+        </w:rPr>
+      </w:pPr>
+      <w:r>
+        <w:rPr>
+          <w:rFonts w:ascii="Cascadia Code" w:eastAsia="Times New Roman" w:hAnsi="Cascadia Code" w:cs="Cascadia Code"/>
+          <w:color w:val="ABB2BF"/>
+          <w:sz w:val="23"/>
+          <w:szCs w:val="23"/>
+          <w:lang w:eastAsia="ru-RU"/>
+        </w:rPr>
+        <w:lastRenderedPageBreak/>
+        <w:t xml:space="preserve">        </w:t>
+      </w:r>
+      <w:r>
+        <w:rPr>
+          <w:rFonts w:ascii="Cascadia Code" w:eastAsia="Times New Roman" w:hAnsi="Cascadia Code" w:cs="Cascadia Code"/>
+          <w:color w:val="ABB2BF"/>
+          <w:sz w:val="23"/>
+          <w:szCs w:val="23"/>
+          <w:lang w:val="en-US" w:eastAsia="ru-RU"/>
+        </w:rPr>
+        <w:t xml:space="preserve">length </w:t>
+      </w:r>
+      <w:r>
+        <w:rPr>
+          <w:rFonts w:ascii="Cascadia Code" w:eastAsia="Times New Roman" w:hAnsi="Cascadia Code" w:cs="Cascadia Code"/>
+          <w:color w:val="C678DD"/>
+          <w:sz w:val="23"/>
+          <w:szCs w:val="23"/>
+          <w:lang w:val="en-US" w:eastAsia="ru-RU"/>
+        </w:rPr>
+        <w:t>=</w:t>
+      </w:r>
+      <w:r>
+        <w:rPr>
+          <w:rFonts w:ascii="Cascadia Code" w:eastAsia="Times New Roman" w:hAnsi="Cascadia Code" w:cs="Cascadia Code"/>
+          <w:color w:val="ABB2BF"/>
+          <w:sz w:val="23"/>
+          <w:szCs w:val="23"/>
+          <w:lang w:val="en-US" w:eastAsia="ru-RU"/>
+        </w:rPr>
+        <w:t xml:space="preserve"> </w:t>
+      </w:r>
+      <w:r>
+        <w:rPr>
+          <w:rFonts w:ascii="Cascadia Code" w:eastAsia="Times New Roman" w:hAnsi="Cascadia Code" w:cs="Cascadia Code"/>
+          <w:color w:val="56B6C2"/>
+          <w:sz w:val="23"/>
+          <w:szCs w:val="23"/>
+          <w:lang w:val="en-US" w:eastAsia="ru-RU"/>
+        </w:rPr>
+        <w:t>int</w:t>
+      </w:r>
+      <w:r>
+        <w:rPr>
+          <w:rFonts w:ascii="Cascadia Code" w:eastAsia="Times New Roman" w:hAnsi="Cascadia Code" w:cs="Cascadia Code"/>
+          <w:color w:val="ABB2BF"/>
+          <w:sz w:val="23"/>
+          <w:szCs w:val="23"/>
+          <w:lang w:val="en-US" w:eastAsia="ru-RU"/>
+        </w:rPr>
+        <w:t>(</w:t>
+      </w:r>
+      <w:r>
+        <w:rPr>
+          <w:rFonts w:ascii="Cascadia Code" w:eastAsia="Times New Roman" w:hAnsi="Cascadia Code" w:cs="Cascadia Code"/>
+          <w:color w:val="E06C75"/>
+          <w:sz w:val="23"/>
+          <w:szCs w:val="23"/>
+          <w:lang w:val="en-US" w:eastAsia="ru-RU"/>
+        </w:rPr>
+        <w:t>self</w:t>
+      </w:r>
+      <w:r>
+        <w:rPr>
+          <w:rFonts w:ascii="Cascadia Code" w:eastAsia="Times New Roman" w:hAnsi="Cascadia Code" w:cs="Cascadia Code"/>
+          <w:color w:val="ABB2BF"/>
+          <w:sz w:val="23"/>
+          <w:szCs w:val="23"/>
+          <w:lang w:val="en-US" w:eastAsia="ru-RU"/>
+        </w:rPr>
+        <w:t>.headers.get(</w:t>
+      </w:r>
+      <w:r>
+        <w:rPr>
+          <w:rFonts w:ascii="Cascadia Code" w:eastAsia="Times New Roman" w:hAnsi="Cascadia Code" w:cs="Cascadia Code"/>
+          <w:color w:val="98C379"/>
+          <w:sz w:val="23"/>
+          <w:szCs w:val="23"/>
+          <w:lang w:val="en-US" w:eastAsia="ru-RU"/>
+        </w:rPr>
+        <w:t>"Content-Length"</w:t>
+      </w:r>
+      <w:r>
+        <w:rPr>
+          <w:rFonts w:ascii="Cascadia Code" w:eastAsia="Times New Roman" w:hAnsi="Cascadia Code" w:cs="Cascadia Code"/>
+          <w:color w:val="ABB2BF"/>
+          <w:sz w:val="23"/>
+          <w:szCs w:val="23"/>
+          <w:lang w:val="en-US" w:eastAsia="ru-RU"/>
+        </w:rPr>
+        <w:t xml:space="preserve">, </w:t>
+      </w:r>
+      <w:r>
+        <w:rPr>
+          <w:rFonts w:ascii="Cascadia Code" w:eastAsia="Times New Roman" w:hAnsi="Cascadia Code" w:cs="Cascadia Code"/>
+          <w:color w:val="AFD166"/>
+          <w:sz w:val="23"/>
+          <w:szCs w:val="23"/>
+          <w:lang w:val="en-US" w:eastAsia="ru-RU"/>
+        </w:rPr>
+        <w:t>0</w:t>
+      </w:r>
+      <w:r>
+        <w:rPr>
+          <w:rFonts w:ascii="Cascadia Code" w:eastAsia="Times New Roman" w:hAnsi="Cascadia Code" w:cs="Cascadia Code"/>
+          <w:color w:val="ABB2BF"/>
+          <w:sz w:val="23"/>
+          <w:szCs w:val="23"/>
+          <w:lang w:val="en-US" w:eastAsia="ru-RU"/>
+        </w:rPr>
+        <w:t>))</w:t>
+      </w:r>
+    </w:p>
+    <w:p>
+      <w:pPr>
+        <w:shd w:val="clear" w:color="auto" w:fill="282C34"/>
+        <w:spacing w:after="0" w:line="300" w:lineRule="atLeast"/>
+        <w:rPr>
+          <w:rFonts w:ascii="Cascadia Code" w:eastAsia="Times New Roman" w:hAnsi="Cascadia Code" w:cs="Cascadia Code"/>
+          <w:color w:val="ABB2BF"/>
+          <w:sz w:val="23"/>
+          <w:szCs w:val="23"/>
+          <w:lang w:val="en-US" w:eastAsia="ru-RU"/>
+        </w:rPr>
+      </w:pPr>
+      <w:r>
+        <w:rPr>
+          <w:rFonts w:ascii="Cascadia Code" w:eastAsia="Times New Roman" w:hAnsi="Cascadia Code" w:cs="Cascadia Code"/>
+          <w:color w:val="ABB2BF"/>
+          <w:sz w:val="23"/>
+          <w:szCs w:val="23"/>
+          <w:lang w:val="en-US" w:eastAsia="ru-RU"/>
+        </w:rPr>
+        <w:t xml:space="preserve">        </w:t>
+      </w:r>
+      <w:r>
+        <w:rPr>
+          <w:rFonts w:ascii="Cascadia Code" w:eastAsia="Times New Roman" w:hAnsi="Cascadia Code" w:cs="Cascadia Code"/>
+          <w:color w:val="C678DD"/>
+          <w:sz w:val="23"/>
+          <w:szCs w:val="23"/>
+          <w:lang w:val="en-US" w:eastAsia="ru-RU"/>
+        </w:rPr>
+        <w:t>try</w:t>
+      </w:r>
+      <w:r>
+        <w:rPr>
+          <w:rFonts w:ascii="Cascadia Code" w:eastAsia="Times New Roman" w:hAnsi="Cascadia Code" w:cs="Cascadia Code"/>
+          <w:color w:val="ABB2BF"/>
+          <w:sz w:val="23"/>
+          <w:szCs w:val="23"/>
+          <w:lang w:val="en-US" w:eastAsia="ru-RU"/>
+        </w:rPr>
+        <w:t>:</w:t>
+      </w:r>
+    </w:p>
+    <w:p>
+      <w:pPr>
+        <w:shd w:val="clear" w:color="auto" w:fill="282C34"/>
+        <w:spacing w:after="0" w:line="300" w:lineRule="atLeast"/>
+        <w:rPr>
+          <w:rFonts w:ascii="Cascadia Code" w:eastAsia="Times New Roman" w:hAnsi="Cascadia Code" w:cs="Cascadia Code"/>
+          <w:color w:val="ABB2BF"/>
+          <w:sz w:val="23"/>
+          <w:szCs w:val="23"/>
+          <w:lang w:val="en-US" w:eastAsia="ru-RU"/>
+        </w:rPr>
+      </w:pPr>
+      <w:r>
+        <w:rPr>
+          <w:rFonts w:ascii="Cascadia Code" w:eastAsia="Times New Roman" w:hAnsi="Cascadia Code" w:cs="Cascadia Code"/>
+          <w:color w:val="ABB2BF"/>
+          <w:sz w:val="23"/>
+          <w:szCs w:val="23"/>
+          <w:lang w:val="en-US" w:eastAsia="ru-RU"/>
+        </w:rPr>
+        <w:t xml:space="preserve">            data </w:t>
+      </w:r>
+      <w:r>
+        <w:rPr>
+          <w:rFonts w:ascii="Cascadia Code" w:eastAsia="Times New Roman" w:hAnsi="Cascadia Code" w:cs="Cascadia Code"/>
+          <w:color w:val="C678DD"/>
+          <w:sz w:val="23"/>
+          <w:szCs w:val="23"/>
+          <w:lang w:val="en-US" w:eastAsia="ru-RU"/>
+        </w:rPr>
+        <w:t>=</w:t>
+      </w:r>
+      <w:r>
+        <w:rPr>
+          <w:rFonts w:ascii="Cascadia Code" w:eastAsia="Times New Roman" w:hAnsi="Cascadia Code" w:cs="Cascadia Code"/>
+          <w:color w:val="ABB2BF"/>
+          <w:sz w:val="23"/>
+          <w:szCs w:val="23"/>
+          <w:lang w:val="en-US" w:eastAsia="ru-RU"/>
+        </w:rPr>
+        <w:t xml:space="preserve"> json.loads(</w:t>
+      </w:r>
+      <w:r>
+        <w:rPr>
+          <w:rFonts w:ascii="Cascadia Code" w:eastAsia="Times New Roman" w:hAnsi="Cascadia Code" w:cs="Cascadia Code"/>
+          <w:color w:val="E06C75"/>
+          <w:sz w:val="23"/>
+          <w:szCs w:val="23"/>
+          <w:lang w:val="en-US" w:eastAsia="ru-RU"/>
+        </w:rPr>
+        <w:t>self</w:t>
+      </w:r>
+      <w:r>
+        <w:rPr>
+          <w:rFonts w:ascii="Cascadia Code" w:eastAsia="Times New Roman" w:hAnsi="Cascadia Code" w:cs="Cascadia Code"/>
+          <w:color w:val="ABB2BF"/>
+          <w:sz w:val="23"/>
+          <w:szCs w:val="23"/>
+          <w:lang w:val="en-US" w:eastAsia="ru-RU"/>
+        </w:rPr>
+        <w:t>.rfile.read(length).decode(</w:t>
+      </w:r>
+      <w:r>
+        <w:rPr>
+          <w:rFonts w:ascii="Cascadia Code" w:eastAsia="Times New Roman" w:hAnsi="Cascadia Code" w:cs="Cascadia Code"/>
+          <w:color w:val="98C379"/>
+          <w:sz w:val="23"/>
+          <w:szCs w:val="23"/>
+          <w:lang w:val="en-US" w:eastAsia="ru-RU"/>
+        </w:rPr>
+        <w:t>"utf-8"</w:t>
+      </w:r>
+      <w:r>
+        <w:rPr>
+          <w:rFonts w:ascii="Cascadia Code" w:eastAsia="Times New Roman" w:hAnsi="Cascadia Code" w:cs="Cascadia Code"/>
+          <w:color w:val="ABB2BF"/>
+          <w:sz w:val="23"/>
+          <w:szCs w:val="23"/>
+          <w:lang w:val="en-US" w:eastAsia="ru-RU"/>
+        </w:rPr>
+        <w:t>))</w:t>
+      </w:r>
+    </w:p>
+    <w:p>
+      <w:pPr>
+        <w:shd w:val="clear" w:color="auto" w:fill="282C34"/>
+        <w:spacing w:after="0" w:line="300" w:lineRule="atLeast"/>
+        <w:rPr>
+          <w:rFonts w:ascii="Cascadia Code" w:eastAsia="Times New Roman" w:hAnsi="Cascadia Code" w:cs="Cascadia Code"/>
+          <w:color w:val="ABB2BF"/>
+          <w:sz w:val="23"/>
+          <w:szCs w:val="23"/>
+          <w:lang w:val="en-US" w:eastAsia="ru-RU"/>
+        </w:rPr>
+      </w:pPr>
+      <w:r>
+        <w:rPr>
+          <w:rFonts w:ascii="Cascadia Code" w:eastAsia="Times New Roman" w:hAnsi="Cascadia Code" w:cs="Cascadia Code"/>
+          <w:color w:val="ABB2BF"/>
+          <w:sz w:val="23"/>
+          <w:szCs w:val="23"/>
+          <w:lang w:val="en-US" w:eastAsia="ru-RU"/>
+        </w:rPr>
+        <w:t xml:space="preserve">        </w:t>
+      </w:r>
+      <w:r>
+        <w:rPr>
+          <w:rFonts w:ascii="Cascadia Code" w:eastAsia="Times New Roman" w:hAnsi="Cascadia Code" w:cs="Cascadia Code"/>
+          <w:color w:val="C678DD"/>
+          <w:sz w:val="23"/>
+          <w:szCs w:val="23"/>
+          <w:lang w:val="en-US" w:eastAsia="ru-RU"/>
+        </w:rPr>
+        <w:t>except</w:t>
+      </w:r>
+      <w:r>
+        <w:rPr>
+          <w:rFonts w:ascii="Cascadia Code" w:eastAsia="Times New Roman" w:hAnsi="Cascadia Code" w:cs="Cascadia Code"/>
+          <w:color w:val="ABB2BF"/>
+          <w:sz w:val="23"/>
+          <w:szCs w:val="23"/>
+          <w:lang w:val="en-US" w:eastAsia="ru-RU"/>
+        </w:rPr>
+        <w:t xml:space="preserve"> </w:t>
+      </w:r>
+      <w:r>
+        <w:rPr>
+          <w:rFonts w:ascii="Cascadia Code" w:eastAsia="Times New Roman" w:hAnsi="Cascadia Code" w:cs="Cascadia Code"/>
+          <w:color w:val="56B6C2"/>
+          <w:sz w:val="23"/>
+          <w:szCs w:val="23"/>
+          <w:lang w:val="en-US" w:eastAsia="ru-RU"/>
+        </w:rPr>
+        <w:t>ValueError</w:t>
+      </w:r>
+      <w:r>
+        <w:rPr>
+          <w:rFonts w:ascii="Cascadia Code" w:eastAsia="Times New Roman" w:hAnsi="Cascadia Code" w:cs="Cascadia Code"/>
+          <w:color w:val="ABB2BF"/>
+          <w:sz w:val="23"/>
+          <w:szCs w:val="23"/>
+          <w:lang w:val="en-US" w:eastAsia="ru-RU"/>
+        </w:rPr>
+        <w:t>:</w:t>
+      </w:r>
+    </w:p>
+    <w:p>
+      <w:pPr>
+        <w:shd w:val="clear" w:color="auto" w:fill="282C34"/>
+        <w:spacing w:after="0" w:line="300" w:lineRule="atLeast"/>
+        <w:rPr>
+          <w:rFonts w:ascii="Cascadia Code" w:eastAsia="Times New Roman" w:hAnsi="Cascadia Code" w:cs="Cascadia Code"/>
+          <w:color w:val="ABB2BF"/>
+          <w:sz w:val="23"/>
+          <w:szCs w:val="23"/>
+          <w:lang w:val="en-US" w:eastAsia="ru-RU"/>
+        </w:rPr>
+      </w:pPr>
+      <w:r>
+        <w:rPr>
+          <w:rFonts w:ascii="Cascadia Code" w:eastAsia="Times New Roman" w:hAnsi="Cascadia Code" w:cs="Cascadia Code"/>
+          <w:color w:val="ABB2BF"/>
+          <w:sz w:val="23"/>
+          <w:szCs w:val="23"/>
+          <w:lang w:val="en-US" w:eastAsia="ru-RU"/>
+        </w:rPr>
+        <w:t xml:space="preserve">            </w:t>
+      </w:r>
+      <w:r>
+        <w:rPr>
+          <w:rFonts w:ascii="Cascadia Code" w:eastAsia="Times New Roman" w:hAnsi="Cascadia Code" w:cs="Cascadia Code"/>
+          <w:color w:val="E06C75"/>
+          <w:sz w:val="23"/>
+          <w:szCs w:val="23"/>
+          <w:lang w:val="en-US" w:eastAsia="ru-RU"/>
+        </w:rPr>
+        <w:t>self</w:t>
+      </w:r>
+      <w:r>
+        <w:rPr>
+          <w:rFonts w:ascii="Cascadia Code" w:eastAsia="Times New Roman" w:hAnsi="Cascadia Code" w:cs="Cascadia Code"/>
+          <w:color w:val="ABB2BF"/>
+          <w:sz w:val="23"/>
+          <w:szCs w:val="23"/>
+          <w:lang w:val="en-US" w:eastAsia="ru-RU"/>
+        </w:rPr>
+        <w:t>.send_json(</w:t>
+      </w:r>
+      <w:r>
+        <w:rPr>
+          <w:rFonts w:ascii="Cascadia Code" w:eastAsia="Times New Roman" w:hAnsi="Cascadia Code" w:cs="Cascadia Code"/>
+          <w:color w:val="AFD166"/>
+          <w:sz w:val="23"/>
+          <w:szCs w:val="23"/>
+          <w:lang w:val="en-US" w:eastAsia="ru-RU"/>
+        </w:rPr>
+        <w:t>400</w:t>
+      </w:r>
+      <w:r>
+        <w:rPr>
+          <w:rFonts w:ascii="Cascadia Code" w:eastAsia="Times New Roman" w:hAnsi="Cascadia Code" w:cs="Cascadia Code"/>
+          <w:color w:val="ABB2BF"/>
+          <w:sz w:val="23"/>
+          <w:szCs w:val="23"/>
+          <w:lang w:val="en-US" w:eastAsia="ru-RU"/>
+        </w:rPr>
+        <w:t>, {</w:t>
+      </w:r>
+      <w:r>
+        <w:rPr>
+          <w:rFonts w:ascii="Cascadia Code" w:eastAsia="Times New Roman" w:hAnsi="Cascadia Code" w:cs="Cascadia Code"/>
+          <w:color w:val="98C379"/>
+          <w:sz w:val="23"/>
+          <w:szCs w:val="23"/>
+          <w:lang w:val="en-US" w:eastAsia="ru-RU"/>
+        </w:rPr>
+        <w:t>"error"</w:t>
+      </w:r>
+      <w:r>
+        <w:rPr>
+          <w:rFonts w:ascii="Cascadia Code" w:eastAsia="Times New Roman" w:hAnsi="Cascadia Code" w:cs="Cascadia Code"/>
+          <w:color w:val="ABB2BF"/>
+          <w:sz w:val="23"/>
+          <w:szCs w:val="23"/>
+          <w:lang w:val="en-US" w:eastAsia="ru-RU"/>
+        </w:rPr>
+        <w:t xml:space="preserve">: </w:t>
+      </w:r>
+      <w:r>
+        <w:rPr>
+          <w:rFonts w:ascii="Cascadia Code" w:eastAsia="Times New Roman" w:hAnsi="Cascadia Code" w:cs="Cascadia Code"/>
+          <w:color w:val="98C379"/>
+          <w:sz w:val="23"/>
+          <w:szCs w:val="23"/>
+          <w:lang w:val="en-US" w:eastAsia="ru-RU"/>
+        </w:rPr>
+        <w:t>"</w:t>
+      </w:r>
+      <w:r>
+        <w:rPr>
+          <w:rFonts w:ascii="Cascadia Code" w:eastAsia="Times New Roman" w:hAnsi="Cascadia Code" w:cs="Cascadia Code"/>
+          <w:color w:val="98C379"/>
+          <w:sz w:val="23"/>
+          <w:szCs w:val="23"/>
+          <w:lang w:eastAsia="ru-RU"/>
+        </w:rPr>
+        <w:t>Некорректный</w:t>
+      </w:r>
+      <w:r>
+        <w:rPr>
+          <w:rFonts w:ascii="Cascadia Code" w:eastAsia="Times New Roman" w:hAnsi="Cascadia Code" w:cs="Cascadia Code"/>
+          <w:color w:val="98C379"/>
+          <w:sz w:val="23"/>
+          <w:szCs w:val="23"/>
+          <w:lang w:val="en-US" w:eastAsia="ru-RU"/>
+        </w:rPr>
+        <w:t xml:space="preserve"> JSON"</w:t>
+      </w:r>
+      <w:r>
+        <w:rPr>
+          <w:rFonts w:ascii="Cascadia Code" w:eastAsia="Times New Roman" w:hAnsi="Cascadia Code" w:cs="Cascadia Code"/>
+          <w:color w:val="ABB2BF"/>
+          <w:sz w:val="23"/>
+          <w:szCs w:val="23"/>
+          <w:lang w:val="en-US" w:eastAsia="ru-RU"/>
+        </w:rPr>
+        <w:t>})</w:t>
+      </w:r>
+    </w:p>
+    <w:p>
+      <w:pPr>
+        <w:shd w:val="clear" w:color="auto" w:fill="282C34"/>
+        <w:spacing w:after="0" w:line="300" w:lineRule="atLeast"/>
+        <w:rPr>
+          <w:rFonts w:ascii="Cascadia Code" w:eastAsia="Times New Roman" w:hAnsi="Cascadia Code" w:cs="Cascadia Code"/>
+          <w:color w:val="ABB2BF"/>
+          <w:sz w:val="23"/>
+          <w:szCs w:val="23"/>
+          <w:lang w:val="en-US" w:eastAsia="ru-RU"/>
+        </w:rPr>
+      </w:pPr>
+      <w:r>
+        <w:rPr>
+          <w:rFonts w:ascii="Cascadia Code" w:eastAsia="Times New Roman" w:hAnsi="Cascadia Code" w:cs="Cascadia Code"/>
+          <w:color w:val="ABB2BF"/>
+          <w:sz w:val="23"/>
+          <w:szCs w:val="23"/>
+          <w:lang w:val="en-US" w:eastAsia="ru-RU"/>
+        </w:rPr>
+        <w:t xml:space="preserve">            </w:t>
+      </w:r>
+      <w:r>
+        <w:rPr>
+          <w:rFonts w:ascii="Cascadia Code" w:eastAsia="Times New Roman" w:hAnsi="Cascadia Code" w:cs="Cascadia Code"/>
+          <w:color w:val="C678DD"/>
+          <w:sz w:val="23"/>
+          <w:szCs w:val="23"/>
+          <w:lang w:val="en-US" w:eastAsia="ru-RU"/>
+        </w:rPr>
+        <w:t>return</w:t>
+      </w:r>
+    </w:p>
+    <w:p>
+      <w:pPr>
+        <w:shd w:val="clear" w:color="auto" w:fill="282C34"/>
+        <w:spacing w:after="0" w:line="300" w:lineRule="atLeast"/>
+        <w:rPr>
+          <w:rFonts w:ascii="Cascadia Code" w:eastAsia="Times New Roman" w:hAnsi="Cascadia Code" w:cs="Cascadia Code"/>
+          <w:color w:val="ABB2BF"/>
+          <w:sz w:val="23"/>
+          <w:szCs w:val="23"/>
+          <w:lang w:val="en-US" w:eastAsia="ru-RU"/>
+        </w:rPr>
+      </w:pPr>
+      <w:r>
+        <w:rPr>
+          <w:rFonts w:ascii="Cascadia Code" w:eastAsia="Times New Roman" w:hAnsi="Cascadia Code" w:cs="Cascadia Code"/>
+          <w:color w:val="ABB2BF"/>
+          <w:sz w:val="23"/>
+          <w:szCs w:val="23"/>
+          <w:lang w:val="en-US" w:eastAsia="ru-RU"/>
+        </w:rPr>
+        <w:t xml:space="preserve">        </w:t>
+      </w:r>
+      <w:r>
+        <w:rPr>
+          <w:rFonts w:ascii="Cascadia Code" w:eastAsia="Times New Roman" w:hAnsi="Cascadia Code" w:cs="Cascadia Code"/>
+          <w:color w:val="E06C75"/>
+          <w:sz w:val="23"/>
+          <w:szCs w:val="23"/>
+          <w:lang w:val="en-US" w:eastAsia="ru-RU"/>
+        </w:rPr>
+        <w:t>self</w:t>
+      </w:r>
+      <w:r>
+        <w:rPr>
+          <w:rFonts w:ascii="Cascadia Code" w:eastAsia="Times New Roman" w:hAnsi="Cascadia Code" w:cs="Cascadia Code"/>
+          <w:color w:val="ABB2BF"/>
+          <w:sz w:val="23"/>
+          <w:szCs w:val="23"/>
+          <w:lang w:val="en-US" w:eastAsia="ru-RU"/>
+        </w:rPr>
+        <w:t>.send_json(</w:t>
+      </w:r>
+      <w:r>
+        <w:rPr>
+          <w:rFonts w:ascii="Cascadia Code" w:eastAsia="Times New Roman" w:hAnsi="Cascadia Code" w:cs="Cascadia Code"/>
+          <w:color w:val="AFD166"/>
+          <w:sz w:val="23"/>
+          <w:szCs w:val="23"/>
+          <w:lang w:val="en-US" w:eastAsia="ru-RU"/>
+        </w:rPr>
+        <w:t>200</w:t>
+      </w:r>
+      <w:r>
+        <w:rPr>
+          <w:rFonts w:ascii="Cascadia Code" w:eastAsia="Times New Roman" w:hAnsi="Cascadia Code" w:cs="Cascadia Code"/>
+          <w:color w:val="ABB2BF"/>
+          <w:sz w:val="23"/>
+          <w:szCs w:val="23"/>
+          <w:lang w:val="en-US" w:eastAsia="ru-RU"/>
+        </w:rPr>
+        <w:t>, {</w:t>
+      </w:r>
+      <w:r>
+        <w:rPr>
+          <w:rFonts w:ascii="Cascadia Code" w:eastAsia="Times New Roman" w:hAnsi="Cascadia Code" w:cs="Cascadia Code"/>
+          <w:color w:val="98C379"/>
+          <w:sz w:val="23"/>
+          <w:szCs w:val="23"/>
+          <w:lang w:val="en-US" w:eastAsia="ru-RU"/>
+        </w:rPr>
+        <w:t>"received"</w:t>
+      </w:r>
+      <w:r>
+        <w:rPr>
+          <w:rFonts w:ascii="Cascadia Code" w:eastAsia="Times New Roman" w:hAnsi="Cascadia Code" w:cs="Cascadia Code"/>
+          <w:color w:val="ABB2BF"/>
+          <w:sz w:val="23"/>
+          <w:szCs w:val="23"/>
+          <w:lang w:val="en-US" w:eastAsia="ru-RU"/>
+        </w:rPr>
+        <w:t>: data})</w:t>
+      </w:r>
+    </w:p>
+    <w:p>
+      <w:pPr>
+        <w:shd w:val="clear" w:color="auto" w:fill="282C34"/>
+        <w:spacing w:after="0" w:line="300" w:lineRule="atLeast"/>
+        <w:rPr>
+          <w:rFonts w:ascii="Cascadia Code" w:eastAsia="Times New Roman" w:hAnsi="Cascadia Code" w:cs="Cascadia Code"/>
+          <w:color w:val="ABB2BF"/>
+          <w:sz w:val="23"/>
+          <w:szCs w:val="23"/>
+          <w:lang w:val="en-US" w:eastAsia="ru-RU"/>
+        </w:rPr>
+      </w:pPr>
+    </w:p>
+    <w:p>
+      <w:pPr>
+        <w:shd w:val="clear" w:color="auto" w:fill="282C34"/>
+        <w:spacing w:after="0" w:line="300" w:lineRule="atLeast"/>
+        <w:rPr>
+          <w:rFonts w:ascii="Cascadia Code" w:eastAsia="Times New Roman" w:hAnsi="Cascadia Code" w:cs="Cascadia Code"/>
+          <w:color w:val="ABB2BF"/>
+          <w:sz w:val="23"/>
+          <w:szCs w:val="23"/>
+          <w:lang w:val="en-US" w:eastAsia="ru-RU"/>
+        </w:rPr>
+      </w:pPr>
+      <w:r>
+        <w:rPr>
+          <w:rFonts w:ascii="Cascadia Code" w:eastAsia="Times New Roman" w:hAnsi="Cascadia Code" w:cs="Cascadia Code"/>
+          <w:color w:val="C678DD"/>
+          <w:sz w:val="23"/>
+          <w:szCs w:val="23"/>
+          <w:lang w:val="en-US" w:eastAsia="ru-RU"/>
+        </w:rPr>
+        <w:t>if</w:t>
+      </w:r>
+      <w:r>
+        <w:rPr>
+          <w:rFonts w:ascii="Cascadia Code" w:eastAsia="Times New Roman" w:hAnsi="Cascadia Code" w:cs="Cascadia Code"/>
+          <w:color w:val="ABB2BF"/>
+          <w:sz w:val="23"/>
+          <w:szCs w:val="23"/>
+          <w:lang w:val="en-US" w:eastAsia="ru-RU"/>
+        </w:rPr>
+        <w:t xml:space="preserve"> </w:t>
+      </w:r>
+      <w:r>
+        <w:rPr>
+          <w:rFonts w:ascii="Cascadia Code" w:eastAsia="Times New Roman" w:hAnsi="Cascadia Code" w:cs="Cascadia Code"/>
+          <w:color w:val="E06C75"/>
+          <w:sz w:val="23"/>
+          <w:szCs w:val="23"/>
+          <w:lang w:val="en-US" w:eastAsia="ru-RU"/>
+        </w:rPr>
+        <w:t>__name__</w:t>
+      </w:r>
+      <w:r>
+        <w:rPr>
+          <w:rFonts w:ascii="Cascadia Code" w:eastAsia="Times New Roman" w:hAnsi="Cascadia Code" w:cs="Cascadia Code"/>
+          <w:color w:val="ABB2BF"/>
+          <w:sz w:val="23"/>
+          <w:szCs w:val="23"/>
+          <w:lang w:val="en-US" w:eastAsia="ru-RU"/>
+        </w:rPr>
+        <w:t xml:space="preserve"> </w:t>
+      </w:r>
+      <w:r>
+        <w:rPr>
+          <w:rFonts w:ascii="Cascadia Code" w:eastAsia="Times New Roman" w:hAnsi="Cascadia Code" w:cs="Cascadia Code"/>
+          <w:color w:val="C678DD"/>
+          <w:sz w:val="23"/>
+          <w:szCs w:val="23"/>
+          <w:lang w:val="en-US" w:eastAsia="ru-RU"/>
+        </w:rPr>
+        <w:t>==</w:t>
+      </w:r>
+      <w:r>
+        <w:rPr>
+          <w:rFonts w:ascii="Cascadia Code" w:eastAsia="Times New Roman" w:hAnsi="Cascadia Code" w:cs="Cascadia Code"/>
+          <w:color w:val="ABB2BF"/>
+          <w:sz w:val="23"/>
+          <w:szCs w:val="23"/>
+          <w:lang w:val="en-US" w:eastAsia="ru-RU"/>
+        </w:rPr>
+        <w:t xml:space="preserve"> </w:t>
+      </w:r>
+      <w:r>
+        <w:rPr>
+          <w:rFonts w:ascii="Cascadia Code" w:eastAsia="Times New Roman" w:hAnsi="Cascadia Code" w:cs="Cascadia Code"/>
+          <w:color w:val="98C379"/>
+          <w:sz w:val="23"/>
+          <w:szCs w:val="23"/>
+          <w:lang w:val="en-US" w:eastAsia="ru-RU"/>
+        </w:rPr>
+        <w:t>"__main__"</w:t>
+      </w:r>
+      <w:r>
+        <w:rPr>
+          <w:rFonts w:ascii="Cascadia Code" w:eastAsia="Times New Roman" w:hAnsi="Cascadia Code" w:cs="Cascadia Code"/>
+          <w:color w:val="ABB2BF"/>
+          <w:sz w:val="23"/>
+          <w:szCs w:val="23"/>
+          <w:lang w:val="en-US" w:eastAsia="ru-RU"/>
+        </w:rPr>
+        <w:t>:</w:t>
+      </w:r>
+    </w:p>
+    <w:p>
+      <w:pPr>
+        <w:shd w:val="clear" w:color="auto" w:fill="282C34"/>
+        <w:spacing w:after="0" w:line="300" w:lineRule="atLeast"/>
+        <w:rPr>
+          <w:rFonts w:ascii="Cascadia Code" w:eastAsia="Times New Roman" w:hAnsi="Cascadia Code" w:cs="Cascadia Code"/>
+          <w:color w:val="ABB2BF"/>
+          <w:sz w:val="23"/>
+          <w:szCs w:val="23"/>
+          <w:lang w:val="en-US" w:eastAsia="ru-RU"/>
+        </w:rPr>
+      </w:pPr>
+      <w:r>
+        <w:rPr>
+          <w:rFonts w:ascii="Cascadia Code" w:eastAsia="Times New Roman" w:hAnsi="Cascadia Code" w:cs="Cascadia Code"/>
+          <w:color w:val="ABB2BF"/>
+          <w:sz w:val="23"/>
+          <w:szCs w:val="23"/>
+          <w:lang w:val="en-US" w:eastAsia="ru-RU"/>
+        </w:rPr>
+        <w:t xml:space="preserve">    HTTPServer.allow_reuse_address </w:t>
+      </w:r>
+      <w:r>
+        <w:rPr>
+          <w:rFonts w:ascii="Cascadia Code" w:eastAsia="Times New Roman" w:hAnsi="Cascadia Code" w:cs="Cascadia Code"/>
+          <w:color w:val="C678DD"/>
+          <w:sz w:val="23"/>
+          <w:szCs w:val="23"/>
+          <w:lang w:val="en-US" w:eastAsia="ru-RU"/>
+        </w:rPr>
+        <w:t>=</w:t>
+      </w:r>
+      <w:r>
+        <w:rPr>
+          <w:rFonts w:ascii="Cascadia Code" w:eastAsia="Times New Roman" w:hAnsi="Cascadia Code" w:cs="Cascadia Code"/>
+          <w:color w:val="ABB2BF"/>
+          <w:sz w:val="23"/>
+          <w:szCs w:val="23"/>
+          <w:lang w:val="en-US" w:eastAsia="ru-RU"/>
+        </w:rPr>
+        <w:t xml:space="preserve"> </w:t>
+      </w:r>
+      <w:r>
+        <w:rPr>
+          <w:rFonts w:ascii="Cascadia Code" w:eastAsia="Times New Roman" w:hAnsi="Cascadia Code" w:cs="Cascadia Code"/>
+          <w:color w:val="D19A66"/>
+          <w:sz w:val="23"/>
+          <w:szCs w:val="23"/>
+          <w:lang w:val="en-US" w:eastAsia="ru-RU"/>
+        </w:rPr>
+        <w:t>False</w:t>
+      </w:r>
+    </w:p>
+    <w:p>
+      <w:pPr>
+        <w:shd w:val="clear" w:color="auto" w:fill="282C34"/>
+        <w:spacing w:after="0" w:line="300" w:lineRule="atLeast"/>
+        <w:rPr>
+          <w:rFonts w:ascii="Cascadia Code" w:eastAsia="Times New Roman" w:hAnsi="Cascadia Code" w:cs="Cascadia Code"/>
+          <w:color w:val="ABB2BF"/>
+          <w:sz w:val="23"/>
+          <w:szCs w:val="23"/>
+          <w:lang w:val="en-US" w:eastAsia="ru-RU"/>
+        </w:rPr>
+      </w:pPr>
+      <w:r>
+        <w:rPr>
+          <w:rFonts w:ascii="Cascadia Code" w:eastAsia="Times New Roman" w:hAnsi="Cascadia Code" w:cs="Cascadia Code"/>
+          <w:color w:val="ABB2BF"/>
+          <w:sz w:val="23"/>
+          <w:szCs w:val="23"/>
+          <w:lang w:val="en-US" w:eastAsia="ru-RU"/>
+        </w:rPr>
+        <w:t xml:space="preserve">    server </w:t>
+      </w:r>
+      <w:r>
+        <w:rPr>
+          <w:rFonts w:ascii="Cascadia Code" w:eastAsia="Times New Roman" w:hAnsi="Cascadia Code" w:cs="Cascadia Code"/>
+          <w:color w:val="C678DD"/>
+          <w:sz w:val="23"/>
+          <w:szCs w:val="23"/>
+          <w:lang w:val="en-US" w:eastAsia="ru-RU"/>
+        </w:rPr>
+        <w:t>=</w:t>
+      </w:r>
+      <w:r>
+        <w:rPr>
+          <w:rFonts w:ascii="Cascadia Code" w:eastAsia="Times New Roman" w:hAnsi="Cascadia Code" w:cs="Cascadia Code"/>
+          <w:color w:val="ABB2BF"/>
+          <w:sz w:val="23"/>
+          <w:szCs w:val="23"/>
+          <w:lang w:val="en-US" w:eastAsia="ru-RU"/>
+        </w:rPr>
+        <w:t xml:space="preserve"> HTTPServer((</w:t>
+      </w:r>
+      <w:r>
+        <w:rPr>
+          <w:rFonts w:ascii="Cascadia Code" w:eastAsia="Times New Roman" w:hAnsi="Cascadia Code" w:cs="Cascadia Code"/>
+          <w:color w:val="98C379"/>
+          <w:sz w:val="23"/>
+          <w:szCs w:val="23"/>
+          <w:lang w:val="en-US" w:eastAsia="ru-RU"/>
+        </w:rPr>
+        <w:t>"127.0.0.1"</w:t>
+      </w:r>
+      <w:r>
+        <w:rPr>
+          <w:rFonts w:ascii="Cascadia Code" w:eastAsia="Times New Roman" w:hAnsi="Cascadia Code" w:cs="Cascadia Code"/>
+          <w:color w:val="ABB2BF"/>
+          <w:sz w:val="23"/>
+          <w:szCs w:val="23"/>
+          <w:lang w:val="en-US" w:eastAsia="ru-RU"/>
+        </w:rPr>
+        <w:t xml:space="preserve">, </w:t>
+      </w:r>
+      <w:r>
+        <w:rPr>
+          <w:rFonts w:ascii="Cascadia Code" w:eastAsia="Times New Roman" w:hAnsi="Cascadia Code" w:cs="Cascadia Code"/>
+          <w:color w:val="AFD166"/>
+          <w:sz w:val="23"/>
+          <w:szCs w:val="23"/>
+          <w:lang w:val="en-US" w:eastAsia="ru-RU"/>
+        </w:rPr>
+        <w:t>8000</w:t>
+      </w:r>
+      <w:r>
+        <w:rPr>
+          <w:rFonts w:ascii="Cascadia Code" w:eastAsia="Times New Roman" w:hAnsi="Cascadia Code" w:cs="Cascadia Code"/>
+          <w:color w:val="ABB2BF"/>
+          <w:sz w:val="23"/>
+          <w:szCs w:val="23"/>
+          <w:lang w:val="en-US" w:eastAsia="ru-RU"/>
+        </w:rPr>
+        <w:t>), Handler)</w:t>
+      </w:r>
+    </w:p>
+    <w:p>
+      <w:pPr>
+        <w:shd w:val="clear" w:color="auto" w:fill="282C34"/>
+        <w:spacing w:after="0" w:line="300" w:lineRule="atLeast"/>
+        <w:rPr>
+          <w:rFonts w:ascii="Cascadia Code" w:eastAsia="Times New Roman" w:hAnsi="Cascadia Code" w:cs="Cascadia Code"/>
+          <w:color w:val="ABB2BF"/>
+          <w:sz w:val="23"/>
+          <w:szCs w:val="23"/>
+          <w:lang w:val="en-US" w:eastAsia="ru-RU"/>
+        </w:rPr>
+      </w:pPr>
+      <w:r>
+        <w:rPr>
+          <w:rFonts w:ascii="Cascadia Code" w:eastAsia="Times New Roman" w:hAnsi="Cascadia Code" w:cs="Cascadia Code"/>
+          <w:color w:val="ABB2BF"/>
+          <w:sz w:val="23"/>
+          <w:szCs w:val="23"/>
+          <w:lang w:val="en-US" w:eastAsia="ru-RU"/>
+        </w:rPr>
+        <w:t xml:space="preserve">    </w:t>
+      </w:r>
+      <w:r>
+        <w:rPr>
+          <w:rFonts w:ascii="Cascadia Code" w:eastAsia="Times New Roman" w:hAnsi="Cascadia Code" w:cs="Cascadia Code"/>
+          <w:color w:val="56B6C2"/>
+          <w:sz w:val="23"/>
+          <w:szCs w:val="23"/>
+          <w:lang w:val="en-US" w:eastAsia="ru-RU"/>
+        </w:rPr>
+        <w:t>print</w:t>
+      </w:r>
+      <w:r>
+        <w:rPr>
+          <w:rFonts w:ascii="Cascadia Code" w:eastAsia="Times New Roman" w:hAnsi="Cascadia Code" w:cs="Cascadia Code"/>
+          <w:color w:val="ABB2BF"/>
+          <w:sz w:val="23"/>
+          <w:szCs w:val="23"/>
+          <w:lang w:val="en-US" w:eastAsia="ru-RU"/>
+        </w:rPr>
+        <w:t>(</w:t>
+      </w:r>
+      <w:r>
+        <w:rPr>
+          <w:rFonts w:ascii="Cascadia Code" w:eastAsia="Times New Roman" w:hAnsi="Cascadia Code" w:cs="Cascadia Code"/>
+          <w:color w:val="98C379"/>
+          <w:sz w:val="23"/>
+          <w:szCs w:val="23"/>
+          <w:lang w:val="en-US" w:eastAsia="ru-RU"/>
+        </w:rPr>
+        <w:t>"</w:t>
+      </w:r>
+      <w:r>
+        <w:rPr>
+          <w:rFonts w:ascii="Cascadia Code" w:eastAsia="Times New Roman" w:hAnsi="Cascadia Code" w:cs="Cascadia Code"/>
+          <w:color w:val="98C379"/>
+          <w:sz w:val="23"/>
+          <w:szCs w:val="23"/>
+          <w:lang w:eastAsia="ru-RU"/>
+        </w:rPr>
+        <w:t>Сервер</w:t>
+      </w:r>
+      <w:r>
+        <w:rPr>
+          <w:rFonts w:ascii="Cascadia Code" w:eastAsia="Times New Roman" w:hAnsi="Cascadia Code" w:cs="Cascadia Code"/>
+          <w:color w:val="98C379"/>
+          <w:sz w:val="23"/>
+          <w:szCs w:val="23"/>
+          <w:lang w:val="en-US" w:eastAsia="ru-RU"/>
+        </w:rPr>
+        <w:t xml:space="preserve"> </w:t>
+      </w:r>
+      <w:r>
+        <w:rPr>
+          <w:rFonts w:ascii="Cascadia Code" w:eastAsia="Times New Roman" w:hAnsi="Cascadia Code" w:cs="Cascadia Code"/>
+          <w:color w:val="98C379"/>
+          <w:sz w:val="23"/>
+          <w:szCs w:val="23"/>
+          <w:lang w:eastAsia="ru-RU"/>
+        </w:rPr>
+        <w:t>запущен</w:t>
+      </w:r>
+      <w:r>
+        <w:rPr>
+          <w:rFonts w:ascii="Cascadia Code" w:eastAsia="Times New Roman" w:hAnsi="Cascadia Code" w:cs="Cascadia Code"/>
+          <w:color w:val="98C379"/>
+          <w:sz w:val="23"/>
+          <w:szCs w:val="23"/>
+          <w:lang w:val="en-US" w:eastAsia="ru-RU"/>
+        </w:rPr>
+        <w:t>: http://localhost:8000"</w:t>
+      </w:r>
+      <w:r>
+        <w:rPr>
+          <w:rFonts w:ascii="Cascadia Code" w:eastAsia="Times New Roman" w:hAnsi="Cascadia Code" w:cs="Cascadia Code"/>
+          <w:color w:val="ABB2BF"/>
+          <w:sz w:val="23"/>
+          <w:szCs w:val="23"/>
+          <w:lang w:val="en-US" w:eastAsia="ru-RU"/>
+        </w:rPr>
+        <w:t>)</w:t>
+      </w:r>
+    </w:p>
+    <w:p>
+      <w:pPr>
+        <w:shd w:val="clear" w:color="auto" w:fill="282C34"/>
+        <w:spacing w:after="0" w:line="300" w:lineRule="atLeast"/>
+        <w:rPr>
+          <w:rFonts w:ascii="Cascadia Code" w:eastAsia="Times New Roman" w:hAnsi="Cascadia Code" w:cs="Cascadia Code"/>
+          <w:color w:val="ABB2BF"/>
+          <w:sz w:val="23"/>
+          <w:szCs w:val="23"/>
+          <w:lang w:val="en-US" w:eastAsia="ru-RU"/>
+        </w:rPr>
+      </w:pPr>
+      <w:r>
+        <w:rPr>
+          <w:rFonts w:ascii="Cascadia Code" w:eastAsia="Times New Roman" w:hAnsi="Cascadia Code" w:cs="Cascadia Code"/>
+          <w:color w:val="ABB2BF"/>
+          <w:sz w:val="23"/>
+          <w:szCs w:val="23"/>
+          <w:lang w:val="en-US" w:eastAsia="ru-RU"/>
+        </w:rPr>
+        <w:t xml:space="preserve">    </w:t>
+      </w:r>
+      <w:r>
+        <w:rPr>
+          <w:rFonts w:ascii="Cascadia Code" w:eastAsia="Times New Roman" w:hAnsi="Cascadia Code" w:cs="Cascadia Code"/>
+          <w:color w:val="C678DD"/>
+          <w:sz w:val="23"/>
+          <w:szCs w:val="23"/>
+          <w:lang w:val="en-US" w:eastAsia="ru-RU"/>
+        </w:rPr>
+        <w:t>try</w:t>
+      </w:r>
+      <w:r>
+        <w:rPr>
+          <w:rFonts w:ascii="Cascadia Code" w:eastAsia="Times New Roman" w:hAnsi="Cascadia Code" w:cs="Cascadia Code"/>
+          <w:color w:val="ABB2BF"/>
+          <w:sz w:val="23"/>
+          <w:szCs w:val="23"/>
+          <w:lang w:val="en-US" w:eastAsia="ru-RU"/>
+        </w:rPr>
+        <w:t>:</w:t>
+      </w:r>
+    </w:p>
+    <w:p>
+      <w:pPr>
+        <w:shd w:val="clear" w:color="auto" w:fill="282C34"/>
+        <w:spacing w:after="0" w:line="300" w:lineRule="atLeast"/>
+        <w:rPr>
+          <w:rFonts w:ascii="Cascadia Code" w:eastAsia="Times New Roman" w:hAnsi="Cascadia Code" w:cs="Cascadia Code"/>
+          <w:color w:val="ABB2BF"/>
+          <w:sz w:val="23"/>
+          <w:szCs w:val="23"/>
+          <w:lang w:val="en-US" w:eastAsia="ru-RU"/>
+        </w:rPr>
+      </w:pPr>
+      <w:r>
+        <w:rPr>
+          <w:rFonts w:ascii="Cascadia Code" w:eastAsia="Times New Roman" w:hAnsi="Cascadia Code" w:cs="Cascadia Code"/>
+          <w:color w:val="ABB2BF"/>
+          <w:sz w:val="23"/>
+          <w:szCs w:val="23"/>
+          <w:lang w:val="en-US" w:eastAsia="ru-RU"/>
+        </w:rPr>
+        <w:t>        server.serve_forever()</w:t>
+      </w:r>
+    </w:p>
+    <w:p>
+      <w:pPr>
+        <w:shd w:val="clear" w:color="auto" w:fill="282C34"/>
+        <w:spacing w:after="0" w:line="300" w:lineRule="atLeast"/>
+        <w:rPr>
+          <w:rFonts w:ascii="Cascadia Code" w:eastAsia="Times New Roman" w:hAnsi="Cascadia Code" w:cs="Cascadia Code"/>
+          <w:color w:val="ABB2BF"/>
+          <w:sz w:val="23"/>
+          <w:szCs w:val="23"/>
+          <w:lang w:val="en-US" w:eastAsia="ru-RU"/>
+        </w:rPr>
+      </w:pPr>
+      <w:r>
+        <w:rPr>
+          <w:rFonts w:ascii="Cascadia Code" w:eastAsia="Times New Roman" w:hAnsi="Cascadia Code" w:cs="Cascadia Code"/>
+          <w:color w:val="ABB2BF"/>
+          <w:sz w:val="23"/>
+          <w:szCs w:val="23"/>
+          <w:lang w:val="en-US" w:eastAsia="ru-RU"/>
+        </w:rPr>
+        <w:t xml:space="preserve">    </w:t>
+      </w:r>
+      <w:r>
+        <w:rPr>
+          <w:rFonts w:ascii="Cascadia Code" w:eastAsia="Times New Roman" w:hAnsi="Cascadia Code" w:cs="Cascadia Code"/>
+          <w:color w:val="C678DD"/>
+          <w:sz w:val="23"/>
+          <w:szCs w:val="23"/>
+          <w:lang w:val="en-US" w:eastAsia="ru-RU"/>
+        </w:rPr>
+        <w:t>except</w:t>
+      </w:r>
+      <w:r>
+        <w:rPr>
+          <w:rFonts w:ascii="Cascadia Code" w:eastAsia="Times New Roman" w:hAnsi="Cascadia Code" w:cs="Cascadia Code"/>
+          <w:color w:val="ABB2BF"/>
+          <w:sz w:val="23"/>
+          <w:szCs w:val="23"/>
+          <w:lang w:val="en-US" w:eastAsia="ru-RU"/>
+        </w:rPr>
+        <w:t xml:space="preserve"> </w:t>
+      </w:r>
+      <w:r>
+        <w:rPr>
+          <w:rFonts w:ascii="Cascadia Code" w:eastAsia="Times New Roman" w:hAnsi="Cascadia Code" w:cs="Cascadia Code"/>
+          <w:color w:val="56B6C2"/>
+          <w:sz w:val="23"/>
+          <w:szCs w:val="23"/>
+          <w:lang w:val="en-US" w:eastAsia="ru-RU"/>
+        </w:rPr>
+        <w:t>KeyboardInterrupt</w:t>
+      </w:r>
+      <w:r>
+        <w:rPr>
+          <w:rFonts w:ascii="Cascadia Code" w:eastAsia="Times New Roman" w:hAnsi="Cascadia Code" w:cs="Cascadia Code"/>
+          <w:color w:val="ABB2BF"/>
+          <w:sz w:val="23"/>
+          <w:szCs w:val="23"/>
+          <w:lang w:val="en-US" w:eastAsia="ru-RU"/>
+        </w:rPr>
+        <w:t>:</w:t>
+      </w:r>
+    </w:p>
+    <w:p>
+      <w:pPr>
+        <w:shd w:val="clear" w:color="auto" w:fill="282C34"/>
+        <w:spacing w:after="0" w:line="300" w:lineRule="atLeast"/>
+        <w:rPr>
+          <w:rFonts w:ascii="Cascadia Code" w:eastAsia="Times New Roman" w:hAnsi="Cascadia Code" w:cs="Cascadia Code"/>
+          <w:color w:val="ABB2BF"/>
+          <w:sz w:val="23"/>
+          <w:szCs w:val="23"/>
+          <w:lang w:val="en-US" w:eastAsia="ru-RU"/>
+        </w:rPr>
+      </w:pPr>
+      <w:r>
+        <w:rPr>
+          <w:rFonts w:ascii="Cascadia Code" w:eastAsia="Times New Roman" w:hAnsi="Cascadia Code" w:cs="Cascadia Code"/>
+          <w:color w:val="ABB2BF"/>
+          <w:sz w:val="23"/>
+          <w:szCs w:val="23"/>
+          <w:lang w:val="en-US" w:eastAsia="ru-RU"/>
+        </w:rPr>
+        <w:t xml:space="preserve">        </w:t>
+      </w:r>
+      <w:r>
+        <w:rPr>
+          <w:rFonts w:ascii="Cascadia Code" w:eastAsia="Times New Roman" w:hAnsi="Cascadia Code" w:cs="Cascadia Code"/>
+          <w:color w:val="56B6C2"/>
+          <w:sz w:val="23"/>
+          <w:szCs w:val="23"/>
+          <w:lang w:val="en-US" w:eastAsia="ru-RU"/>
+        </w:rPr>
+        <w:t>print</w:t>
+      </w:r>
+      <w:r>
+        <w:rPr>
+          <w:rFonts w:ascii="Cascadia Code" w:eastAsia="Times New Roman" w:hAnsi="Cascadia Code" w:cs="Cascadia Code"/>
+          <w:color w:val="ABB2BF"/>
+          <w:sz w:val="23"/>
+          <w:szCs w:val="23"/>
+          <w:lang w:val="en-US" w:eastAsia="ru-RU"/>
+        </w:rPr>
+        <w:t>(</w:t>
+      </w:r>
+      <w:r>
+        <w:rPr>
+          <w:rFonts w:ascii="Cascadia Code" w:eastAsia="Times New Roman" w:hAnsi="Cascadia Code" w:cs="Cascadia Code"/>
+          <w:color w:val="98C379"/>
+          <w:sz w:val="23"/>
+          <w:szCs w:val="23"/>
+          <w:lang w:val="en-US" w:eastAsia="ru-RU"/>
+        </w:rPr>
+        <w:t>"</w:t>
+      </w:r>
+      <w:r>
+        <w:rPr>
+          <w:rFonts w:ascii="Cascadia Code" w:eastAsia="Times New Roman" w:hAnsi="Cascadia Code" w:cs="Cascadia Code"/>
+          <w:color w:val="98C379"/>
+          <w:sz w:val="23"/>
+          <w:szCs w:val="23"/>
+          <w:lang w:eastAsia="ru-RU"/>
+        </w:rPr>
+        <w:t>Сервер</w:t>
+      </w:r>
+      <w:r>
+        <w:rPr>
+          <w:rFonts w:ascii="Cascadia Code" w:eastAsia="Times New Roman" w:hAnsi="Cascadia Code" w:cs="Cascadia Code"/>
+          <w:color w:val="98C379"/>
+          <w:sz w:val="23"/>
+          <w:szCs w:val="23"/>
+          <w:lang w:val="en-US" w:eastAsia="ru-RU"/>
+        </w:rPr>
+        <w:t xml:space="preserve"> </w:t>
+      </w:r>
+      <w:r>
+        <w:rPr>
+          <w:rFonts w:ascii="Cascadia Code" w:eastAsia="Times New Roman" w:hAnsi="Cascadia Code" w:cs="Cascadia Code"/>
+          <w:color w:val="98C379"/>
+          <w:sz w:val="23"/>
+          <w:szCs w:val="23"/>
+          <w:lang w:eastAsia="ru-RU"/>
+        </w:rPr>
+        <w:t>остановлен</w:t>
+      </w:r>
+      <w:r>
+        <w:rPr>
+          <w:rFonts w:ascii="Cascadia Code" w:eastAsia="Times New Roman" w:hAnsi="Cascadia Code" w:cs="Cascadia Code"/>
+          <w:color w:val="98C379"/>
+          <w:sz w:val="23"/>
+          <w:szCs w:val="23"/>
+          <w:lang w:val="en-US" w:eastAsia="ru-RU"/>
+        </w:rPr>
+        <w:t>"</w:t>
+      </w:r>
+      <w:r>
+        <w:rPr>
+          <w:rFonts w:ascii="Cascadia Code" w:eastAsia="Times New Roman" w:hAnsi="Cascadia Code" w:cs="Cascadia Code"/>
+          <w:color w:val="ABB2BF"/>
+          <w:sz w:val="23"/>
+          <w:szCs w:val="23"/>
+          <w:lang w:val="en-US" w:eastAsia="ru-RU"/>
+        </w:rPr>
+        <w:t>)</w:t>
+      </w:r>
+    </w:p>
+    <w:p>
+      <w:pPr>
+        <w:shd w:val="clear" w:color="auto" w:fill="282C34"/>
+        <w:spacing w:after="0" w:line="300" w:lineRule="atLeast"/>
+        <w:rPr>
+          <w:rFonts w:ascii="Cascadia Code" w:eastAsia="Times New Roman" w:hAnsi="Cascadia Code" w:cs="Cascadia Code"/>
+          <w:color w:val="ABB2BF"/>
+          <w:sz w:val="23"/>
+          <w:szCs w:val="23"/>
+          <w:lang w:val="en-US" w:eastAsia="ru-RU"/>
+        </w:rPr>
+      </w:pPr>
+      <w:r>
+        <w:rPr>
+          <w:rFonts w:ascii="Cascadia Code" w:eastAsia="Times New Roman" w:hAnsi="Cascadia Code" w:cs="Cascadia Code"/>
+          <w:color w:val="ABB2BF"/>
+          <w:sz w:val="23"/>
+          <w:szCs w:val="23"/>
+          <w:lang w:val="en-US" w:eastAsia="ru-RU"/>
+        </w:rPr>
+        <w:t>    server.server_close()</w:t>
+      </w:r>
+    </w:p>
+    <w:p>
+      <w:pPr>
+        <w:spacing w:after="0" w:line="240" w:lineRule="auto"/>
+        <w:rPr>
+          <w:rFonts w:ascii="Times New Roman" w:eastAsia="Times New Roman" w:hAnsi="Times New Roman" w:cs="Times New Roman"/>
+          <w:sz w:val="28"/>
+          <w:szCs w:val="28"/>
+          <w:lang w:val="en-US"/>
+        </w:rPr>
+      </w:pPr>
+    </w:p>
+    <w:p>
+      <w:pPr>
+        <w:spacing w:after="0" w:line="240" w:lineRule="auto"/>
+        <w:rPr>
+          <w:rFonts w:ascii="Times New Roman" w:eastAsia="Times New Roman" w:hAnsi="Times New Roman" w:cs="Times New Roman"/>
+          <w:sz w:val="28"/>
+          <w:szCs w:val="28"/>
+        </w:rPr>
+      </w:pPr>
+      <w:r>
+        <w:rPr>
+          <w:rFonts w:ascii="Times New Roman" w:eastAsia="Times New Roman" w:hAnsi="Times New Roman" w:cs="Times New Roman"/>
+          <w:sz w:val="28"/>
+          <w:szCs w:val="28"/>
+          <w:lang w:val="en-US"/>
+        </w:rPr>
+        <w:t xml:space="preserve">2. </w:t>
+      </w:r>
+      <w:r>
+        <w:rPr>
+          <w:rFonts w:ascii="Times New Roman" w:eastAsia="Times New Roman" w:hAnsi="Times New Roman" w:cs="Times New Roman"/>
+          <w:sz w:val="28"/>
+          <w:szCs w:val="28"/>
+        </w:rPr>
+        <w:t>Скриншоты</w:t>
+      </w:r>
+    </w:p>
+    <w:p>
+      <w:pPr>
+        <w:spacing w:after="0" w:line="240" w:lineRule="auto"/>
+        <w:rPr>
+          <w:rFonts w:ascii="Times New Roman" w:eastAsia="Times New Roman" w:hAnsi="Times New Roman" w:cs="Times New Roman"/>
+          <w:sz w:val="28"/>
+          <w:szCs w:val="28"/>
+          <w:lang w:val="en-US"/>
+        </w:rPr>
+      </w:pPr>
+      <w:r>
+        <w:rPr>
+          <w:rFonts w:ascii="Times New Roman" w:eastAsia="Times New Roman" w:hAnsi="Times New Roman" w:cs="Times New Roman"/>
+          <w:sz w:val="28"/>
+          <w:szCs w:val="28"/>
+        </w:rPr>
+        <w:t xml:space="preserve">Рисунок 1 – ответ </w:t>
+      </w:r>
+      <w:r>
+        <w:rPr>
+          <w:rFonts w:ascii="Times New Roman" w:eastAsia="Times New Roman" w:hAnsi="Times New Roman" w:cs="Times New Roman"/>
+          <w:sz w:val="28"/>
+          <w:szCs w:val="28"/>
+          <w:lang w:val="en-US"/>
+        </w:rPr>
+        <w:t>api/products</w:t>
+      </w:r>
+    </w:p>
+    <w:p>
+      <w:pPr>
+        <w:spacing w:after="0" w:line="240" w:lineRule="auto"/>
+        <w:rPr>
+          <w:rFonts w:ascii="Times New Roman" w:eastAsia="Times New Roman" w:hAnsi="Times New Roman" w:cs="Times New Roman"/>
+          <w:sz w:val="28"/>
+          <w:szCs w:val="28"/>
+        </w:rPr>
+      </w:pPr>
+      <w:r>
+        <w:rPr>
+          <w:noProof/>
+        </w:rPr>
+        <w:drawing>
+          <wp:inline distT="0" distB="0" distL="0" distR="0" wp14:anchorId="7364E7B1" wp14:editId="5E553218">
+            <wp:extent cx="5940425" cy="3155950"/>
+            <wp:effectExtent l="0" t="0" r="3175" b="6350"/>
+            <wp:docPr id="2" name="Рисунок 2"/>
+            <wp:cNvGraphicFramePr>
+              <a:graphicFrameLocks xmlns:a="http://schemas.openxmlformats.org/drawingml/2006/main" noChangeAspect="1"/>
+            </wp:cNvGraphicFramePr>
+            <a:graphic xmlns:a="http://schemas.openxmlformats.org/drawingml/2006/main">
+              <a:graphicData uri="http://schemas.openxmlformats.org/drawingml/2006/picture">
+                <pic:pic xmlns:pic="http://schemas.openxmlformats.org/drawingml/2006/picture">
+                  <pic:nvPicPr>
+                    <pic:cNvPr id="1" name=""/>
+                    <pic:cNvPicPr/>
+                  </pic:nvPicPr>
+                  <pic:blipFill>
+                    <a:blip r:embed="rId5"/>
+                    <a:stretch>
+                      <a:fillRect/>
+                    </a:stretch>
+                  </pic:blipFill>
+                  <pic:spPr>
+                    <a:xfrm>
+                      <a:off x="0" y="0"/>
+                      <a:ext cx="5940425" cy="3155950"/>
+                    </a:xfrm>
+                    <a:prstGeom prst="rect">
+                      <a:avLst/>
+                    </a:prstGeom>
+                  </pic:spPr>
+                </pic:pic>
+              </a:graphicData>
+            </a:graphic>
+          </wp:inline>
+        </w:drawing>
+      </w:r>
+    </w:p>
+    <w:p>
+      <w:pPr>
+        <w:spacing w:after="0" w:line="240" w:lineRule="auto"/>
+        <w:rPr>
+          <w:rFonts w:ascii="Times New Roman" w:eastAsia="Times New Roman" w:hAnsi="Times New Roman" w:cs="Times New Roman"/>
+          <w:sz w:val="28"/>
+          <w:szCs w:val="28"/>
+        </w:rPr>
+      </w:pPr>
+      <w:r>
+        <w:rPr>
+          <w:rFonts w:ascii="Times New Roman" w:eastAsia="Times New Roman" w:hAnsi="Times New Roman" w:cs="Times New Roman"/>
+          <w:sz w:val="28"/>
+          <w:szCs w:val="28"/>
+        </w:rPr>
+        <w:t xml:space="preserve">Рисунок 2 – </w:t>
+      </w:r>
+      <w:r>
+        <w:rPr>
+          <w:rFonts w:ascii="Times New Roman" w:eastAsia="Times New Roman" w:hAnsi="Times New Roman" w:cs="Times New Roman"/>
+          <w:sz w:val="28"/>
+          <w:szCs w:val="28"/>
+        </w:rPr>
+        <w:t xml:space="preserve">Фильтр по категории </w:t>
+      </w:r>
+      <w:r>
+        <w:rPr>
+          <w:rFonts w:ascii="Times New Roman" w:eastAsia="Times New Roman" w:hAnsi="Times New Roman" w:cs="Times New Roman"/>
+          <w:sz w:val="28"/>
+          <w:szCs w:val="28"/>
+        </w:rPr>
+        <w:t>ж</w:t>
+      </w:r>
+      <w:r>
+        <w:rPr>
+          <w:rFonts w:ascii="Times New Roman" w:eastAsia="Times New Roman" w:hAnsi="Times New Roman" w:cs="Times New Roman"/>
+          <w:sz w:val="28"/>
+          <w:szCs w:val="28"/>
+        </w:rPr>
+        <w:t>енская обувь с сортировкой по убыванию цены.</w:t>
+      </w:r>
+    </w:p>
+    <w:p>
+      <w:pPr>
+        <w:spacing w:after="0" w:line="240" w:lineRule="auto"/>
+        <w:rPr>
+          <w:rFonts w:ascii="Times New Roman" w:eastAsia="Times New Roman" w:hAnsi="Times New Roman" w:cs="Times New Roman"/>
+          <w:sz w:val="28"/>
+          <w:szCs w:val="28"/>
+        </w:rPr>
+      </w:pPr>
+    </w:p>
+    <w:p>
+      <w:pPr>
+        <w:spacing w:after="0" w:line="240" w:lineRule="auto"/>
+        <w:rPr>
+          <w:rFonts w:ascii="Times New Roman" w:eastAsia="Times New Roman" w:hAnsi="Times New Roman" w:cs="Times New Roman"/>
+          <w:sz w:val="28"/>
+          <w:szCs w:val="28"/>
+        </w:rPr>
+      </w:pPr>
+      <w:r>
+        <w:rPr>
+          <w:noProof/>
+        </w:rPr>
+        <w:lastRenderedPageBreak/>
+        <w:drawing>
+          <wp:inline distT="0" distB="0" distL="0" distR="0" wp14:anchorId="5F9EFDAC" wp14:editId="5FDCBC5C">
+            <wp:extent cx="5940425" cy="3155950"/>
+            <wp:effectExtent l="0" t="0" r="3175" b="6350"/>
+            <wp:docPr id="3" name="Рисунок 3"/>
+            <wp:cNvGraphicFramePr>
+              <a:graphicFrameLocks xmlns:a="http://schemas.openxmlformats.org/drawingml/2006/main" noChangeAspect="1"/>
+            </wp:cNvGraphicFramePr>
+            <a:graphic xmlns:a="http://schemas.openxmlformats.org/drawingml/2006/main">
+              <a:graphicData uri="http://schemas.openxmlformats.org/drawingml/2006/picture">
+                <pic:pic xmlns:pic="http://schemas.openxmlformats.org/drawingml/2006/picture">
+                  <pic:nvPicPr>
+                    <pic:cNvPr id="1" name=""/>
+                    <pic:cNvPicPr/>
+                  </pic:nvPicPr>
+                  <pic:blipFill>
+                    <a:blip r:embed="rId6"/>
+                    <a:stretch>
+                      <a:fillRect/>
+                    </a:stretch>
+                  </pic:blipFill>
+                  <pic:spPr>
+                    <a:xfrm>
+                      <a:off x="0" y="0"/>
+                      <a:ext cx="5940425" cy="3155950"/>
+                    </a:xfrm>
+                    <a:prstGeom prst="rect">
+                      <a:avLst/>
+                    </a:prstGeom>
+                  </pic:spPr>
+                </pic:pic>
+              </a:graphicData>
+            </a:graphic>
+          </wp:inline>
+        </w:drawing>
+      </w:r>
+    </w:p>
     <w:sectPr>
       <w:pgSz w:w="11906" w:h="16838"/>
       <w:pgMar w:top="1134" w:right="850" w:bottom="1134" w:left="1701" w:header="708" w:footer="708" w:gutter="0"/>
@@ -842,6 +10492,17 @@
     <w:semiHidden/>
     <w:unhideWhenUsed/>
   </w:style>
+  <w:style w:type="paragraph" w:styleId="a3">
+    <w:name w:val="List Paragraph"/>
+    <w:basedOn w:val="a"/>
+    <w:uiPriority w:val="34"/>
+    <w:qFormat/>
+    <w:rsid w:val="006858A6"/>
+    <w:pPr>
+      <w:ind w:left="720"/>
+      <w:contextualSpacing/>
+    </w:pPr>
+  </w:style>
 </w:styles>
 </file>
 
